--- a/arb/docx/017.content.docx
+++ b/arb/docx/017.content.docx
@@ -163,28 +163,6 @@
           <w:lang w:val="ar_AE" w:bidi="ar_AE"/>
         </w:rPr>
         <w:t>غ</w:t>
-      </w:r>
-      <w:r>
-        <w:rPr>
-          <w:lang w:val="ar_AE" w:bidi="ar_AE"/>
-        </w:rPr>
-      </w:r>
-    </w:p>
-    <w:p>
-      <w:pPr>
-        <w:bidi/>
-      </w:pPr>
-      <w:r>
-        <w:rPr>
-          <w:lang w:val="ar_AE" w:bidi="ar_AE"/>
-        </w:rPr>
-      </w:r>
-      <w:r>
-        <w:rPr>
-          <w:i/>
-          <w:lang w:val="ar_AE" w:bidi="ar_AE"/>
-        </w:rPr>
-        <w:t>الغرض من أحكام الله (الدينونة), الغرض من عهد سيناء, الغَرِيزَة الجِنْسِيَّة للإنسان, الغضب, الغلبة على إبليس, الغِنَى والفقر في أدب الحكمة, غزو, غضب الله</w:t>
       </w:r>
       <w:r>
         <w:rPr>

--- a/arb/docx/017.content.docx
+++ b/arb/docx/017.content.docx
@@ -22,7 +22,7 @@
         <w:rPr>
           <w:lang w:val="ar_AE" w:bidi="ar_AE"/>
         </w:rPr>
-        <w:t>Resource: Study Notes - Themes (Tyndale)</w:t>
+        <w:t>Resource: Tyndale Open Study Notes</w:t>
       </w:r>
       <w:r>
         <w:rPr>
@@ -122,7 +122,7 @@
         <w:rPr>
           <w:lang w:val="ar_AE" w:bidi="ar_AE"/>
         </w:rPr>
-        <w:t>Study Notes - Themes (Tyndale)</w:t>
+        <w:t>Tyndale Open Study Notes</w:t>
       </w:r>
     </w:p>
     <w:p>

--- a/arb/docx/017.content.docx
+++ b/arb/docx/017.content.docx
@@ -22,7 +22,7 @@
         <w:rPr>
           <w:lang w:val="ar_AE" w:bidi="ar_AE"/>
         </w:rPr>
-        <w:t>Resource: Tyndale Open Study Notes</w:t>
+        <w:t>Resource: Aquifer Open Study Notes (Themes)</w:t>
       </w:r>
       <w:r>
         <w:rPr>
@@ -122,7 +122,7 @@
         <w:rPr>
           <w:lang w:val="ar_AE" w:bidi="ar_AE"/>
         </w:rPr>
-        <w:t>Tyndale Open Study Notes</w:t>
+        <w:t>Aquifer Open Study Notes (Themes)</w:t>
       </w:r>
     </w:p>
     <w:p>

--- a/arb/docx/017.content.docx
+++ b/arb/docx/017.content.docx
@@ -9,6 +9,8 @@
       </w:pPr>
       <w:r>
         <w:rPr>
+          <w:rtl/>
+          <w:cs/>
           <w:lang w:val="ar_AE" w:bidi="ar_AE"/>
         </w:rPr>
       </w:r>
@@ -20,12 +22,16 @@
       </w:pPr>
       <w:r>
         <w:rPr>
+          <w:rtl/>
+          <w:cs/>
           <w:lang w:val="ar_AE" w:bidi="ar_AE"/>
         </w:rPr>
         <w:t>Resource: Aquifer Open Study Notes (Themes)</w:t>
       </w:r>
       <w:r>
         <w:rPr>
+          <w:rtl/>
+          <w:cs/>
           <w:lang w:val="ar_AE" w:bidi="ar_AE"/>
         </w:rPr>
       </w:r>
@@ -36,12 +42,16 @@
       </w:pPr>
       <w:r>
         <w:rPr>
+          <w:rtl/>
+          <w:cs/>
           <w:lang w:val="ar_AE" w:bidi="ar_AE"/>
         </w:rPr>
       </w:r>
       <w:r>
         <w:rPr>
           <w:b/>
+          <w:rtl/>
+          <w:cs/>
           <w:lang w:val="ar_AE" w:bidi="ar_AE"/>
         </w:rPr>
         <w:t>Aquifer Open Study Notes (Themes)</w:t>
@@ -53,35 +63,47 @@
       </w:pPr>
       <w:r>
         <w:rPr>
-          <w:lang w:val="ar_AE" w:bidi="ar_AE"/>
-        </w:rPr>
-      </w:r>
-      <w:r>
-        <w:rPr>
+          <w:rtl/>
+          <w:cs/>
+          <w:lang w:val="ar_AE" w:bidi="ar_AE"/>
+        </w:rPr>
+      </w:r>
+      <w:r>
+        <w:rPr>
+          <w:rtl/>
+          <w:cs/>
           <w:lang w:val="ar_AE" w:bidi="ar_AE"/>
         </w:rPr>
         <w:t xml:space="preserve">This work is an adaptation of </w:t>
       </w:r>
       <w:r>
         <w:rPr>
+          <w:rtl/>
+          <w:cs/>
           <w:lang w:val="ar_AE" w:bidi="ar_AE"/>
         </w:rPr>
         <w:t>Tyndale Open Study Notes</w:t>
       </w:r>
       <w:r>
         <w:rPr>
+          <w:rtl/>
+          <w:cs/>
           <w:lang w:val="ar_AE" w:bidi="ar_AE"/>
         </w:rPr>
         <w:t xml:space="preserve"> © 2023 Tyndale House Publishers, licensed under the CC BY-SA 4.0 license. The adaptation, </w:t>
       </w:r>
       <w:r>
         <w:rPr>
+          <w:rtl/>
+          <w:cs/>
           <w:lang w:val="ar_AE" w:bidi="ar_AE"/>
         </w:rPr>
         <w:t>Aquifer Open Study Notes</w:t>
       </w:r>
       <w:r>
         <w:rPr>
+          <w:rtl/>
+          <w:cs/>
           <w:lang w:val="ar_AE" w:bidi="ar_AE"/>
         </w:rPr>
         <w:t>, was created by Mission Mutual and is also licensed under CC BY-SA 4.0.</w:t>
@@ -93,22 +115,30 @@
       </w:pPr>
       <w:r>
         <w:rPr>
-          <w:lang w:val="ar_AE" w:bidi="ar_AE"/>
-        </w:rPr>
-      </w:r>
-      <w:r>
-        <w:rPr>
+          <w:rtl/>
+          <w:cs/>
+          <w:lang w:val="ar_AE" w:bidi="ar_AE"/>
+        </w:rPr>
+      </w:r>
+      <w:r>
+        <w:rPr>
+          <w:rtl/>
+          <w:cs/>
           <w:lang w:val="ar_AE" w:bidi="ar_AE"/>
         </w:rPr>
         <w:t>This resource has been adapted into multiple languages, including English, Tok Pisin, Arabic (عربي), French (Français), Hindi (हिंदी), Indonesian (Bahasa Indonesia), Portuguese (Português), Russian (Русский), Spanish (Español), Swahili (Kiswahili), and Simplified Chinese (简体中文).</w:t>
       </w:r>
       <w:r>
         <w:rPr>
-          <w:lang w:val="ar_AE" w:bidi="ar_AE"/>
-        </w:rPr>
-      </w:r>
-      <w:r>
-        <w:rPr>
+          <w:rtl/>
+          <w:cs/>
+          <w:lang w:val="ar_AE" w:bidi="ar_AE"/>
+        </w:rPr>
+      </w:r>
+      <w:r>
+        <w:rPr>
+          <w:rtl/>
+          <w:cs/>
           <w:lang w:val="ar_AE" w:bidi="ar_AE"/>
         </w:rPr>
       </w:r>
@@ -120,6 +150,8 @@
       </w:pPr>
       <w:r>
         <w:rPr>
+          <w:rtl/>
+          <w:cs/>
           <w:lang w:val="ar_AE" w:bidi="ar_AE"/>
         </w:rPr>
         <w:t>Aquifer Open Study Notes (Themes)</w:t>
@@ -149,6 +181,8 @@
       </w:pPr>
       <w:r>
         <w:rPr>
+          <w:rtl/>
+          <w:cs/>
           <w:lang w:val="ar_AE" w:bidi="ar_AE"/>
         </w:rPr>
       </w:r>
@@ -160,12 +194,16 @@
       </w:pPr>
       <w:r>
         <w:rPr>
+          <w:rtl/>
+          <w:cs/>
           <w:lang w:val="ar_AE" w:bidi="ar_AE"/>
         </w:rPr>
         <w:t>غ</w:t>
       </w:r>
       <w:r>
         <w:rPr>
+          <w:rtl/>
+          <w:cs/>
           <w:lang w:val="ar_AE" w:bidi="ar_AE"/>
         </w:rPr>
       </w:r>
@@ -176,22 +214,30 @@
       </w:pPr>
       <w:r>
         <w:rPr>
-          <w:lang w:val="ar_AE" w:bidi="ar_AE"/>
-        </w:rPr>
-      </w:r>
-      <w:r>
-        <w:rPr>
+          <w:rtl/>
+          <w:cs/>
+          <w:lang w:val="ar_AE" w:bidi="ar_AE"/>
+        </w:rPr>
+      </w:r>
+      <w:r>
+        <w:rPr>
+          <w:rtl/>
+          <w:cs/>
           <w:lang w:val="ar_AE" w:bidi="ar_AE"/>
         </w:rPr>
         <w:t xml:space="preserve"> </w:t>
       </w:r>
       <w:r>
         <w:rPr>
-          <w:lang w:val="ar_AE" w:bidi="ar_AE"/>
-        </w:rPr>
-      </w:r>
-      <w:r>
-        <w:rPr>
+          <w:rtl/>
+          <w:cs/>
+          <w:lang w:val="ar_AE" w:bidi="ar_AE"/>
+        </w:rPr>
+      </w:r>
+      <w:r>
+        <w:rPr>
+          <w:rtl/>
+          <w:cs/>
           <w:lang w:val="ar_AE" w:bidi="ar_AE"/>
         </w:rPr>
       </w:r>
@@ -217,6 +263,8 @@
       </w:pPr>
       <w:r>
         <w:rPr>
+          <w:rtl/>
+          <w:cs/>
           <w:lang w:val="ar_AE" w:bidi="ar_AE"/>
         </w:rPr>
       </w:r>
@@ -228,12 +276,16 @@
       </w:pPr>
       <w:r>
         <w:rPr>
+          <w:rtl/>
+          <w:cs/>
           <w:lang w:val="ar_AE" w:bidi="ar_AE"/>
         </w:rPr>
         <w:t>الغرض من أحكام الله (الدينونة)</w:t>
       </w:r>
       <w:r>
         <w:rPr>
+          <w:rtl/>
+          <w:cs/>
           <w:lang w:val="ar_AE" w:bidi="ar_AE"/>
         </w:rPr>
       </w:r>
@@ -244,11 +296,15 @@
       </w:pPr>
       <w:r>
         <w:rPr>
-          <w:lang w:val="ar_AE" w:bidi="ar_AE"/>
-        </w:rPr>
-      </w:r>
-      <w:r>
-        <w:rPr>
+          <w:rtl/>
+          <w:cs/>
+          <w:lang w:val="ar_AE" w:bidi="ar_AE"/>
+        </w:rPr>
+      </w:r>
+      <w:r>
+        <w:rPr>
+          <w:rtl/>
+          <w:cs/>
           <w:lang w:val="ar_AE" w:bidi="ar_AE"/>
         </w:rPr>
         <w:t>ما الغرض من أحكام (دينونة) الله؟ هل تهدف إلى تحقيق الخلاص، أم أنها لا تهدف إلا للتدمير؟ توفر الأحكام (الدينونة) في سفر الرؤيا بعض الإجابات للاسترشاد بها.</w:t>
@@ -260,17 +316,23 @@
       </w:pPr>
       <w:r>
         <w:rPr>
-          <w:lang w:val="ar_AE" w:bidi="ar_AE"/>
-        </w:rPr>
-      </w:r>
-      <w:r>
-        <w:rPr>
+          <w:rtl/>
+          <w:cs/>
+          <w:lang w:val="ar_AE" w:bidi="ar_AE"/>
+        </w:rPr>
+      </w:r>
+      <w:r>
+        <w:rPr>
+          <w:rtl/>
+          <w:cs/>
           <w:lang w:val="ar_AE" w:bidi="ar_AE"/>
         </w:rPr>
         <w:t>في نهاية البوق السادس، ورغم كل الأوبئة، فبعض الناس الذين بقوا "</w:t>
       </w:r>
       <w:r>
         <w:rPr>
+          <w:rtl/>
+          <w:cs/>
           <w:lang w:val="ar_AE" w:bidi="ar_AE"/>
         </w:rPr>
         <w:t xml:space="preserve">لَمْ يَتُوبُوا عَنْ أَعْمَالِ أَيْدِيهِمْ،" </w:t>
@@ -278,6 +340,8 @@
       <w:hyperlink r:id="rId13">
         <w:r>
           <w:rPr>
+            <w:rtl/>
+            <w:cs/>
             <w:lang w:val="ar_AE" w:bidi="ar_AE"/>
           </w:rPr>
           <w:rPr>
@@ -289,6 +353,8 @@
       </w:hyperlink>
       <w:r>
         <w:rPr>
+          <w:rtl/>
+          <w:cs/>
           <w:lang w:val="ar_AE" w:bidi="ar_AE"/>
         </w:rPr>
         <w:t>). والبعض لن يتغيروا مهما حدث لهم حتى تحت الضغط.</w:t>
@@ -300,11 +366,15 @@
       </w:pPr>
       <w:r>
         <w:rPr>
-          <w:lang w:val="ar_AE" w:bidi="ar_AE"/>
-        </w:rPr>
-      </w:r>
-      <w:r>
-        <w:rPr>
+          <w:rtl/>
+          <w:cs/>
+          <w:lang w:val="ar_AE" w:bidi="ar_AE"/>
+        </w:rPr>
+      </w:r>
+      <w:r>
+        <w:rPr>
+          <w:rtl/>
+          <w:cs/>
           <w:lang w:val="ar_AE" w:bidi="ar_AE"/>
         </w:rPr>
         <w:t>المعذبون من البوق الخامس سيطلبون الموت ويفضلونه على الرجوع إلى الله بالتوبة (</w:t>
@@ -312,6 +382,8 @@
       <w:hyperlink r:id="rId14">
         <w:r>
           <w:rPr>
+            <w:rtl/>
+            <w:cs/>
             <w:lang w:val="ar_AE" w:bidi="ar_AE"/>
           </w:rPr>
           <w:rPr>
@@ -323,6 +395,8 @@
       </w:hyperlink>
       <w:r>
         <w:rPr>
+          <w:rtl/>
+          <w:cs/>
           <w:lang w:val="ar_AE" w:bidi="ar_AE"/>
         </w:rPr>
         <w:t>). وكثيرون يختارون الموت عن الاعتراف بخطاياهم.</w:t>
@@ -334,23 +408,31 @@
       </w:pPr>
       <w:r>
         <w:rPr>
-          <w:lang w:val="ar_AE" w:bidi="ar_AE"/>
-        </w:rPr>
-      </w:r>
-      <w:r>
-        <w:rPr>
+          <w:rtl/>
+          <w:cs/>
+          <w:lang w:val="ar_AE" w:bidi="ar_AE"/>
+        </w:rPr>
+      </w:r>
+      <w:r>
+        <w:rPr>
+          <w:rtl/>
+          <w:cs/>
           <w:lang w:val="ar_AE" w:bidi="ar_AE"/>
         </w:rPr>
         <w:t>في الخَتْم السادس، طلب الناس من الصخور أن تسقط عليهم لتخفيهم عن"</w:t>
       </w:r>
       <w:r>
         <w:rPr>
+          <w:rtl/>
+          <w:cs/>
           <w:lang w:val="ar_AE" w:bidi="ar_AE"/>
         </w:rPr>
         <w:t>غَضَبِ ٱلْخَرُوفِ</w:t>
       </w:r>
       <w:r>
         <w:rPr>
+          <w:rtl/>
+          <w:cs/>
           <w:lang w:val="ar_AE" w:bidi="ar_AE"/>
         </w:rPr>
         <w:t>" (</w:t>
@@ -358,6 +440,8 @@
       <w:hyperlink r:id="rId15">
         <w:r>
           <w:rPr>
+            <w:rtl/>
+            <w:cs/>
             <w:lang w:val="ar_AE" w:bidi="ar_AE"/>
           </w:rPr>
           <w:rPr>
@@ -369,6 +453,8 @@
       </w:hyperlink>
       <w:r>
         <w:rPr>
+          <w:rtl/>
+          <w:cs/>
           <w:lang w:val="ar_AE" w:bidi="ar_AE"/>
         </w:rPr>
         <w:t>). فرغبتهم في الهروب من الحكم أو الدينونة إنما يعكس خوفهم من الله وليس الثقة فيه أو الاتكال عليه.</w:t>
@@ -380,11 +466,15 @@
       </w:pPr>
       <w:r>
         <w:rPr>
-          <w:lang w:val="ar_AE" w:bidi="ar_AE"/>
-        </w:rPr>
-      </w:r>
-      <w:r>
-        <w:rPr>
+          <w:rtl/>
+          <w:cs/>
+          <w:lang w:val="ar_AE" w:bidi="ar_AE"/>
+        </w:rPr>
+      </w:r>
+      <w:r>
+        <w:rPr>
+          <w:rtl/>
+          <w:cs/>
           <w:lang w:val="ar_AE" w:bidi="ar_AE"/>
         </w:rPr>
         <w:t>يؤكد الوحي على دينونة الله العادلة النهائية وفكرة القصاص أو الجزاء (</w:t>
@@ -392,6 +482,8 @@
       <w:hyperlink r:id="rId16">
         <w:r>
           <w:rPr>
+            <w:rtl/>
+            <w:cs/>
             <w:lang w:val="ar_AE" w:bidi="ar_AE"/>
           </w:rPr>
           <w:rPr>
@@ -403,6 +495,8 @@
       </w:hyperlink>
       <w:r>
         <w:rPr>
+          <w:rtl/>
+          <w:cs/>
           <w:lang w:val="ar_AE" w:bidi="ar_AE"/>
         </w:rPr>
         <w:t xml:space="preserve">). وأن المؤمنين وغير المؤمنين سينالون ما يستحقون (انظر </w:t>
@@ -410,6 +504,8 @@
       <w:hyperlink r:id="rId17">
         <w:r>
           <w:rPr>
+            <w:rtl/>
+            <w:cs/>
             <w:lang w:val="ar_AE" w:bidi="ar_AE"/>
           </w:rPr>
           <w:rPr>
@@ -421,6 +517,8 @@
       </w:hyperlink>
       <w:r>
         <w:rPr>
+          <w:rtl/>
+          <w:cs/>
           <w:lang w:val="ar_AE" w:bidi="ar_AE"/>
         </w:rPr>
         <w:t xml:space="preserve">؛ </w:t>
@@ -428,6 +526,8 @@
       <w:hyperlink r:id="rId18">
         <w:r>
           <w:rPr>
+            <w:rtl/>
+            <w:cs/>
             <w:lang w:val="ar_AE" w:bidi="ar_AE"/>
           </w:rPr>
           <w:rPr>
@@ -439,6 +539,8 @@
       </w:hyperlink>
       <w:r>
         <w:rPr>
+          <w:rtl/>
+          <w:cs/>
           <w:lang w:val="ar_AE" w:bidi="ar_AE"/>
         </w:rPr>
         <w:t xml:space="preserve">؛ </w:t>
@@ -446,6 +548,8 @@
       <w:hyperlink r:id="rId19">
         <w:r>
           <w:rPr>
+            <w:rtl/>
+            <w:cs/>
             <w:lang w:val="ar_AE" w:bidi="ar_AE"/>
           </w:rPr>
           <w:rPr>
@@ -457,6 +561,8 @@
       </w:hyperlink>
       <w:r>
         <w:rPr>
+          <w:rtl/>
+          <w:cs/>
           <w:lang w:val="ar_AE" w:bidi="ar_AE"/>
         </w:rPr>
         <w:t xml:space="preserve">؛ </w:t>
@@ -464,6 +570,8 @@
       <w:hyperlink r:id="rId20">
         <w:r>
           <w:rPr>
+            <w:rtl/>
+            <w:cs/>
             <w:lang w:val="ar_AE" w:bidi="ar_AE"/>
           </w:rPr>
           <w:rPr>
@@ -475,6 +583,8 @@
       </w:hyperlink>
       <w:r>
         <w:rPr>
+          <w:rtl/>
+          <w:cs/>
           <w:lang w:val="ar_AE" w:bidi="ar_AE"/>
         </w:rPr>
         <w:t xml:space="preserve">؛ </w:t>
@@ -482,6 +592,8 @@
       <w:hyperlink r:id="rId21">
         <w:r>
           <w:rPr>
+            <w:rtl/>
+            <w:cs/>
             <w:lang w:val="ar_AE" w:bidi="ar_AE"/>
           </w:rPr>
           <w:rPr>
@@ -493,6 +605,8 @@
       </w:hyperlink>
       <w:r>
         <w:rPr>
+          <w:rtl/>
+          <w:cs/>
           <w:lang w:val="ar_AE" w:bidi="ar_AE"/>
         </w:rPr>
         <w:t xml:space="preserve">؛ </w:t>
@@ -500,6 +614,8 @@
       <w:hyperlink r:id="rId22">
         <w:r>
           <w:rPr>
+            <w:rtl/>
+            <w:cs/>
             <w:lang w:val="ar_AE" w:bidi="ar_AE"/>
           </w:rPr>
           <w:rPr>
@@ -511,6 +627,8 @@
       </w:hyperlink>
       <w:r>
         <w:rPr>
+          <w:rtl/>
+          <w:cs/>
           <w:lang w:val="ar_AE" w:bidi="ar_AE"/>
         </w:rPr>
         <w:t>).</w:t>
@@ -522,11 +640,15 @@
       </w:pPr>
       <w:r>
         <w:rPr>
-          <w:lang w:val="ar_AE" w:bidi="ar_AE"/>
-        </w:rPr>
-      </w:r>
-      <w:r>
-        <w:rPr>
+          <w:rtl/>
+          <w:cs/>
+          <w:lang w:val="ar_AE" w:bidi="ar_AE"/>
+        </w:rPr>
+      </w:r>
+      <w:r>
+        <w:rPr>
+          <w:rtl/>
+          <w:cs/>
           <w:lang w:val="ar_AE" w:bidi="ar_AE"/>
         </w:rPr>
         <w:t>إن أحكام (دينونة) الله هي استجابة جزئية لصلوات القديسين وصراخاتهم من أجل العدالة. لكن الدينونة (الحكم) تتم حسب توقيت الله، لا بتوقيتنا نحن (</w:t>
@@ -534,6 +656,8 @@
       <w:hyperlink r:id="rId23">
         <w:r>
           <w:rPr>
+            <w:rtl/>
+            <w:cs/>
             <w:lang w:val="ar_AE" w:bidi="ar_AE"/>
           </w:rPr>
           <w:rPr>
@@ -545,6 +669,8 @@
       </w:hyperlink>
       <w:r>
         <w:rPr>
+          <w:rtl/>
+          <w:cs/>
           <w:lang w:val="ar_AE" w:bidi="ar_AE"/>
         </w:rPr>
         <w:t xml:space="preserve">؛ </w:t>
@@ -552,6 +678,8 @@
       <w:hyperlink r:id="rId24">
         <w:r>
           <w:rPr>
+            <w:rtl/>
+            <w:cs/>
             <w:lang w:val="ar_AE" w:bidi="ar_AE"/>
           </w:rPr>
           <w:rPr>
@@ -563,6 +691,8 @@
       </w:hyperlink>
       <w:r>
         <w:rPr>
+          <w:rtl/>
+          <w:cs/>
           <w:lang w:val="ar_AE" w:bidi="ar_AE"/>
         </w:rPr>
         <w:t>).</w:t>
@@ -574,11 +704,15 @@
       </w:pPr>
       <w:r>
         <w:rPr>
-          <w:lang w:val="ar_AE" w:bidi="ar_AE"/>
-        </w:rPr>
-      </w:r>
-      <w:r>
-        <w:rPr>
+          <w:rtl/>
+          <w:cs/>
+          <w:lang w:val="ar_AE" w:bidi="ar_AE"/>
+        </w:rPr>
+      </w:r>
+      <w:r>
+        <w:rPr>
+          <w:rtl/>
+          <w:cs/>
           <w:lang w:val="ar_AE" w:bidi="ar_AE"/>
         </w:rPr>
         <w:t>تُظهر الأحكام (الدينونة)، المشابهة للضربات على مصر، أن الآلهة الأرضية وأعداء الله لا يمتلكون القوة (</w:t>
@@ -586,6 +720,8 @@
       <w:hyperlink r:id="rId25">
         <w:r>
           <w:rPr>
+            <w:rtl/>
+            <w:cs/>
             <w:lang w:val="ar_AE" w:bidi="ar_AE"/>
           </w:rPr>
           <w:rPr>
@@ -597,6 +733,8 @@
       </w:hyperlink>
       <w:r>
         <w:rPr>
+          <w:rtl/>
+          <w:cs/>
           <w:lang w:val="ar_AE" w:bidi="ar_AE"/>
         </w:rPr>
         <w:t xml:space="preserve">؛ </w:t>
@@ -604,6 +742,8 @@
       <w:hyperlink r:id="rId26">
         <w:r>
           <w:rPr>
+            <w:rtl/>
+            <w:cs/>
             <w:lang w:val="ar_AE" w:bidi="ar_AE"/>
           </w:rPr>
           <w:rPr>
@@ -615,6 +755,8 @@
       </w:hyperlink>
       <w:r>
         <w:rPr>
+          <w:rtl/>
+          <w:cs/>
           <w:lang w:val="ar_AE" w:bidi="ar_AE"/>
         </w:rPr>
         <w:t xml:space="preserve">؛ قارن </w:t>
@@ -622,6 +764,8 @@
       <w:hyperlink r:id="rId27">
         <w:r>
           <w:rPr>
+            <w:rtl/>
+            <w:cs/>
             <w:lang w:val="ar_AE" w:bidi="ar_AE"/>
           </w:rPr>
           <w:rPr>
@@ -633,6 +777,8 @@
       </w:hyperlink>
       <w:r>
         <w:rPr>
+          <w:rtl/>
+          <w:cs/>
           <w:lang w:val="ar_AE" w:bidi="ar_AE"/>
         </w:rPr>
         <w:t xml:space="preserve">؛ </w:t>
@@ -640,6 +786,8 @@
       <w:hyperlink r:id="rId28">
         <w:r>
           <w:rPr>
+            <w:rtl/>
+            <w:cs/>
             <w:lang w:val="ar_AE" w:bidi="ar_AE"/>
           </w:rPr>
           <w:rPr>
@@ -651,6 +799,8 @@
       </w:hyperlink>
       <w:r>
         <w:rPr>
+          <w:rtl/>
+          <w:cs/>
           <w:lang w:val="ar_AE" w:bidi="ar_AE"/>
         </w:rPr>
         <w:t xml:space="preserve">؛ </w:t>
@@ -658,6 +808,8 @@
       <w:hyperlink r:id="rId29">
         <w:r>
           <w:rPr>
+            <w:rtl/>
+            <w:cs/>
             <w:lang w:val="ar_AE" w:bidi="ar_AE"/>
           </w:rPr>
           <w:rPr>
@@ -669,6 +821,8 @@
       </w:hyperlink>
       <w:r>
         <w:rPr>
+          <w:rtl/>
+          <w:cs/>
           <w:lang w:val="ar_AE" w:bidi="ar_AE"/>
         </w:rPr>
         <w:t>).</w:t>
@@ -680,11 +834,15 @@
       </w:pPr>
       <w:r>
         <w:rPr>
-          <w:lang w:val="ar_AE" w:bidi="ar_AE"/>
-        </w:rPr>
-      </w:r>
-      <w:r>
-        <w:rPr>
+          <w:rtl/>
+          <w:cs/>
+          <w:lang w:val="ar_AE" w:bidi="ar_AE"/>
+        </w:rPr>
+      </w:r>
+      <w:r>
+        <w:rPr>
+          <w:rtl/>
+          <w:cs/>
           <w:lang w:val="ar_AE" w:bidi="ar_AE"/>
         </w:rPr>
         <w:t>الأحكام (الدينونة) هي جزء من إرساليّة الله وتوفر فرصة أخيرة للتوبة (</w:t>
@@ -692,6 +850,8 @@
       <w:hyperlink r:id="rId30">
         <w:r>
           <w:rPr>
+            <w:rtl/>
+            <w:cs/>
             <w:lang w:val="ar_AE" w:bidi="ar_AE"/>
           </w:rPr>
           <w:rPr>
@@ -703,6 +863,8 @@
       </w:hyperlink>
       <w:r>
         <w:rPr>
+          <w:rtl/>
+          <w:cs/>
           <w:lang w:val="ar_AE" w:bidi="ar_AE"/>
         </w:rPr>
         <w:t xml:space="preserve">؛ انظر </w:t>
@@ -710,6 +872,8 @@
       <w:hyperlink r:id="rId13">
         <w:r>
           <w:rPr>
+            <w:rtl/>
+            <w:cs/>
             <w:lang w:val="ar_AE" w:bidi="ar_AE"/>
           </w:rPr>
           <w:rPr>
@@ -721,6 +885,8 @@
       </w:hyperlink>
       <w:r>
         <w:rPr>
+          <w:rtl/>
+          <w:cs/>
           <w:lang w:val="ar_AE" w:bidi="ar_AE"/>
         </w:rPr>
         <w:t xml:space="preserve">؛ </w:t>
@@ -728,6 +894,8 @@
       <w:hyperlink r:id="rId31">
         <w:r>
           <w:rPr>
+            <w:rtl/>
+            <w:cs/>
             <w:lang w:val="ar_AE" w:bidi="ar_AE"/>
           </w:rPr>
           <w:rPr>
@@ -739,6 +907,8 @@
       </w:hyperlink>
       <w:r>
         <w:rPr>
+          <w:rtl/>
+          <w:cs/>
           <w:lang w:val="ar_AE" w:bidi="ar_AE"/>
         </w:rPr>
         <w:t xml:space="preserve"> </w:t>
@@ -746,6 +916,8 @@
       <w:hyperlink r:id="rId32">
         <w:r>
           <w:rPr>
+            <w:rtl/>
+            <w:cs/>
             <w:lang w:val="ar_AE" w:bidi="ar_AE"/>
           </w:rPr>
           <w:rPr>
@@ -757,6 +929,8 @@
       </w:hyperlink>
       <w:r>
         <w:rPr>
+          <w:rtl/>
+          <w:cs/>
           <w:lang w:val="ar_AE" w:bidi="ar_AE"/>
         </w:rPr>
         <w:t xml:space="preserve"> </w:t>
@@ -764,6 +938,8 @@
       <w:hyperlink r:id="rId33">
         <w:r>
           <w:rPr>
+            <w:rtl/>
+            <w:cs/>
             <w:lang w:val="ar_AE" w:bidi="ar_AE"/>
           </w:rPr>
           <w:rPr>
@@ -775,6 +951,8 @@
       </w:hyperlink>
       <w:r>
         <w:rPr>
+          <w:rtl/>
+          <w:cs/>
           <w:lang w:val="ar_AE" w:bidi="ar_AE"/>
         </w:rPr>
         <w:t>).</w:t>
@@ -786,11 +964,15 @@
       </w:pPr>
       <w:r>
         <w:rPr>
-          <w:lang w:val="ar_AE" w:bidi="ar_AE"/>
-        </w:rPr>
-      </w:r>
-      <w:r>
-        <w:rPr>
+          <w:rtl/>
+          <w:cs/>
+          <w:lang w:val="ar_AE" w:bidi="ar_AE"/>
+        </w:rPr>
+      </w:r>
+      <w:r>
+        <w:rPr>
+          <w:rtl/>
+          <w:cs/>
           <w:lang w:val="ar_AE" w:bidi="ar_AE"/>
         </w:rPr>
         <w:t>لقد أوضح الله أن الخطية خاطئة جدًا وأن الدينونة قادمة (</w:t>
@@ -798,6 +980,8 @@
       <w:hyperlink r:id="rId34">
         <w:r>
           <w:rPr>
+            <w:rtl/>
+            <w:cs/>
             <w:lang w:val="ar_AE" w:bidi="ar_AE"/>
           </w:rPr>
           <w:rPr>
@@ -809,6 +993,8 @@
       </w:hyperlink>
       <w:r>
         <w:rPr>
+          <w:rtl/>
+          <w:cs/>
           <w:lang w:val="ar_AE" w:bidi="ar_AE"/>
         </w:rPr>
         <w:t>). ومع ذلك، لا يزال كثيرون يرفضون التوبة وقبول نعمة الله (</w:t>
@@ -816,6 +1002,8 @@
       <w:hyperlink r:id="rId35">
         <w:r>
           <w:rPr>
+            <w:rtl/>
+            <w:cs/>
             <w:lang w:val="ar_AE" w:bidi="ar_AE"/>
           </w:rPr>
           <w:rPr>
@@ -827,6 +1015,8 @@
       </w:hyperlink>
       <w:r>
         <w:rPr>
+          <w:rtl/>
+          <w:cs/>
           <w:lang w:val="ar_AE" w:bidi="ar_AE"/>
         </w:rPr>
         <w:t>). حتى في الأيام الأخيرة، عندما يرسل الله شهوده لتحذيرهم من الهلاك القادم، كثيرون سيختارون دعم قُوَى الشر. سيحتفلون بسقوط أنبياء الله (</w:t>
@@ -834,6 +1024,8 @@
       <w:hyperlink r:id="rId36">
         <w:r>
           <w:rPr>
+            <w:rtl/>
+            <w:cs/>
             <w:lang w:val="ar_AE" w:bidi="ar_AE"/>
           </w:rPr>
           <w:rPr>
@@ -845,6 +1037,8 @@
       </w:hyperlink>
       <w:r>
         <w:rPr>
+          <w:rtl/>
+          <w:cs/>
           <w:lang w:val="ar_AE" w:bidi="ar_AE"/>
         </w:rPr>
         <w:t>). فمن يقاومون الله ويبتعدون عنه، سيلفظهم الله في النهاية ويزيلهم عن محضره.</w:t>
@@ -856,11 +1050,15 @@
       </w:pPr>
       <w:r>
         <w:rPr>
-          <w:lang w:val="ar_AE" w:bidi="ar_AE"/>
-        </w:rPr>
-      </w:r>
-      <w:r>
-        <w:rPr>
+          <w:rtl/>
+          <w:cs/>
+          <w:lang w:val="ar_AE" w:bidi="ar_AE"/>
+        </w:rPr>
+      </w:r>
+      <w:r>
+        <w:rPr>
+          <w:rtl/>
+          <w:cs/>
           <w:lang w:val="ar_AE" w:bidi="ar_AE"/>
         </w:rPr>
         <w:t xml:space="preserve">إن دينونة التمرد والحُكم على الأفعال الشريرة أمر حتمي (انظر </w:t>
@@ -868,6 +1066,8 @@
       <w:hyperlink r:id="rId37">
         <w:r>
           <w:rPr>
+            <w:rtl/>
+            <w:cs/>
             <w:lang w:val="ar_AE" w:bidi="ar_AE"/>
           </w:rPr>
           <w:rPr>
@@ -879,6 +1079,8 @@
       </w:hyperlink>
       <w:r>
         <w:rPr>
+          <w:rtl/>
+          <w:cs/>
           <w:lang w:val="ar_AE" w:bidi="ar_AE"/>
         </w:rPr>
         <w:t xml:space="preserve">). ومع ذلك، ينتظر الله بكل أناة ولطف توبة الناس مقدمًا لهم نعمته الغنيّة (انظر </w:t>
@@ -886,6 +1088,8 @@
       <w:hyperlink r:id="rId38">
         <w:r>
           <w:rPr>
+            <w:rtl/>
+            <w:cs/>
             <w:lang w:val="ar_AE" w:bidi="ar_AE"/>
           </w:rPr>
           <w:rPr>
@@ -897,6 +1101,8 @@
       </w:hyperlink>
       <w:r>
         <w:rPr>
+          <w:rtl/>
+          <w:cs/>
           <w:lang w:val="ar_AE" w:bidi="ar_AE"/>
         </w:rPr>
         <w:t xml:space="preserve">؛ </w:t>
@@ -904,6 +1110,8 @@
       <w:hyperlink r:id="rId39">
         <w:r>
           <w:rPr>
+            <w:rtl/>
+            <w:cs/>
             <w:lang w:val="ar_AE" w:bidi="ar_AE"/>
           </w:rPr>
           <w:rPr>
@@ -915,6 +1123,8 @@
       </w:hyperlink>
       <w:r>
         <w:rPr>
+          <w:rtl/>
+          <w:cs/>
           <w:lang w:val="ar_AE" w:bidi="ar_AE"/>
         </w:rPr>
         <w:t>). لذلك، فهذه التحذيرات بشأن الدينونة هي فرصة للتغيير.</w:t>
@@ -926,12 +1136,16 @@
       </w:pPr>
       <w:r>
         <w:rPr>
+          <w:rtl/>
+          <w:cs/>
           <w:lang w:val="ar_AE" w:bidi="ar_AE"/>
         </w:rPr>
       </w:r>
       <w:r>
         <w:rPr>
           <w:u w:val="single"/>
+          <w:rtl/>
+          <w:cs/>
           <w:lang w:val="ar_AE" w:bidi="ar_AE"/>
         </w:rPr>
         <w:t>مقاطع كتابية لدراسة أعمق</w:t>
@@ -943,12 +1157,16 @@
       </w:pPr>
       <w:r>
         <w:rPr>
+          <w:rtl/>
+          <w:cs/>
           <w:lang w:val="ar_AE" w:bidi="ar_AE"/>
         </w:rPr>
       </w:r>
       <w:hyperlink r:id="rId40">
         <w:r>
           <w:rPr>
+            <w:rtl/>
+            <w:cs/>
             <w:lang w:val="ar_AE" w:bidi="ar_AE"/>
           </w:rPr>
           <w:rPr>
@@ -960,6 +1178,8 @@
       </w:hyperlink>
       <w:r>
         <w:rPr>
+          <w:rtl/>
+          <w:cs/>
           <w:lang w:val="ar_AE" w:bidi="ar_AE"/>
         </w:rPr>
         <w:t xml:space="preserve">؛ </w:t>
@@ -967,6 +1187,8 @@
       <w:hyperlink r:id="rId26">
         <w:r>
           <w:rPr>
+            <w:rtl/>
+            <w:cs/>
             <w:lang w:val="ar_AE" w:bidi="ar_AE"/>
           </w:rPr>
           <w:rPr>
@@ -978,6 +1200,8 @@
       </w:hyperlink>
       <w:r>
         <w:rPr>
+          <w:rtl/>
+          <w:cs/>
           <w:lang w:val="ar_AE" w:bidi="ar_AE"/>
         </w:rPr>
         <w:t xml:space="preserve">؛ </w:t>
@@ -985,6 +1209,8 @@
       <w:hyperlink r:id="rId41">
         <w:r>
           <w:rPr>
+            <w:rtl/>
+            <w:cs/>
             <w:lang w:val="ar_AE" w:bidi="ar_AE"/>
           </w:rPr>
           <w:rPr>
@@ -996,6 +1222,8 @@
       </w:hyperlink>
       <w:r>
         <w:rPr>
+          <w:rtl/>
+          <w:cs/>
           <w:lang w:val="ar_AE" w:bidi="ar_AE"/>
         </w:rPr>
         <w:t xml:space="preserve">؛ </w:t>
@@ -1003,6 +1231,8 @@
       <w:hyperlink r:id="rId42">
         <w:r>
           <w:rPr>
+            <w:rtl/>
+            <w:cs/>
             <w:lang w:val="ar_AE" w:bidi="ar_AE"/>
           </w:rPr>
           <w:rPr>
@@ -1014,6 +1244,8 @@
       </w:hyperlink>
       <w:r>
         <w:rPr>
+          <w:rtl/>
+          <w:cs/>
           <w:lang w:val="ar_AE" w:bidi="ar_AE"/>
         </w:rPr>
         <w:t xml:space="preserve">؛ </w:t>
@@ -1021,6 +1253,8 @@
       <w:hyperlink r:id="rId43">
         <w:r>
           <w:rPr>
+            <w:rtl/>
+            <w:cs/>
             <w:lang w:val="ar_AE" w:bidi="ar_AE"/>
           </w:rPr>
           <w:rPr>
@@ -1032,6 +1266,8 @@
       </w:hyperlink>
       <w:r>
         <w:rPr>
+          <w:rtl/>
+          <w:cs/>
           <w:lang w:val="ar_AE" w:bidi="ar_AE"/>
         </w:rPr>
         <w:t xml:space="preserve">؛ </w:t>
@@ -1039,6 +1275,8 @@
       <w:hyperlink r:id="rId44">
         <w:r>
           <w:rPr>
+            <w:rtl/>
+            <w:cs/>
             <w:lang w:val="ar_AE" w:bidi="ar_AE"/>
           </w:rPr>
           <w:rPr>
@@ -1050,6 +1288,8 @@
       </w:hyperlink>
       <w:r>
         <w:rPr>
+          <w:rtl/>
+          <w:cs/>
           <w:lang w:val="ar_AE" w:bidi="ar_AE"/>
         </w:rPr>
         <w:t xml:space="preserve">؛ </w:t>
@@ -1057,6 +1297,8 @@
       <w:hyperlink r:id="rId45">
         <w:r>
           <w:rPr>
+            <w:rtl/>
+            <w:cs/>
             <w:lang w:val="ar_AE" w:bidi="ar_AE"/>
           </w:rPr>
           <w:rPr>
@@ -1068,6 +1310,8 @@
       </w:hyperlink>
       <w:r>
         <w:rPr>
+          <w:rtl/>
+          <w:cs/>
           <w:lang w:val="ar_AE" w:bidi="ar_AE"/>
         </w:rPr>
         <w:t xml:space="preserve">؛ </w:t>
@@ -1075,6 +1319,8 @@
       <w:hyperlink r:id="rId46">
         <w:r>
           <w:rPr>
+            <w:rtl/>
+            <w:cs/>
             <w:lang w:val="ar_AE" w:bidi="ar_AE"/>
           </w:rPr>
           <w:rPr>
@@ -1086,6 +1332,8 @@
       </w:hyperlink>
       <w:r>
         <w:rPr>
+          <w:rtl/>
+          <w:cs/>
           <w:lang w:val="ar_AE" w:bidi="ar_AE"/>
         </w:rPr>
         <w:t xml:space="preserve">؛ </w:t>
@@ -1093,6 +1341,8 @@
       <w:hyperlink r:id="rId47">
         <w:r>
           <w:rPr>
+            <w:rtl/>
+            <w:cs/>
             <w:lang w:val="ar_AE" w:bidi="ar_AE"/>
           </w:rPr>
           <w:rPr>
@@ -1104,6 +1354,8 @@
       </w:hyperlink>
       <w:r>
         <w:rPr>
+          <w:rtl/>
+          <w:cs/>
           <w:lang w:val="ar_AE" w:bidi="ar_AE"/>
         </w:rPr>
         <w:t xml:space="preserve">؛ </w:t>
@@ -1111,6 +1363,8 @@
       <w:hyperlink r:id="rId48">
         <w:r>
           <w:rPr>
+            <w:rtl/>
+            <w:cs/>
             <w:lang w:val="ar_AE" w:bidi="ar_AE"/>
           </w:rPr>
           <w:rPr>
@@ -1122,6 +1376,8 @@
       </w:hyperlink>
       <w:r>
         <w:rPr>
+          <w:rtl/>
+          <w:cs/>
           <w:lang w:val="ar_AE" w:bidi="ar_AE"/>
         </w:rPr>
         <w:t xml:space="preserve">؛ </w:t>
@@ -1129,6 +1385,8 @@
       <w:hyperlink r:id="rId49">
         <w:r>
           <w:rPr>
+            <w:rtl/>
+            <w:cs/>
             <w:lang w:val="ar_AE" w:bidi="ar_AE"/>
           </w:rPr>
           <w:rPr>
@@ -1140,6 +1398,8 @@
       </w:hyperlink>
       <w:r>
         <w:rPr>
+          <w:rtl/>
+          <w:cs/>
           <w:lang w:val="ar_AE" w:bidi="ar_AE"/>
         </w:rPr>
         <w:t xml:space="preserve">؛ </w:t>
@@ -1147,6 +1407,8 @@
       <w:hyperlink r:id="rId50">
         <w:r>
           <w:rPr>
+            <w:rtl/>
+            <w:cs/>
             <w:lang w:val="ar_AE" w:bidi="ar_AE"/>
           </w:rPr>
           <w:rPr>
@@ -1158,6 +1420,8 @@
       </w:hyperlink>
       <w:r>
         <w:rPr>
+          <w:rtl/>
+          <w:cs/>
           <w:lang w:val="ar_AE" w:bidi="ar_AE"/>
         </w:rPr>
         <w:t xml:space="preserve">؛ </w:t>
@@ -1165,6 +1429,8 @@
       <w:hyperlink r:id="rId51">
         <w:r>
           <w:rPr>
+            <w:rtl/>
+            <w:cs/>
             <w:lang w:val="ar_AE" w:bidi="ar_AE"/>
           </w:rPr>
           <w:rPr>
@@ -1176,6 +1442,8 @@
       </w:hyperlink>
       <w:r>
         <w:rPr>
+          <w:rtl/>
+          <w:cs/>
           <w:lang w:val="ar_AE" w:bidi="ar_AE"/>
         </w:rPr>
         <w:t xml:space="preserve">؛ </w:t>
@@ -1183,6 +1451,8 @@
       <w:hyperlink r:id="rId52">
         <w:r>
           <w:rPr>
+            <w:rtl/>
+            <w:cs/>
             <w:lang w:val="ar_AE" w:bidi="ar_AE"/>
           </w:rPr>
           <w:rPr>
@@ -1194,6 +1464,8 @@
       </w:hyperlink>
       <w:r>
         <w:rPr>
+          <w:rtl/>
+          <w:cs/>
           <w:lang w:val="ar_AE" w:bidi="ar_AE"/>
         </w:rPr>
         <w:t xml:space="preserve">؛ </w:t>
@@ -1201,6 +1473,8 @@
       <w:hyperlink r:id="rId53">
         <w:r>
           <w:rPr>
+            <w:rtl/>
+            <w:cs/>
             <w:lang w:val="ar_AE" w:bidi="ar_AE"/>
           </w:rPr>
           <w:rPr>
@@ -1212,6 +1486,8 @@
       </w:hyperlink>
       <w:r>
         <w:rPr>
+          <w:rtl/>
+          <w:cs/>
           <w:lang w:val="ar_AE" w:bidi="ar_AE"/>
         </w:rPr>
         <w:t xml:space="preserve">؛ </w:t>
@@ -1219,6 +1495,8 @@
       <w:hyperlink r:id="rId54">
         <w:r>
           <w:rPr>
+            <w:rtl/>
+            <w:cs/>
             <w:lang w:val="ar_AE" w:bidi="ar_AE"/>
           </w:rPr>
           <w:rPr>
@@ -1230,6 +1508,8 @@
       </w:hyperlink>
       <w:r>
         <w:rPr>
+          <w:rtl/>
+          <w:cs/>
           <w:lang w:val="ar_AE" w:bidi="ar_AE"/>
         </w:rPr>
         <w:t xml:space="preserve">؛ </w:t>
@@ -1237,6 +1517,8 @@
       <w:hyperlink r:id="rId55">
         <w:r>
           <w:rPr>
+            <w:rtl/>
+            <w:cs/>
             <w:lang w:val="ar_AE" w:bidi="ar_AE"/>
           </w:rPr>
           <w:rPr>
@@ -1248,6 +1530,8 @@
       </w:hyperlink>
       <w:r>
         <w:rPr>
+          <w:rtl/>
+          <w:cs/>
           <w:lang w:val="ar_AE" w:bidi="ar_AE"/>
         </w:rPr>
         <w:t xml:space="preserve">؛ </w:t>
@@ -1255,6 +1539,8 @@
       <w:hyperlink r:id="rId56">
         <w:r>
           <w:rPr>
+            <w:rtl/>
+            <w:cs/>
             <w:lang w:val="ar_AE" w:bidi="ar_AE"/>
           </w:rPr>
           <w:rPr>
@@ -1266,6 +1552,8 @@
       </w:hyperlink>
       <w:r>
         <w:rPr>
+          <w:rtl/>
+          <w:cs/>
           <w:lang w:val="ar_AE" w:bidi="ar_AE"/>
         </w:rPr>
         <w:t xml:space="preserve">؛ </w:t>
@@ -1273,6 +1561,8 @@
       <w:hyperlink r:id="rId57">
         <w:r>
           <w:rPr>
+            <w:rtl/>
+            <w:cs/>
             <w:lang w:val="ar_AE" w:bidi="ar_AE"/>
           </w:rPr>
           <w:rPr>
@@ -1284,6 +1574,8 @@
       </w:hyperlink>
       <w:r>
         <w:rPr>
+          <w:rtl/>
+          <w:cs/>
           <w:lang w:val="ar_AE" w:bidi="ar_AE"/>
         </w:rPr>
         <w:t xml:space="preserve">؛ </w:t>
@@ -1291,6 +1583,8 @@
       <w:hyperlink r:id="rId13">
         <w:r>
           <w:rPr>
+            <w:rtl/>
+            <w:cs/>
             <w:lang w:val="ar_AE" w:bidi="ar_AE"/>
           </w:rPr>
           <w:rPr>
@@ -1302,11 +1596,15 @@
       </w:hyperlink>
       <w:r>
         <w:rPr>
-          <w:lang w:val="ar_AE" w:bidi="ar_AE"/>
-        </w:rPr>
-      </w:r>
-      <w:r>
-        <w:rPr>
+          <w:rtl/>
+          <w:cs/>
+          <w:lang w:val="ar_AE" w:bidi="ar_AE"/>
+        </w:rPr>
+      </w:r>
+      <w:r>
+        <w:rPr>
+          <w:rtl/>
+          <w:cs/>
           <w:lang w:val="ar_AE" w:bidi="ar_AE"/>
         </w:rPr>
       </w:r>
@@ -1317,6 +1615,8 @@
       </w:pPr>
       <w:r>
         <w:rPr>
+          <w:rtl/>
+          <w:cs/>
           <w:lang w:val="ar_AE" w:bidi="ar_AE"/>
         </w:rPr>
       </w:r>
@@ -1328,12 +1628,16 @@
       </w:pPr>
       <w:r>
         <w:rPr>
+          <w:rtl/>
+          <w:cs/>
           <w:lang w:val="ar_AE" w:bidi="ar_AE"/>
         </w:rPr>
         <w:t>الغرض من عهد سيناء</w:t>
       </w:r>
       <w:r>
         <w:rPr>
+          <w:rtl/>
+          <w:cs/>
           <w:lang w:val="ar_AE" w:bidi="ar_AE"/>
         </w:rPr>
       </w:r>
@@ -1344,11 +1648,15 @@
       </w:pPr>
       <w:r>
         <w:rPr>
-          <w:lang w:val="ar_AE" w:bidi="ar_AE"/>
-        </w:rPr>
-      </w:r>
-      <w:r>
-        <w:rPr>
+          <w:rtl/>
+          <w:cs/>
+          <w:lang w:val="ar_AE" w:bidi="ar_AE"/>
+        </w:rPr>
+      </w:r>
+      <w:r>
+        <w:rPr>
+          <w:rtl/>
+          <w:cs/>
           <w:lang w:val="ar_AE" w:bidi="ar_AE"/>
         </w:rPr>
         <w:t>كان معظم ما تعلّمه بنو إسرائيل عن الحقيقة المطلقة من المصريين خطأً. فليس هناك آلهة متعددة؛ بل يوجد إله واحد فقط. وأن الخالق صالح بشكل كامل، والشر ينشأ من التمرد عليه. ولا يمكن الحصول على بركات الله عن طريق السحر أو بمحاولات للتأثير على الرب؛ فبركات الله تُمنح مجانًا لمن يخضعون له بمحبة.</w:t>
@@ -1360,11 +1668,15 @@
       </w:pPr>
       <w:r>
         <w:rPr>
-          <w:lang w:val="ar_AE" w:bidi="ar_AE"/>
-        </w:rPr>
-      </w:r>
-      <w:r>
-        <w:rPr>
+          <w:rtl/>
+          <w:cs/>
+          <w:lang w:val="ar_AE" w:bidi="ar_AE"/>
+        </w:rPr>
+      </w:r>
+      <w:r>
+        <w:rPr>
+          <w:rtl/>
+          <w:cs/>
           <w:lang w:val="ar_AE" w:bidi="ar_AE"/>
         </w:rPr>
         <w:t>عندما خرج بنو إسرائيل من مصر، لم يكونوا قد فهموا الله كما أرادهم الله أن يفهموه. ومن خلال الضربات ومعجزة عبور البحر الأحمر، تعلّموا عن قدرة الله الفريدة. وفي البرية، اكتشفوا عناية الله ورعايته لهم. ومع ذلك، لم يكونوا قد تعرّفوا بعد على طبيعة الله وشخصيته. كان العهد في سيناء اتفاقًا خاصًا بين الله وبني إسرائيل، وقد صُمم هذا العهد ليعلّمهم عن طبيعة الله وصفاته من خلال اتّباعهم للتوراة، التي هي تعليماته ووصاياه.</w:t>
@@ -1376,11 +1688,15 @@
       </w:pPr>
       <w:r>
         <w:rPr>
-          <w:lang w:val="ar_AE" w:bidi="ar_AE"/>
-        </w:rPr>
-      </w:r>
-      <w:r>
-        <w:rPr>
+          <w:rtl/>
+          <w:cs/>
+          <w:lang w:val="ar_AE" w:bidi="ar_AE"/>
+        </w:rPr>
+      </w:r>
+      <w:r>
+        <w:rPr>
+          <w:rtl/>
+          <w:cs/>
           <w:lang w:val="ar_AE" w:bidi="ar_AE"/>
         </w:rPr>
         <w:t xml:space="preserve">اتّبع العهد شكلاً سياسيًا معروفًا، وهو معاهدة </w:t>
@@ -1388,12 +1704,16 @@
       <w:r>
         <w:rPr>
           <w:i/>
+          <w:rtl/>
+          <w:cs/>
           <w:lang w:val="ar_AE" w:bidi="ar_AE"/>
         </w:rPr>
         <w:t>السيد والتابع.</w:t>
       </w:r>
       <w:r>
         <w:rPr>
+          <w:rtl/>
+          <w:cs/>
           <w:lang w:val="ar_AE" w:bidi="ar_AE"/>
         </w:rPr>
         <w:t xml:space="preserve"> في هذا النوع من المعاهدات، يُبرِم ملك قوي (</w:t>
@@ -1401,12 +1721,16 @@
       <w:r>
         <w:rPr>
           <w:i/>
+          <w:rtl/>
+          <w:cs/>
           <w:lang w:val="ar_AE" w:bidi="ar_AE"/>
         </w:rPr>
         <w:t>السيد</w:t>
       </w:r>
       <w:r>
         <w:rPr>
+          <w:rtl/>
+          <w:cs/>
           <w:lang w:val="ar_AE" w:bidi="ar_AE"/>
         </w:rPr>
         <w:t>) معاهدة مع شعب قد أخضعه (</w:t>
@@ -1414,12 +1738,16 @@
       <w:r>
         <w:rPr>
           <w:i/>
+          <w:rtl/>
+          <w:cs/>
           <w:lang w:val="ar_AE" w:bidi="ar_AE"/>
         </w:rPr>
         <w:t>الشعب التابع</w:t>
       </w:r>
       <w:r>
         <w:rPr>
+          <w:rtl/>
+          <w:cs/>
           <w:lang w:val="ar_AE" w:bidi="ar_AE"/>
         </w:rPr>
         <w:t>)، حيث يتعهد الشعب الذي قُهِرَ بالولاء الكامل للملك والالتزام باتباع أوامره، وفي المقابل، يتعهد الملك برعايتهم وحمايتهم من الأعداء. وفي العهد الذي تم على جبل سيناء، طلب الله من الشعب الولاء الكامل له باعتباره إلههم الوحيد، وأراد منهم أن يعيشوا بطريقة تعكس إرادته وطبيعته كخالقهم وملكهم.</w:t>
@@ -1431,11 +1759,15 @@
       </w:pPr>
       <w:r>
         <w:rPr>
-          <w:lang w:val="ar_AE" w:bidi="ar_AE"/>
-        </w:rPr>
-      </w:r>
-      <w:r>
-        <w:rPr>
+          <w:rtl/>
+          <w:cs/>
+          <w:lang w:val="ar_AE" w:bidi="ar_AE"/>
+        </w:rPr>
+      </w:r>
+      <w:r>
+        <w:rPr>
+          <w:rtl/>
+          <w:cs/>
           <w:lang w:val="ar_AE" w:bidi="ar_AE"/>
         </w:rPr>
         <w:t>أراد الله من بني إسرائيل أن يطيعوه ببساطة، ولكن منذ سقوط الإنسان الأول، صار هناك مشكلة جذريّة في روح الإنسان (</w:t>
@@ -1443,6 +1775,8 @@
       <w:hyperlink r:id="rId58">
         <w:r>
           <w:rPr>
+            <w:rtl/>
+            <w:cs/>
             <w:lang w:val="ar_AE" w:bidi="ar_AE"/>
           </w:rPr>
           <w:rPr>
@@ -1454,18 +1788,24 @@
       </w:hyperlink>
       <w:r>
         <w:rPr>
+          <w:rtl/>
+          <w:cs/>
           <w:lang w:val="ar_AE" w:bidi="ar_AE"/>
         </w:rPr>
         <w:t xml:space="preserve">)، مما جعل الطاعة البسيطة مستحيلة بالنسبة لهم، لأن إرادتهم لم تكن خاضعة. كان العهد صالحًا، لكن </w:t>
       </w:r>
       <w:r>
         <w:rPr>
+          <w:rtl/>
+          <w:cs/>
           <w:lang w:val="ar_AE" w:bidi="ar_AE"/>
         </w:rPr>
         <w:t>ٱلنَّامُوسُ كان عَاجِزًا</w:t>
       </w:r>
       <w:r>
         <w:rPr>
+          <w:rtl/>
+          <w:cs/>
           <w:lang w:val="ar_AE" w:bidi="ar_AE"/>
         </w:rPr>
         <w:t xml:space="preserve"> على تمكين بني إسرائيل من الالتزام به (</w:t>
@@ -1473,6 +1813,8 @@
       <w:hyperlink r:id="rId59">
         <w:r>
           <w:rPr>
+            <w:rtl/>
+            <w:cs/>
             <w:lang w:val="ar_AE" w:bidi="ar_AE"/>
           </w:rPr>
           <w:rPr>
@@ -1484,6 +1826,8 @@
       </w:hyperlink>
       <w:r>
         <w:rPr>
+          <w:rtl/>
+          <w:cs/>
           <w:lang w:val="ar_AE" w:bidi="ar_AE"/>
         </w:rPr>
         <w:t xml:space="preserve">; </w:t>
@@ -1491,6 +1835,8 @@
       <w:hyperlink r:id="rId60">
         <w:r>
           <w:rPr>
+            <w:rtl/>
+            <w:cs/>
             <w:lang w:val="ar_AE" w:bidi="ar_AE"/>
           </w:rPr>
           <w:rPr>
@@ -1502,6 +1848,8 @@
       </w:hyperlink>
       <w:r>
         <w:rPr>
+          <w:rtl/>
+          <w:cs/>
           <w:lang w:val="ar_AE" w:bidi="ar_AE"/>
         </w:rPr>
         <w:t>). ومن دون روح الله، لا نستطيع أن نعمل ما ينبغي، ولا أن نشارك في صفات الخالق. أمّا الآن، فبعد أن مات يسوع ذبيحةً على الصليب لإزالة خطايانا، صار الله يمنح لذين يثقون بالمسيح القوة بروحه حتى يتمموا غاية العهد الجديد ويشتركوا في طبيعة قداسة الله.</w:t>
@@ -1513,12 +1861,16 @@
       </w:pPr>
       <w:r>
         <w:rPr>
+          <w:rtl/>
+          <w:cs/>
           <w:lang w:val="ar_AE" w:bidi="ar_AE"/>
         </w:rPr>
       </w:r>
       <w:r>
         <w:rPr>
           <w:u w:val="single"/>
+          <w:rtl/>
+          <w:cs/>
           <w:lang w:val="ar_AE" w:bidi="ar_AE"/>
         </w:rPr>
         <w:t>مقاطع لمزيد من الدراسة</w:t>
@@ -1530,12 +1882,16 @@
       </w:pPr>
       <w:r>
         <w:rPr>
+          <w:rtl/>
+          <w:cs/>
           <w:lang w:val="ar_AE" w:bidi="ar_AE"/>
         </w:rPr>
       </w:r>
       <w:hyperlink r:id="rId61">
         <w:r>
           <w:rPr>
+            <w:rtl/>
+            <w:cs/>
             <w:lang w:val="ar_AE" w:bidi="ar_AE"/>
           </w:rPr>
           <w:rPr>
@@ -1547,6 +1903,8 @@
       </w:hyperlink>
       <w:r>
         <w:rPr>
+          <w:rtl/>
+          <w:cs/>
           <w:lang w:val="ar_AE" w:bidi="ar_AE"/>
         </w:rPr>
         <w:t xml:space="preserve">; </w:t>
@@ -1554,6 +1912,8 @@
       <w:hyperlink r:id="rId62">
         <w:r>
           <w:rPr>
+            <w:rtl/>
+            <w:cs/>
             <w:lang w:val="ar_AE" w:bidi="ar_AE"/>
           </w:rPr>
           <w:rPr>
@@ -1565,6 +1925,8 @@
       </w:hyperlink>
       <w:r>
         <w:rPr>
+          <w:rtl/>
+          <w:cs/>
           <w:lang w:val="ar_AE" w:bidi="ar_AE"/>
         </w:rPr>
         <w:t xml:space="preserve">; </w:t>
@@ -1572,6 +1934,8 @@
       <w:hyperlink r:id="rId63">
         <w:r>
           <w:rPr>
+            <w:rtl/>
+            <w:cs/>
             <w:lang w:val="ar_AE" w:bidi="ar_AE"/>
           </w:rPr>
           <w:rPr>
@@ -1583,6 +1947,8 @@
       </w:hyperlink>
       <w:r>
         <w:rPr>
+          <w:rtl/>
+          <w:cs/>
           <w:lang w:val="ar_AE" w:bidi="ar_AE"/>
         </w:rPr>
         <w:t xml:space="preserve">; </w:t>
@@ -1590,6 +1956,8 @@
       <w:hyperlink r:id="rId64">
         <w:r>
           <w:rPr>
+            <w:rtl/>
+            <w:cs/>
             <w:lang w:val="ar_AE" w:bidi="ar_AE"/>
           </w:rPr>
           <w:rPr>
@@ -1601,6 +1969,8 @@
       </w:hyperlink>
       <w:r>
         <w:rPr>
+          <w:rtl/>
+          <w:cs/>
           <w:lang w:val="ar_AE" w:bidi="ar_AE"/>
         </w:rPr>
         <w:t xml:space="preserve">; </w:t>
@@ -1608,6 +1978,8 @@
       <w:hyperlink r:id="rId65">
         <w:r>
           <w:rPr>
+            <w:rtl/>
+            <w:cs/>
             <w:lang w:val="ar_AE" w:bidi="ar_AE"/>
           </w:rPr>
           <w:rPr>
@@ -1619,6 +1991,8 @@
       </w:hyperlink>
       <w:r>
         <w:rPr>
+          <w:rtl/>
+          <w:cs/>
           <w:lang w:val="ar_AE" w:bidi="ar_AE"/>
         </w:rPr>
         <w:t xml:space="preserve">; </w:t>
@@ -1626,6 +2000,8 @@
       <w:hyperlink r:id="rId66">
         <w:r>
           <w:rPr>
+            <w:rtl/>
+            <w:cs/>
             <w:lang w:val="ar_AE" w:bidi="ar_AE"/>
           </w:rPr>
           <w:rPr>
@@ -1637,6 +2013,8 @@
       </w:hyperlink>
       <w:r>
         <w:rPr>
+          <w:rtl/>
+          <w:cs/>
           <w:lang w:val="ar_AE" w:bidi="ar_AE"/>
         </w:rPr>
         <w:t xml:space="preserve">; </w:t>
@@ -1644,6 +2022,8 @@
       <w:hyperlink r:id="rId67">
         <w:r>
           <w:rPr>
+            <w:rtl/>
+            <w:cs/>
             <w:lang w:val="ar_AE" w:bidi="ar_AE"/>
           </w:rPr>
           <w:rPr>
@@ -1655,6 +2035,8 @@
       </w:hyperlink>
       <w:r>
         <w:rPr>
+          <w:rtl/>
+          <w:cs/>
           <w:lang w:val="ar_AE" w:bidi="ar_AE"/>
         </w:rPr>
         <w:t xml:space="preserve">; </w:t>
@@ -1662,6 +2044,8 @@
       <w:hyperlink r:id="rId68">
         <w:r>
           <w:rPr>
+            <w:rtl/>
+            <w:cs/>
             <w:lang w:val="ar_AE" w:bidi="ar_AE"/>
           </w:rPr>
           <w:rPr>
@@ -1673,6 +2057,8 @@
       </w:hyperlink>
       <w:r>
         <w:rPr>
+          <w:rtl/>
+          <w:cs/>
           <w:lang w:val="ar_AE" w:bidi="ar_AE"/>
         </w:rPr>
         <w:t xml:space="preserve">; </w:t>
@@ -1680,6 +2066,8 @@
       <w:hyperlink r:id="rId69">
         <w:r>
           <w:rPr>
+            <w:rtl/>
+            <w:cs/>
             <w:lang w:val="ar_AE" w:bidi="ar_AE"/>
           </w:rPr>
           <w:rPr>
@@ -1691,11 +2079,15 @@
       </w:hyperlink>
       <w:r>
         <w:rPr>
-          <w:lang w:val="ar_AE" w:bidi="ar_AE"/>
-        </w:rPr>
-      </w:r>
-      <w:r>
-        <w:rPr>
+          <w:rtl/>
+          <w:cs/>
+          <w:lang w:val="ar_AE" w:bidi="ar_AE"/>
+        </w:rPr>
+      </w:r>
+      <w:r>
+        <w:rPr>
+          <w:rtl/>
+          <w:cs/>
           <w:lang w:val="ar_AE" w:bidi="ar_AE"/>
         </w:rPr>
       </w:r>
@@ -1706,6 +2098,8 @@
       </w:pPr>
       <w:r>
         <w:rPr>
+          <w:rtl/>
+          <w:cs/>
           <w:lang w:val="ar_AE" w:bidi="ar_AE"/>
         </w:rPr>
       </w:r>
@@ -1717,12 +2111,16 @@
       </w:pPr>
       <w:r>
         <w:rPr>
+          <w:rtl/>
+          <w:cs/>
           <w:lang w:val="ar_AE" w:bidi="ar_AE"/>
         </w:rPr>
         <w:t>الغَرِيزَة الجِنْسِيَّة للإنسان</w:t>
       </w:r>
       <w:r>
         <w:rPr>
+          <w:rtl/>
+          <w:cs/>
           <w:lang w:val="ar_AE" w:bidi="ar_AE"/>
         </w:rPr>
       </w:r>
@@ -1733,11 +2131,15 @@
       </w:pPr>
       <w:r>
         <w:rPr>
-          <w:lang w:val="ar_AE" w:bidi="ar_AE"/>
-        </w:rPr>
-      </w:r>
-      <w:r>
-        <w:rPr>
+          <w:rtl/>
+          <w:cs/>
+          <w:lang w:val="ar_AE" w:bidi="ar_AE"/>
+        </w:rPr>
+      </w:r>
+      <w:r>
+        <w:rPr>
+          <w:rtl/>
+          <w:cs/>
           <w:lang w:val="ar_AE" w:bidi="ar_AE"/>
         </w:rPr>
         <w:t>عندما خلق الله الإنسان الأول على صورته، خلقهم ذكرًا وأنثى (</w:t>
@@ -1745,6 +2147,8 @@
       <w:hyperlink r:id="rId70">
         <w:r>
           <w:rPr>
+            <w:rtl/>
+            <w:cs/>
             <w:lang w:val="ar_AE" w:bidi="ar_AE"/>
           </w:rPr>
           <w:rPr>
@@ -1756,6 +2160,8 @@
       </w:hyperlink>
       <w:r>
         <w:rPr>
+          <w:rtl/>
+          <w:cs/>
           <w:lang w:val="ar_AE" w:bidi="ar_AE"/>
         </w:rPr>
         <w:t>). منحهم الله القدرة على إنجاب الأطفال عن طريق غرزيتهم الجنسية، وذلك لكي يملأوا الأرض، ويعتنوا بها (</w:t>
@@ -1763,6 +2169,8 @@
       <w:hyperlink r:id="rId71">
         <w:r>
           <w:rPr>
+            <w:rtl/>
+            <w:cs/>
             <w:lang w:val="ar_AE" w:bidi="ar_AE"/>
           </w:rPr>
           <w:rPr>
@@ -1774,6 +2182,8 @@
       </w:hyperlink>
       <w:r>
         <w:rPr>
+          <w:rtl/>
+          <w:cs/>
           <w:lang w:val="ar_AE" w:bidi="ar_AE"/>
         </w:rPr>
         <w:t>). كما خلق الله الغَرِيزَة الجِنْسِيَّة ليتشارك الزوج والزوجة صداقة عميقة وحميمية في الزواج (</w:t>
@@ -1781,6 +2191,8 @@
       <w:hyperlink r:id="rId72">
         <w:r>
           <w:rPr>
+            <w:rtl/>
+            <w:cs/>
             <w:lang w:val="ar_AE" w:bidi="ar_AE"/>
           </w:rPr>
           <w:rPr>
@@ -1792,18 +2204,24 @@
       </w:hyperlink>
       <w:r>
         <w:rPr>
+          <w:rtl/>
+          <w:cs/>
           <w:lang w:val="ar_AE" w:bidi="ar_AE"/>
         </w:rPr>
         <w:t xml:space="preserve">). سواء أكنا ذكرًا أم أنثى فهذا جزء أساسي من بشريتنا. وعندما نظر الله إلى كل ما خلقه، بما في ذلك الغَرِيزَة الجِنْسِيَّة للإنسان، قال إنه </w:t>
       </w:r>
       <w:r>
         <w:rPr>
+          <w:rtl/>
+          <w:cs/>
           <w:lang w:val="ar_AE" w:bidi="ar_AE"/>
         </w:rPr>
         <w:t>"حَسَنٌ جِدًّا.</w:t>
       </w:r>
       <w:r>
         <w:rPr>
+          <w:rtl/>
+          <w:cs/>
           <w:lang w:val="ar_AE" w:bidi="ar_AE"/>
         </w:rPr>
         <w:t>" (</w:t>
@@ -1811,6 +2229,8 @@
       <w:hyperlink r:id="rId73">
         <w:r>
           <w:rPr>
+            <w:rtl/>
+            <w:cs/>
             <w:lang w:val="ar_AE" w:bidi="ar_AE"/>
           </w:rPr>
           <w:rPr>
@@ -1822,6 +2242,8 @@
       </w:hyperlink>
       <w:r>
         <w:rPr>
+          <w:rtl/>
+          <w:cs/>
           <w:lang w:val="ar_AE" w:bidi="ar_AE"/>
         </w:rPr>
         <w:t>).</w:t>
@@ -1833,23 +2255,31 @@
       </w:pPr>
       <w:r>
         <w:rPr>
-          <w:lang w:val="ar_AE" w:bidi="ar_AE"/>
-        </w:rPr>
-      </w:r>
-      <w:r>
-        <w:rPr>
+          <w:rtl/>
+          <w:cs/>
+          <w:lang w:val="ar_AE" w:bidi="ar_AE"/>
+        </w:rPr>
+      </w:r>
+      <w:r>
+        <w:rPr>
+          <w:rtl/>
+          <w:cs/>
           <w:lang w:val="ar_AE" w:bidi="ar_AE"/>
         </w:rPr>
         <w:t xml:space="preserve">العلاقة الجنسية الحميمة جمعت أول رجل وامرأة ووحدت بينها ككيان واحد، وما زالت توحد بينهما إلى اليوم. إن الغَرِيزَة الجِنْسِيَّة للإنسان حسب الكتاب المقدس تنطوي على جوانب الشخص كُلََّه (الجسدية، العاطفية، والروحية). وتهدف إلى تجسيد اتحاد الجسد والنفس في إطار الزواج، الذي صُمم من أجل الحب المشترك والتكريس والإخلاص المتبادل. والغَرِيزَة الجِنْسِيَّة لا تصدّق على العلاقات الجنسية سوى في إطار تكريس دائم لخير كل من الطرفين. يصف الكتاب المقدس العلاقات الجنسية بأنها "معرفة" شخص آخر معرفة معمّقة وحميميّة (انظر </w:t>
       </w:r>
       <w:r>
         <w:rPr>
+          <w:rtl/>
+          <w:cs/>
           <w:lang w:val="ar_AE" w:bidi="ar_AE"/>
         </w:rPr>
         <w:t>ملاحظة الدراسة على تكوين 4:1</w:t>
       </w:r>
       <w:r>
         <w:rPr>
+          <w:rtl/>
+          <w:cs/>
           <w:lang w:val="ar_AE" w:bidi="ar_AE"/>
         </w:rPr>
         <w:t>).</w:t>
@@ -1861,11 +2291,15 @@
       </w:pPr>
       <w:r>
         <w:rPr>
-          <w:lang w:val="ar_AE" w:bidi="ar_AE"/>
-        </w:rPr>
-      </w:r>
-      <w:r>
-        <w:rPr>
+          <w:rtl/>
+          <w:cs/>
+          <w:lang w:val="ar_AE" w:bidi="ar_AE"/>
+        </w:rPr>
+      </w:r>
+      <w:r>
+        <w:rPr>
+          <w:rtl/>
+          <w:cs/>
           <w:lang w:val="ar_AE" w:bidi="ar_AE"/>
         </w:rPr>
         <w:t>منذ بداية الخليقة، صمّم الله النشاط الجنسي ليكون داخل إطار الزواج. الزواج يعني التكريس الدائم والمحب بين رجل وامرأة (</w:t>
@@ -1873,6 +2307,8 @@
       <w:hyperlink r:id="rId74">
         <w:r>
           <w:rPr>
+            <w:rtl/>
+            <w:cs/>
             <w:lang w:val="ar_AE" w:bidi="ar_AE"/>
           </w:rPr>
           <w:rPr>
@@ -1884,6 +2320,8 @@
       </w:hyperlink>
       <w:r>
         <w:rPr>
+          <w:rtl/>
+          <w:cs/>
           <w:lang w:val="ar_AE" w:bidi="ar_AE"/>
         </w:rPr>
         <w:t xml:space="preserve">؛ </w:t>
@@ -1891,6 +2329,8 @@
       <w:hyperlink r:id="rId75">
         <w:r>
           <w:rPr>
+            <w:rtl/>
+            <w:cs/>
             <w:lang w:val="ar_AE" w:bidi="ar_AE"/>
           </w:rPr>
           <w:rPr>
@@ -1902,6 +2342,8 @@
       </w:hyperlink>
       <w:r>
         <w:rPr>
+          <w:rtl/>
+          <w:cs/>
           <w:lang w:val="ar_AE" w:bidi="ar_AE"/>
         </w:rPr>
         <w:t>). العَلاقة الجنسية تعزز رباط الزواج وتظهر الاتحاد العميق والعهد الذي صممه الله للرجل والمرأة، والإنجاب كأحد الثمار المهمة لهذه العَلاقة وليست الحصرية.</w:t>
@@ -1913,11 +2355,15 @@
       </w:pPr>
       <w:r>
         <w:rPr>
-          <w:lang w:val="ar_AE" w:bidi="ar_AE"/>
-        </w:rPr>
-      </w:r>
-      <w:r>
-        <w:rPr>
+          <w:rtl/>
+          <w:cs/>
+          <w:lang w:val="ar_AE" w:bidi="ar_AE"/>
+        </w:rPr>
+      </w:r>
+      <w:r>
+        <w:rPr>
+          <w:rtl/>
+          <w:cs/>
           <w:lang w:val="ar_AE" w:bidi="ar_AE"/>
         </w:rPr>
         <w:t xml:space="preserve">كانت الغَرِيزَة الجِنْسِيَّة موجودة قبل الخطية، لكن تمرد الإنسان أثر عليها. الغَرِيزَة الجِنْسِيَّة قوية ويمكن أن تفسد بسهولة إذا لم تُوجه بعناية (انظر </w:t>
@@ -1925,6 +2371,8 @@
       <w:hyperlink r:id="rId76">
         <w:r>
           <w:rPr>
+            <w:rtl/>
+            <w:cs/>
             <w:lang w:val="ar_AE" w:bidi="ar_AE"/>
           </w:rPr>
           <w:rPr>
@@ -1936,6 +2384,8 @@
       </w:hyperlink>
       <w:r>
         <w:rPr>
+          <w:rtl/>
+          <w:cs/>
           <w:lang w:val="ar_AE" w:bidi="ar_AE"/>
         </w:rPr>
         <w:t xml:space="preserve">؛ </w:t>
@@ -1943,6 +2393,8 @@
       <w:hyperlink r:id="rId77">
         <w:r>
           <w:rPr>
+            <w:rtl/>
+            <w:cs/>
             <w:lang w:val="ar_AE" w:bidi="ar_AE"/>
           </w:rPr>
           <w:rPr>
@@ -1954,6 +2406,8 @@
       </w:hyperlink>
       <w:r>
         <w:rPr>
+          <w:rtl/>
+          <w:cs/>
           <w:lang w:val="ar_AE" w:bidi="ar_AE"/>
         </w:rPr>
         <w:t xml:space="preserve">). العَلاقة الجنسية خارج إطار الزواج تشوّه النظام الذي قصده الله من الجنس. على سبيل المثال، زنا المحارم أو ما يسمى أيضًا (سفاح القربى) ينتهك الحدود الجنسية (انظر </w:t>
@@ -1961,6 +2415,8 @@
       <w:hyperlink r:id="rId78">
         <w:r>
           <w:rPr>
+            <w:rtl/>
+            <w:cs/>
             <w:lang w:val="ar_AE" w:bidi="ar_AE"/>
           </w:rPr>
           <w:rPr>
@@ -1972,6 +2428,8 @@
       </w:hyperlink>
       <w:r>
         <w:rPr>
+          <w:rtl/>
+          <w:cs/>
           <w:lang w:val="ar_AE" w:bidi="ar_AE"/>
         </w:rPr>
         <w:t xml:space="preserve">). إنه يدمر بنيّة الأسرة ويضر بالمجتمع (انظر </w:t>
@@ -1979,6 +2437,8 @@
       <w:hyperlink r:id="rId79">
         <w:r>
           <w:rPr>
+            <w:rtl/>
+            <w:cs/>
             <w:lang w:val="ar_AE" w:bidi="ar_AE"/>
           </w:rPr>
           <w:rPr>
@@ -1990,6 +2450,8 @@
       </w:hyperlink>
       <w:r>
         <w:rPr>
+          <w:rtl/>
+          <w:cs/>
           <w:lang w:val="ar_AE" w:bidi="ar_AE"/>
         </w:rPr>
         <w:t>).</w:t>
@@ -2001,11 +2463,15 @@
       </w:pPr>
       <w:r>
         <w:rPr>
-          <w:lang w:val="ar_AE" w:bidi="ar_AE"/>
-        </w:rPr>
-      </w:r>
-      <w:r>
-        <w:rPr>
+          <w:rtl/>
+          <w:cs/>
+          <w:lang w:val="ar_AE" w:bidi="ar_AE"/>
+        </w:rPr>
+      </w:r>
+      <w:r>
+        <w:rPr>
+          <w:rtl/>
+          <w:cs/>
           <w:lang w:val="ar_AE" w:bidi="ar_AE"/>
         </w:rPr>
         <w:t xml:space="preserve">عندما يتشوه مفهوم الجنس فإنه يضعف المجتمع ويضرّ به (انظر </w:t>
@@ -2013,6 +2479,8 @@
       <w:hyperlink r:id="rId80">
         <w:r>
           <w:rPr>
+            <w:rtl/>
+            <w:cs/>
             <w:lang w:val="ar_AE" w:bidi="ar_AE"/>
           </w:rPr>
           <w:rPr>
@@ -2024,6 +2492,8 @@
       </w:hyperlink>
       <w:r>
         <w:rPr>
+          <w:rtl/>
+          <w:cs/>
           <w:lang w:val="ar_AE" w:bidi="ar_AE"/>
         </w:rPr>
         <w:t xml:space="preserve">؛ </w:t>
@@ -2031,6 +2501,8 @@
       <w:hyperlink r:id="rId81">
         <w:r>
           <w:rPr>
+            <w:rtl/>
+            <w:cs/>
             <w:lang w:val="ar_AE" w:bidi="ar_AE"/>
           </w:rPr>
           <w:rPr>
@@ -2042,6 +2514,8 @@
       </w:hyperlink>
       <w:r>
         <w:rPr>
+          <w:rtl/>
+          <w:cs/>
           <w:lang w:val="ar_AE" w:bidi="ar_AE"/>
         </w:rPr>
         <w:t xml:space="preserve">؛ </w:t>
@@ -2049,6 +2523,8 @@
       <w:hyperlink r:id="rId82">
         <w:r>
           <w:rPr>
+            <w:rtl/>
+            <w:cs/>
             <w:lang w:val="ar_AE" w:bidi="ar_AE"/>
           </w:rPr>
           <w:rPr>
@@ -2060,6 +2536,8 @@
       </w:hyperlink>
       <w:r>
         <w:rPr>
+          <w:rtl/>
+          <w:cs/>
           <w:lang w:val="ar_AE" w:bidi="ar_AE"/>
         </w:rPr>
         <w:t xml:space="preserve">). إن مفهوم الجنس المشوّه يغالي في التركيز على الفرد (انظر </w:t>
@@ -2067,6 +2545,8 @@
       <w:hyperlink r:id="rId83">
         <w:r>
           <w:rPr>
+            <w:rtl/>
+            <w:cs/>
             <w:lang w:val="ar_AE" w:bidi="ar_AE"/>
           </w:rPr>
           <w:rPr>
@@ -2078,6 +2558,8 @@
       </w:hyperlink>
       <w:r>
         <w:rPr>
+          <w:rtl/>
+          <w:cs/>
           <w:lang w:val="ar_AE" w:bidi="ar_AE"/>
         </w:rPr>
         <w:t>). بينما الجنس حسب التعاليم الكتابية يقوّي الشريكين معًا، ويجعل المجتمع متماسكًا.</w:t>
@@ -2089,23 +2571,31 @@
       </w:pPr>
       <w:r>
         <w:rPr>
-          <w:lang w:val="ar_AE" w:bidi="ar_AE"/>
-        </w:rPr>
-      </w:r>
-      <w:r>
-        <w:rPr>
+          <w:rtl/>
+          <w:cs/>
+          <w:lang w:val="ar_AE" w:bidi="ar_AE"/>
+        </w:rPr>
+      </w:r>
+      <w:r>
+        <w:rPr>
+          <w:rtl/>
+          <w:cs/>
           <w:lang w:val="ar_AE" w:bidi="ar_AE"/>
         </w:rPr>
         <w:t>تأثرت الطبيعة البشرية عندما أخطأ الإنسان الأول، مما أدى إلى حالة</w:t>
       </w:r>
       <w:r>
         <w:rPr>
+          <w:rtl/>
+          <w:cs/>
           <w:lang w:val="ar_AE" w:bidi="ar_AE"/>
         </w:rPr>
         <w:t xml:space="preserve"> من </w:t>
       </w:r>
       <w:r>
         <w:rPr>
+          <w:rtl/>
+          <w:cs/>
           <w:lang w:val="ar_AE" w:bidi="ar_AE"/>
         </w:rPr>
         <w:t>الإحباط، والخزي، وتشوّه الشهوات والرغبات (</w:t>
@@ -2113,6 +2603,8 @@
       <w:hyperlink r:id="rId58">
         <w:r>
           <w:rPr>
+            <w:rtl/>
+            <w:cs/>
             <w:lang w:val="ar_AE" w:bidi="ar_AE"/>
           </w:rPr>
           <w:rPr>
@@ -2124,6 +2616,8 @@
       </w:hyperlink>
       <w:r>
         <w:rPr>
+          <w:rtl/>
+          <w:cs/>
           <w:lang w:val="ar_AE" w:bidi="ar_AE"/>
         </w:rPr>
         <w:t xml:space="preserve">). إن الخطية تشوّه التصميم الصالح الذي صممه الله، وتؤدي إلى إساءة استخدام العلاقات الجنسية خارج إطار الزواج، بالإضافة إلى خلق النزعة الأنانية وإلحاق الأذى بالعلاقات. لكن الله افتدى الطبيعة البشرية بموت يسوع المسيح وقيامته (انظر </w:t>
@@ -2131,6 +2625,8 @@
       <w:hyperlink r:id="rId84">
         <w:r>
           <w:rPr>
+            <w:rtl/>
+            <w:cs/>
             <w:lang w:val="ar_AE" w:bidi="ar_AE"/>
           </w:rPr>
           <w:rPr>
@@ -2142,6 +2638,8 @@
       </w:hyperlink>
       <w:r>
         <w:rPr>
+          <w:rtl/>
+          <w:cs/>
           <w:lang w:val="ar_AE" w:bidi="ar_AE"/>
         </w:rPr>
         <w:t xml:space="preserve">؛ </w:t>
@@ -2149,6 +2647,8 @@
       <w:hyperlink r:id="rId85">
         <w:r>
           <w:rPr>
+            <w:rtl/>
+            <w:cs/>
             <w:lang w:val="ar_AE" w:bidi="ar_AE"/>
           </w:rPr>
           <w:rPr>
@@ -2160,18 +2660,24 @@
       </w:hyperlink>
       <w:r>
         <w:rPr>
+          <w:rtl/>
+          <w:cs/>
           <w:lang w:val="ar_AE" w:bidi="ar_AE"/>
         </w:rPr>
         <w:t xml:space="preserve">). ويسترد </w:t>
       </w:r>
       <w:r>
         <w:rPr>
+          <w:rtl/>
+          <w:cs/>
           <w:lang w:val="ar_AE" w:bidi="ar_AE"/>
         </w:rPr>
         <w:t xml:space="preserve">سَلاَمَة </w:t>
       </w:r>
       <w:r>
         <w:rPr>
+          <w:rtl/>
+          <w:cs/>
           <w:lang w:val="ar_AE" w:bidi="ar_AE"/>
         </w:rPr>
         <w:t>الجنس الصحيح لأولئك الذين يثقون في عمله بواسطة الروح (</w:t>
@@ -2179,6 +2685,8 @@
       <w:hyperlink r:id="rId86">
         <w:r>
           <w:rPr>
+            <w:rtl/>
+            <w:cs/>
             <w:lang w:val="ar_AE" w:bidi="ar_AE"/>
           </w:rPr>
           <w:rPr>
@@ -2190,6 +2698,8 @@
       </w:hyperlink>
       <w:r>
         <w:rPr>
+          <w:rtl/>
+          <w:cs/>
           <w:lang w:val="ar_AE" w:bidi="ar_AE"/>
         </w:rPr>
         <w:t xml:space="preserve">، </w:t>
@@ -2197,6 +2707,8 @@
       <w:hyperlink r:id="rId87">
         <w:r>
           <w:rPr>
+            <w:rtl/>
+            <w:cs/>
             <w:lang w:val="ar_AE" w:bidi="ar_AE"/>
           </w:rPr>
           <w:rPr>
@@ -2208,6 +2720,8 @@
       </w:hyperlink>
       <w:r>
         <w:rPr>
+          <w:rtl/>
+          <w:cs/>
           <w:lang w:val="ar_AE" w:bidi="ar_AE"/>
         </w:rPr>
         <w:t xml:space="preserve">؛ </w:t>
@@ -2215,6 +2729,8 @@
       <w:hyperlink r:id="rId88">
         <w:r>
           <w:rPr>
+            <w:rtl/>
+            <w:cs/>
             <w:lang w:val="ar_AE" w:bidi="ar_AE"/>
           </w:rPr>
           <w:rPr>
@@ -2226,6 +2742,8 @@
       </w:hyperlink>
       <w:r>
         <w:rPr>
+          <w:rtl/>
+          <w:cs/>
           <w:lang w:val="ar_AE" w:bidi="ar_AE"/>
         </w:rPr>
         <w:t>). أولئك الذين يسلّمون رغبتهم الجنسية لعمل المسيح في حياتهم يمكنهم أن يظهروا للآخرين محبة الله لشعبه (</w:t>
@@ -2233,6 +2751,8 @@
       <w:hyperlink r:id="rId89">
         <w:r>
           <w:rPr>
+            <w:rtl/>
+            <w:cs/>
             <w:lang w:val="ar_AE" w:bidi="ar_AE"/>
           </w:rPr>
           <w:rPr>
@@ -2244,6 +2764,8 @@
       </w:hyperlink>
       <w:r>
         <w:rPr>
+          <w:rtl/>
+          <w:cs/>
           <w:lang w:val="ar_AE" w:bidi="ar_AE"/>
         </w:rPr>
         <w:t>).</w:t>
@@ -2255,12 +2777,16 @@
       </w:pPr>
       <w:r>
         <w:rPr>
+          <w:rtl/>
+          <w:cs/>
           <w:lang w:val="ar_AE" w:bidi="ar_AE"/>
         </w:rPr>
       </w:r>
       <w:r>
         <w:rPr>
           <w:u w:val="single"/>
+          <w:rtl/>
+          <w:cs/>
           <w:lang w:val="ar_AE" w:bidi="ar_AE"/>
         </w:rPr>
         <w:t>مقاطع كتابية لدراسة أعمق</w:t>
@@ -2272,12 +2798,16 @@
       </w:pPr>
       <w:r>
         <w:rPr>
+          <w:rtl/>
+          <w:cs/>
           <w:lang w:val="ar_AE" w:bidi="ar_AE"/>
         </w:rPr>
       </w:r>
       <w:hyperlink r:id="rId74">
         <w:r>
           <w:rPr>
+            <w:rtl/>
+            <w:cs/>
             <w:lang w:val="ar_AE" w:bidi="ar_AE"/>
           </w:rPr>
           <w:rPr>
@@ -2289,6 +2819,8 @@
       </w:hyperlink>
       <w:r>
         <w:rPr>
+          <w:rtl/>
+          <w:cs/>
           <w:lang w:val="ar_AE" w:bidi="ar_AE"/>
         </w:rPr>
         <w:t xml:space="preserve"> </w:t>
@@ -2296,6 +2828,8 @@
       <w:hyperlink r:id="rId72">
         <w:r>
           <w:rPr>
+            <w:rtl/>
+            <w:cs/>
             <w:lang w:val="ar_AE" w:bidi="ar_AE"/>
           </w:rPr>
           <w:rPr>
@@ -2307,6 +2841,8 @@
       </w:hyperlink>
       <w:r>
         <w:rPr>
+          <w:rtl/>
+          <w:cs/>
           <w:lang w:val="ar_AE" w:bidi="ar_AE"/>
         </w:rPr>
         <w:t xml:space="preserve"> </w:t>
@@ -2314,6 +2850,8 @@
       <w:hyperlink r:id="rId76">
         <w:r>
           <w:rPr>
+            <w:rtl/>
+            <w:cs/>
             <w:lang w:val="ar_AE" w:bidi="ar_AE"/>
           </w:rPr>
           <w:rPr>
@@ -2325,6 +2863,8 @@
       </w:hyperlink>
       <w:r>
         <w:rPr>
+          <w:rtl/>
+          <w:cs/>
           <w:lang w:val="ar_AE" w:bidi="ar_AE"/>
         </w:rPr>
         <w:t xml:space="preserve"> </w:t>
@@ -2332,6 +2872,8 @@
       <w:hyperlink r:id="rId90">
         <w:r>
           <w:rPr>
+            <w:rtl/>
+            <w:cs/>
             <w:lang w:val="ar_AE" w:bidi="ar_AE"/>
           </w:rPr>
           <w:rPr>
@@ -2343,6 +2885,8 @@
       </w:hyperlink>
       <w:r>
         <w:rPr>
+          <w:rtl/>
+          <w:cs/>
           <w:lang w:val="ar_AE" w:bidi="ar_AE"/>
         </w:rPr>
         <w:t xml:space="preserve"> </w:t>
@@ -2350,6 +2894,8 @@
       <w:hyperlink r:id="rId91">
         <w:r>
           <w:rPr>
+            <w:rtl/>
+            <w:cs/>
             <w:lang w:val="ar_AE" w:bidi="ar_AE"/>
           </w:rPr>
           <w:rPr>
@@ -2361,6 +2907,8 @@
       </w:hyperlink>
       <w:r>
         <w:rPr>
+          <w:rtl/>
+          <w:cs/>
           <w:lang w:val="ar_AE" w:bidi="ar_AE"/>
         </w:rPr>
         <w:t xml:space="preserve"> </w:t>
@@ -2368,6 +2916,8 @@
       <w:hyperlink r:id="rId92">
         <w:r>
           <w:rPr>
+            <w:rtl/>
+            <w:cs/>
             <w:lang w:val="ar_AE" w:bidi="ar_AE"/>
           </w:rPr>
           <w:rPr>
@@ -2379,6 +2929,8 @@
       </w:hyperlink>
       <w:r>
         <w:rPr>
+          <w:rtl/>
+          <w:cs/>
           <w:lang w:val="ar_AE" w:bidi="ar_AE"/>
         </w:rPr>
         <w:t xml:space="preserve"> </w:t>
@@ -2386,6 +2938,8 @@
       <w:hyperlink r:id="rId93">
         <w:r>
           <w:rPr>
+            <w:rtl/>
+            <w:cs/>
             <w:lang w:val="ar_AE" w:bidi="ar_AE"/>
           </w:rPr>
           <w:rPr>
@@ -2397,6 +2951,8 @@
       </w:hyperlink>
       <w:r>
         <w:rPr>
+          <w:rtl/>
+          <w:cs/>
           <w:lang w:val="ar_AE" w:bidi="ar_AE"/>
         </w:rPr>
         <w:t xml:space="preserve"> </w:t>
@@ -2404,6 +2960,8 @@
       <w:hyperlink r:id="rId94">
         <w:r>
           <w:rPr>
+            <w:rtl/>
+            <w:cs/>
             <w:lang w:val="ar_AE" w:bidi="ar_AE"/>
           </w:rPr>
           <w:rPr>
@@ -2415,6 +2973,8 @@
       </w:hyperlink>
       <w:r>
         <w:rPr>
+          <w:rtl/>
+          <w:cs/>
           <w:lang w:val="ar_AE" w:bidi="ar_AE"/>
         </w:rPr>
         <w:t xml:space="preserve"> </w:t>
@@ -2422,6 +2982,8 @@
       <w:hyperlink r:id="rId95">
         <w:r>
           <w:rPr>
+            <w:rtl/>
+            <w:cs/>
             <w:lang w:val="ar_AE" w:bidi="ar_AE"/>
           </w:rPr>
           <w:rPr>
@@ -2433,6 +2995,8 @@
       </w:hyperlink>
       <w:r>
         <w:rPr>
+          <w:rtl/>
+          <w:cs/>
           <w:lang w:val="ar_AE" w:bidi="ar_AE"/>
         </w:rPr>
         <w:t xml:space="preserve"> </w:t>
@@ -2440,6 +3004,8 @@
       <w:hyperlink r:id="rId96">
         <w:r>
           <w:rPr>
+            <w:rtl/>
+            <w:cs/>
             <w:lang w:val="ar_AE" w:bidi="ar_AE"/>
           </w:rPr>
           <w:rPr>
@@ -2451,6 +3017,8 @@
       </w:hyperlink>
       <w:r>
         <w:rPr>
+          <w:rtl/>
+          <w:cs/>
           <w:lang w:val="ar_AE" w:bidi="ar_AE"/>
         </w:rPr>
         <w:t xml:space="preserve"> </w:t>
@@ -2458,6 +3026,8 @@
       <w:hyperlink r:id="rId97">
         <w:r>
           <w:rPr>
+            <w:rtl/>
+            <w:cs/>
             <w:lang w:val="ar_AE" w:bidi="ar_AE"/>
           </w:rPr>
           <w:rPr>
@@ -2469,6 +3039,8 @@
       </w:hyperlink>
       <w:r>
         <w:rPr>
+          <w:rtl/>
+          <w:cs/>
           <w:lang w:val="ar_AE" w:bidi="ar_AE"/>
         </w:rPr>
         <w:t xml:space="preserve"> </w:t>
@@ -2476,6 +3048,8 @@
       <w:hyperlink r:id="rId98">
         <w:r>
           <w:rPr>
+            <w:rtl/>
+            <w:cs/>
             <w:lang w:val="ar_AE" w:bidi="ar_AE"/>
           </w:rPr>
           <w:rPr>
@@ -2487,6 +3061,8 @@
       </w:hyperlink>
       <w:r>
         <w:rPr>
+          <w:rtl/>
+          <w:cs/>
           <w:lang w:val="ar_AE" w:bidi="ar_AE"/>
         </w:rPr>
         <w:t xml:space="preserve"> </w:t>
@@ -2494,6 +3070,8 @@
       <w:hyperlink r:id="rId85">
         <w:r>
           <w:rPr>
+            <w:rtl/>
+            <w:cs/>
             <w:lang w:val="ar_AE" w:bidi="ar_AE"/>
           </w:rPr>
           <w:rPr>
@@ -2505,6 +3083,8 @@
       </w:hyperlink>
       <w:r>
         <w:rPr>
+          <w:rtl/>
+          <w:cs/>
           <w:lang w:val="ar_AE" w:bidi="ar_AE"/>
         </w:rPr>
         <w:t xml:space="preserve"> </w:t>
@@ -2512,6 +3092,8 @@
       <w:hyperlink r:id="rId77">
         <w:r>
           <w:rPr>
+            <w:rtl/>
+            <w:cs/>
             <w:lang w:val="ar_AE" w:bidi="ar_AE"/>
           </w:rPr>
           <w:rPr>
@@ -2523,11 +3105,15 @@
       </w:hyperlink>
       <w:r>
         <w:rPr>
-          <w:lang w:val="ar_AE" w:bidi="ar_AE"/>
-        </w:rPr>
-      </w:r>
-      <w:r>
-        <w:rPr>
+          <w:rtl/>
+          <w:cs/>
+          <w:lang w:val="ar_AE" w:bidi="ar_AE"/>
+        </w:rPr>
+      </w:r>
+      <w:r>
+        <w:rPr>
+          <w:rtl/>
+          <w:cs/>
           <w:lang w:val="ar_AE" w:bidi="ar_AE"/>
         </w:rPr>
       </w:r>
@@ -2538,6 +3124,8 @@
       </w:pPr>
       <w:r>
         <w:rPr>
+          <w:rtl/>
+          <w:cs/>
           <w:lang w:val="ar_AE" w:bidi="ar_AE"/>
         </w:rPr>
       </w:r>
@@ -2549,12 +3137,16 @@
       </w:pPr>
       <w:r>
         <w:rPr>
+          <w:rtl/>
+          <w:cs/>
           <w:lang w:val="ar_AE" w:bidi="ar_AE"/>
         </w:rPr>
         <w:t>الغضب</w:t>
       </w:r>
       <w:r>
         <w:rPr>
+          <w:rtl/>
+          <w:cs/>
           <w:lang w:val="ar_AE" w:bidi="ar_AE"/>
         </w:rPr>
       </w:r>
@@ -2565,23 +3157,31 @@
       </w:pPr>
       <w:r>
         <w:rPr>
-          <w:lang w:val="ar_AE" w:bidi="ar_AE"/>
-        </w:rPr>
-      </w:r>
-      <w:r>
-        <w:rPr>
+          <w:rtl/>
+          <w:cs/>
+          <w:lang w:val="ar_AE" w:bidi="ar_AE"/>
+        </w:rPr>
+      </w:r>
+      <w:r>
+        <w:rPr>
+          <w:rtl/>
+          <w:cs/>
           <w:lang w:val="ar_AE" w:bidi="ar_AE"/>
         </w:rPr>
         <w:t>الحكماء لا يغضبون بسرعة، إذ أن "</w:t>
       </w:r>
       <w:r>
         <w:rPr>
+          <w:rtl/>
+          <w:cs/>
           <w:lang w:val="ar_AE" w:bidi="ar_AE"/>
         </w:rPr>
         <w:t>بَطِيءُ ٱلْغَضَبِ كَثِيرُ ٱلْفَهْمِ، وَقَصِيرُ ٱلرُّوحِ مُعَلِّي ٱلْحَمَقِ</w:t>
       </w:r>
       <w:r>
         <w:rPr>
+          <w:rtl/>
+          <w:cs/>
           <w:lang w:val="ar_AE" w:bidi="ar_AE"/>
         </w:rPr>
         <w:t>" (</w:t>
@@ -2589,6 +3189,8 @@
       <w:hyperlink r:id="rId99">
         <w:r>
           <w:rPr>
+            <w:rtl/>
+            <w:cs/>
             <w:lang w:val="ar_AE" w:bidi="ar_AE"/>
           </w:rPr>
           <w:rPr>
@@ -2600,6 +3202,8 @@
       </w:hyperlink>
       <w:r>
         <w:rPr>
+          <w:rtl/>
+          <w:cs/>
           <w:lang w:val="ar_AE" w:bidi="ar_AE"/>
         </w:rPr>
         <w:t>). ويمكن أن يؤدي الغضب إلى سوء الحكم على الأمور، لذا يفكر الحكماء قبل التصرف (</w:t>
@@ -2607,6 +3211,8 @@
       <w:hyperlink r:id="rId100">
         <w:r>
           <w:rPr>
+            <w:rtl/>
+            <w:cs/>
             <w:lang w:val="ar_AE" w:bidi="ar_AE"/>
           </w:rPr>
           <w:rPr>
@@ -2618,6 +3224,8 @@
       </w:hyperlink>
       <w:r>
         <w:rPr>
+          <w:rtl/>
+          <w:cs/>
           <w:lang w:val="ar_AE" w:bidi="ar_AE"/>
         </w:rPr>
         <w:t>).</w:t>
@@ -2629,11 +3237,15 @@
       </w:pPr>
       <w:r>
         <w:rPr>
-          <w:lang w:val="ar_AE" w:bidi="ar_AE"/>
-        </w:rPr>
-      </w:r>
-      <w:r>
-        <w:rPr>
+          <w:rtl/>
+          <w:cs/>
+          <w:lang w:val="ar_AE" w:bidi="ar_AE"/>
+        </w:rPr>
+      </w:r>
+      <w:r>
+        <w:rPr>
+          <w:rtl/>
+          <w:cs/>
           <w:lang w:val="ar_AE" w:bidi="ar_AE"/>
         </w:rPr>
         <w:t xml:space="preserve">يرى سفر الأمثال الغضب بشكل سلبي، ولكن ليس كل الغضب في الكتاب المقدس سيئًا. تتحدث العديد من المزامير عن غضب الله (على سبيل المثال، </w:t>
@@ -2641,6 +3253,8 @@
       <w:hyperlink r:id="rId101">
         <w:r>
           <w:rPr>
+            <w:rtl/>
+            <w:cs/>
             <w:lang w:val="ar_AE" w:bidi="ar_AE"/>
           </w:rPr>
           <w:rPr>
@@ -2652,6 +3266,8 @@
       </w:hyperlink>
       <w:r>
         <w:rPr>
+          <w:rtl/>
+          <w:cs/>
           <w:lang w:val="ar_AE" w:bidi="ar_AE"/>
         </w:rPr>
         <w:t>). كما أن الرب يسوع كان غاضبًا عندما طرد الصيارفة من الهيكل (</w:t>
@@ -2659,6 +3275,8 @@
       <w:hyperlink r:id="rId102">
         <w:r>
           <w:rPr>
+            <w:rtl/>
+            <w:cs/>
             <w:lang w:val="ar_AE" w:bidi="ar_AE"/>
           </w:rPr>
           <w:rPr>
@@ -2670,6 +3288,8 @@
       </w:hyperlink>
       <w:r>
         <w:rPr>
+          <w:rtl/>
+          <w:cs/>
           <w:lang w:val="ar_AE" w:bidi="ar_AE"/>
         </w:rPr>
         <w:t xml:space="preserve">; </w:t>
@@ -2677,6 +3297,8 @@
       <w:hyperlink r:id="rId103">
         <w:r>
           <w:rPr>
+            <w:rtl/>
+            <w:cs/>
             <w:lang w:val="ar_AE" w:bidi="ar_AE"/>
           </w:rPr>
           <w:rPr>
@@ -2688,6 +3310,8 @@
       </w:hyperlink>
       <w:r>
         <w:rPr>
+          <w:rtl/>
+          <w:cs/>
           <w:lang w:val="ar_AE" w:bidi="ar_AE"/>
         </w:rPr>
         <w:t>).</w:t>
@@ -2699,11 +3323,15 @@
       </w:pPr>
       <w:r>
         <w:rPr>
-          <w:lang w:val="ar_AE" w:bidi="ar_AE"/>
-        </w:rPr>
-      </w:r>
-      <w:r>
-        <w:rPr>
+          <w:rtl/>
+          <w:cs/>
+          <w:lang w:val="ar_AE" w:bidi="ar_AE"/>
+        </w:rPr>
+      </w:r>
+      <w:r>
+        <w:rPr>
+          <w:rtl/>
+          <w:cs/>
           <w:lang w:val="ar_AE" w:bidi="ar_AE"/>
         </w:rPr>
         <w:t xml:space="preserve">ينبغي على الناس أن يتعلموا التمييز بين الغضب البار والغضب غير البار، رغم أن ذلك قد يكون صعبًا في كثير من الأحيان. يركز الغضب غير البار على حماية الذات أو تعزيزها (على سبيل المثال، </w:t>
@@ -2711,6 +3339,8 @@
       <w:hyperlink r:id="rId104">
         <w:r>
           <w:rPr>
+            <w:rtl/>
+            <w:cs/>
             <w:lang w:val="ar_AE" w:bidi="ar_AE"/>
           </w:rPr>
           <w:rPr>
@@ -2722,6 +3352,8 @@
       </w:hyperlink>
       <w:r>
         <w:rPr>
+          <w:rtl/>
+          <w:cs/>
           <w:lang w:val="ar_AE" w:bidi="ar_AE"/>
         </w:rPr>
         <w:t xml:space="preserve">; </w:t>
@@ -2729,6 +3361,8 @@
       <w:hyperlink r:id="rId105">
         <w:r>
           <w:rPr>
+            <w:rtl/>
+            <w:cs/>
             <w:lang w:val="ar_AE" w:bidi="ar_AE"/>
           </w:rPr>
           <w:rPr>
@@ -2740,6 +3374,8 @@
       </w:hyperlink>
       <w:r>
         <w:rPr>
+          <w:rtl/>
+          <w:cs/>
           <w:lang w:val="ar_AE" w:bidi="ar_AE"/>
         </w:rPr>
         <w:t xml:space="preserve">; </w:t>
@@ -2747,6 +3383,8 @@
       <w:hyperlink r:id="rId106">
         <w:r>
           <w:rPr>
+            <w:rtl/>
+            <w:cs/>
             <w:lang w:val="ar_AE" w:bidi="ar_AE"/>
           </w:rPr>
           <w:rPr>
@@ -2758,6 +3396,8 @@
       </w:hyperlink>
       <w:r>
         <w:rPr>
+          <w:rtl/>
+          <w:cs/>
           <w:lang w:val="ar_AE" w:bidi="ar_AE"/>
         </w:rPr>
         <w:t xml:space="preserve">; </w:t>
@@ -2765,6 +3405,8 @@
       <w:hyperlink r:id="rId107">
         <w:r>
           <w:rPr>
+            <w:rtl/>
+            <w:cs/>
             <w:lang w:val="ar_AE" w:bidi="ar_AE"/>
           </w:rPr>
           <w:rPr>
@@ -2776,6 +3418,8 @@
       </w:hyperlink>
       <w:r>
         <w:rPr>
+          <w:rtl/>
+          <w:cs/>
           <w:lang w:val="ar_AE" w:bidi="ar_AE"/>
         </w:rPr>
         <w:t xml:space="preserve">; </w:t>
@@ -2783,6 +3427,8 @@
       <w:hyperlink r:id="rId108">
         <w:r>
           <w:rPr>
+            <w:rtl/>
+            <w:cs/>
             <w:lang w:val="ar_AE" w:bidi="ar_AE"/>
           </w:rPr>
           <w:rPr>
@@ -2794,6 +3440,8 @@
       </w:hyperlink>
       <w:r>
         <w:rPr>
+          <w:rtl/>
+          <w:cs/>
           <w:lang w:val="ar_AE" w:bidi="ar_AE"/>
         </w:rPr>
         <w:t xml:space="preserve">; </w:t>
@@ -2801,6 +3449,8 @@
       <w:hyperlink r:id="rId109">
         <w:r>
           <w:rPr>
+            <w:rtl/>
+            <w:cs/>
             <w:lang w:val="ar_AE" w:bidi="ar_AE"/>
           </w:rPr>
           <w:rPr>
@@ -2812,6 +3462,8 @@
       </w:hyperlink>
       <w:r>
         <w:rPr>
+          <w:rtl/>
+          <w:cs/>
           <w:lang w:val="ar_AE" w:bidi="ar_AE"/>
         </w:rPr>
         <w:t xml:space="preserve">). بينما يعكس الغضب البار كراهية الله للشر وحبه للعدالة (على سبيل المثال، </w:t>
@@ -2819,6 +3471,8 @@
       <w:hyperlink r:id="rId110">
         <w:r>
           <w:rPr>
+            <w:rtl/>
+            <w:cs/>
             <w:lang w:val="ar_AE" w:bidi="ar_AE"/>
           </w:rPr>
           <w:rPr>
@@ -2830,6 +3484,8 @@
       </w:hyperlink>
       <w:r>
         <w:rPr>
+          <w:rtl/>
+          <w:cs/>
           <w:lang w:val="ar_AE" w:bidi="ar_AE"/>
         </w:rPr>
         <w:t xml:space="preserve">; </w:t>
@@ -2837,6 +3493,8 @@
       <w:hyperlink r:id="rId111">
         <w:r>
           <w:rPr>
+            <w:rtl/>
+            <w:cs/>
             <w:lang w:val="ar_AE" w:bidi="ar_AE"/>
           </w:rPr>
           <w:rPr>
@@ -2848,6 +3506,8 @@
       </w:hyperlink>
       <w:r>
         <w:rPr>
+          <w:rtl/>
+          <w:cs/>
           <w:lang w:val="ar_AE" w:bidi="ar_AE"/>
         </w:rPr>
         <w:t xml:space="preserve">, </w:t>
@@ -2855,6 +3515,8 @@
       <w:hyperlink r:id="rId112">
         <w:r>
           <w:rPr>
+            <w:rtl/>
+            <w:cs/>
             <w:lang w:val="ar_AE" w:bidi="ar_AE"/>
           </w:rPr>
           <w:rPr>
@@ -2866,6 +3528,8 @@
       </w:hyperlink>
       <w:r>
         <w:rPr>
+          <w:rtl/>
+          <w:cs/>
           <w:lang w:val="ar_AE" w:bidi="ar_AE"/>
         </w:rPr>
         <w:t xml:space="preserve">; انظر أيضًا </w:t>
@@ -2873,6 +3537,8 @@
       <w:hyperlink r:id="rId113">
         <w:r>
           <w:rPr>
+            <w:rtl/>
+            <w:cs/>
             <w:lang w:val="ar_AE" w:bidi="ar_AE"/>
           </w:rPr>
           <w:rPr>
@@ -2884,6 +3550,8 @@
       </w:hyperlink>
       <w:r>
         <w:rPr>
+          <w:rtl/>
+          <w:cs/>
           <w:lang w:val="ar_AE" w:bidi="ar_AE"/>
         </w:rPr>
         <w:t xml:space="preserve">; </w:t>
@@ -2891,6 +3559,8 @@
       <w:hyperlink r:id="rId114">
         <w:r>
           <w:rPr>
+            <w:rtl/>
+            <w:cs/>
             <w:lang w:val="ar_AE" w:bidi="ar_AE"/>
           </w:rPr>
           <w:rPr>
@@ -2902,6 +3572,8 @@
       </w:hyperlink>
       <w:r>
         <w:rPr>
+          <w:rtl/>
+          <w:cs/>
           <w:lang w:val="ar_AE" w:bidi="ar_AE"/>
         </w:rPr>
         <w:t xml:space="preserve">). الحكيم يدرك الموقف، ثم يقرر إذا كان إظهار الغضب مناسبًا (انظر أيضًا </w:t>
@@ -2909,6 +3581,8 @@
       <w:hyperlink r:id="rId115">
         <w:r>
           <w:rPr>
+            <w:rtl/>
+            <w:cs/>
             <w:lang w:val="ar_AE" w:bidi="ar_AE"/>
           </w:rPr>
           <w:rPr>
@@ -2920,6 +3594,8 @@
       </w:hyperlink>
       <w:r>
         <w:rPr>
+          <w:rtl/>
+          <w:cs/>
           <w:lang w:val="ar_AE" w:bidi="ar_AE"/>
         </w:rPr>
         <w:t xml:space="preserve">; </w:t>
@@ -2927,6 +3603,8 @@
       <w:hyperlink r:id="rId116">
         <w:r>
           <w:rPr>
+            <w:rtl/>
+            <w:cs/>
             <w:lang w:val="ar_AE" w:bidi="ar_AE"/>
           </w:rPr>
           <w:rPr>
@@ -2938,6 +3616,8 @@
       </w:hyperlink>
       <w:r>
         <w:rPr>
+          <w:rtl/>
+          <w:cs/>
           <w:lang w:val="ar_AE" w:bidi="ar_AE"/>
         </w:rPr>
         <w:t xml:space="preserve">; </w:t>
@@ -2945,6 +3625,8 @@
       <w:hyperlink r:id="rId117">
         <w:r>
           <w:rPr>
+            <w:rtl/>
+            <w:cs/>
             <w:lang w:val="ar_AE" w:bidi="ar_AE"/>
           </w:rPr>
           <w:rPr>
@@ -2956,6 +3638,8 @@
       </w:hyperlink>
       <w:r>
         <w:rPr>
+          <w:rtl/>
+          <w:cs/>
           <w:lang w:val="ar_AE" w:bidi="ar_AE"/>
         </w:rPr>
         <w:t xml:space="preserve">; </w:t>
@@ -2963,6 +3647,8 @@
       <w:hyperlink r:id="rId118">
         <w:r>
           <w:rPr>
+            <w:rtl/>
+            <w:cs/>
             <w:lang w:val="ar_AE" w:bidi="ar_AE"/>
           </w:rPr>
           <w:rPr>
@@ -2974,6 +3660,8 @@
       </w:hyperlink>
       <w:r>
         <w:rPr>
+          <w:rtl/>
+          <w:cs/>
           <w:lang w:val="ar_AE" w:bidi="ar_AE"/>
         </w:rPr>
         <w:t xml:space="preserve">; </w:t>
@@ -2981,6 +3669,8 @@
       <w:hyperlink r:id="rId119">
         <w:r>
           <w:rPr>
+            <w:rtl/>
+            <w:cs/>
             <w:lang w:val="ar_AE" w:bidi="ar_AE"/>
           </w:rPr>
           <w:rPr>
@@ -2992,6 +3682,8 @@
       </w:hyperlink>
       <w:r>
         <w:rPr>
+          <w:rtl/>
+          <w:cs/>
           <w:lang w:val="ar_AE" w:bidi="ar_AE"/>
         </w:rPr>
         <w:t xml:space="preserve">, </w:t>
@@ -2999,6 +3691,8 @@
       <w:hyperlink r:id="rId120">
         <w:r>
           <w:rPr>
+            <w:rtl/>
+            <w:cs/>
             <w:lang w:val="ar_AE" w:bidi="ar_AE"/>
           </w:rPr>
           <w:rPr>
@@ -3010,6 +3704,8 @@
       </w:hyperlink>
       <w:r>
         <w:rPr>
+          <w:rtl/>
+          <w:cs/>
           <w:lang w:val="ar_AE" w:bidi="ar_AE"/>
         </w:rPr>
         <w:t xml:space="preserve">; </w:t>
@@ -3017,6 +3713,8 @@
       <w:hyperlink r:id="rId121">
         <w:r>
           <w:rPr>
+            <w:rtl/>
+            <w:cs/>
             <w:lang w:val="ar_AE" w:bidi="ar_AE"/>
           </w:rPr>
           <w:rPr>
@@ -3028,6 +3726,8 @@
       </w:hyperlink>
       <w:r>
         <w:rPr>
+          <w:rtl/>
+          <w:cs/>
           <w:lang w:val="ar_AE" w:bidi="ar_AE"/>
         </w:rPr>
         <w:t>).</w:t>
@@ -3039,12 +3739,16 @@
       </w:pPr>
       <w:r>
         <w:rPr>
+          <w:rtl/>
+          <w:cs/>
           <w:lang w:val="ar_AE" w:bidi="ar_AE"/>
         </w:rPr>
       </w:r>
       <w:r>
         <w:rPr>
           <w:u w:val="single"/>
+          <w:rtl/>
+          <w:cs/>
           <w:lang w:val="ar_AE" w:bidi="ar_AE"/>
         </w:rPr>
         <w:t>مقاطع كتابية لدراسة أعمق</w:t>
@@ -3056,12 +3760,16 @@
       </w:pPr>
       <w:r>
         <w:rPr>
+          <w:rtl/>
+          <w:cs/>
           <w:lang w:val="ar_AE" w:bidi="ar_AE"/>
         </w:rPr>
       </w:r>
       <w:hyperlink r:id="rId122">
         <w:r>
           <w:rPr>
+            <w:rtl/>
+            <w:cs/>
             <w:lang w:val="ar_AE" w:bidi="ar_AE"/>
           </w:rPr>
           <w:rPr>
@@ -3073,6 +3781,8 @@
       </w:hyperlink>
       <w:r>
         <w:rPr>
+          <w:rtl/>
+          <w:cs/>
           <w:lang w:val="ar_AE" w:bidi="ar_AE"/>
         </w:rPr>
         <w:t xml:space="preserve">; </w:t>
@@ -3080,6 +3790,8 @@
       <w:hyperlink r:id="rId123">
         <w:r>
           <w:rPr>
+            <w:rtl/>
+            <w:cs/>
             <w:lang w:val="ar_AE" w:bidi="ar_AE"/>
           </w:rPr>
           <w:rPr>
@@ -3091,6 +3803,8 @@
       </w:hyperlink>
       <w:r>
         <w:rPr>
+          <w:rtl/>
+          <w:cs/>
           <w:lang w:val="ar_AE" w:bidi="ar_AE"/>
         </w:rPr>
         <w:t xml:space="preserve">; </w:t>
@@ -3098,6 +3812,8 @@
       <w:hyperlink r:id="rId124">
         <w:r>
           <w:rPr>
+            <w:rtl/>
+            <w:cs/>
             <w:lang w:val="ar_AE" w:bidi="ar_AE"/>
           </w:rPr>
           <w:rPr>
@@ -3109,6 +3825,8 @@
       </w:hyperlink>
       <w:r>
         <w:rPr>
+          <w:rtl/>
+          <w:cs/>
           <w:lang w:val="ar_AE" w:bidi="ar_AE"/>
         </w:rPr>
         <w:t xml:space="preserve">; </w:t>
@@ -3116,6 +3834,8 @@
       <w:hyperlink r:id="rId125">
         <w:r>
           <w:rPr>
+            <w:rtl/>
+            <w:cs/>
             <w:lang w:val="ar_AE" w:bidi="ar_AE"/>
           </w:rPr>
           <w:rPr>
@@ -3127,6 +3847,8 @@
       </w:hyperlink>
       <w:r>
         <w:rPr>
+          <w:rtl/>
+          <w:cs/>
           <w:lang w:val="ar_AE" w:bidi="ar_AE"/>
         </w:rPr>
         <w:t xml:space="preserve">; </w:t>
@@ -3134,6 +3856,8 @@
       <w:hyperlink r:id="rId126">
         <w:r>
           <w:rPr>
+            <w:rtl/>
+            <w:cs/>
             <w:lang w:val="ar_AE" w:bidi="ar_AE"/>
           </w:rPr>
           <w:rPr>
@@ -3145,6 +3869,8 @@
       </w:hyperlink>
       <w:r>
         <w:rPr>
+          <w:rtl/>
+          <w:cs/>
           <w:lang w:val="ar_AE" w:bidi="ar_AE"/>
         </w:rPr>
         <w:t xml:space="preserve">; </w:t>
@@ -3152,6 +3878,8 @@
       <w:hyperlink r:id="rId99">
         <w:r>
           <w:rPr>
+            <w:rtl/>
+            <w:cs/>
             <w:lang w:val="ar_AE" w:bidi="ar_AE"/>
           </w:rPr>
           <w:rPr>
@@ -3163,6 +3891,8 @@
       </w:hyperlink>
       <w:r>
         <w:rPr>
+          <w:rtl/>
+          <w:cs/>
           <w:lang w:val="ar_AE" w:bidi="ar_AE"/>
         </w:rPr>
         <w:t xml:space="preserve">; </w:t>
@@ -3170,6 +3900,8 @@
       <w:hyperlink r:id="rId127">
         <w:r>
           <w:rPr>
+            <w:rtl/>
+            <w:cs/>
             <w:lang w:val="ar_AE" w:bidi="ar_AE"/>
           </w:rPr>
           <w:rPr>
@@ -3181,6 +3913,8 @@
       </w:hyperlink>
       <w:r>
         <w:rPr>
+          <w:rtl/>
+          <w:cs/>
           <w:lang w:val="ar_AE" w:bidi="ar_AE"/>
         </w:rPr>
         <w:t xml:space="preserve">, </w:t>
@@ -3188,6 +3922,8 @@
       <w:hyperlink r:id="rId128">
         <w:r>
           <w:rPr>
+            <w:rtl/>
+            <w:cs/>
             <w:lang w:val="ar_AE" w:bidi="ar_AE"/>
           </w:rPr>
           <w:rPr>
@@ -3199,6 +3935,8 @@
       </w:hyperlink>
       <w:r>
         <w:rPr>
+          <w:rtl/>
+          <w:cs/>
           <w:lang w:val="ar_AE" w:bidi="ar_AE"/>
         </w:rPr>
         <w:t xml:space="preserve">; </w:t>
@@ -3206,6 +3944,8 @@
       <w:hyperlink r:id="rId129">
         <w:r>
           <w:rPr>
+            <w:rtl/>
+            <w:cs/>
             <w:lang w:val="ar_AE" w:bidi="ar_AE"/>
           </w:rPr>
           <w:rPr>
@@ -3217,6 +3957,8 @@
       </w:hyperlink>
       <w:r>
         <w:rPr>
+          <w:rtl/>
+          <w:cs/>
           <w:lang w:val="ar_AE" w:bidi="ar_AE"/>
         </w:rPr>
         <w:t xml:space="preserve">; </w:t>
@@ -3224,6 +3966,8 @@
       <w:hyperlink r:id="rId130">
         <w:r>
           <w:rPr>
+            <w:rtl/>
+            <w:cs/>
             <w:lang w:val="ar_AE" w:bidi="ar_AE"/>
           </w:rPr>
           <w:rPr>
@@ -3235,6 +3979,8 @@
       </w:hyperlink>
       <w:r>
         <w:rPr>
+          <w:rtl/>
+          <w:cs/>
           <w:lang w:val="ar_AE" w:bidi="ar_AE"/>
         </w:rPr>
         <w:t xml:space="preserve">, </w:t>
@@ -3242,6 +3988,8 @@
       <w:hyperlink r:id="rId131">
         <w:r>
           <w:rPr>
+            <w:rtl/>
+            <w:cs/>
             <w:lang w:val="ar_AE" w:bidi="ar_AE"/>
           </w:rPr>
           <w:rPr>
@@ -3253,6 +4001,8 @@
       </w:hyperlink>
       <w:r>
         <w:rPr>
+          <w:rtl/>
+          <w:cs/>
           <w:lang w:val="ar_AE" w:bidi="ar_AE"/>
         </w:rPr>
         <w:t xml:space="preserve">; </w:t>
@@ -3260,6 +4010,8 @@
       <w:hyperlink r:id="rId132">
         <w:r>
           <w:rPr>
+            <w:rtl/>
+            <w:cs/>
             <w:lang w:val="ar_AE" w:bidi="ar_AE"/>
           </w:rPr>
           <w:rPr>
@@ -3271,6 +4023,8 @@
       </w:hyperlink>
       <w:r>
         <w:rPr>
+          <w:rtl/>
+          <w:cs/>
           <w:lang w:val="ar_AE" w:bidi="ar_AE"/>
         </w:rPr>
         <w:t xml:space="preserve">; </w:t>
@@ -3278,6 +4032,8 @@
       <w:hyperlink r:id="rId133">
         <w:r>
           <w:rPr>
+            <w:rtl/>
+            <w:cs/>
             <w:lang w:val="ar_AE" w:bidi="ar_AE"/>
           </w:rPr>
           <w:rPr>
@@ -3289,6 +4045,8 @@
       </w:hyperlink>
       <w:r>
         <w:rPr>
+          <w:rtl/>
+          <w:cs/>
           <w:lang w:val="ar_AE" w:bidi="ar_AE"/>
         </w:rPr>
         <w:t xml:space="preserve">; </w:t>
@@ -3296,6 +4054,8 @@
       <w:hyperlink r:id="rId116">
         <w:r>
           <w:rPr>
+            <w:rtl/>
+            <w:cs/>
             <w:lang w:val="ar_AE" w:bidi="ar_AE"/>
           </w:rPr>
           <w:rPr>
@@ -3307,6 +4067,8 @@
       </w:hyperlink>
       <w:r>
         <w:rPr>
+          <w:rtl/>
+          <w:cs/>
           <w:lang w:val="ar_AE" w:bidi="ar_AE"/>
         </w:rPr>
         <w:t xml:space="preserve">; </w:t>
@@ -3314,6 +4076,8 @@
       <w:hyperlink r:id="rId134">
         <w:r>
           <w:rPr>
+            <w:rtl/>
+            <w:cs/>
             <w:lang w:val="ar_AE" w:bidi="ar_AE"/>
           </w:rPr>
           <w:rPr>
@@ -3325,6 +4089,8 @@
       </w:hyperlink>
       <w:r>
         <w:rPr>
+          <w:rtl/>
+          <w:cs/>
           <w:lang w:val="ar_AE" w:bidi="ar_AE"/>
         </w:rPr>
         <w:t xml:space="preserve">; </w:t>
@@ -3332,6 +4098,8 @@
       <w:hyperlink r:id="rId117">
         <w:r>
           <w:rPr>
+            <w:rtl/>
+            <w:cs/>
             <w:lang w:val="ar_AE" w:bidi="ar_AE"/>
           </w:rPr>
           <w:rPr>
@@ -3343,6 +4111,8 @@
       </w:hyperlink>
       <w:r>
         <w:rPr>
+          <w:rtl/>
+          <w:cs/>
           <w:lang w:val="ar_AE" w:bidi="ar_AE"/>
         </w:rPr>
         <w:t xml:space="preserve">; </w:t>
@@ -3350,6 +4120,8 @@
       <w:hyperlink r:id="rId119">
         <w:r>
           <w:rPr>
+            <w:rtl/>
+            <w:cs/>
             <w:lang w:val="ar_AE" w:bidi="ar_AE"/>
           </w:rPr>
           <w:rPr>
@@ -3361,6 +4133,8 @@
       </w:hyperlink>
       <w:r>
         <w:rPr>
+          <w:rtl/>
+          <w:cs/>
           <w:lang w:val="ar_AE" w:bidi="ar_AE"/>
         </w:rPr>
         <w:t xml:space="preserve">, </w:t>
@@ -3368,6 +4142,8 @@
       <w:hyperlink r:id="rId135">
         <w:r>
           <w:rPr>
+            <w:rtl/>
+            <w:cs/>
             <w:lang w:val="ar_AE" w:bidi="ar_AE"/>
           </w:rPr>
           <w:rPr>
@@ -3379,6 +4155,8 @@
       </w:hyperlink>
       <w:r>
         <w:rPr>
+          <w:rtl/>
+          <w:cs/>
           <w:lang w:val="ar_AE" w:bidi="ar_AE"/>
         </w:rPr>
         <w:t xml:space="preserve">; </w:t>
@@ -3386,6 +4164,8 @@
       <w:hyperlink r:id="rId136">
         <w:r>
           <w:rPr>
+            <w:rtl/>
+            <w:cs/>
             <w:lang w:val="ar_AE" w:bidi="ar_AE"/>
           </w:rPr>
           <w:rPr>
@@ -3397,6 +4177,8 @@
       </w:hyperlink>
       <w:r>
         <w:rPr>
+          <w:rtl/>
+          <w:cs/>
           <w:lang w:val="ar_AE" w:bidi="ar_AE"/>
         </w:rPr>
         <w:t xml:space="preserve">; </w:t>
@@ -3404,6 +4186,8 @@
       <w:hyperlink r:id="rId137">
         <w:r>
           <w:rPr>
+            <w:rtl/>
+            <w:cs/>
             <w:lang w:val="ar_AE" w:bidi="ar_AE"/>
           </w:rPr>
           <w:rPr>
@@ -3415,6 +4199,8 @@
       </w:hyperlink>
       <w:r>
         <w:rPr>
+          <w:rtl/>
+          <w:cs/>
           <w:lang w:val="ar_AE" w:bidi="ar_AE"/>
         </w:rPr>
         <w:t xml:space="preserve">; </w:t>
@@ -3422,6 +4208,8 @@
       <w:hyperlink r:id="rId138">
         <w:r>
           <w:rPr>
+            <w:rtl/>
+            <w:cs/>
             <w:lang w:val="ar_AE" w:bidi="ar_AE"/>
           </w:rPr>
           <w:rPr>
@@ -3433,11 +4221,15 @@
       </w:hyperlink>
       <w:r>
         <w:rPr>
-          <w:lang w:val="ar_AE" w:bidi="ar_AE"/>
-        </w:rPr>
-      </w:r>
-      <w:r>
-        <w:rPr>
+          <w:rtl/>
+          <w:cs/>
+          <w:lang w:val="ar_AE" w:bidi="ar_AE"/>
+        </w:rPr>
+      </w:r>
+      <w:r>
+        <w:rPr>
+          <w:rtl/>
+          <w:cs/>
           <w:lang w:val="ar_AE" w:bidi="ar_AE"/>
         </w:rPr>
       </w:r>
@@ -3448,6 +4240,8 @@
       </w:pPr>
       <w:r>
         <w:rPr>
+          <w:rtl/>
+          <w:cs/>
           <w:lang w:val="ar_AE" w:bidi="ar_AE"/>
         </w:rPr>
       </w:r>
@@ -3459,12 +4253,16 @@
       </w:pPr>
       <w:r>
         <w:rPr>
+          <w:rtl/>
+          <w:cs/>
           <w:lang w:val="ar_AE" w:bidi="ar_AE"/>
         </w:rPr>
         <w:t>الغلبة على إبليس</w:t>
       </w:r>
       <w:r>
         <w:rPr>
+          <w:rtl/>
+          <w:cs/>
           <w:lang w:val="ar_AE" w:bidi="ar_AE"/>
         </w:rPr>
       </w:r>
@@ -3475,11 +4273,15 @@
       </w:pPr>
       <w:r>
         <w:rPr>
-          <w:lang w:val="ar_AE" w:bidi="ar_AE"/>
-        </w:rPr>
-      </w:r>
-      <w:r>
-        <w:rPr>
+          <w:rtl/>
+          <w:cs/>
+          <w:lang w:val="ar_AE" w:bidi="ar_AE"/>
+        </w:rPr>
+      </w:r>
+      <w:r>
+        <w:rPr>
+          <w:rtl/>
+          <w:cs/>
           <w:lang w:val="ar_AE" w:bidi="ar_AE"/>
         </w:rPr>
         <w:t xml:space="preserve">كان كُتّاب العهد الجديد يؤمنون بوجود الشر وبمخاطر العالم الروحي. فقد رأوا في الشيطان، المعروف أيضًا باسم "الشرير" أو "إبليس"، تهديدًا خطيرًا. إن إبليس يعوق عمل شعب الله (انظر </w:t>
@@ -3487,6 +4289,8 @@
       <w:hyperlink r:id="rId139">
         <w:r>
           <w:rPr>
+            <w:rtl/>
+            <w:cs/>
             <w:lang w:val="ar_AE" w:bidi="ar_AE"/>
           </w:rPr>
           <w:rPr>
@@ -3498,6 +4302,8 @@
       </w:hyperlink>
       <w:r>
         <w:rPr>
+          <w:rtl/>
+          <w:cs/>
           <w:lang w:val="ar_AE" w:bidi="ar_AE"/>
         </w:rPr>
         <w:t xml:space="preserve">؛ </w:t>
@@ -3505,6 +4311,8 @@
       <w:hyperlink r:id="rId140">
         <w:r>
           <w:rPr>
+            <w:rtl/>
+            <w:cs/>
             <w:lang w:val="ar_AE" w:bidi="ar_AE"/>
           </w:rPr>
           <w:rPr>
@@ -3516,18 +4324,24 @@
       </w:hyperlink>
       <w:r>
         <w:rPr>
+          <w:rtl/>
+          <w:cs/>
           <w:lang w:val="ar_AE" w:bidi="ar_AE"/>
         </w:rPr>
         <w:t>). وهو "</w:t>
       </w:r>
       <w:r>
         <w:rPr>
+          <w:rtl/>
+          <w:cs/>
           <w:lang w:val="ar_AE" w:bidi="ar_AE"/>
         </w:rPr>
         <w:t>كَأَسَدٍ زَائِرٍ، يَجُولُ مُلْتَمِسًا مَنْ يَبْتَلِعُهُ هُوَ</w:t>
       </w:r>
       <w:r>
         <w:rPr>
+          <w:rtl/>
+          <w:cs/>
           <w:lang w:val="ar_AE" w:bidi="ar_AE"/>
         </w:rPr>
         <w:t>" (</w:t>
@@ -3535,6 +4349,8 @@
       <w:hyperlink r:id="rId141">
         <w:r>
           <w:rPr>
+            <w:rtl/>
+            <w:cs/>
             <w:lang w:val="ar_AE" w:bidi="ar_AE"/>
           </w:rPr>
           <w:rPr>
@@ -3546,6 +4362,8 @@
       </w:hyperlink>
       <w:r>
         <w:rPr>
+          <w:rtl/>
+          <w:cs/>
           <w:lang w:val="ar_AE" w:bidi="ar_AE"/>
         </w:rPr>
         <w:t>).</w:t>
@@ -3557,11 +4375,15 @@
       </w:pPr>
       <w:r>
         <w:rPr>
-          <w:lang w:val="ar_AE" w:bidi="ar_AE"/>
-        </w:rPr>
-      </w:r>
-      <w:r>
-        <w:rPr>
+          <w:rtl/>
+          <w:cs/>
+          <w:lang w:val="ar_AE" w:bidi="ar_AE"/>
+        </w:rPr>
+      </w:r>
+      <w:r>
+        <w:rPr>
+          <w:rtl/>
+          <w:cs/>
           <w:lang w:val="ar_AE" w:bidi="ar_AE"/>
         </w:rPr>
         <w:t xml:space="preserve">إن كل العالم الذي لا يضع ثقته في المسيح هو تحت سلطان الخطية والشيطان (انظر </w:t>
@@ -3569,6 +4391,8 @@
       <w:hyperlink r:id="rId142">
         <w:r>
           <w:rPr>
+            <w:rtl/>
+            <w:cs/>
             <w:lang w:val="ar_AE" w:bidi="ar_AE"/>
           </w:rPr>
           <w:rPr>
@@ -3580,6 +4404,8 @@
       </w:hyperlink>
       <w:r>
         <w:rPr>
+          <w:rtl/>
+          <w:cs/>
           <w:lang w:val="ar_AE" w:bidi="ar_AE"/>
         </w:rPr>
         <w:t xml:space="preserve">; </w:t>
@@ -3587,6 +4413,8 @@
       <w:hyperlink r:id="rId143">
         <w:r>
           <w:rPr>
+            <w:rtl/>
+            <w:cs/>
             <w:lang w:val="ar_AE" w:bidi="ar_AE"/>
           </w:rPr>
           <w:rPr>
@@ -3598,18 +4426,24 @@
       </w:hyperlink>
       <w:r>
         <w:rPr>
+          <w:rtl/>
+          <w:cs/>
           <w:lang w:val="ar_AE" w:bidi="ar_AE"/>
         </w:rPr>
         <w:t>). ويصف بولس إبليس بأنه "إ</w:t>
       </w:r>
       <w:r>
         <w:rPr>
+          <w:rtl/>
+          <w:cs/>
           <w:lang w:val="ar_AE" w:bidi="ar_AE"/>
         </w:rPr>
         <w:t>لَهُ هَذَا ٱلدَّهْرِ قَدْ أَعْمَى أَذْهَانَ غَيْرِ ٱلْمُؤْمِنِينَ</w:t>
       </w:r>
       <w:r>
         <w:rPr>
+          <w:rtl/>
+          <w:cs/>
           <w:lang w:val="ar_AE" w:bidi="ar_AE"/>
         </w:rPr>
         <w:t xml:space="preserve">" (انظر </w:t>
@@ -3617,6 +4451,8 @@
       <w:hyperlink r:id="rId144">
         <w:r>
           <w:rPr>
+            <w:rtl/>
+            <w:cs/>
             <w:lang w:val="ar_AE" w:bidi="ar_AE"/>
           </w:rPr>
           <w:rPr>
@@ -3628,6 +4464,8 @@
       </w:hyperlink>
       <w:r>
         <w:rPr>
+          <w:rtl/>
+          <w:cs/>
           <w:lang w:val="ar_AE" w:bidi="ar_AE"/>
         </w:rPr>
         <w:t xml:space="preserve">; قارن </w:t>
@@ -3635,6 +4473,8 @@
       <w:hyperlink r:id="rId145">
         <w:r>
           <w:rPr>
+            <w:rtl/>
+            <w:cs/>
             <w:lang w:val="ar_AE" w:bidi="ar_AE"/>
           </w:rPr>
           <w:rPr>
@@ -3646,6 +4486,8 @@
       </w:hyperlink>
       <w:r>
         <w:rPr>
+          <w:rtl/>
+          <w:cs/>
           <w:lang w:val="ar_AE" w:bidi="ar_AE"/>
         </w:rPr>
         <w:t>). إن إبليس يقاوم الله ويسعى لتدمير شعبه (</w:t>
@@ -3653,6 +4495,8 @@
       <w:hyperlink r:id="rId146">
         <w:r>
           <w:rPr>
+            <w:rtl/>
+            <w:cs/>
             <w:lang w:val="ar_AE" w:bidi="ar_AE"/>
           </w:rPr>
           <w:rPr>
@@ -3664,6 +4508,8 @@
       </w:hyperlink>
       <w:r>
         <w:rPr>
+          <w:rtl/>
+          <w:cs/>
           <w:lang w:val="ar_AE" w:bidi="ar_AE"/>
         </w:rPr>
         <w:t xml:space="preserve">, </w:t>
@@ -3671,6 +4517,8 @@
       <w:hyperlink r:id="rId147">
         <w:r>
           <w:rPr>
+            <w:rtl/>
+            <w:cs/>
             <w:lang w:val="ar_AE" w:bidi="ar_AE"/>
           </w:rPr>
           <w:rPr>
@@ -3682,18 +4530,24 @@
       </w:hyperlink>
       <w:r>
         <w:rPr>
+          <w:rtl/>
+          <w:cs/>
           <w:lang w:val="ar_AE" w:bidi="ar_AE"/>
         </w:rPr>
         <w:t>). لكن يسوع جاء "</w:t>
       </w:r>
       <w:r>
         <w:rPr>
+          <w:rtl/>
+          <w:cs/>
           <w:lang w:val="ar_AE" w:bidi="ar_AE"/>
         </w:rPr>
         <w:t>لِكَيْ يَنْقُضَ أَعْمَالَ إِبْلِيسَ</w:t>
       </w:r>
       <w:r>
         <w:rPr>
+          <w:rtl/>
+          <w:cs/>
           <w:lang w:val="ar_AE" w:bidi="ar_AE"/>
         </w:rPr>
         <w:t>" (</w:t>
@@ -3701,6 +4555,8 @@
       <w:hyperlink r:id="rId148">
         <w:r>
           <w:rPr>
+            <w:rtl/>
+            <w:cs/>
             <w:lang w:val="ar_AE" w:bidi="ar_AE"/>
           </w:rPr>
           <w:rPr>
@@ -3712,6 +4568,8 @@
       </w:hyperlink>
       <w:r>
         <w:rPr>
+          <w:rtl/>
+          <w:cs/>
           <w:lang w:val="ar_AE" w:bidi="ar_AE"/>
         </w:rPr>
         <w:t>).</w:t>
@@ -3723,11 +4581,15 @@
       </w:pPr>
       <w:r>
         <w:rPr>
-          <w:lang w:val="ar_AE" w:bidi="ar_AE"/>
-        </w:rPr>
-      </w:r>
-      <w:r>
-        <w:rPr>
+          <w:rtl/>
+          <w:cs/>
+          <w:lang w:val="ar_AE" w:bidi="ar_AE"/>
+        </w:rPr>
+      </w:r>
+      <w:r>
+        <w:rPr>
+          <w:rtl/>
+          <w:cs/>
           <w:lang w:val="ar_AE" w:bidi="ar_AE"/>
         </w:rPr>
         <w:t xml:space="preserve">يحوِّل الله الشر الذي يقصده إبليس إلى خير. وبناءً على هذا، يطلب الرسول بولس من كنيسة كورنثوس بضرورة أن يُسلّموا أحد الأشخاص إلى الشيطان - أي يخرجوه من جماعة المؤمنين. وبهذه الطريقة، ومن خلال اختباره لقوة الشيطان المدمرة، سيتوب ذلك الشخص وينال الخلاص (انظر </w:t>
@@ -3735,6 +4597,8 @@
       <w:hyperlink r:id="rId149">
         <w:r>
           <w:rPr>
+            <w:rtl/>
+            <w:cs/>
             <w:lang w:val="ar_AE" w:bidi="ar_AE"/>
           </w:rPr>
           <w:rPr>
@@ -3746,6 +4610,8 @@
       </w:hyperlink>
       <w:r>
         <w:rPr>
+          <w:rtl/>
+          <w:cs/>
           <w:lang w:val="ar_AE" w:bidi="ar_AE"/>
         </w:rPr>
         <w:t>).</w:t>
@@ -3757,11 +4623,15 @@
       </w:pPr>
       <w:r>
         <w:rPr>
-          <w:lang w:val="ar_AE" w:bidi="ar_AE"/>
-        </w:rPr>
-      </w:r>
-      <w:r>
-        <w:rPr>
+          <w:rtl/>
+          <w:cs/>
+          <w:lang w:val="ar_AE" w:bidi="ar_AE"/>
+        </w:rPr>
+      </w:r>
+      <w:r>
+        <w:rPr>
+          <w:rtl/>
+          <w:cs/>
           <w:lang w:val="ar_AE" w:bidi="ar_AE"/>
         </w:rPr>
         <w:t>يجب على المؤمنين أن يخضعوا لله ويقاوموا إبليس (</w:t>
@@ -3769,6 +4639,8 @@
       <w:hyperlink r:id="rId150">
         <w:r>
           <w:rPr>
+            <w:rtl/>
+            <w:cs/>
             <w:lang w:val="ar_AE" w:bidi="ar_AE"/>
           </w:rPr>
           <w:rPr>
@@ -3780,6 +4652,8 @@
       </w:hyperlink>
       <w:r>
         <w:rPr>
+          <w:rtl/>
+          <w:cs/>
           <w:lang w:val="ar_AE" w:bidi="ar_AE"/>
         </w:rPr>
         <w:t>). وأن يصلّوا لطلب معونة الله (</w:t>
@@ -3787,6 +4661,8 @@
       <w:hyperlink r:id="rId151">
         <w:r>
           <w:rPr>
+            <w:rtl/>
+            <w:cs/>
             <w:lang w:val="ar_AE" w:bidi="ar_AE"/>
           </w:rPr>
           <w:rPr>
@@ -3798,6 +4674,8 @@
       </w:hyperlink>
       <w:r>
         <w:rPr>
+          <w:rtl/>
+          <w:cs/>
           <w:lang w:val="ar_AE" w:bidi="ar_AE"/>
         </w:rPr>
         <w:t>). كما يجب أن يستخدموا سلاح الله الروحي الكامل للحماية (</w:t>
@@ -3805,6 +4683,8 @@
       <w:hyperlink r:id="rId152">
         <w:r>
           <w:rPr>
+            <w:rtl/>
+            <w:cs/>
             <w:lang w:val="ar_AE" w:bidi="ar_AE"/>
           </w:rPr>
           <w:rPr>
@@ -3816,6 +4696,8 @@
       </w:hyperlink>
       <w:r>
         <w:rPr>
+          <w:rtl/>
+          <w:cs/>
           <w:lang w:val="ar_AE" w:bidi="ar_AE"/>
         </w:rPr>
         <w:t xml:space="preserve">). إن الذين يطيعون الشيطان يواجهون العواقب (انظر </w:t>
@@ -3823,6 +4705,8 @@
       <w:hyperlink r:id="rId153">
         <w:r>
           <w:rPr>
+            <w:rtl/>
+            <w:cs/>
             <w:lang w:val="ar_AE" w:bidi="ar_AE"/>
           </w:rPr>
           <w:rPr>
@@ -3834,6 +4718,8 @@
       </w:hyperlink>
       <w:r>
         <w:rPr>
+          <w:rtl/>
+          <w:cs/>
           <w:lang w:val="ar_AE" w:bidi="ar_AE"/>
         </w:rPr>
         <w:t xml:space="preserve">). أما المؤمنون الخاضعون لله فهم في أمان لأنهم يعلمون أن موت المسيح على الصليب قد أوقف قوة إبليس عنهم (انظر </w:t>
@@ -3841,6 +4727,8 @@
       <w:hyperlink r:id="rId154">
         <w:r>
           <w:rPr>
+            <w:rtl/>
+            <w:cs/>
             <w:lang w:val="ar_AE" w:bidi="ar_AE"/>
           </w:rPr>
           <w:rPr>
@@ -3852,6 +4740,8 @@
       </w:hyperlink>
       <w:r>
         <w:rPr>
+          <w:rtl/>
+          <w:cs/>
           <w:lang w:val="ar_AE" w:bidi="ar_AE"/>
         </w:rPr>
         <w:t xml:space="preserve">; </w:t>
@@ -3859,6 +4749,8 @@
       <w:hyperlink r:id="rId155">
         <w:r>
           <w:rPr>
+            <w:rtl/>
+            <w:cs/>
             <w:lang w:val="ar_AE" w:bidi="ar_AE"/>
           </w:rPr>
           <w:rPr>
@@ -3870,6 +4762,8 @@
       </w:hyperlink>
       <w:r>
         <w:rPr>
+          <w:rtl/>
+          <w:cs/>
           <w:lang w:val="ar_AE" w:bidi="ar_AE"/>
         </w:rPr>
         <w:t xml:space="preserve">; </w:t>
@@ -3877,6 +4771,8 @@
       <w:hyperlink r:id="rId156">
         <w:r>
           <w:rPr>
+            <w:rtl/>
+            <w:cs/>
             <w:lang w:val="ar_AE" w:bidi="ar_AE"/>
           </w:rPr>
           <w:rPr>
@@ -3888,6 +4784,8 @@
       </w:hyperlink>
       <w:r>
         <w:rPr>
+          <w:rtl/>
+          <w:cs/>
           <w:lang w:val="ar_AE" w:bidi="ar_AE"/>
         </w:rPr>
         <w:t xml:space="preserve">; </w:t>
@@ -3895,6 +4793,8 @@
       <w:hyperlink r:id="rId157">
         <w:r>
           <w:rPr>
+            <w:rtl/>
+            <w:cs/>
             <w:lang w:val="ar_AE" w:bidi="ar_AE"/>
           </w:rPr>
           <w:rPr>
@@ -3906,6 +4806,8 @@
       </w:hyperlink>
       <w:r>
         <w:rPr>
+          <w:rtl/>
+          <w:cs/>
           <w:lang w:val="ar_AE" w:bidi="ar_AE"/>
         </w:rPr>
         <w:t xml:space="preserve">, </w:t>
@@ -3913,6 +4815,8 @@
       <w:hyperlink r:id="rId158">
         <w:r>
           <w:rPr>
+            <w:rtl/>
+            <w:cs/>
             <w:lang w:val="ar_AE" w:bidi="ar_AE"/>
           </w:rPr>
           <w:rPr>
@@ -3924,6 +4828,8 @@
       </w:hyperlink>
       <w:r>
         <w:rPr>
+          <w:rtl/>
+          <w:cs/>
           <w:lang w:val="ar_AE" w:bidi="ar_AE"/>
         </w:rPr>
         <w:t xml:space="preserve">; </w:t>
@@ -3931,6 +4837,8 @@
       <w:hyperlink r:id="rId159">
         <w:r>
           <w:rPr>
+            <w:rtl/>
+            <w:cs/>
             <w:lang w:val="ar_AE" w:bidi="ar_AE"/>
           </w:rPr>
           <w:rPr>
@@ -3942,6 +4850,8 @@
       </w:hyperlink>
       <w:r>
         <w:rPr>
+          <w:rtl/>
+          <w:cs/>
           <w:lang w:val="ar_AE" w:bidi="ar_AE"/>
         </w:rPr>
         <w:t>).</w:t>
@@ -3953,11 +4863,15 @@
       </w:pPr>
       <w:r>
         <w:rPr>
-          <w:lang w:val="ar_AE" w:bidi="ar_AE"/>
-        </w:rPr>
-      </w:r>
-      <w:r>
-        <w:rPr>
+          <w:rtl/>
+          <w:cs/>
+          <w:lang w:val="ar_AE" w:bidi="ar_AE"/>
+        </w:rPr>
+      </w:r>
+      <w:r>
+        <w:rPr>
+          <w:rtl/>
+          <w:cs/>
           <w:lang w:val="ar_AE" w:bidi="ar_AE"/>
         </w:rPr>
         <w:t xml:space="preserve">إن الرب يحمي المؤمنين الذين يتبعونه (انظر </w:t>
@@ -3965,6 +4879,8 @@
       <w:hyperlink r:id="rId160">
         <w:r>
           <w:rPr>
+            <w:rtl/>
+            <w:cs/>
             <w:lang w:val="ar_AE" w:bidi="ar_AE"/>
           </w:rPr>
           <w:rPr>
@@ -3976,6 +4892,8 @@
       </w:hyperlink>
       <w:r>
         <w:rPr>
+          <w:rtl/>
+          <w:cs/>
           <w:lang w:val="ar_AE" w:bidi="ar_AE"/>
         </w:rPr>
         <w:t xml:space="preserve">). كما أنهم يعلمون أن الروح القدس الساكن فيهم هو أعظم من إبليس (انظر </w:t>
@@ -3983,6 +4901,8 @@
       <w:hyperlink r:id="rId161">
         <w:r>
           <w:rPr>
+            <w:rtl/>
+            <w:cs/>
             <w:lang w:val="ar_AE" w:bidi="ar_AE"/>
           </w:rPr>
           <w:rPr>
@@ -3994,6 +4914,8 @@
       </w:hyperlink>
       <w:r>
         <w:rPr>
+          <w:rtl/>
+          <w:cs/>
           <w:lang w:val="ar_AE" w:bidi="ar_AE"/>
         </w:rPr>
         <w:t xml:space="preserve">). وأنهم، بكلمة الله، يستطيعون أن يغلبوا الشرير (انظر </w:t>
@@ -4001,6 +4923,8 @@
       <w:hyperlink r:id="rId162">
         <w:r>
           <w:rPr>
+            <w:rtl/>
+            <w:cs/>
             <w:lang w:val="ar_AE" w:bidi="ar_AE"/>
           </w:rPr>
           <w:rPr>
@@ -4012,6 +4936,8 @@
       </w:hyperlink>
       <w:r>
         <w:rPr>
+          <w:rtl/>
+          <w:cs/>
           <w:lang w:val="ar_AE" w:bidi="ar_AE"/>
         </w:rPr>
         <w:t xml:space="preserve">; قارن </w:t>
@@ -4019,6 +4945,8 @@
       <w:hyperlink r:id="rId163">
         <w:r>
           <w:rPr>
+            <w:rtl/>
+            <w:cs/>
             <w:lang w:val="ar_AE" w:bidi="ar_AE"/>
           </w:rPr>
           <w:rPr>
@@ -4030,6 +4958,8 @@
       </w:hyperlink>
       <w:r>
         <w:rPr>
+          <w:rtl/>
+          <w:cs/>
           <w:lang w:val="ar_AE" w:bidi="ar_AE"/>
         </w:rPr>
         <w:t>).</w:t>
@@ -4041,11 +4971,15 @@
       </w:pPr>
       <w:r>
         <w:rPr>
-          <w:lang w:val="ar_AE" w:bidi="ar_AE"/>
-        </w:rPr>
-      </w:r>
-      <w:r>
-        <w:rPr>
+          <w:rtl/>
+          <w:cs/>
+          <w:lang w:val="ar_AE" w:bidi="ar_AE"/>
+        </w:rPr>
+      </w:r>
+      <w:r>
+        <w:rPr>
+          <w:rtl/>
+          <w:cs/>
           <w:lang w:val="ar_AE" w:bidi="ar_AE"/>
         </w:rPr>
         <w:t xml:space="preserve">يجب على المؤمنين الحقيقين أن يحذروا إبليس وأن يسهروا ضد تأثيره. ومع ذلك، عليهم ألا يعيشوا في خوف. فَقوة الله أعظم بما لا يُقارن من قوة إبليس. وفي النهاية، سيغلب الله إبليس بشكل كامل (انظر </w:t>
@@ -4053,6 +4987,8 @@
       <w:hyperlink r:id="rId164">
         <w:r>
           <w:rPr>
+            <w:rtl/>
+            <w:cs/>
             <w:lang w:val="ar_AE" w:bidi="ar_AE"/>
           </w:rPr>
           <w:rPr>
@@ -4064,6 +5000,8 @@
       </w:hyperlink>
       <w:r>
         <w:rPr>
+          <w:rtl/>
+          <w:cs/>
           <w:lang w:val="ar_AE" w:bidi="ar_AE"/>
         </w:rPr>
         <w:t>).</w:t>
@@ -4075,12 +5013,16 @@
       </w:pPr>
       <w:r>
         <w:rPr>
+          <w:rtl/>
+          <w:cs/>
           <w:lang w:val="ar_AE" w:bidi="ar_AE"/>
         </w:rPr>
       </w:r>
       <w:r>
         <w:rPr>
           <w:u w:val="single"/>
+          <w:rtl/>
+          <w:cs/>
           <w:lang w:val="ar_AE" w:bidi="ar_AE"/>
         </w:rPr>
         <w:t>مقاطع لمزيد من الدراسة</w:t>
@@ -4092,12 +5034,16 @@
       </w:pPr>
       <w:r>
         <w:rPr>
+          <w:rtl/>
+          <w:cs/>
           <w:lang w:val="ar_AE" w:bidi="ar_AE"/>
         </w:rPr>
       </w:r>
       <w:hyperlink r:id="rId151">
         <w:r>
           <w:rPr>
+            <w:rtl/>
+            <w:cs/>
             <w:lang w:val="ar_AE" w:bidi="ar_AE"/>
           </w:rPr>
           <w:rPr>
@@ -4109,6 +5055,8 @@
       </w:hyperlink>
       <w:r>
         <w:rPr>
+          <w:rtl/>
+          <w:cs/>
           <w:lang w:val="ar_AE" w:bidi="ar_AE"/>
         </w:rPr>
         <w:t xml:space="preserve">; </w:t>
@@ -4116,6 +5064,8 @@
       <w:hyperlink r:id="rId145">
         <w:r>
           <w:rPr>
+            <w:rtl/>
+            <w:cs/>
             <w:lang w:val="ar_AE" w:bidi="ar_AE"/>
           </w:rPr>
           <w:rPr>
@@ -4127,6 +5077,8 @@
       </w:hyperlink>
       <w:r>
         <w:rPr>
+          <w:rtl/>
+          <w:cs/>
           <w:lang w:val="ar_AE" w:bidi="ar_AE"/>
         </w:rPr>
         <w:t xml:space="preserve">; </w:t>
@@ -4134,6 +5086,8 @@
       <w:hyperlink r:id="rId165">
         <w:r>
           <w:rPr>
+            <w:rtl/>
+            <w:cs/>
             <w:lang w:val="ar_AE" w:bidi="ar_AE"/>
           </w:rPr>
           <w:rPr>
@@ -4145,6 +5099,8 @@
       </w:hyperlink>
       <w:r>
         <w:rPr>
+          <w:rtl/>
+          <w:cs/>
           <w:lang w:val="ar_AE" w:bidi="ar_AE"/>
         </w:rPr>
         <w:t xml:space="preserve">; </w:t>
@@ -4152,6 +5108,8 @@
       <w:hyperlink r:id="rId154">
         <w:r>
           <w:rPr>
+            <w:rtl/>
+            <w:cs/>
             <w:lang w:val="ar_AE" w:bidi="ar_AE"/>
           </w:rPr>
           <w:rPr>
@@ -4163,6 +5121,8 @@
       </w:hyperlink>
       <w:r>
         <w:rPr>
+          <w:rtl/>
+          <w:cs/>
           <w:lang w:val="ar_AE" w:bidi="ar_AE"/>
         </w:rPr>
         <w:t xml:space="preserve">; </w:t>
@@ -4170,6 +5130,8 @@
       <w:hyperlink r:id="rId149">
         <w:r>
           <w:rPr>
+            <w:rtl/>
+            <w:cs/>
             <w:lang w:val="ar_AE" w:bidi="ar_AE"/>
           </w:rPr>
           <w:rPr>
@@ -4181,6 +5143,8 @@
       </w:hyperlink>
       <w:r>
         <w:rPr>
+          <w:rtl/>
+          <w:cs/>
           <w:lang w:val="ar_AE" w:bidi="ar_AE"/>
         </w:rPr>
         <w:t xml:space="preserve">; </w:t>
@@ -4188,6 +5152,8 @@
       <w:hyperlink r:id="rId155">
         <w:r>
           <w:rPr>
+            <w:rtl/>
+            <w:cs/>
             <w:lang w:val="ar_AE" w:bidi="ar_AE"/>
           </w:rPr>
           <w:rPr>
@@ -4199,6 +5165,8 @@
       </w:hyperlink>
       <w:r>
         <w:rPr>
+          <w:rtl/>
+          <w:cs/>
           <w:lang w:val="ar_AE" w:bidi="ar_AE"/>
         </w:rPr>
         <w:t xml:space="preserve">; </w:t>
@@ -4206,6 +5174,8 @@
       <w:hyperlink r:id="rId144">
         <w:r>
           <w:rPr>
+            <w:rtl/>
+            <w:cs/>
             <w:lang w:val="ar_AE" w:bidi="ar_AE"/>
           </w:rPr>
           <w:rPr>
@@ -4217,6 +5187,8 @@
       </w:hyperlink>
       <w:r>
         <w:rPr>
+          <w:rtl/>
+          <w:cs/>
           <w:lang w:val="ar_AE" w:bidi="ar_AE"/>
         </w:rPr>
         <w:t xml:space="preserve">; </w:t>
@@ -4224,6 +5196,8 @@
       <w:hyperlink r:id="rId142">
         <w:r>
           <w:rPr>
+            <w:rtl/>
+            <w:cs/>
             <w:lang w:val="ar_AE" w:bidi="ar_AE"/>
           </w:rPr>
           <w:rPr>
@@ -4235,6 +5209,8 @@
       </w:hyperlink>
       <w:r>
         <w:rPr>
+          <w:rtl/>
+          <w:cs/>
           <w:lang w:val="ar_AE" w:bidi="ar_AE"/>
         </w:rPr>
         <w:t xml:space="preserve">; </w:t>
@@ -4242,6 +5218,8 @@
       <w:hyperlink r:id="rId166">
         <w:r>
           <w:rPr>
+            <w:rtl/>
+            <w:cs/>
             <w:lang w:val="ar_AE" w:bidi="ar_AE"/>
           </w:rPr>
           <w:rPr>
@@ -4253,6 +5231,8 @@
       </w:hyperlink>
       <w:r>
         <w:rPr>
+          <w:rtl/>
+          <w:cs/>
           <w:lang w:val="ar_AE" w:bidi="ar_AE"/>
         </w:rPr>
         <w:t xml:space="preserve">; </w:t>
@@ -4260,6 +5240,8 @@
       <w:hyperlink r:id="rId152">
         <w:r>
           <w:rPr>
+            <w:rtl/>
+            <w:cs/>
             <w:lang w:val="ar_AE" w:bidi="ar_AE"/>
           </w:rPr>
           <w:rPr>
@@ -4271,6 +5253,8 @@
       </w:hyperlink>
       <w:r>
         <w:rPr>
+          <w:rtl/>
+          <w:cs/>
           <w:lang w:val="ar_AE" w:bidi="ar_AE"/>
         </w:rPr>
         <w:t xml:space="preserve">; </w:t>
@@ -4278,6 +5262,8 @@
       <w:hyperlink r:id="rId156">
         <w:r>
           <w:rPr>
+            <w:rtl/>
+            <w:cs/>
             <w:lang w:val="ar_AE" w:bidi="ar_AE"/>
           </w:rPr>
           <w:rPr>
@@ -4289,6 +5275,8 @@
       </w:hyperlink>
       <w:r>
         <w:rPr>
+          <w:rtl/>
+          <w:cs/>
           <w:lang w:val="ar_AE" w:bidi="ar_AE"/>
         </w:rPr>
         <w:t xml:space="preserve">; </w:t>
@@ -4296,6 +5284,8 @@
       <w:hyperlink r:id="rId157">
         <w:r>
           <w:rPr>
+            <w:rtl/>
+            <w:cs/>
             <w:lang w:val="ar_AE" w:bidi="ar_AE"/>
           </w:rPr>
           <w:rPr>
@@ -4307,6 +5297,8 @@
       </w:hyperlink>
       <w:r>
         <w:rPr>
+          <w:rtl/>
+          <w:cs/>
           <w:lang w:val="ar_AE" w:bidi="ar_AE"/>
         </w:rPr>
         <w:t xml:space="preserve">, </w:t>
@@ -4314,6 +5306,8 @@
       <w:hyperlink r:id="rId158">
         <w:r>
           <w:rPr>
+            <w:rtl/>
+            <w:cs/>
             <w:lang w:val="ar_AE" w:bidi="ar_AE"/>
           </w:rPr>
           <w:rPr>
@@ -4325,6 +5319,8 @@
       </w:hyperlink>
       <w:r>
         <w:rPr>
+          <w:rtl/>
+          <w:cs/>
           <w:lang w:val="ar_AE" w:bidi="ar_AE"/>
         </w:rPr>
         <w:t xml:space="preserve">; </w:t>
@@ -4332,6 +5328,8 @@
       <w:hyperlink r:id="rId139">
         <w:r>
           <w:rPr>
+            <w:rtl/>
+            <w:cs/>
             <w:lang w:val="ar_AE" w:bidi="ar_AE"/>
           </w:rPr>
           <w:rPr>
@@ -4343,6 +5341,8 @@
       </w:hyperlink>
       <w:r>
         <w:rPr>
+          <w:rtl/>
+          <w:cs/>
           <w:lang w:val="ar_AE" w:bidi="ar_AE"/>
         </w:rPr>
         <w:t xml:space="preserve">; </w:t>
@@ -4350,6 +5350,8 @@
       <w:hyperlink r:id="rId150">
         <w:r>
           <w:rPr>
+            <w:rtl/>
+            <w:cs/>
             <w:lang w:val="ar_AE" w:bidi="ar_AE"/>
           </w:rPr>
           <w:rPr>
@@ -4361,6 +5363,8 @@
       </w:hyperlink>
       <w:r>
         <w:rPr>
+          <w:rtl/>
+          <w:cs/>
           <w:lang w:val="ar_AE" w:bidi="ar_AE"/>
         </w:rPr>
         <w:t xml:space="preserve">; </w:t>
@@ -4368,6 +5372,8 @@
       <w:hyperlink r:id="rId159">
         <w:r>
           <w:rPr>
+            <w:rtl/>
+            <w:cs/>
             <w:lang w:val="ar_AE" w:bidi="ar_AE"/>
           </w:rPr>
           <w:rPr>
@@ -4379,6 +5385,8 @@
       </w:hyperlink>
       <w:r>
         <w:rPr>
+          <w:rtl/>
+          <w:cs/>
           <w:lang w:val="ar_AE" w:bidi="ar_AE"/>
         </w:rPr>
         <w:t xml:space="preserve">; </w:t>
@@ -4386,6 +5394,8 @@
       <w:hyperlink r:id="rId141">
         <w:r>
           <w:rPr>
+            <w:rtl/>
+            <w:cs/>
             <w:lang w:val="ar_AE" w:bidi="ar_AE"/>
           </w:rPr>
           <w:rPr>
@@ -4397,6 +5407,8 @@
       </w:hyperlink>
       <w:r>
         <w:rPr>
+          <w:rtl/>
+          <w:cs/>
           <w:lang w:val="ar_AE" w:bidi="ar_AE"/>
         </w:rPr>
         <w:t xml:space="preserve">; </w:t>
@@ -4404,6 +5416,8 @@
       <w:hyperlink r:id="rId162">
         <w:r>
           <w:rPr>
+            <w:rtl/>
+            <w:cs/>
             <w:lang w:val="ar_AE" w:bidi="ar_AE"/>
           </w:rPr>
           <w:rPr>
@@ -4415,6 +5429,8 @@
       </w:hyperlink>
       <w:r>
         <w:rPr>
+          <w:rtl/>
+          <w:cs/>
           <w:lang w:val="ar_AE" w:bidi="ar_AE"/>
         </w:rPr>
         <w:t xml:space="preserve">; </w:t>
@@ -4422,6 +5438,8 @@
       <w:hyperlink r:id="rId148">
         <w:r>
           <w:rPr>
+            <w:rtl/>
+            <w:cs/>
             <w:lang w:val="ar_AE" w:bidi="ar_AE"/>
           </w:rPr>
           <w:rPr>
@@ -4433,6 +5451,8 @@
       </w:hyperlink>
       <w:r>
         <w:rPr>
+          <w:rtl/>
+          <w:cs/>
           <w:lang w:val="ar_AE" w:bidi="ar_AE"/>
         </w:rPr>
         <w:t xml:space="preserve">; </w:t>
@@ -4440,6 +5460,8 @@
       <w:hyperlink r:id="rId161">
         <w:r>
           <w:rPr>
+            <w:rtl/>
+            <w:cs/>
             <w:lang w:val="ar_AE" w:bidi="ar_AE"/>
           </w:rPr>
           <w:rPr>
@@ -4451,6 +5473,8 @@
       </w:hyperlink>
       <w:r>
         <w:rPr>
+          <w:rtl/>
+          <w:cs/>
           <w:lang w:val="ar_AE" w:bidi="ar_AE"/>
         </w:rPr>
         <w:t xml:space="preserve">; </w:t>
@@ -4458,6 +5482,8 @@
       <w:hyperlink r:id="rId167">
         <w:r>
           <w:rPr>
+            <w:rtl/>
+            <w:cs/>
             <w:lang w:val="ar_AE" w:bidi="ar_AE"/>
           </w:rPr>
           <w:rPr>
@@ -4469,6 +5495,8 @@
       </w:hyperlink>
       <w:r>
         <w:rPr>
+          <w:rtl/>
+          <w:cs/>
           <w:lang w:val="ar_AE" w:bidi="ar_AE"/>
         </w:rPr>
         <w:t xml:space="preserve">; </w:t>
@@ -4476,6 +5504,8 @@
       <w:hyperlink r:id="rId140">
         <w:r>
           <w:rPr>
+            <w:rtl/>
+            <w:cs/>
             <w:lang w:val="ar_AE" w:bidi="ar_AE"/>
           </w:rPr>
           <w:rPr>
@@ -4487,6 +5517,8 @@
       </w:hyperlink>
       <w:r>
         <w:rPr>
+          <w:rtl/>
+          <w:cs/>
           <w:lang w:val="ar_AE" w:bidi="ar_AE"/>
         </w:rPr>
         <w:t xml:space="preserve">; </w:t>
@@ -4494,6 +5526,8 @@
       <w:hyperlink r:id="rId168">
         <w:r>
           <w:rPr>
+            <w:rtl/>
+            <w:cs/>
             <w:lang w:val="ar_AE" w:bidi="ar_AE"/>
           </w:rPr>
           <w:rPr>
@@ -4505,6 +5539,8 @@
       </w:hyperlink>
       <w:r>
         <w:rPr>
+          <w:rtl/>
+          <w:cs/>
           <w:lang w:val="ar_AE" w:bidi="ar_AE"/>
         </w:rPr>
         <w:t xml:space="preserve">, </w:t>
@@ -4512,6 +5548,8 @@
       <w:hyperlink r:id="rId169">
         <w:r>
           <w:rPr>
+            <w:rtl/>
+            <w:cs/>
             <w:lang w:val="ar_AE" w:bidi="ar_AE"/>
           </w:rPr>
           <w:rPr>
@@ -4523,6 +5561,8 @@
       </w:hyperlink>
       <w:r>
         <w:rPr>
+          <w:rtl/>
+          <w:cs/>
           <w:lang w:val="ar_AE" w:bidi="ar_AE"/>
         </w:rPr>
         <w:t xml:space="preserve">, </w:t>
@@ -4530,6 +5570,8 @@
       <w:hyperlink r:id="rId147">
         <w:r>
           <w:rPr>
+            <w:rtl/>
+            <w:cs/>
             <w:lang w:val="ar_AE" w:bidi="ar_AE"/>
           </w:rPr>
           <w:rPr>
@@ -4541,11 +5583,15 @@
       </w:hyperlink>
       <w:r>
         <w:rPr>
-          <w:lang w:val="ar_AE" w:bidi="ar_AE"/>
-        </w:rPr>
-      </w:r>
-      <w:r>
-        <w:rPr>
+          <w:rtl/>
+          <w:cs/>
+          <w:lang w:val="ar_AE" w:bidi="ar_AE"/>
+        </w:rPr>
+      </w:r>
+      <w:r>
+        <w:rPr>
+          <w:rtl/>
+          <w:cs/>
           <w:lang w:val="ar_AE" w:bidi="ar_AE"/>
         </w:rPr>
       </w:r>
@@ -4556,6 +5602,8 @@
       </w:pPr>
       <w:r>
         <w:rPr>
+          <w:rtl/>
+          <w:cs/>
           <w:lang w:val="ar_AE" w:bidi="ar_AE"/>
         </w:rPr>
       </w:r>
@@ -4567,12 +5615,16 @@
       </w:pPr>
       <w:r>
         <w:rPr>
+          <w:rtl/>
+          <w:cs/>
           <w:lang w:val="ar_AE" w:bidi="ar_AE"/>
         </w:rPr>
         <w:t>الغِنَى والفقر في أدب الحكمة</w:t>
       </w:r>
       <w:r>
         <w:rPr>
+          <w:rtl/>
+          <w:cs/>
           <w:lang w:val="ar_AE" w:bidi="ar_AE"/>
         </w:rPr>
       </w:r>
@@ -4583,11 +5635,15 @@
       </w:pPr>
       <w:r>
         <w:rPr>
-          <w:lang w:val="ar_AE" w:bidi="ar_AE"/>
-        </w:rPr>
-      </w:r>
-      <w:r>
-        <w:rPr>
+          <w:rtl/>
+          <w:cs/>
+          <w:lang w:val="ar_AE" w:bidi="ar_AE"/>
+        </w:rPr>
+      </w:r>
+      <w:r>
+        <w:rPr>
+          <w:rtl/>
+          <w:cs/>
           <w:lang w:val="ar_AE" w:bidi="ar_AE"/>
         </w:rPr>
         <w:t xml:space="preserve">تُظهر الأقوال الواردة في الكتاب المقدس عن الغنى والفقر، لا سيّما في أدب الحكمة، حقيقة عامة مفادها أن الله يبارك الحكماء بالغنى، مما يجعل تحديات الحياة أسهل في التعامل معها </w:t>
@@ -4595,6 +5651,8 @@
       <w:hyperlink r:id="rId170">
         <w:r>
           <w:rPr>
+            <w:rtl/>
+            <w:cs/>
             <w:lang w:val="ar_AE" w:bidi="ar_AE"/>
           </w:rPr>
           <w:rPr>
@@ -4606,6 +5664,8 @@
       </w:hyperlink>
       <w:r>
         <w:rPr>
+          <w:rtl/>
+          <w:cs/>
           <w:lang w:val="ar_AE" w:bidi="ar_AE"/>
         </w:rPr>
         <w:t xml:space="preserve">, </w:t>
@@ -4613,6 +5673,8 @@
       <w:hyperlink r:id="rId171">
         <w:r>
           <w:rPr>
+            <w:rtl/>
+            <w:cs/>
             <w:lang w:val="ar_AE" w:bidi="ar_AE"/>
           </w:rPr>
           <w:rPr>
@@ -4624,6 +5686,8 @@
       </w:hyperlink>
       <w:r>
         <w:rPr>
+          <w:rtl/>
+          <w:cs/>
           <w:lang w:val="ar_AE" w:bidi="ar_AE"/>
         </w:rPr>
         <w:t xml:space="preserve">; </w:t>
@@ -4631,6 +5695,8 @@
       <w:hyperlink r:id="rId172">
         <w:r>
           <w:rPr>
+            <w:rtl/>
+            <w:cs/>
             <w:lang w:val="ar_AE" w:bidi="ar_AE"/>
           </w:rPr>
           <w:rPr>
@@ -4642,6 +5708,8 @@
       </w:hyperlink>
       <w:r>
         <w:rPr>
+          <w:rtl/>
+          <w:cs/>
           <w:lang w:val="ar_AE" w:bidi="ar_AE"/>
         </w:rPr>
         <w:t xml:space="preserve">; </w:t>
@@ -4649,6 +5717,8 @@
       <w:hyperlink r:id="rId173">
         <w:r>
           <w:rPr>
+            <w:rtl/>
+            <w:cs/>
             <w:lang w:val="ar_AE" w:bidi="ar_AE"/>
           </w:rPr>
           <w:rPr>
@@ -4660,6 +5730,8 @@
       </w:hyperlink>
       <w:r>
         <w:rPr>
+          <w:rtl/>
+          <w:cs/>
           <w:lang w:val="ar_AE" w:bidi="ar_AE"/>
         </w:rPr>
         <w:t xml:space="preserve">). بينما يؤدي السلوك الأحمق، وخصوصًا الكسل، في كثير من الأحيان إلى الفقر (انظر </w:t>
@@ -4667,6 +5739,8 @@
       <w:hyperlink r:id="rId174">
         <w:r>
           <w:rPr>
+            <w:rtl/>
+            <w:cs/>
             <w:lang w:val="ar_AE" w:bidi="ar_AE"/>
           </w:rPr>
           <w:rPr>
@@ -4678,6 +5752,8 @@
       </w:hyperlink>
       <w:r>
         <w:rPr>
+          <w:rtl/>
+          <w:cs/>
           <w:lang w:val="ar_AE" w:bidi="ar_AE"/>
         </w:rPr>
         <w:t>).</w:t>
@@ -4689,11 +5765,15 @@
       </w:pPr>
       <w:r>
         <w:rPr>
-          <w:lang w:val="ar_AE" w:bidi="ar_AE"/>
-        </w:rPr>
-      </w:r>
-      <w:r>
-        <w:rPr>
+          <w:rtl/>
+          <w:cs/>
+          <w:lang w:val="ar_AE" w:bidi="ar_AE"/>
+        </w:rPr>
+      </w:r>
+      <w:r>
+        <w:rPr>
+          <w:rtl/>
+          <w:cs/>
           <w:lang w:val="ar_AE" w:bidi="ar_AE"/>
         </w:rPr>
         <w:t xml:space="preserve"> ويُقرّ سفر الأمثال بأن بعض الأشرار الحمقى قد يكونون أغنياء، لكنه يذكّرنا بأن هذا الغِنى لا يدوم طويلًا (</w:t>
@@ -4701,6 +5781,8 @@
       <w:hyperlink r:id="rId175">
         <w:r>
           <w:rPr>
+            <w:rtl/>
+            <w:cs/>
             <w:lang w:val="ar_AE" w:bidi="ar_AE"/>
           </w:rPr>
           <w:rPr>
@@ -4712,6 +5794,8 @@
       </w:hyperlink>
       <w:r>
         <w:rPr>
+          <w:rtl/>
+          <w:cs/>
           <w:lang w:val="ar_AE" w:bidi="ar_AE"/>
         </w:rPr>
         <w:t xml:space="preserve">; </w:t>
@@ -4719,6 +5803,8 @@
       <w:hyperlink r:id="rId176">
         <w:r>
           <w:rPr>
+            <w:rtl/>
+            <w:cs/>
             <w:lang w:val="ar_AE" w:bidi="ar_AE"/>
           </w:rPr>
           <w:rPr>
@@ -4730,6 +5816,8 @@
       </w:hyperlink>
       <w:r>
         <w:rPr>
+          <w:rtl/>
+          <w:cs/>
           <w:lang w:val="ar_AE" w:bidi="ar_AE"/>
         </w:rPr>
         <w:t>). وقد يكون الفقر أحيانًا نتيجة لظلم قد ارتكبوه نحو آخرين أكثر منه غباء أو كسل (</w:t>
@@ -4737,6 +5825,8 @@
       <w:hyperlink r:id="rId177">
         <w:r>
           <w:rPr>
+            <w:rtl/>
+            <w:cs/>
             <w:lang w:val="ar_AE" w:bidi="ar_AE"/>
           </w:rPr>
           <w:rPr>
@@ -4748,6 +5838,8 @@
       </w:hyperlink>
       <w:r>
         <w:rPr>
+          <w:rtl/>
+          <w:cs/>
           <w:lang w:val="ar_AE" w:bidi="ar_AE"/>
         </w:rPr>
         <w:t>). كما يمكن أن يأتي الغنى نتيجة ظلم الآخرين أو عدم الأمانة (</w:t>
@@ -4755,6 +5847,8 @@
       <w:hyperlink r:id="rId178">
         <w:r>
           <w:rPr>
+            <w:rtl/>
+            <w:cs/>
             <w:lang w:val="ar_AE" w:bidi="ar_AE"/>
           </w:rPr>
           <w:rPr>
@@ -4766,6 +5860,8 @@
       </w:hyperlink>
       <w:r>
         <w:rPr>
+          <w:rtl/>
+          <w:cs/>
           <w:lang w:val="ar_AE" w:bidi="ar_AE"/>
         </w:rPr>
         <w:t>). ولذلك، على الأغنياء استخدام ثروتهم بحكمة، بما في ذلك أن يكونوا كرماء مع المحتاجين (</w:t>
@@ -4773,6 +5869,8 @@
       <w:hyperlink r:id="rId179">
         <w:r>
           <w:rPr>
+            <w:rtl/>
+            <w:cs/>
             <w:lang w:val="ar_AE" w:bidi="ar_AE"/>
           </w:rPr>
           <w:rPr>
@@ -4784,6 +5882,8 @@
       </w:hyperlink>
       <w:r>
         <w:rPr>
+          <w:rtl/>
+          <w:cs/>
           <w:lang w:val="ar_AE" w:bidi="ar_AE"/>
         </w:rPr>
         <w:t xml:space="preserve">; </w:t>
@@ -4791,6 +5891,8 @@
       <w:hyperlink r:id="rId180">
         <w:r>
           <w:rPr>
+            <w:rtl/>
+            <w:cs/>
             <w:lang w:val="ar_AE" w:bidi="ar_AE"/>
           </w:rPr>
           <w:rPr>
@@ -4802,6 +5904,8 @@
       </w:hyperlink>
       <w:r>
         <w:rPr>
+          <w:rtl/>
+          <w:cs/>
           <w:lang w:val="ar_AE" w:bidi="ar_AE"/>
         </w:rPr>
         <w:t xml:space="preserve">, </w:t>
@@ -4809,6 +5913,8 @@
       <w:hyperlink r:id="rId181">
         <w:r>
           <w:rPr>
+            <w:rtl/>
+            <w:cs/>
             <w:lang w:val="ar_AE" w:bidi="ar_AE"/>
           </w:rPr>
           <w:rPr>
@@ -4820,6 +5926,8 @@
       </w:hyperlink>
       <w:r>
         <w:rPr>
+          <w:rtl/>
+          <w:cs/>
           <w:lang w:val="ar_AE" w:bidi="ar_AE"/>
         </w:rPr>
         <w:t>).</w:t>
@@ -4831,11 +5939,15 @@
       </w:pPr>
       <w:r>
         <w:rPr>
-          <w:lang w:val="ar_AE" w:bidi="ar_AE"/>
-        </w:rPr>
-      </w:r>
-      <w:r>
-        <w:rPr>
+          <w:rtl/>
+          <w:cs/>
+          <w:lang w:val="ar_AE" w:bidi="ar_AE"/>
+        </w:rPr>
+      </w:r>
+      <w:r>
+        <w:rPr>
+          <w:rtl/>
+          <w:cs/>
           <w:lang w:val="ar_AE" w:bidi="ar_AE"/>
         </w:rPr>
         <w:t>للثروة فوائد محدودة. وأحيانًا، قد تخلق مشاكل بدلاً من أن تحلّها (</w:t>
@@ -4843,6 +5955,8 @@
       <w:hyperlink r:id="rId182">
         <w:r>
           <w:rPr>
+            <w:rtl/>
+            <w:cs/>
             <w:lang w:val="ar_AE" w:bidi="ar_AE"/>
           </w:rPr>
           <w:rPr>
@@ -4854,6 +5968,8 @@
       </w:hyperlink>
       <w:r>
         <w:rPr>
+          <w:rtl/>
+          <w:cs/>
           <w:lang w:val="ar_AE" w:bidi="ar_AE"/>
         </w:rPr>
         <w:t xml:space="preserve">; </w:t>
@@ -4861,6 +5977,8 @@
       <w:hyperlink r:id="rId183">
         <w:r>
           <w:rPr>
+            <w:rtl/>
+            <w:cs/>
             <w:lang w:val="ar_AE" w:bidi="ar_AE"/>
           </w:rPr>
           <w:rPr>
@@ -4872,6 +5990,8 @@
       </w:hyperlink>
       <w:r>
         <w:rPr>
+          <w:rtl/>
+          <w:cs/>
           <w:lang w:val="ar_AE" w:bidi="ar_AE"/>
         </w:rPr>
         <w:t>). ويمكن للحكمة أن تنفع بطرق لا تستطيع الثروة القيام بها، مما يجعل الحكمة أكثر أهمية من المال (</w:t>
@@ -4879,6 +5999,8 @@
       <w:hyperlink r:id="rId184">
         <w:r>
           <w:rPr>
+            <w:rtl/>
+            <w:cs/>
             <w:lang w:val="ar_AE" w:bidi="ar_AE"/>
           </w:rPr>
           <w:rPr>
@@ -4890,6 +6012,8 @@
       </w:hyperlink>
       <w:r>
         <w:rPr>
+          <w:rtl/>
+          <w:cs/>
           <w:lang w:val="ar_AE" w:bidi="ar_AE"/>
         </w:rPr>
         <w:t xml:space="preserve">; </w:t>
@@ -4897,6 +6021,8 @@
       <w:hyperlink r:id="rId178">
         <w:r>
           <w:rPr>
+            <w:rtl/>
+            <w:cs/>
             <w:lang w:val="ar_AE" w:bidi="ar_AE"/>
           </w:rPr>
           <w:rPr>
@@ -4908,6 +6034,8 @@
       </w:hyperlink>
       <w:r>
         <w:rPr>
+          <w:rtl/>
+          <w:cs/>
           <w:lang w:val="ar_AE" w:bidi="ar_AE"/>
         </w:rPr>
         <w:t xml:space="preserve">, </w:t>
@@ -4915,6 +6043,8 @@
       <w:hyperlink r:id="rId185">
         <w:r>
           <w:rPr>
+            <w:rtl/>
+            <w:cs/>
             <w:lang w:val="ar_AE" w:bidi="ar_AE"/>
           </w:rPr>
           <w:rPr>
@@ -4926,6 +6056,8 @@
       </w:hyperlink>
       <w:r>
         <w:rPr>
+          <w:rtl/>
+          <w:cs/>
           <w:lang w:val="ar_AE" w:bidi="ar_AE"/>
         </w:rPr>
         <w:t>).</w:t>
@@ -4937,11 +6069,15 @@
       </w:pPr>
       <w:r>
         <w:rPr>
-          <w:lang w:val="ar_AE" w:bidi="ar_AE"/>
-        </w:rPr>
-      </w:r>
-      <w:r>
-        <w:rPr>
+          <w:rtl/>
+          <w:cs/>
+          <w:lang w:val="ar_AE" w:bidi="ar_AE"/>
+        </w:rPr>
+      </w:r>
+      <w:r>
+        <w:rPr>
+          <w:rtl/>
+          <w:cs/>
           <w:lang w:val="ar_AE" w:bidi="ar_AE"/>
         </w:rPr>
         <w:t xml:space="preserve">وغالبًا ما يبارك الله الذين يعيشون لإرضائه بتوفير احتياجاتهم، وعندما يحدث ذلك، يستطيع هؤلاء أن يساعدوا الآخرين بمشاركة ما نالوه، ويُعَدّ هذا العطاء للآخرين نعمة وبركة أخرى من الله. ومع ذلك، فإن الظروف لا تكون عادلة دائمًا، فقد لا تذهب الثروة أحيانًا إلى من يستحقونها (انظر </w:t>
@@ -4949,6 +6085,8 @@
       <w:hyperlink r:id="rId186">
         <w:r>
           <w:rPr>
+            <w:rtl/>
+            <w:cs/>
             <w:lang w:val="ar_AE" w:bidi="ar_AE"/>
           </w:rPr>
           <w:rPr>
@@ -4960,6 +6098,8 @@
       </w:hyperlink>
       <w:r>
         <w:rPr>
+          <w:rtl/>
+          <w:cs/>
           <w:lang w:val="ar_AE" w:bidi="ar_AE"/>
         </w:rPr>
         <w:t xml:space="preserve">). كما أنها لا تجلب السعادة بالضرورة (انظر </w:t>
@@ -4967,6 +6107,8 @@
       <w:hyperlink r:id="rId187">
         <w:r>
           <w:rPr>
+            <w:rtl/>
+            <w:cs/>
             <w:lang w:val="ar_AE" w:bidi="ar_AE"/>
           </w:rPr>
           <w:rPr>
@@ -4978,6 +6120,8 @@
       </w:hyperlink>
       <w:r>
         <w:rPr>
+          <w:rtl/>
+          <w:cs/>
           <w:lang w:val="ar_AE" w:bidi="ar_AE"/>
         </w:rPr>
         <w:t xml:space="preserve">; </w:t>
@@ -4985,6 +6129,8 @@
       <w:hyperlink r:id="rId188">
         <w:r>
           <w:rPr>
+            <w:rtl/>
+            <w:cs/>
             <w:lang w:val="ar_AE" w:bidi="ar_AE"/>
           </w:rPr>
           <w:rPr>
@@ -4996,6 +6142,8 @@
       </w:hyperlink>
       <w:r>
         <w:rPr>
+          <w:rtl/>
+          <w:cs/>
           <w:lang w:val="ar_AE" w:bidi="ar_AE"/>
         </w:rPr>
         <w:t>). في الواقع يمكن للمال أن يضرّ بالإيمان (</w:t>
@@ -5003,6 +6151,8 @@
       <w:hyperlink r:id="rId189">
         <w:r>
           <w:rPr>
+            <w:rtl/>
+            <w:cs/>
             <w:lang w:val="ar_AE" w:bidi="ar_AE"/>
           </w:rPr>
           <w:rPr>
@@ -5014,6 +6164,8 @@
       </w:hyperlink>
       <w:r>
         <w:rPr>
+          <w:rtl/>
+          <w:cs/>
           <w:lang w:val="ar_AE" w:bidi="ar_AE"/>
         </w:rPr>
         <w:t xml:space="preserve">; </w:t>
@@ -5021,6 +6173,8 @@
       <w:hyperlink r:id="rId190">
         <w:r>
           <w:rPr>
+            <w:rtl/>
+            <w:cs/>
             <w:lang w:val="ar_AE" w:bidi="ar_AE"/>
           </w:rPr>
           <w:rPr>
@@ -5032,6 +6186,8 @@
       </w:hyperlink>
       <w:r>
         <w:rPr>
+          <w:rtl/>
+          <w:cs/>
           <w:lang w:val="ar_AE" w:bidi="ar_AE"/>
         </w:rPr>
         <w:t>). وعندما يكون الخيار بين إرضاء الله أو السعي وراء المال، يختار الحكماء أن يعيشوا لإرضاء الله.</w:t>
@@ -5043,12 +6199,16 @@
       </w:pPr>
       <w:r>
         <w:rPr>
+          <w:rtl/>
+          <w:cs/>
           <w:lang w:val="ar_AE" w:bidi="ar_AE"/>
         </w:rPr>
       </w:r>
       <w:r>
         <w:rPr>
           <w:u w:val="single"/>
+          <w:rtl/>
+          <w:cs/>
           <w:lang w:val="ar_AE" w:bidi="ar_AE"/>
         </w:rPr>
         <w:t>مقاطع لمزيد من الدراسة</w:t>
@@ -5060,12 +6220,16 @@
       </w:pPr>
       <w:r>
         <w:rPr>
+          <w:rtl/>
+          <w:cs/>
           <w:lang w:val="ar_AE" w:bidi="ar_AE"/>
         </w:rPr>
       </w:r>
       <w:hyperlink r:id="rId191">
         <w:r>
           <w:rPr>
+            <w:rtl/>
+            <w:cs/>
             <w:lang w:val="ar_AE" w:bidi="ar_AE"/>
           </w:rPr>
           <w:rPr>
@@ -5077,6 +6241,8 @@
       </w:hyperlink>
       <w:r>
         <w:rPr>
+          <w:rtl/>
+          <w:cs/>
           <w:lang w:val="ar_AE" w:bidi="ar_AE"/>
         </w:rPr>
         <w:t xml:space="preserve">; </w:t>
@@ -5084,6 +6250,8 @@
       <w:hyperlink r:id="rId192">
         <w:r>
           <w:rPr>
+            <w:rtl/>
+            <w:cs/>
             <w:lang w:val="ar_AE" w:bidi="ar_AE"/>
           </w:rPr>
           <w:rPr>
@@ -5095,6 +6263,8 @@
       </w:hyperlink>
       <w:r>
         <w:rPr>
+          <w:rtl/>
+          <w:cs/>
           <w:lang w:val="ar_AE" w:bidi="ar_AE"/>
         </w:rPr>
         <w:t xml:space="preserve">; </w:t>
@@ -5102,6 +6272,8 @@
       <w:hyperlink r:id="rId193">
         <w:r>
           <w:rPr>
+            <w:rtl/>
+            <w:cs/>
             <w:lang w:val="ar_AE" w:bidi="ar_AE"/>
           </w:rPr>
           <w:rPr>
@@ -5113,6 +6285,8 @@
       </w:hyperlink>
       <w:r>
         <w:rPr>
+          <w:rtl/>
+          <w:cs/>
           <w:lang w:val="ar_AE" w:bidi="ar_AE"/>
         </w:rPr>
         <w:t xml:space="preserve">; </w:t>
@@ -5120,6 +6294,8 @@
       <w:hyperlink r:id="rId194">
         <w:r>
           <w:rPr>
+            <w:rtl/>
+            <w:cs/>
             <w:lang w:val="ar_AE" w:bidi="ar_AE"/>
           </w:rPr>
           <w:rPr>
@@ -5131,6 +6307,8 @@
       </w:hyperlink>
       <w:r>
         <w:rPr>
+          <w:rtl/>
+          <w:cs/>
           <w:lang w:val="ar_AE" w:bidi="ar_AE"/>
         </w:rPr>
         <w:t xml:space="preserve">; </w:t>
@@ -5138,6 +6316,8 @@
       <w:hyperlink r:id="rId170">
         <w:r>
           <w:rPr>
+            <w:rtl/>
+            <w:cs/>
             <w:lang w:val="ar_AE" w:bidi="ar_AE"/>
           </w:rPr>
           <w:rPr>
@@ -5149,6 +6329,8 @@
       </w:hyperlink>
       <w:r>
         <w:rPr>
+          <w:rtl/>
+          <w:cs/>
           <w:lang w:val="ar_AE" w:bidi="ar_AE"/>
         </w:rPr>
         <w:t xml:space="preserve">, </w:t>
@@ -5156,6 +6338,8 @@
       <w:hyperlink r:id="rId171">
         <w:r>
           <w:rPr>
+            <w:rtl/>
+            <w:cs/>
             <w:lang w:val="ar_AE" w:bidi="ar_AE"/>
           </w:rPr>
           <w:rPr>
@@ -5167,6 +6351,8 @@
       </w:hyperlink>
       <w:r>
         <w:rPr>
+          <w:rtl/>
+          <w:cs/>
           <w:lang w:val="ar_AE" w:bidi="ar_AE"/>
         </w:rPr>
         <w:t xml:space="preserve">; </w:t>
@@ -5174,6 +6360,8 @@
       <w:hyperlink r:id="rId173">
         <w:r>
           <w:rPr>
+            <w:rtl/>
+            <w:cs/>
             <w:lang w:val="ar_AE" w:bidi="ar_AE"/>
           </w:rPr>
           <w:rPr>
@@ -5185,6 +6373,8 @@
       </w:hyperlink>
       <w:r>
         <w:rPr>
+          <w:rtl/>
+          <w:cs/>
           <w:lang w:val="ar_AE" w:bidi="ar_AE"/>
         </w:rPr>
         <w:t xml:space="preserve">, </w:t>
@@ -5192,6 +6382,8 @@
       <w:hyperlink r:id="rId172">
         <w:r>
           <w:rPr>
+            <w:rtl/>
+            <w:cs/>
             <w:lang w:val="ar_AE" w:bidi="ar_AE"/>
           </w:rPr>
           <w:rPr>
@@ -5203,6 +6395,8 @@
       </w:hyperlink>
       <w:r>
         <w:rPr>
+          <w:rtl/>
+          <w:cs/>
           <w:lang w:val="ar_AE" w:bidi="ar_AE"/>
         </w:rPr>
         <w:t xml:space="preserve">; </w:t>
@@ -5210,6 +6404,8 @@
       <w:hyperlink r:id="rId182">
         <w:r>
           <w:rPr>
+            <w:rtl/>
+            <w:cs/>
             <w:lang w:val="ar_AE" w:bidi="ar_AE"/>
           </w:rPr>
           <w:rPr>
@@ -5221,6 +6417,8 @@
       </w:hyperlink>
       <w:r>
         <w:rPr>
+          <w:rtl/>
+          <w:cs/>
           <w:lang w:val="ar_AE" w:bidi="ar_AE"/>
         </w:rPr>
         <w:t xml:space="preserve">, </w:t>
@@ -5228,6 +6426,8 @@
       <w:hyperlink r:id="rId175">
         <w:r>
           <w:rPr>
+            <w:rtl/>
+            <w:cs/>
             <w:lang w:val="ar_AE" w:bidi="ar_AE"/>
           </w:rPr>
           <w:rPr>
@@ -5239,6 +6439,8 @@
       </w:hyperlink>
       <w:r>
         <w:rPr>
+          <w:rtl/>
+          <w:cs/>
           <w:lang w:val="ar_AE" w:bidi="ar_AE"/>
         </w:rPr>
         <w:t xml:space="preserve">, </w:t>
@@ -5246,6 +6448,8 @@
       <w:hyperlink r:id="rId195">
         <w:r>
           <w:rPr>
+            <w:rtl/>
+            <w:cs/>
             <w:lang w:val="ar_AE" w:bidi="ar_AE"/>
           </w:rPr>
           <w:rPr>
@@ -5257,6 +6461,8 @@
       </w:hyperlink>
       <w:r>
         <w:rPr>
+          <w:rtl/>
+          <w:cs/>
           <w:lang w:val="ar_AE" w:bidi="ar_AE"/>
         </w:rPr>
         <w:t xml:space="preserve">; </w:t>
@@ -5264,6 +6470,8 @@
       <w:hyperlink r:id="rId183">
         <w:r>
           <w:rPr>
+            <w:rtl/>
+            <w:cs/>
             <w:lang w:val="ar_AE" w:bidi="ar_AE"/>
           </w:rPr>
           <w:rPr>
@@ -5275,6 +6483,8 @@
       </w:hyperlink>
       <w:r>
         <w:rPr>
+          <w:rtl/>
+          <w:cs/>
           <w:lang w:val="ar_AE" w:bidi="ar_AE"/>
         </w:rPr>
         <w:t xml:space="preserve">, </w:t>
@@ -5282,6 +6492,8 @@
       <w:hyperlink r:id="rId176">
         <w:r>
           <w:rPr>
+            <w:rtl/>
+            <w:cs/>
             <w:lang w:val="ar_AE" w:bidi="ar_AE"/>
           </w:rPr>
           <w:rPr>
@@ -5293,6 +6505,8 @@
       </w:hyperlink>
       <w:r>
         <w:rPr>
+          <w:rtl/>
+          <w:cs/>
           <w:lang w:val="ar_AE" w:bidi="ar_AE"/>
         </w:rPr>
         <w:t xml:space="preserve">; </w:t>
@@ -5300,6 +6514,8 @@
       <w:hyperlink r:id="rId196">
         <w:r>
           <w:rPr>
+            <w:rtl/>
+            <w:cs/>
             <w:lang w:val="ar_AE" w:bidi="ar_AE"/>
           </w:rPr>
           <w:rPr>
@@ -5311,6 +6527,8 @@
       </w:hyperlink>
       <w:r>
         <w:rPr>
+          <w:rtl/>
+          <w:cs/>
           <w:lang w:val="ar_AE" w:bidi="ar_AE"/>
         </w:rPr>
         <w:t xml:space="preserve">; </w:t>
@@ -5318,6 +6536,8 @@
       <w:hyperlink r:id="rId197">
         <w:r>
           <w:rPr>
+            <w:rtl/>
+            <w:cs/>
             <w:lang w:val="ar_AE" w:bidi="ar_AE"/>
           </w:rPr>
           <w:rPr>
@@ -5329,6 +6549,8 @@
       </w:hyperlink>
       <w:r>
         <w:rPr>
+          <w:rtl/>
+          <w:cs/>
           <w:lang w:val="ar_AE" w:bidi="ar_AE"/>
         </w:rPr>
         <w:t xml:space="preserve">, </w:t>
@@ -5336,6 +6558,8 @@
       <w:hyperlink r:id="rId184">
         <w:r>
           <w:rPr>
+            <w:rtl/>
+            <w:cs/>
             <w:lang w:val="ar_AE" w:bidi="ar_AE"/>
           </w:rPr>
           <w:rPr>
@@ -5347,6 +6571,8 @@
       </w:hyperlink>
       <w:r>
         <w:rPr>
+          <w:rtl/>
+          <w:cs/>
           <w:lang w:val="ar_AE" w:bidi="ar_AE"/>
         </w:rPr>
         <w:t xml:space="preserve">; </w:t>
@@ -5354,6 +6580,8 @@
       <w:hyperlink r:id="rId178">
         <w:r>
           <w:rPr>
+            <w:rtl/>
+            <w:cs/>
             <w:lang w:val="ar_AE" w:bidi="ar_AE"/>
           </w:rPr>
           <w:rPr>
@@ -5365,6 +6593,8 @@
       </w:hyperlink>
       <w:r>
         <w:rPr>
+          <w:rtl/>
+          <w:cs/>
           <w:lang w:val="ar_AE" w:bidi="ar_AE"/>
         </w:rPr>
         <w:t xml:space="preserve">, </w:t>
@@ -5372,6 +6602,8 @@
       <w:hyperlink r:id="rId185">
         <w:r>
           <w:rPr>
+            <w:rtl/>
+            <w:cs/>
             <w:lang w:val="ar_AE" w:bidi="ar_AE"/>
           </w:rPr>
           <w:rPr>
@@ -5383,6 +6615,8 @@
       </w:hyperlink>
       <w:r>
         <w:rPr>
+          <w:rtl/>
+          <w:cs/>
           <w:lang w:val="ar_AE" w:bidi="ar_AE"/>
         </w:rPr>
         <w:t xml:space="preserve">; </w:t>
@@ -5390,6 +6624,8 @@
       <w:hyperlink r:id="rId198">
         <w:r>
           <w:rPr>
+            <w:rtl/>
+            <w:cs/>
             <w:lang w:val="ar_AE" w:bidi="ar_AE"/>
           </w:rPr>
           <w:rPr>
@@ -5401,6 +6637,8 @@
       </w:hyperlink>
       <w:r>
         <w:rPr>
+          <w:rtl/>
+          <w:cs/>
           <w:lang w:val="ar_AE" w:bidi="ar_AE"/>
         </w:rPr>
         <w:t xml:space="preserve">; </w:t>
@@ -5408,6 +6646,8 @@
       <w:hyperlink r:id="rId179">
         <w:r>
           <w:rPr>
+            <w:rtl/>
+            <w:cs/>
             <w:lang w:val="ar_AE" w:bidi="ar_AE"/>
           </w:rPr>
           <w:rPr>
@@ -5419,6 +6659,8 @@
       </w:hyperlink>
       <w:r>
         <w:rPr>
+          <w:rtl/>
+          <w:cs/>
           <w:lang w:val="ar_AE" w:bidi="ar_AE"/>
         </w:rPr>
         <w:t xml:space="preserve">; </w:t>
@@ -5426,6 +6668,8 @@
       <w:hyperlink r:id="rId180">
         <w:r>
           <w:rPr>
+            <w:rtl/>
+            <w:cs/>
             <w:lang w:val="ar_AE" w:bidi="ar_AE"/>
           </w:rPr>
           <w:rPr>
@@ -5437,6 +6681,8 @@
       </w:hyperlink>
       <w:r>
         <w:rPr>
+          <w:rtl/>
+          <w:cs/>
           <w:lang w:val="ar_AE" w:bidi="ar_AE"/>
         </w:rPr>
         <w:t xml:space="preserve">, </w:t>
@@ -5444,6 +6690,8 @@
       <w:hyperlink r:id="rId181">
         <w:r>
           <w:rPr>
+            <w:rtl/>
+            <w:cs/>
             <w:lang w:val="ar_AE" w:bidi="ar_AE"/>
           </w:rPr>
           <w:rPr>
@@ -5455,6 +6703,8 @@
       </w:hyperlink>
       <w:r>
         <w:rPr>
+          <w:rtl/>
+          <w:cs/>
           <w:lang w:val="ar_AE" w:bidi="ar_AE"/>
         </w:rPr>
         <w:t xml:space="preserve">; </w:t>
@@ -5462,6 +6712,8 @@
       <w:hyperlink r:id="rId188">
         <w:r>
           <w:rPr>
+            <w:rtl/>
+            <w:cs/>
             <w:lang w:val="ar_AE" w:bidi="ar_AE"/>
           </w:rPr>
           <w:rPr>
@@ -5473,6 +6725,8 @@
       </w:hyperlink>
       <w:r>
         <w:rPr>
+          <w:rtl/>
+          <w:cs/>
           <w:lang w:val="ar_AE" w:bidi="ar_AE"/>
         </w:rPr>
         <w:t xml:space="preserve">; </w:t>
@@ -5480,6 +6734,8 @@
       <w:hyperlink r:id="rId189">
         <w:r>
           <w:rPr>
+            <w:rtl/>
+            <w:cs/>
             <w:lang w:val="ar_AE" w:bidi="ar_AE"/>
           </w:rPr>
           <w:rPr>
@@ -5491,11 +6747,15 @@
       </w:hyperlink>
       <w:r>
         <w:rPr>
-          <w:lang w:val="ar_AE" w:bidi="ar_AE"/>
-        </w:rPr>
-      </w:r>
-      <w:r>
-        <w:rPr>
+          <w:rtl/>
+          <w:cs/>
+          <w:lang w:val="ar_AE" w:bidi="ar_AE"/>
+        </w:rPr>
+      </w:r>
+      <w:r>
+        <w:rPr>
+          <w:rtl/>
+          <w:cs/>
           <w:lang w:val="ar_AE" w:bidi="ar_AE"/>
         </w:rPr>
       </w:r>
@@ -5506,6 +6766,8 @@
       </w:pPr>
       <w:r>
         <w:rPr>
+          <w:rtl/>
+          <w:cs/>
           <w:lang w:val="ar_AE" w:bidi="ar_AE"/>
         </w:rPr>
       </w:r>
@@ -5517,12 +6779,16 @@
       </w:pPr>
       <w:r>
         <w:rPr>
+          <w:rtl/>
+          <w:cs/>
           <w:lang w:val="ar_AE" w:bidi="ar_AE"/>
         </w:rPr>
         <w:t>غزو</w:t>
       </w:r>
       <w:r>
         <w:rPr>
+          <w:rtl/>
+          <w:cs/>
           <w:lang w:val="ar_AE" w:bidi="ar_AE"/>
         </w:rPr>
       </w:r>
@@ -5533,11 +6799,15 @@
       </w:pPr>
       <w:r>
         <w:rPr>
-          <w:lang w:val="ar_AE" w:bidi="ar_AE"/>
-        </w:rPr>
-      </w:r>
-      <w:r>
-        <w:rPr>
+          <w:rtl/>
+          <w:cs/>
+          <w:lang w:val="ar_AE" w:bidi="ar_AE"/>
+        </w:rPr>
+      </w:r>
+      <w:r>
+        <w:rPr>
+          <w:rtl/>
+          <w:cs/>
           <w:lang w:val="ar_AE" w:bidi="ar_AE"/>
         </w:rPr>
         <w:t>في العصور القديمة، كانت الغزوات الأجنبية أمرًا شائعًا، حيث تسببت في صعوبات كبيرة. إذا نجح الغزاة، جلبوا الدمار والمعاناة. فالغزاة المنتصرون كانوا يقتلون الرجال البالغين، ويغتصبون النساء، ويستعبدون الأطفال، ويسرقون الأشياء الثمينة، ويدمرون كل شيء آخر. وتهديد الغزو جعل الناس يعيشون في خوف.</w:t>
@@ -5549,11 +6819,15 @@
       </w:pPr>
       <w:r>
         <w:rPr>
-          <w:lang w:val="ar_AE" w:bidi="ar_AE"/>
-        </w:rPr>
-      </w:r>
-      <w:r>
-        <w:rPr>
+          <w:rtl/>
+          <w:cs/>
+          <w:lang w:val="ar_AE" w:bidi="ar_AE"/>
+        </w:rPr>
+      </w:r>
+      <w:r>
+        <w:rPr>
+          <w:rtl/>
+          <w:cs/>
           <w:lang w:val="ar_AE" w:bidi="ar_AE"/>
         </w:rPr>
         <w:t>في العقود الأخيرة من المملكة، عاش شعب يهوذا وأورشليم تحت تهديد غزو بابل. قبل أكثر من قرن، كان الآشوريون قد دمروا المملكة الشمالية لإسرائيل، وغزوا يهوذا، وهاجموا أورشليم. بقيت هذه الأحداث حاضرة في ذاكرة شعب يهوذا. حذر النبي إرميا من غزو آخر قادم، ومن الدمار الذي سيتسبب فيه.</w:t>
@@ -5565,11 +6839,15 @@
       </w:pPr>
       <w:r>
         <w:rPr>
-          <w:lang w:val="ar_AE" w:bidi="ar_AE"/>
-        </w:rPr>
-      </w:r>
-      <w:r>
-        <w:rPr>
+          <w:rtl/>
+          <w:cs/>
+          <w:lang w:val="ar_AE" w:bidi="ar_AE"/>
+        </w:rPr>
+      </w:r>
+      <w:r>
+        <w:rPr>
+          <w:rtl/>
+          <w:cs/>
           <w:lang w:val="ar_AE" w:bidi="ar_AE"/>
         </w:rPr>
         <w:t>عندما هدد الغزو، كان الناس يفكرون في إيجاد طرق لتجنب المعاناة الحتمية. حث الأنبياء، مثل إرميا، شعب الله على التخلي عن الآلهة الباطلة وطاعة الرب. نصحوا بعدم الاعتماد على الحلفاء الأقوياء للنجاة. بدلاً من ذلك، شجعوا على طلب حماية الرب.</w:t>
@@ -5581,11 +6859,15 @@
       </w:pPr>
       <w:r>
         <w:rPr>
-          <w:lang w:val="ar_AE" w:bidi="ar_AE"/>
-        </w:rPr>
-      </w:r>
-      <w:r>
-        <w:rPr>
+          <w:rtl/>
+          <w:cs/>
+          <w:lang w:val="ar_AE" w:bidi="ar_AE"/>
+        </w:rPr>
+      </w:r>
+      <w:r>
+        <w:rPr>
+          <w:rtl/>
+          <w:cs/>
           <w:lang w:val="ar_AE" w:bidi="ar_AE"/>
         </w:rPr>
         <w:t>في بعض الأحيان، وصف الأنبياء ما سيحدث خلال الغزو بالتفصيل. لم يكن هدفهم تخويف شعب الله أو تثبيط عزمهم. بل أرسلهم الله لتشجيع الشعب على طاعتهم له. كانوا يرغبون أن يثق الناس في الرب لخلاصهم وأن يختبروا إنقاذه لهم. وهذا كان رد فعل الملك حزقيا على الغزو الآشوري قبل قرن من الزمان، حيث وثق في الرب، فأنقذه الرب هو وشعبه.</w:t>
@@ -5597,12 +6879,16 @@
       </w:pPr>
       <w:r>
         <w:rPr>
+          <w:rtl/>
+          <w:cs/>
           <w:lang w:val="ar_AE" w:bidi="ar_AE"/>
         </w:rPr>
       </w:r>
       <w:r>
         <w:rPr>
           <w:u w:val="single"/>
+          <w:rtl/>
+          <w:cs/>
           <w:lang w:val="ar_AE" w:bidi="ar_AE"/>
         </w:rPr>
         <w:t>مقاطع كتابية لدراسة أعمق</w:t>
@@ -5614,12 +6900,16 @@
       </w:pPr>
       <w:r>
         <w:rPr>
+          <w:rtl/>
+          <w:cs/>
           <w:lang w:val="ar_AE" w:bidi="ar_AE"/>
         </w:rPr>
       </w:r>
       <w:hyperlink r:id="rId199">
         <w:r>
           <w:rPr>
+            <w:rtl/>
+            <w:cs/>
             <w:lang w:val="ar_AE" w:bidi="ar_AE"/>
           </w:rPr>
           <w:rPr>
@@ -5631,6 +6921,8 @@
       </w:hyperlink>
       <w:r>
         <w:rPr>
+          <w:rtl/>
+          <w:cs/>
           <w:lang w:val="ar_AE" w:bidi="ar_AE"/>
         </w:rPr>
         <w:t xml:space="preserve">; </w:t>
@@ -5638,6 +6930,8 @@
       <w:hyperlink r:id="rId200">
         <w:r>
           <w:rPr>
+            <w:rtl/>
+            <w:cs/>
             <w:lang w:val="ar_AE" w:bidi="ar_AE"/>
           </w:rPr>
           <w:rPr>
@@ -5649,6 +6943,8 @@
       </w:hyperlink>
       <w:r>
         <w:rPr>
+          <w:rtl/>
+          <w:cs/>
           <w:lang w:val="ar_AE" w:bidi="ar_AE"/>
         </w:rPr>
         <w:t xml:space="preserve">; </w:t>
@@ -5656,6 +6952,8 @@
       <w:hyperlink r:id="rId201">
         <w:r>
           <w:rPr>
+            <w:rtl/>
+            <w:cs/>
             <w:lang w:val="ar_AE" w:bidi="ar_AE"/>
           </w:rPr>
           <w:rPr>
@@ -5667,6 +6965,8 @@
       </w:hyperlink>
       <w:r>
         <w:rPr>
+          <w:rtl/>
+          <w:cs/>
           <w:lang w:val="ar_AE" w:bidi="ar_AE"/>
         </w:rPr>
         <w:t xml:space="preserve">; </w:t>
@@ -5674,6 +6974,8 @@
       <w:hyperlink r:id="rId202">
         <w:r>
           <w:rPr>
+            <w:rtl/>
+            <w:cs/>
             <w:lang w:val="ar_AE" w:bidi="ar_AE"/>
           </w:rPr>
           <w:rPr>
@@ -5685,6 +6987,8 @@
       </w:hyperlink>
       <w:r>
         <w:rPr>
+          <w:rtl/>
+          <w:cs/>
           <w:lang w:val="ar_AE" w:bidi="ar_AE"/>
         </w:rPr>
         <w:t xml:space="preserve">; </w:t>
@@ -5692,6 +6996,8 @@
       <w:hyperlink r:id="rId203">
         <w:r>
           <w:rPr>
+            <w:rtl/>
+            <w:cs/>
             <w:lang w:val="ar_AE" w:bidi="ar_AE"/>
           </w:rPr>
           <w:rPr>
@@ -5703,6 +7009,8 @@
       </w:hyperlink>
       <w:r>
         <w:rPr>
+          <w:rtl/>
+          <w:cs/>
           <w:lang w:val="ar_AE" w:bidi="ar_AE"/>
         </w:rPr>
         <w:t xml:space="preserve">; </w:t>
@@ -5710,6 +7018,8 @@
       <w:hyperlink r:id="rId204">
         <w:r>
           <w:rPr>
+            <w:rtl/>
+            <w:cs/>
             <w:lang w:val="ar_AE" w:bidi="ar_AE"/>
           </w:rPr>
           <w:rPr>
@@ -5721,6 +7031,8 @@
       </w:hyperlink>
       <w:r>
         <w:rPr>
+          <w:rtl/>
+          <w:cs/>
           <w:lang w:val="ar_AE" w:bidi="ar_AE"/>
         </w:rPr>
         <w:t xml:space="preserve">; </w:t>
@@ -5728,6 +7040,8 @@
       <w:hyperlink r:id="rId205">
         <w:r>
           <w:rPr>
+            <w:rtl/>
+            <w:cs/>
             <w:lang w:val="ar_AE" w:bidi="ar_AE"/>
           </w:rPr>
           <w:rPr>
@@ -5739,6 +7053,8 @@
       </w:hyperlink>
       <w:r>
         <w:rPr>
+          <w:rtl/>
+          <w:cs/>
           <w:lang w:val="ar_AE" w:bidi="ar_AE"/>
         </w:rPr>
         <w:t xml:space="preserve">; </w:t>
@@ -5746,6 +7062,8 @@
       <w:hyperlink r:id="rId206">
         <w:r>
           <w:rPr>
+            <w:rtl/>
+            <w:cs/>
             <w:lang w:val="ar_AE" w:bidi="ar_AE"/>
           </w:rPr>
           <w:rPr>
@@ -5757,11 +7075,15 @@
       </w:hyperlink>
       <w:r>
         <w:rPr>
-          <w:lang w:val="ar_AE" w:bidi="ar_AE"/>
-        </w:rPr>
-      </w:r>
-      <w:r>
-        <w:rPr>
+          <w:rtl/>
+          <w:cs/>
+          <w:lang w:val="ar_AE" w:bidi="ar_AE"/>
+        </w:rPr>
+      </w:r>
+      <w:r>
+        <w:rPr>
+          <w:rtl/>
+          <w:cs/>
           <w:lang w:val="ar_AE" w:bidi="ar_AE"/>
         </w:rPr>
       </w:r>
@@ -5772,6 +7094,8 @@
       </w:pPr>
       <w:r>
         <w:rPr>
+          <w:rtl/>
+          <w:cs/>
           <w:lang w:val="ar_AE" w:bidi="ar_AE"/>
         </w:rPr>
       </w:r>
@@ -5783,12 +7107,16 @@
       </w:pPr>
       <w:r>
         <w:rPr>
+          <w:rtl/>
+          <w:cs/>
           <w:lang w:val="ar_AE" w:bidi="ar_AE"/>
         </w:rPr>
         <w:t>غضب الله</w:t>
       </w:r>
       <w:r>
         <w:rPr>
+          <w:rtl/>
+          <w:cs/>
           <w:lang w:val="ar_AE" w:bidi="ar_AE"/>
         </w:rPr>
       </w:r>
@@ -5799,11 +7127,15 @@
       </w:pPr>
       <w:r>
         <w:rPr>
-          <w:lang w:val="ar_AE" w:bidi="ar_AE"/>
-        </w:rPr>
-      </w:r>
-      <w:r>
-        <w:rPr>
+          <w:rtl/>
+          <w:cs/>
+          <w:lang w:val="ar_AE" w:bidi="ar_AE"/>
+        </w:rPr>
+      </w:r>
+      <w:r>
+        <w:rPr>
+          <w:rtl/>
+          <w:cs/>
           <w:lang w:val="ar_AE" w:bidi="ar_AE"/>
         </w:rPr>
         <w:t>إن الله عادل وصالح في قضائه (</w:t>
@@ -5811,6 +7143,8 @@
       <w:hyperlink r:id="rId207">
         <w:r>
           <w:rPr>
+            <w:rtl/>
+            <w:cs/>
             <w:lang w:val="ar_AE" w:bidi="ar_AE"/>
           </w:rPr>
           <w:rPr>
@@ -5822,6 +7156,8 @@
       </w:hyperlink>
       <w:r>
         <w:rPr>
+          <w:rtl/>
+          <w:cs/>
           <w:lang w:val="ar_AE" w:bidi="ar_AE"/>
         </w:rPr>
         <w:t>). تحرك الله ضد الخطية والظلم إنما بغضب عادل وبار. إن غضب الله ليس كغضب البشر؛ لأنه ليس انفجارًا عاطفيًا أو فقدانًا للسيطرة، بل هو تصدٍّ، أو ورَدّ فِعْلٍ كامل ومُتقن ومقدس ضد للشر. ولطالما يستمر الأشرار في ارتكابهم الإثم ومن ثمّ يستحقون دينونته وقضاءه (انظر</w:t>
@@ -5829,6 +7165,8 @@
       <w:hyperlink r:id="rId208">
         <w:r>
           <w:rPr>
+            <w:rtl/>
+            <w:cs/>
             <w:lang w:val="ar_AE" w:bidi="ar_AE"/>
           </w:rPr>
           <w:rPr>
@@ -5840,6 +7178,8 @@
       </w:hyperlink>
       <w:r>
         <w:rPr>
+          <w:rtl/>
+          <w:cs/>
           <w:lang w:val="ar_AE" w:bidi="ar_AE"/>
         </w:rPr>
         <w:t xml:space="preserve"> </w:t>
@@ -5847,6 +7187,8 @@
       <w:hyperlink r:id="rId209">
         <w:r>
           <w:rPr>
+            <w:rtl/>
+            <w:cs/>
             <w:lang w:val="ar_AE" w:bidi="ar_AE"/>
           </w:rPr>
           <w:rPr>
@@ -5858,6 +7200,8 @@
       </w:hyperlink>
       <w:r>
         <w:rPr>
+          <w:rtl/>
+          <w:cs/>
           <w:lang w:val="ar_AE" w:bidi="ar_AE"/>
         </w:rPr>
         <w:t xml:space="preserve"> </w:t>
@@ -5865,6 +7209,8 @@
       <w:hyperlink r:id="rId210">
         <w:r>
           <w:rPr>
+            <w:rtl/>
+            <w:cs/>
             <w:lang w:val="ar_AE" w:bidi="ar_AE"/>
           </w:rPr>
           <w:rPr>
@@ -5876,6 +7222,8 @@
       </w:hyperlink>
       <w:r>
         <w:rPr>
+          <w:rtl/>
+          <w:cs/>
           <w:lang w:val="ar_AE" w:bidi="ar_AE"/>
         </w:rPr>
         <w:t xml:space="preserve"> </w:t>
@@ -5883,6 +7231,8 @@
       <w:hyperlink r:id="rId211">
         <w:r>
           <w:rPr>
+            <w:rtl/>
+            <w:cs/>
             <w:lang w:val="ar_AE" w:bidi="ar_AE"/>
           </w:rPr>
           <w:rPr>
@@ -5894,6 +7244,8 @@
       </w:hyperlink>
       <w:r>
         <w:rPr>
+          <w:rtl/>
+          <w:cs/>
           <w:lang w:val="ar_AE" w:bidi="ar_AE"/>
         </w:rPr>
         <w:t xml:space="preserve"> </w:t>
@@ -5901,6 +7253,8 @@
       <w:hyperlink r:id="rId212">
         <w:r>
           <w:rPr>
+            <w:rtl/>
+            <w:cs/>
             <w:lang w:val="ar_AE" w:bidi="ar_AE"/>
           </w:rPr>
           <w:rPr>
@@ -5912,6 +7266,8 @@
       </w:hyperlink>
       <w:r>
         <w:rPr>
+          <w:rtl/>
+          <w:cs/>
           <w:lang w:val="ar_AE" w:bidi="ar_AE"/>
         </w:rPr>
         <w:t xml:space="preserve"> </w:t>
@@ -5919,6 +7275,8 @@
       <w:hyperlink r:id="rId213">
         <w:r>
           <w:rPr>
+            <w:rtl/>
+            <w:cs/>
             <w:lang w:val="ar_AE" w:bidi="ar_AE"/>
           </w:rPr>
           <w:rPr>
@@ -5930,6 +7288,8 @@
       </w:hyperlink>
       <w:r>
         <w:rPr>
+          <w:rtl/>
+          <w:cs/>
           <w:lang w:val="ar_AE" w:bidi="ar_AE"/>
         </w:rPr>
         <w:t xml:space="preserve"> </w:t>
@@ -5937,6 +7297,8 @@
       <w:hyperlink r:id="rId214">
         <w:r>
           <w:rPr>
+            <w:rtl/>
+            <w:cs/>
             <w:lang w:val="ar_AE" w:bidi="ar_AE"/>
           </w:rPr>
           <w:rPr>
@@ -5948,6 +7310,8 @@
       </w:hyperlink>
       <w:r>
         <w:rPr>
+          <w:rtl/>
+          <w:cs/>
           <w:lang w:val="ar_AE" w:bidi="ar_AE"/>
         </w:rPr>
         <w:t xml:space="preserve"> انظر أيضًا </w:t>
@@ -5955,6 +7319,8 @@
       <w:hyperlink r:id="rId215">
         <w:r>
           <w:rPr>
+            <w:rtl/>
+            <w:cs/>
             <w:lang w:val="ar_AE" w:bidi="ar_AE"/>
           </w:rPr>
           <w:rPr>
@@ -5966,6 +7332,8 @@
       </w:hyperlink>
       <w:r>
         <w:rPr>
+          <w:rtl/>
+          <w:cs/>
           <w:lang w:val="ar_AE" w:bidi="ar_AE"/>
         </w:rPr>
         <w:t>). مع أنّ الله طويل الروح وبطيء الغضب، فإنه لن يسمح للشر بالاستمرار إلى الأبد دون درعه وإيقافه (</w:t>
@@ -5973,6 +7341,8 @@
       <w:hyperlink r:id="rId216">
         <w:r>
           <w:rPr>
+            <w:rtl/>
+            <w:cs/>
             <w:lang w:val="ar_AE" w:bidi="ar_AE"/>
           </w:rPr>
           <w:rPr>
@@ -5984,6 +7354,8 @@
       </w:hyperlink>
       <w:r>
         <w:rPr>
+          <w:rtl/>
+          <w:cs/>
           <w:lang w:val="ar_AE" w:bidi="ar_AE"/>
         </w:rPr>
         <w:t xml:space="preserve"> </w:t>
@@ -5991,6 +7363,8 @@
       <w:hyperlink r:id="rId217">
         <w:r>
           <w:rPr>
+            <w:rtl/>
+            <w:cs/>
             <w:lang w:val="ar_AE" w:bidi="ar_AE"/>
           </w:rPr>
           <w:rPr>
@@ -6002,6 +7376,8 @@
       </w:hyperlink>
       <w:r>
         <w:rPr>
+          <w:rtl/>
+          <w:cs/>
           <w:lang w:val="ar_AE" w:bidi="ar_AE"/>
         </w:rPr>
         <w:t xml:space="preserve"> </w:t>
@@ -6009,6 +7385,8 @@
       <w:hyperlink r:id="rId218">
         <w:r>
           <w:rPr>
+            <w:rtl/>
+            <w:cs/>
             <w:lang w:val="ar_AE" w:bidi="ar_AE"/>
           </w:rPr>
           <w:rPr>
@@ -6020,6 +7398,8 @@
       </w:hyperlink>
       <w:r>
         <w:rPr>
+          <w:rtl/>
+          <w:cs/>
           <w:lang w:val="ar_AE" w:bidi="ar_AE"/>
         </w:rPr>
         <w:t>).</w:t>
@@ -6031,11 +7411,15 @@
       </w:pPr>
       <w:r>
         <w:rPr>
-          <w:lang w:val="ar_AE" w:bidi="ar_AE"/>
-        </w:rPr>
-      </w:r>
-      <w:r>
-        <w:rPr>
+          <w:rtl/>
+          <w:cs/>
+          <w:lang w:val="ar_AE" w:bidi="ar_AE"/>
+        </w:rPr>
+      </w:r>
+      <w:r>
+        <w:rPr>
+          <w:rtl/>
+          <w:cs/>
           <w:lang w:val="ar_AE" w:bidi="ar_AE"/>
         </w:rPr>
         <w:t>رأى كُتّاب المزامير في خروج إسرائيل من مصر عبرة ودرسًا عن غضب الله. لقد أظهر الله غضبه ضد المصريين حين كان يحمي شعبه (</w:t>
@@ -6043,6 +7427,8 @@
       <w:hyperlink r:id="rId219">
         <w:r>
           <w:rPr>
+            <w:rtl/>
+            <w:cs/>
             <w:lang w:val="ar_AE" w:bidi="ar_AE"/>
           </w:rPr>
           <w:rPr>
@@ -6054,6 +7440,8 @@
       </w:hyperlink>
       <w:r>
         <w:rPr>
+          <w:rtl/>
+          <w:cs/>
           <w:lang w:val="ar_AE" w:bidi="ar_AE"/>
         </w:rPr>
         <w:t>). ولكن في أثناء رحلتهم عبر البرية، كان عِصْيَان إسرائيل سببًا لغضب الله، فحُكِم عليهم من الله (</w:t>
@@ -6061,6 +7449,8 @@
       <w:hyperlink r:id="rId220">
         <w:r>
           <w:rPr>
+            <w:rtl/>
+            <w:cs/>
             <w:lang w:val="ar_AE" w:bidi="ar_AE"/>
           </w:rPr>
           <w:rPr>
@@ -6073,6 +7463,8 @@
       <w:hyperlink r:id="rId221">
         <w:r>
           <w:rPr>
+            <w:rtl/>
+            <w:cs/>
             <w:lang w:val="ar_AE" w:bidi="ar_AE"/>
           </w:rPr>
           <w:rPr>
@@ -6084,6 +7476,8 @@
       </w:hyperlink>
       <w:r>
         <w:rPr>
+          <w:rtl/>
+          <w:cs/>
           <w:lang w:val="ar_AE" w:bidi="ar_AE"/>
         </w:rPr>
         <w:t xml:space="preserve"> </w:t>
@@ -6091,6 +7485,8 @@
       <w:hyperlink r:id="rId222">
         <w:r>
           <w:rPr>
+            <w:rtl/>
+            <w:cs/>
             <w:lang w:val="ar_AE" w:bidi="ar_AE"/>
           </w:rPr>
           <w:rPr>
@@ -6102,6 +7498,8 @@
       </w:hyperlink>
       <w:r>
         <w:rPr>
+          <w:rtl/>
+          <w:cs/>
           <w:lang w:val="ar_AE" w:bidi="ar_AE"/>
         </w:rPr>
         <w:t>).</w:t>
@@ -6113,11 +7511,15 @@
       </w:pPr>
       <w:r>
         <w:rPr>
-          <w:lang w:val="ar_AE" w:bidi="ar_AE"/>
-        </w:rPr>
-      </w:r>
-      <w:r>
-        <w:rPr>
+          <w:rtl/>
+          <w:cs/>
+          <w:lang w:val="ar_AE" w:bidi="ar_AE"/>
+        </w:rPr>
+      </w:r>
+      <w:r>
+        <w:rPr>
+          <w:rtl/>
+          <w:cs/>
           <w:lang w:val="ar_AE" w:bidi="ar_AE"/>
         </w:rPr>
         <w:t>ولهذا السبب، لم يدخل ذلك الجيل العاصي إلى مكان الراحة الذي أعدّه الله (</w:t>
@@ -6125,6 +7527,8 @@
       <w:hyperlink r:id="rId223">
         <w:r>
           <w:rPr>
+            <w:rtl/>
+            <w:cs/>
             <w:lang w:val="ar_AE" w:bidi="ar_AE"/>
           </w:rPr>
           <w:rPr>
@@ -6136,6 +7540,8 @@
       </w:hyperlink>
       <w:r>
         <w:rPr>
+          <w:rtl/>
+          <w:cs/>
           <w:lang w:val="ar_AE" w:bidi="ar_AE"/>
         </w:rPr>
         <w:t>). لذلك ماتوا في البرية. ومع ذلك، كبح الله غضبه ولم يُهلك إسرائيل شعبه بالكامل (</w:t>
@@ -6143,6 +7549,8 @@
       <w:hyperlink r:id="rId224">
         <w:r>
           <w:rPr>
+            <w:rtl/>
+            <w:cs/>
             <w:lang w:val="ar_AE" w:bidi="ar_AE"/>
           </w:rPr>
           <w:rPr>
@@ -6154,6 +7562,8 @@
       </w:hyperlink>
       <w:r>
         <w:rPr>
+          <w:rtl/>
+          <w:cs/>
           <w:lang w:val="ar_AE" w:bidi="ar_AE"/>
         </w:rPr>
         <w:t>).</w:t>
@@ -6165,11 +7575,15 @@
       </w:pPr>
       <w:r>
         <w:rPr>
-          <w:lang w:val="ar_AE" w:bidi="ar_AE"/>
-        </w:rPr>
-      </w:r>
-      <w:r>
-        <w:rPr>
+          <w:rtl/>
+          <w:cs/>
+          <w:lang w:val="ar_AE" w:bidi="ar_AE"/>
+        </w:rPr>
+      </w:r>
+      <w:r>
+        <w:rPr>
+          <w:rtl/>
+          <w:cs/>
           <w:lang w:val="ar_AE" w:bidi="ar_AE"/>
         </w:rPr>
         <w:t>وفي حِقْبَة القضاة والملوك، كثيرًا ما عصى شعب الله وتمرد بالطريقة ذاتها، وارتكبوا أفعالًا شريرة. ونتيجة لذلك، سمح الله في غضبه للقوى الأجنبية أن تُخضِع شعب إسرائيل تحت سطوتها وترسلهم إلى السبي (</w:t>
@@ -6177,6 +7591,8 @@
       <w:hyperlink r:id="rId200">
         <w:r>
           <w:rPr>
+            <w:rtl/>
+            <w:cs/>
             <w:lang w:val="ar_AE" w:bidi="ar_AE"/>
           </w:rPr>
           <w:rPr>
@@ -6188,6 +7604,8 @@
       </w:hyperlink>
       <w:r>
         <w:rPr>
+          <w:rtl/>
+          <w:cs/>
           <w:lang w:val="ar_AE" w:bidi="ar_AE"/>
         </w:rPr>
         <w:t xml:space="preserve"> </w:t>
@@ -6195,6 +7613,8 @@
       <w:hyperlink r:id="rId225">
         <w:r>
           <w:rPr>
+            <w:rtl/>
+            <w:cs/>
             <w:lang w:val="ar_AE" w:bidi="ar_AE"/>
           </w:rPr>
           <w:rPr>
@@ -6206,6 +7626,8 @@
       </w:hyperlink>
       <w:r>
         <w:rPr>
+          <w:rtl/>
+          <w:cs/>
           <w:lang w:val="ar_AE" w:bidi="ar_AE"/>
         </w:rPr>
         <w:t>). لكن الله لم يسمح بهلاك شعبه بالكامل.</w:t>
@@ -6217,11 +7639,15 @@
       </w:pPr>
       <w:r>
         <w:rPr>
-          <w:lang w:val="ar_AE" w:bidi="ar_AE"/>
-        </w:rPr>
-      </w:r>
-      <w:r>
-        <w:rPr>
+          <w:rtl/>
+          <w:cs/>
+          <w:lang w:val="ar_AE" w:bidi="ar_AE"/>
+        </w:rPr>
+      </w:r>
+      <w:r>
+        <w:rPr>
+          <w:rtl/>
+          <w:cs/>
           <w:lang w:val="ar_AE" w:bidi="ar_AE"/>
         </w:rPr>
         <w:t>حينما يخطئ شعب الله ويشعرون بغضبه، فربما يقودهم ذلك إلى التوبة. ربما لهذه التجربة المؤلمة وجدانيًا أن تثمر عن فرح عظيم في رحمة الله وصلاحه (</w:t>
@@ -6229,6 +7655,8 @@
       <w:hyperlink r:id="rId124">
         <w:r>
           <w:rPr>
+            <w:rtl/>
+            <w:cs/>
             <w:lang w:val="ar_AE" w:bidi="ar_AE"/>
           </w:rPr>
           <w:rPr>
@@ -6240,6 +7668,8 @@
       </w:hyperlink>
       <w:r>
         <w:rPr>
+          <w:rtl/>
+          <w:cs/>
           <w:lang w:val="ar_AE" w:bidi="ar_AE"/>
         </w:rPr>
         <w:t xml:space="preserve"> انظر أيضًا </w:t>
@@ -6247,6 +7677,8 @@
       <w:hyperlink r:id="rId226">
         <w:r>
           <w:rPr>
+            <w:rtl/>
+            <w:cs/>
             <w:lang w:val="ar_AE" w:bidi="ar_AE"/>
           </w:rPr>
           <w:rPr>
@@ -6258,6 +7690,8 @@
       </w:hyperlink>
       <w:r>
         <w:rPr>
+          <w:rtl/>
+          <w:cs/>
           <w:lang w:val="ar_AE" w:bidi="ar_AE"/>
         </w:rPr>
         <w:t>).</w:t>
@@ -6269,11 +7703,15 @@
       </w:pPr>
       <w:r>
         <w:rPr>
-          <w:lang w:val="ar_AE" w:bidi="ar_AE"/>
-        </w:rPr>
-      </w:r>
-      <w:r>
-        <w:rPr>
+          <w:rtl/>
+          <w:cs/>
+          <w:lang w:val="ar_AE" w:bidi="ar_AE"/>
+        </w:rPr>
+      </w:r>
+      <w:r>
+        <w:rPr>
+          <w:rtl/>
+          <w:cs/>
           <w:lang w:val="ar_AE" w:bidi="ar_AE"/>
         </w:rPr>
         <w:t>يوضح العهد الجديد أن الجميع كانوا تحت غضب الله بسبب الخطية (</w:t>
@@ -6281,6 +7719,8 @@
       <w:hyperlink r:id="rId227">
         <w:r>
           <w:rPr>
+            <w:rtl/>
+            <w:cs/>
             <w:lang w:val="ar_AE" w:bidi="ar_AE"/>
           </w:rPr>
           <w:rPr>
@@ -6292,6 +7732,8 @@
       </w:hyperlink>
       <w:r>
         <w:rPr>
+          <w:rtl/>
+          <w:cs/>
           <w:lang w:val="ar_AE" w:bidi="ar_AE"/>
         </w:rPr>
         <w:t>). لكن الله في محبته أرسل ابنه يسوع المسيح، الذي قدّم حياته وبذلها من أجل خطايانا حتى نتصالح مع الله (</w:t>
@@ -6299,6 +7741,8 @@
       <w:hyperlink r:id="rId228">
         <w:r>
           <w:rPr>
+            <w:rtl/>
+            <w:cs/>
             <w:lang w:val="ar_AE" w:bidi="ar_AE"/>
           </w:rPr>
           <w:rPr>
@@ -6310,6 +7754,8 @@
       </w:hyperlink>
       <w:r>
         <w:rPr>
+          <w:rtl/>
+          <w:cs/>
           <w:lang w:val="ar_AE" w:bidi="ar_AE"/>
         </w:rPr>
         <w:t xml:space="preserve"> </w:t>
@@ -6317,6 +7763,8 @@
       <w:hyperlink r:id="rId229">
         <w:r>
           <w:rPr>
+            <w:rtl/>
+            <w:cs/>
             <w:lang w:val="ar_AE" w:bidi="ar_AE"/>
           </w:rPr>
           <w:rPr>
@@ -6328,6 +7776,8 @@
       </w:hyperlink>
       <w:r>
         <w:rPr>
+          <w:rtl/>
+          <w:cs/>
           <w:lang w:val="ar_AE" w:bidi="ar_AE"/>
         </w:rPr>
         <w:t>). أولئك الذين يتوجهون إلى الله بالإيمان سينجون من العقاب الآتي في دينونة العالم المستقبلية. في نهاية المطاف يسوع، المخلص والقاضي، سيقيم عدالة الله ضد الأشرار ويحاكمهم (</w:t>
@@ -6335,6 +7785,8 @@
       <w:hyperlink r:id="rId230">
         <w:r>
           <w:rPr>
+            <w:rtl/>
+            <w:cs/>
             <w:lang w:val="ar_AE" w:bidi="ar_AE"/>
           </w:rPr>
           <w:rPr>
@@ -6346,6 +7798,8 @@
       </w:hyperlink>
       <w:r>
         <w:rPr>
+          <w:rtl/>
+          <w:cs/>
           <w:lang w:val="ar_AE" w:bidi="ar_AE"/>
         </w:rPr>
         <w:t xml:space="preserve"> </w:t>
@@ -6353,6 +7807,8 @@
       <w:hyperlink r:id="rId231">
         <w:r>
           <w:rPr>
+            <w:rtl/>
+            <w:cs/>
             <w:lang w:val="ar_AE" w:bidi="ar_AE"/>
           </w:rPr>
           <w:rPr>
@@ -6364,6 +7820,8 @@
       </w:hyperlink>
       <w:r>
         <w:rPr>
+          <w:rtl/>
+          <w:cs/>
           <w:lang w:val="ar_AE" w:bidi="ar_AE"/>
         </w:rPr>
         <w:t xml:space="preserve"> </w:t>
@@ -6371,6 +7829,8 @@
       <w:hyperlink r:id="rId232">
         <w:r>
           <w:rPr>
+            <w:rtl/>
+            <w:cs/>
             <w:lang w:val="ar_AE" w:bidi="ar_AE"/>
           </w:rPr>
           <w:rPr>
@@ -6382,6 +7842,8 @@
       </w:hyperlink>
       <w:r>
         <w:rPr>
+          <w:rtl/>
+          <w:cs/>
           <w:lang w:val="ar_AE" w:bidi="ar_AE"/>
         </w:rPr>
         <w:t>). سيتعامل الله بكل حسم مع جميع الشرور، بما في ذلك عدوه النهائي، الشيطان (</w:t>
@@ -6389,6 +7851,8 @@
       <w:hyperlink r:id="rId233">
         <w:r>
           <w:rPr>
+            <w:rtl/>
+            <w:cs/>
             <w:lang w:val="ar_AE" w:bidi="ar_AE"/>
           </w:rPr>
           <w:rPr>
@@ -6400,6 +7864,8 @@
       </w:hyperlink>
       <w:r>
         <w:rPr>
+          <w:rtl/>
+          <w:cs/>
           <w:lang w:val="ar_AE" w:bidi="ar_AE"/>
         </w:rPr>
         <w:t>).</w:t>
@@ -6411,12 +7877,16 @@
       </w:pPr>
       <w:r>
         <w:rPr>
+          <w:rtl/>
+          <w:cs/>
           <w:lang w:val="ar_AE" w:bidi="ar_AE"/>
         </w:rPr>
       </w:r>
       <w:r>
         <w:rPr>
           <w:u w:val="single"/>
+          <w:rtl/>
+          <w:cs/>
           <w:lang w:val="ar_AE" w:bidi="ar_AE"/>
         </w:rPr>
         <w:t>مقاطع كتابية لدراسة أعمق</w:t>
@@ -6428,12 +7898,16 @@
       </w:pPr>
       <w:r>
         <w:rPr>
+          <w:rtl/>
+          <w:cs/>
           <w:lang w:val="ar_AE" w:bidi="ar_AE"/>
         </w:rPr>
       </w:r>
       <w:hyperlink r:id="rId230">
         <w:r>
           <w:rPr>
+            <w:rtl/>
+            <w:cs/>
             <w:lang w:val="ar_AE" w:bidi="ar_AE"/>
           </w:rPr>
           <w:rPr>
@@ -6445,6 +7919,8 @@
       </w:hyperlink>
       <w:r>
         <w:rPr>
+          <w:rtl/>
+          <w:cs/>
           <w:lang w:val="ar_AE" w:bidi="ar_AE"/>
         </w:rPr>
         <w:t xml:space="preserve"> </w:t>
@@ -6452,6 +7928,8 @@
       <w:hyperlink r:id="rId209">
         <w:r>
           <w:rPr>
+            <w:rtl/>
+            <w:cs/>
             <w:lang w:val="ar_AE" w:bidi="ar_AE"/>
           </w:rPr>
           <w:rPr>
@@ -6463,6 +7941,8 @@
       </w:hyperlink>
       <w:r>
         <w:rPr>
+          <w:rtl/>
+          <w:cs/>
           <w:lang w:val="ar_AE" w:bidi="ar_AE"/>
         </w:rPr>
         <w:t xml:space="preserve"> </w:t>
@@ -6470,6 +7950,8 @@
       <w:hyperlink r:id="rId234">
         <w:r>
           <w:rPr>
+            <w:rtl/>
+            <w:cs/>
             <w:lang w:val="ar_AE" w:bidi="ar_AE"/>
           </w:rPr>
           <w:rPr>
@@ -6481,6 +7963,8 @@
       </w:hyperlink>
       <w:r>
         <w:rPr>
+          <w:rtl/>
+          <w:cs/>
           <w:lang w:val="ar_AE" w:bidi="ar_AE"/>
         </w:rPr>
         <w:t xml:space="preserve"> </w:t>
@@ -6488,6 +7972,8 @@
       <w:hyperlink r:id="rId235">
         <w:r>
           <w:rPr>
+            <w:rtl/>
+            <w:cs/>
             <w:lang w:val="ar_AE" w:bidi="ar_AE"/>
           </w:rPr>
           <w:rPr>
@@ -6499,6 +7985,8 @@
       </w:hyperlink>
       <w:r>
         <w:rPr>
+          <w:rtl/>
+          <w:cs/>
           <w:lang w:val="ar_AE" w:bidi="ar_AE"/>
         </w:rPr>
         <w:t xml:space="preserve"> </w:t>
@@ -6506,6 +7994,8 @@
       <w:hyperlink r:id="rId236">
         <w:r>
           <w:rPr>
+            <w:rtl/>
+            <w:cs/>
             <w:lang w:val="ar_AE" w:bidi="ar_AE"/>
           </w:rPr>
           <w:rPr>
@@ -6517,6 +8007,8 @@
       </w:hyperlink>
       <w:r>
         <w:rPr>
+          <w:rtl/>
+          <w:cs/>
           <w:lang w:val="ar_AE" w:bidi="ar_AE"/>
         </w:rPr>
         <w:t xml:space="preserve"> </w:t>
@@ -6524,6 +8016,8 @@
       <w:hyperlink r:id="rId210">
         <w:r>
           <w:rPr>
+            <w:rtl/>
+            <w:cs/>
             <w:lang w:val="ar_AE" w:bidi="ar_AE"/>
           </w:rPr>
           <w:rPr>
@@ -6535,6 +8029,8 @@
       </w:hyperlink>
       <w:r>
         <w:rPr>
+          <w:rtl/>
+          <w:cs/>
           <w:lang w:val="ar_AE" w:bidi="ar_AE"/>
         </w:rPr>
         <w:t xml:space="preserve"> </w:t>
@@ -6542,6 +8038,8 @@
       <w:hyperlink r:id="rId237">
         <w:r>
           <w:rPr>
+            <w:rtl/>
+            <w:cs/>
             <w:lang w:val="ar_AE" w:bidi="ar_AE"/>
           </w:rPr>
           <w:rPr>
@@ -6553,6 +8051,8 @@
       </w:hyperlink>
       <w:r>
         <w:rPr>
+          <w:rtl/>
+          <w:cs/>
           <w:lang w:val="ar_AE" w:bidi="ar_AE"/>
         </w:rPr>
         <w:t xml:space="preserve"> </w:t>
@@ -6560,6 +8060,8 @@
       <w:hyperlink r:id="rId124">
         <w:r>
           <w:rPr>
+            <w:rtl/>
+            <w:cs/>
             <w:lang w:val="ar_AE" w:bidi="ar_AE"/>
           </w:rPr>
           <w:rPr>
@@ -6571,6 +8073,8 @@
       </w:hyperlink>
       <w:r>
         <w:rPr>
+          <w:rtl/>
+          <w:cs/>
           <w:lang w:val="ar_AE" w:bidi="ar_AE"/>
         </w:rPr>
         <w:t xml:space="preserve"> </w:t>
@@ -6578,6 +8082,8 @@
       <w:hyperlink r:id="rId238">
         <w:r>
           <w:rPr>
+            <w:rtl/>
+            <w:cs/>
             <w:lang w:val="ar_AE" w:bidi="ar_AE"/>
           </w:rPr>
           <w:rPr>
@@ -6589,6 +8095,8 @@
       </w:hyperlink>
       <w:r>
         <w:rPr>
+          <w:rtl/>
+          <w:cs/>
           <w:lang w:val="ar_AE" w:bidi="ar_AE"/>
         </w:rPr>
         <w:t xml:space="preserve"> </w:t>
@@ -6596,6 +8104,8 @@
       <w:hyperlink r:id="rId239">
         <w:r>
           <w:rPr>
+            <w:rtl/>
+            <w:cs/>
             <w:lang w:val="ar_AE" w:bidi="ar_AE"/>
           </w:rPr>
           <w:rPr>
@@ -6607,6 +8117,8 @@
       </w:hyperlink>
       <w:r>
         <w:rPr>
+          <w:rtl/>
+          <w:cs/>
           <w:lang w:val="ar_AE" w:bidi="ar_AE"/>
         </w:rPr>
         <w:t xml:space="preserve"> </w:t>
@@ -6614,6 +8126,8 @@
       <w:hyperlink r:id="rId240">
         <w:r>
           <w:rPr>
+            <w:rtl/>
+            <w:cs/>
             <w:lang w:val="ar_AE" w:bidi="ar_AE"/>
           </w:rPr>
           <w:rPr>
@@ -6625,6 +8139,8 @@
       </w:hyperlink>
       <w:r>
         <w:rPr>
+          <w:rtl/>
+          <w:cs/>
           <w:lang w:val="ar_AE" w:bidi="ar_AE"/>
         </w:rPr>
         <w:t xml:space="preserve"> </w:t>
@@ -6632,6 +8148,8 @@
       <w:hyperlink r:id="rId241">
         <w:r>
           <w:rPr>
+            <w:rtl/>
+            <w:cs/>
             <w:lang w:val="ar_AE" w:bidi="ar_AE"/>
           </w:rPr>
           <w:rPr>
@@ -6643,6 +8161,8 @@
       </w:hyperlink>
       <w:r>
         <w:rPr>
+          <w:rtl/>
+          <w:cs/>
           <w:lang w:val="ar_AE" w:bidi="ar_AE"/>
         </w:rPr>
         <w:t xml:space="preserve"> </w:t>
@@ -6650,6 +8170,8 @@
       <w:hyperlink r:id="rId242">
         <w:r>
           <w:rPr>
+            <w:rtl/>
+            <w:cs/>
             <w:lang w:val="ar_AE" w:bidi="ar_AE"/>
           </w:rPr>
           <w:rPr>
@@ -6661,6 +8183,8 @@
       </w:hyperlink>
       <w:r>
         <w:rPr>
+          <w:rtl/>
+          <w:cs/>
           <w:lang w:val="ar_AE" w:bidi="ar_AE"/>
         </w:rPr>
         <w:t xml:space="preserve"> </w:t>
@@ -6668,6 +8192,8 @@
       <w:hyperlink r:id="rId243">
         <w:r>
           <w:rPr>
+            <w:rtl/>
+            <w:cs/>
             <w:lang w:val="ar_AE" w:bidi="ar_AE"/>
           </w:rPr>
           <w:rPr>
@@ -6679,6 +8205,8 @@
       </w:hyperlink>
       <w:r>
         <w:rPr>
+          <w:rtl/>
+          <w:cs/>
           <w:lang w:val="ar_AE" w:bidi="ar_AE"/>
         </w:rPr>
         <w:t xml:space="preserve"> </w:t>
@@ -6686,6 +8214,8 @@
       <w:hyperlink r:id="rId216">
         <w:r>
           <w:rPr>
+            <w:rtl/>
+            <w:cs/>
             <w:lang w:val="ar_AE" w:bidi="ar_AE"/>
           </w:rPr>
           <w:rPr>
@@ -6697,6 +8227,8 @@
       </w:hyperlink>
       <w:r>
         <w:rPr>
+          <w:rtl/>
+          <w:cs/>
           <w:lang w:val="ar_AE" w:bidi="ar_AE"/>
         </w:rPr>
         <w:t xml:space="preserve"> </w:t>
@@ -6704,6 +8236,8 @@
       <w:hyperlink r:id="rId244">
         <w:r>
           <w:rPr>
+            <w:rtl/>
+            <w:cs/>
             <w:lang w:val="ar_AE" w:bidi="ar_AE"/>
           </w:rPr>
           <w:rPr>
@@ -6715,6 +8249,8 @@
       </w:hyperlink>
       <w:r>
         <w:rPr>
+          <w:rtl/>
+          <w:cs/>
           <w:lang w:val="ar_AE" w:bidi="ar_AE"/>
         </w:rPr>
         <w:t xml:space="preserve"> </w:t>
@@ -6722,6 +8258,8 @@
       <w:hyperlink r:id="rId223">
         <w:r>
           <w:rPr>
+            <w:rtl/>
+            <w:cs/>
             <w:lang w:val="ar_AE" w:bidi="ar_AE"/>
           </w:rPr>
           <w:rPr>
@@ -6733,6 +8271,8 @@
       </w:hyperlink>
       <w:r>
         <w:rPr>
+          <w:rtl/>
+          <w:cs/>
           <w:lang w:val="ar_AE" w:bidi="ar_AE"/>
         </w:rPr>
         <w:t xml:space="preserve"> </w:t>
@@ -6740,6 +8280,8 @@
       <w:hyperlink r:id="rId245">
         <w:r>
           <w:rPr>
+            <w:rtl/>
+            <w:cs/>
             <w:lang w:val="ar_AE" w:bidi="ar_AE"/>
           </w:rPr>
           <w:rPr>
@@ -6751,6 +8293,8 @@
       </w:hyperlink>
       <w:r>
         <w:rPr>
+          <w:rtl/>
+          <w:cs/>
           <w:lang w:val="ar_AE" w:bidi="ar_AE"/>
         </w:rPr>
         <w:t xml:space="preserve"> </w:t>
@@ -6758,6 +8302,8 @@
       <w:hyperlink r:id="rId246">
         <w:r>
           <w:rPr>
+            <w:rtl/>
+            <w:cs/>
             <w:lang w:val="ar_AE" w:bidi="ar_AE"/>
           </w:rPr>
           <w:rPr>
@@ -6769,6 +8315,8 @@
       </w:hyperlink>
       <w:r>
         <w:rPr>
+          <w:rtl/>
+          <w:cs/>
           <w:lang w:val="ar_AE" w:bidi="ar_AE"/>
         </w:rPr>
         <w:t xml:space="preserve"> </w:t>
@@ -6776,6 +8324,8 @@
       <w:hyperlink r:id="rId247">
         <w:r>
           <w:rPr>
+            <w:rtl/>
+            <w:cs/>
             <w:lang w:val="ar_AE" w:bidi="ar_AE"/>
           </w:rPr>
           <w:rPr>
@@ -6787,6 +8337,8 @@
       </w:hyperlink>
       <w:r>
         <w:rPr>
+          <w:rtl/>
+          <w:cs/>
           <w:lang w:val="ar_AE" w:bidi="ar_AE"/>
         </w:rPr>
         <w:t xml:space="preserve"> </w:t>
@@ -6794,6 +8346,8 @@
       <w:hyperlink r:id="rId248">
         <w:r>
           <w:rPr>
+            <w:rtl/>
+            <w:cs/>
             <w:lang w:val="ar_AE" w:bidi="ar_AE"/>
           </w:rPr>
           <w:rPr>
@@ -6805,6 +8359,8 @@
       </w:hyperlink>
       <w:r>
         <w:rPr>
+          <w:rtl/>
+          <w:cs/>
           <w:lang w:val="ar_AE" w:bidi="ar_AE"/>
         </w:rPr>
         <w:t xml:space="preserve"> </w:t>
@@ -6812,6 +8368,8 @@
       <w:hyperlink r:id="rId218">
         <w:r>
           <w:rPr>
+            <w:rtl/>
+            <w:cs/>
             <w:lang w:val="ar_AE" w:bidi="ar_AE"/>
           </w:rPr>
           <w:rPr>
@@ -6823,6 +8381,8 @@
       </w:hyperlink>
       <w:r>
         <w:rPr>
+          <w:rtl/>
+          <w:cs/>
           <w:lang w:val="ar_AE" w:bidi="ar_AE"/>
         </w:rPr>
         <w:t xml:space="preserve"> </w:t>
@@ -6830,6 +8390,8 @@
       <w:hyperlink r:id="rId249">
         <w:r>
           <w:rPr>
+            <w:rtl/>
+            <w:cs/>
             <w:lang w:val="ar_AE" w:bidi="ar_AE"/>
           </w:rPr>
           <w:rPr>
@@ -6841,6 +8403,8 @@
       </w:hyperlink>
       <w:r>
         <w:rPr>
+          <w:rtl/>
+          <w:cs/>
           <w:lang w:val="ar_AE" w:bidi="ar_AE"/>
         </w:rPr>
         <w:t xml:space="preserve"> </w:t>
@@ -6848,6 +8412,8 @@
       <w:hyperlink r:id="rId250">
         <w:r>
           <w:rPr>
+            <w:rtl/>
+            <w:cs/>
             <w:lang w:val="ar_AE" w:bidi="ar_AE"/>
           </w:rPr>
           <w:rPr>
@@ -6859,6 +8425,8 @@
       </w:hyperlink>
       <w:r>
         <w:rPr>
+          <w:rtl/>
+          <w:cs/>
           <w:lang w:val="ar_AE" w:bidi="ar_AE"/>
         </w:rPr>
         <w:t xml:space="preserve"> </w:t>
@@ -6866,6 +8434,8 @@
       <w:hyperlink r:id="rId34">
         <w:r>
           <w:rPr>
+            <w:rtl/>
+            <w:cs/>
             <w:lang w:val="ar_AE" w:bidi="ar_AE"/>
           </w:rPr>
           <w:rPr>
@@ -6877,6 +8447,8 @@
       </w:hyperlink>
       <w:r>
         <w:rPr>
+          <w:rtl/>
+          <w:cs/>
           <w:lang w:val="ar_AE" w:bidi="ar_AE"/>
         </w:rPr>
         <w:t xml:space="preserve"> </w:t>
@@ -6884,6 +8456,8 @@
       <w:hyperlink r:id="rId251">
         <w:r>
           <w:rPr>
+            <w:rtl/>
+            <w:cs/>
             <w:lang w:val="ar_AE" w:bidi="ar_AE"/>
           </w:rPr>
           <w:rPr>
@@ -6895,6 +8469,8 @@
       </w:hyperlink>
       <w:r>
         <w:rPr>
+          <w:rtl/>
+          <w:cs/>
           <w:lang w:val="ar_AE" w:bidi="ar_AE"/>
         </w:rPr>
         <w:t xml:space="preserve"> </w:t>
@@ -6902,6 +8478,8 @@
       <w:hyperlink r:id="rId231">
         <w:r>
           <w:rPr>
+            <w:rtl/>
+            <w:cs/>
             <w:lang w:val="ar_AE" w:bidi="ar_AE"/>
           </w:rPr>
           <w:rPr>
@@ -6913,6 +8491,8 @@
       </w:hyperlink>
       <w:r>
         <w:rPr>
+          <w:rtl/>
+          <w:cs/>
           <w:lang w:val="ar_AE" w:bidi="ar_AE"/>
         </w:rPr>
         <w:t xml:space="preserve"> </w:t>
@@ -6920,6 +8500,8 @@
       <w:hyperlink r:id="rId18">
         <w:r>
           <w:rPr>
+            <w:rtl/>
+            <w:cs/>
             <w:lang w:val="ar_AE" w:bidi="ar_AE"/>
           </w:rPr>
           <w:rPr>
@@ -6931,6 +8513,8 @@
       </w:hyperlink>
       <w:r>
         <w:rPr>
+          <w:rtl/>
+          <w:cs/>
           <w:lang w:val="ar_AE" w:bidi="ar_AE"/>
         </w:rPr>
         <w:t xml:space="preserve"> </w:t>
@@ -6938,6 +8522,8 @@
       <w:hyperlink r:id="rId232">
         <w:r>
           <w:rPr>
+            <w:rtl/>
+            <w:cs/>
             <w:lang w:val="ar_AE" w:bidi="ar_AE"/>
           </w:rPr>
           <w:rPr>
@@ -6949,11 +8535,15 @@
       </w:hyperlink>
       <w:r>
         <w:rPr>
-          <w:lang w:val="ar_AE" w:bidi="ar_AE"/>
-        </w:rPr>
-      </w:r>
-      <w:r>
-        <w:rPr>
+          <w:rtl/>
+          <w:cs/>
+          <w:lang w:val="ar_AE" w:bidi="ar_AE"/>
+        </w:rPr>
+      </w:r>
+      <w:r>
+        <w:rPr>
+          <w:rtl/>
+          <w:cs/>
           <w:lang w:val="ar_AE" w:bidi="ar_AE"/>
         </w:rPr>
       </w:r>

--- a/arb/docx/017.content.docx
+++ b/arb/docx/017.content.docx
@@ -337,20 +337,14 @@
         </w:rPr>
         <w:t xml:space="preserve">لَمْ يَتُوبُوا عَنْ أَعْمَالِ أَيْدِيهِمْ،" </w:t>
       </w:r>
-      <w:hyperlink r:id="rId13">
-        <w:r>
-          <w:rPr>
-            <w:rtl/>
-            <w:cs/>
-            <w:lang w:val="ar_AE" w:bidi="ar_AE"/>
-          </w:rPr>
-          <w:rPr>
-            <w:color w:val="0000EE"/>
-            <w:u w:val="single"/>
-          </w:rPr>
-          <w:t>رؤيا 9:20–21</w:t>
-        </w:r>
-      </w:hyperlink>
+      <w:r>
+        <w:rPr>
+          <w:rtl/>
+          <w:cs/>
+          <w:lang w:val="ar_AE" w:bidi="ar_AE"/>
+        </w:rPr>
+        <w:t>رؤيا 9:20–21</w:t>
+      </w:r>
       <w:r>
         <w:rPr>
           <w:rtl/>
@@ -379,20 +373,14 @@
         </w:rPr>
         <w:t>المعذبون من البوق الخامس سيطلبون الموت ويفضلونه على الرجوع إلى الله بالتوبة (</w:t>
       </w:r>
-      <w:hyperlink r:id="rId14">
-        <w:r>
-          <w:rPr>
-            <w:rtl/>
-            <w:cs/>
-            <w:lang w:val="ar_AE" w:bidi="ar_AE"/>
-          </w:rPr>
-          <w:rPr>
-            <w:color w:val="0000EE"/>
-            <w:u w:val="single"/>
-          </w:rPr>
-          <w:t>9:6</w:t>
-        </w:r>
-      </w:hyperlink>
+      <w:r>
+        <w:rPr>
+          <w:rtl/>
+          <w:cs/>
+          <w:lang w:val="ar_AE" w:bidi="ar_AE"/>
+        </w:rPr>
+        <w:t>9:6</w:t>
+      </w:r>
       <w:r>
         <w:rPr>
           <w:rtl/>
@@ -437,20 +425,14 @@
         </w:rPr>
         <w:t>" (</w:t>
       </w:r>
-      <w:hyperlink r:id="rId15">
-        <w:r>
-          <w:rPr>
-            <w:rtl/>
-            <w:cs/>
-            <w:lang w:val="ar_AE" w:bidi="ar_AE"/>
-          </w:rPr>
-          <w:rPr>
-            <w:color w:val="0000EE"/>
-            <w:u w:val="single"/>
-          </w:rPr>
-          <w:t>6:12–17</w:t>
-        </w:r>
-      </w:hyperlink>
+      <w:r>
+        <w:rPr>
+          <w:rtl/>
+          <w:cs/>
+          <w:lang w:val="ar_AE" w:bidi="ar_AE"/>
+        </w:rPr>
+        <w:t>6:12–17</w:t>
+      </w:r>
       <w:r>
         <w:rPr>
           <w:rtl/>
@@ -479,20 +461,14 @@
         </w:rPr>
         <w:t>يؤكد الوحي على دينونة الله العادلة النهائية وفكرة القصاص أو الجزاء (</w:t>
       </w:r>
-      <w:hyperlink r:id="rId16">
-        <w:r>
-          <w:rPr>
-            <w:rtl/>
-            <w:cs/>
-            <w:lang w:val="ar_AE" w:bidi="ar_AE"/>
-          </w:rPr>
-          <w:rPr>
-            <w:color w:val="0000EE"/>
-            <w:u w:val="single"/>
-          </w:rPr>
-          <w:t>16:5–7</w:t>
-        </w:r>
-      </w:hyperlink>
+      <w:r>
+        <w:rPr>
+          <w:rtl/>
+          <w:cs/>
+          <w:lang w:val="ar_AE" w:bidi="ar_AE"/>
+        </w:rPr>
+        <w:t>16:5–7</w:t>
+      </w:r>
       <w:r>
         <w:rPr>
           <w:rtl/>
@@ -501,20 +477,14 @@
         </w:rPr>
         <w:t xml:space="preserve">). وأن المؤمنين وغير المؤمنين سينالون ما يستحقون (انظر </w:t>
       </w:r>
-      <w:hyperlink r:id="rId17">
-        <w:r>
-          <w:rPr>
-            <w:rtl/>
-            <w:cs/>
-            <w:lang w:val="ar_AE" w:bidi="ar_AE"/>
-          </w:rPr>
-          <w:rPr>
-            <w:color w:val="0000EE"/>
-            <w:u w:val="single"/>
-          </w:rPr>
-          <w:t>2:23</w:t>
-        </w:r>
-      </w:hyperlink>
+      <w:r>
+        <w:rPr>
+          <w:rtl/>
+          <w:cs/>
+          <w:lang w:val="ar_AE" w:bidi="ar_AE"/>
+        </w:rPr>
+        <w:t>2:23</w:t>
+      </w:r>
       <w:r>
         <w:rPr>
           <w:rtl/>
@@ -523,20 +493,14 @@
         </w:rPr>
         <w:t xml:space="preserve">؛ </w:t>
       </w:r>
-      <w:hyperlink r:id="rId18">
-        <w:r>
-          <w:rPr>
-            <w:rtl/>
-            <w:cs/>
-            <w:lang w:val="ar_AE" w:bidi="ar_AE"/>
-          </w:rPr>
-          <w:rPr>
-            <w:color w:val="0000EE"/>
-            <w:u w:val="single"/>
-          </w:rPr>
-          <w:t>11:18</w:t>
-        </w:r>
-      </w:hyperlink>
+      <w:r>
+        <w:rPr>
+          <w:rtl/>
+          <w:cs/>
+          <w:lang w:val="ar_AE" w:bidi="ar_AE"/>
+        </w:rPr>
+        <w:t>11:18</w:t>
+      </w:r>
       <w:r>
         <w:rPr>
           <w:rtl/>
@@ -545,20 +509,14 @@
         </w:rPr>
         <w:t xml:space="preserve">؛ </w:t>
       </w:r>
-      <w:hyperlink r:id="rId19">
-        <w:r>
-          <w:rPr>
-            <w:rtl/>
-            <w:cs/>
-            <w:lang w:val="ar_AE" w:bidi="ar_AE"/>
-          </w:rPr>
-          <w:rPr>
-            <w:color w:val="0000EE"/>
-            <w:u w:val="single"/>
-          </w:rPr>
-          <w:t>14:13</w:t>
-        </w:r>
-      </w:hyperlink>
+      <w:r>
+        <w:rPr>
+          <w:rtl/>
+          <w:cs/>
+          <w:lang w:val="ar_AE" w:bidi="ar_AE"/>
+        </w:rPr>
+        <w:t>14:13</w:t>
+      </w:r>
       <w:r>
         <w:rPr>
           <w:rtl/>
@@ -567,20 +525,14 @@
         </w:rPr>
         <w:t xml:space="preserve">؛ </w:t>
       </w:r>
-      <w:hyperlink r:id="rId20">
-        <w:r>
-          <w:rPr>
-            <w:rtl/>
-            <w:cs/>
-            <w:lang w:val="ar_AE" w:bidi="ar_AE"/>
-          </w:rPr>
-          <w:rPr>
-            <w:color w:val="0000EE"/>
-            <w:u w:val="single"/>
-          </w:rPr>
-          <w:t>18:6</w:t>
-        </w:r>
-      </w:hyperlink>
+      <w:r>
+        <w:rPr>
+          <w:rtl/>
+          <w:cs/>
+          <w:lang w:val="ar_AE" w:bidi="ar_AE"/>
+        </w:rPr>
+        <w:t>18:6</w:t>
+      </w:r>
       <w:r>
         <w:rPr>
           <w:rtl/>
@@ -589,20 +541,14 @@
         </w:rPr>
         <w:t xml:space="preserve">؛ </w:t>
       </w:r>
-      <w:hyperlink r:id="rId21">
-        <w:r>
-          <w:rPr>
-            <w:rtl/>
-            <w:cs/>
-            <w:lang w:val="ar_AE" w:bidi="ar_AE"/>
-          </w:rPr>
-          <w:rPr>
-            <w:color w:val="0000EE"/>
-            <w:u w:val="single"/>
-          </w:rPr>
-          <w:t>20:12–13</w:t>
-        </w:r>
-      </w:hyperlink>
+      <w:r>
+        <w:rPr>
+          <w:rtl/>
+          <w:cs/>
+          <w:lang w:val="ar_AE" w:bidi="ar_AE"/>
+        </w:rPr>
+        <w:t>20:12–13</w:t>
+      </w:r>
       <w:r>
         <w:rPr>
           <w:rtl/>
@@ -611,20 +557,14 @@
         </w:rPr>
         <w:t xml:space="preserve">؛ </w:t>
       </w:r>
-      <w:hyperlink r:id="rId22">
-        <w:r>
-          <w:rPr>
-            <w:rtl/>
-            <w:cs/>
-            <w:lang w:val="ar_AE" w:bidi="ar_AE"/>
-          </w:rPr>
-          <w:rPr>
-            <w:color w:val="0000EE"/>
-            <w:u w:val="single"/>
-          </w:rPr>
-          <w:t>22:12</w:t>
-        </w:r>
-      </w:hyperlink>
+      <w:r>
+        <w:rPr>
+          <w:rtl/>
+          <w:cs/>
+          <w:lang w:val="ar_AE" w:bidi="ar_AE"/>
+        </w:rPr>
+        <w:t>22:12</w:t>
+      </w:r>
       <w:r>
         <w:rPr>
           <w:rtl/>
@@ -653,20 +593,14 @@
         </w:rPr>
         <w:t>إن أحكام (دينونة) الله هي استجابة جزئية لصلوات القديسين وصراخاتهم من أجل العدالة. لكن الدينونة (الحكم) تتم حسب توقيت الله، لا بتوقيتنا نحن (</w:t>
       </w:r>
-      <w:hyperlink r:id="rId23">
-        <w:r>
-          <w:rPr>
-            <w:rtl/>
-            <w:cs/>
-            <w:lang w:val="ar_AE" w:bidi="ar_AE"/>
-          </w:rPr>
-          <w:rPr>
-            <w:color w:val="0000EE"/>
-            <w:u w:val="single"/>
-          </w:rPr>
-          <w:t>6:9–11</w:t>
-        </w:r>
-      </w:hyperlink>
+      <w:r>
+        <w:rPr>
+          <w:rtl/>
+          <w:cs/>
+          <w:lang w:val="ar_AE" w:bidi="ar_AE"/>
+        </w:rPr>
+        <w:t>6:9–11</w:t>
+      </w:r>
       <w:r>
         <w:rPr>
           <w:rtl/>
@@ -675,20 +609,14 @@
         </w:rPr>
         <w:t xml:space="preserve">؛ </w:t>
       </w:r>
-      <w:hyperlink r:id="rId24">
-        <w:r>
-          <w:rPr>
-            <w:rtl/>
-            <w:cs/>
-            <w:lang w:val="ar_AE" w:bidi="ar_AE"/>
-          </w:rPr>
-          <w:rPr>
-            <w:color w:val="0000EE"/>
-            <w:u w:val="single"/>
-          </w:rPr>
-          <w:t>8:2–5</w:t>
-        </w:r>
-      </w:hyperlink>
+      <w:r>
+        <w:rPr>
+          <w:rtl/>
+          <w:cs/>
+          <w:lang w:val="ar_AE" w:bidi="ar_AE"/>
+        </w:rPr>
+        <w:t>8:2–5</w:t>
+      </w:r>
       <w:r>
         <w:rPr>
           <w:rtl/>
@@ -717,20 +645,14 @@
         </w:rPr>
         <w:t>تُظهر الأحكام (الدينونة)، المشابهة للضربات على مصر، أن الآلهة الأرضية وأعداء الله لا يمتلكون القوة (</w:t>
       </w:r>
-      <w:hyperlink r:id="rId25">
-        <w:r>
-          <w:rPr>
-            <w:rtl/>
-            <w:cs/>
-            <w:lang w:val="ar_AE" w:bidi="ar_AE"/>
-          </w:rPr>
-          <w:rPr>
-            <w:color w:val="0000EE"/>
-            <w:u w:val="single"/>
-          </w:rPr>
-          <w:t>خروج 7:8–12</w:t>
-        </w:r>
-      </w:hyperlink>
+      <w:r>
+        <w:rPr>
+          <w:rtl/>
+          <w:cs/>
+          <w:lang w:val="ar_AE" w:bidi="ar_AE"/>
+        </w:rPr>
+        <w:t>خروج 7:8–12</w:t>
+      </w:r>
       <w:r>
         <w:rPr>
           <w:rtl/>
@@ -739,20 +661,14 @@
         </w:rPr>
         <w:t xml:space="preserve">؛ </w:t>
       </w:r>
-      <w:hyperlink r:id="rId26">
-        <w:r>
-          <w:rPr>
-            <w:rtl/>
-            <w:cs/>
-            <w:lang w:val="ar_AE" w:bidi="ar_AE"/>
-          </w:rPr>
-          <w:rPr>
-            <w:color w:val="0000EE"/>
-            <w:u w:val="single"/>
-          </w:rPr>
-          <w:t>12:12</w:t>
-        </w:r>
-      </w:hyperlink>
+      <w:r>
+        <w:rPr>
+          <w:rtl/>
+          <w:cs/>
+          <w:lang w:val="ar_AE" w:bidi="ar_AE"/>
+        </w:rPr>
+        <w:t>12:12</w:t>
+      </w:r>
       <w:r>
         <w:rPr>
           <w:rtl/>
@@ -761,20 +677,14 @@
         </w:rPr>
         <w:t xml:space="preserve">؛ قارن </w:t>
       </w:r>
-      <w:hyperlink r:id="rId27">
-        <w:r>
-          <w:rPr>
-            <w:rtl/>
-            <w:cs/>
-            <w:lang w:val="ar_AE" w:bidi="ar_AE"/>
-          </w:rPr>
-          <w:rPr>
-            <w:color w:val="0000EE"/>
-            <w:u w:val="single"/>
-          </w:rPr>
-          <w:t>رؤيا 13:4–17</w:t>
-        </w:r>
-      </w:hyperlink>
+      <w:r>
+        <w:rPr>
+          <w:rtl/>
+          <w:cs/>
+          <w:lang w:val="ar_AE" w:bidi="ar_AE"/>
+        </w:rPr>
+        <w:t>رؤيا 13:4–17</w:t>
+      </w:r>
       <w:r>
         <w:rPr>
           <w:rtl/>
@@ -783,20 +693,14 @@
         </w:rPr>
         <w:t xml:space="preserve">؛ </w:t>
       </w:r>
-      <w:hyperlink r:id="rId28">
-        <w:r>
-          <w:rPr>
-            <w:rtl/>
-            <w:cs/>
-            <w:lang w:val="ar_AE" w:bidi="ar_AE"/>
-          </w:rPr>
-          <w:rPr>
-            <w:color w:val="0000EE"/>
-            <w:u w:val="single"/>
-          </w:rPr>
-          <w:t>19:20–21</w:t>
-        </w:r>
-      </w:hyperlink>
+      <w:r>
+        <w:rPr>
+          <w:rtl/>
+          <w:cs/>
+          <w:lang w:val="ar_AE" w:bidi="ar_AE"/>
+        </w:rPr>
+        <w:t>19:20–21</w:t>
+      </w:r>
       <w:r>
         <w:rPr>
           <w:rtl/>
@@ -805,20 +709,14 @@
         </w:rPr>
         <w:t xml:space="preserve">؛ </w:t>
       </w:r>
-      <w:hyperlink r:id="rId29">
-        <w:r>
-          <w:rPr>
-            <w:rtl/>
-            <w:cs/>
-            <w:lang w:val="ar_AE" w:bidi="ar_AE"/>
-          </w:rPr>
-          <w:rPr>
-            <w:color w:val="0000EE"/>
-            <w:u w:val="single"/>
-          </w:rPr>
-          <w:t>20:9–10</w:t>
-        </w:r>
-      </w:hyperlink>
+      <w:r>
+        <w:rPr>
+          <w:rtl/>
+          <w:cs/>
+          <w:lang w:val="ar_AE" w:bidi="ar_AE"/>
+        </w:rPr>
+        <w:t>20:9–10</w:t>
+      </w:r>
       <w:r>
         <w:rPr>
           <w:rtl/>
@@ -847,20 +745,14 @@
         </w:rPr>
         <w:t>الأحكام (الدينونة) هي جزء من إرساليّة الله وتوفر فرصة أخيرة للتوبة (</w:t>
       </w:r>
-      <w:hyperlink r:id="rId30">
-        <w:r>
-          <w:rPr>
-            <w:rtl/>
-            <w:cs/>
-            <w:lang w:val="ar_AE" w:bidi="ar_AE"/>
-          </w:rPr>
-          <w:rPr>
-            <w:color w:val="0000EE"/>
-            <w:u w:val="single"/>
-          </w:rPr>
-          <w:t>رؤيا 14:6–7</w:t>
-        </w:r>
-      </w:hyperlink>
+      <w:r>
+        <w:rPr>
+          <w:rtl/>
+          <w:cs/>
+          <w:lang w:val="ar_AE" w:bidi="ar_AE"/>
+        </w:rPr>
+        <w:t>رؤيا 14:6–7</w:t>
+      </w:r>
       <w:r>
         <w:rPr>
           <w:rtl/>
@@ -869,20 +761,14 @@
         </w:rPr>
         <w:t xml:space="preserve">؛ انظر </w:t>
       </w:r>
-      <w:hyperlink r:id="rId13">
-        <w:r>
-          <w:rPr>
-            <w:rtl/>
-            <w:cs/>
-            <w:lang w:val="ar_AE" w:bidi="ar_AE"/>
-          </w:rPr>
-          <w:rPr>
-            <w:color w:val="0000EE"/>
-            <w:u w:val="single"/>
-          </w:rPr>
-          <w:t>9:20–21</w:t>
-        </w:r>
-      </w:hyperlink>
+      <w:r>
+        <w:rPr>
+          <w:rtl/>
+          <w:cs/>
+          <w:lang w:val="ar_AE" w:bidi="ar_AE"/>
+        </w:rPr>
+        <w:t>9:20–21</w:t>
+      </w:r>
       <w:r>
         <w:rPr>
           <w:rtl/>
@@ -891,20 +777,14 @@
         </w:rPr>
         <w:t xml:space="preserve">؛ </w:t>
       </w:r>
-      <w:hyperlink r:id="rId31">
-        <w:r>
-          <w:rPr>
-            <w:rtl/>
-            <w:cs/>
-            <w:lang w:val="ar_AE" w:bidi="ar_AE"/>
-          </w:rPr>
-          <w:rPr>
-            <w:color w:val="0000EE"/>
-            <w:u w:val="single"/>
-          </w:rPr>
-          <w:t>16:9،</w:t>
-        </w:r>
-      </w:hyperlink>
+      <w:r>
+        <w:rPr>
+          <w:rtl/>
+          <w:cs/>
+          <w:lang w:val="ar_AE" w:bidi="ar_AE"/>
+        </w:rPr>
+        <w:t>16:9،</w:t>
+      </w:r>
       <w:r>
         <w:rPr>
           <w:rtl/>
@@ -913,20 +793,14 @@
         </w:rPr>
         <w:t xml:space="preserve"> </w:t>
       </w:r>
-      <w:hyperlink r:id="rId32">
-        <w:r>
-          <w:rPr>
-            <w:rtl/>
-            <w:cs/>
-            <w:lang w:val="ar_AE" w:bidi="ar_AE"/>
-          </w:rPr>
-          <w:rPr>
-            <w:color w:val="0000EE"/>
-            <w:u w:val="single"/>
-          </w:rPr>
-          <w:t>11،</w:t>
-        </w:r>
-      </w:hyperlink>
+      <w:r>
+        <w:rPr>
+          <w:rtl/>
+          <w:cs/>
+          <w:lang w:val="ar_AE" w:bidi="ar_AE"/>
+        </w:rPr>
+        <w:t>11،</w:t>
+      </w:r>
       <w:r>
         <w:rPr>
           <w:rtl/>
@@ -935,20 +809,14 @@
         </w:rPr>
         <w:t xml:space="preserve"> </w:t>
       </w:r>
-      <w:hyperlink r:id="rId33">
-        <w:r>
-          <w:rPr>
-            <w:rtl/>
-            <w:cs/>
-            <w:lang w:val="ar_AE" w:bidi="ar_AE"/>
-          </w:rPr>
-          <w:rPr>
-            <w:color w:val="0000EE"/>
-            <w:u w:val="single"/>
-          </w:rPr>
-          <w:t>21</w:t>
-        </w:r>
-      </w:hyperlink>
+      <w:r>
+        <w:rPr>
+          <w:rtl/>
+          <w:cs/>
+          <w:lang w:val="ar_AE" w:bidi="ar_AE"/>
+        </w:rPr>
+        <w:t>21</w:t>
+      </w:r>
       <w:r>
         <w:rPr>
           <w:rtl/>
@@ -977,20 +845,14 @@
         </w:rPr>
         <w:t>لقد أوضح الله أن الخطية خاطئة جدًا وأن الدينونة قادمة (</w:t>
       </w:r>
-      <w:hyperlink r:id="rId34">
-        <w:r>
-          <w:rPr>
-            <w:rtl/>
-            <w:cs/>
-            <w:lang w:val="ar_AE" w:bidi="ar_AE"/>
-          </w:rPr>
-          <w:rPr>
-            <w:color w:val="0000EE"/>
-            <w:u w:val="single"/>
-          </w:rPr>
-          <w:t>رومية 2:5–11</w:t>
-        </w:r>
-      </w:hyperlink>
+      <w:r>
+        <w:rPr>
+          <w:rtl/>
+          <w:cs/>
+          <w:lang w:val="ar_AE" w:bidi="ar_AE"/>
+        </w:rPr>
+        <w:t>رومية 2:5–11</w:t>
+      </w:r>
       <w:r>
         <w:rPr>
           <w:rtl/>
@@ -999,20 +861,14 @@
         </w:rPr>
         <w:t>). ومع ذلك، لا يزال كثيرون يرفضون التوبة وقبول نعمة الله (</w:t>
       </w:r>
-      <w:hyperlink r:id="rId35">
-        <w:r>
-          <w:rPr>
-            <w:rtl/>
-            <w:cs/>
-            <w:lang w:val="ar_AE" w:bidi="ar_AE"/>
-          </w:rPr>
-          <w:rPr>
-            <w:color w:val="0000EE"/>
-            <w:u w:val="single"/>
-          </w:rPr>
-          <w:t>رومية 1:32</w:t>
-        </w:r>
-      </w:hyperlink>
+      <w:r>
+        <w:rPr>
+          <w:rtl/>
+          <w:cs/>
+          <w:lang w:val="ar_AE" w:bidi="ar_AE"/>
+        </w:rPr>
+        <w:t>رومية 1:32</w:t>
+      </w:r>
       <w:r>
         <w:rPr>
           <w:rtl/>
@@ -1021,20 +877,14 @@
         </w:rPr>
         <w:t>). حتى في الأيام الأخيرة، عندما يرسل الله شهوده لتحذيرهم من الهلاك القادم، كثيرون سيختارون دعم قُوَى الشر. سيحتفلون بسقوط أنبياء الله (</w:t>
       </w:r>
-      <w:hyperlink r:id="rId36">
-        <w:r>
-          <w:rPr>
-            <w:rtl/>
-            <w:cs/>
-            <w:lang w:val="ar_AE" w:bidi="ar_AE"/>
-          </w:rPr>
-          <w:rPr>
-            <w:color w:val="0000EE"/>
-            <w:u w:val="single"/>
-          </w:rPr>
-          <w:t>رؤيا 11:3–10</w:t>
-        </w:r>
-      </w:hyperlink>
+      <w:r>
+        <w:rPr>
+          <w:rtl/>
+          <w:cs/>
+          <w:lang w:val="ar_AE" w:bidi="ar_AE"/>
+        </w:rPr>
+        <w:t>رؤيا 11:3–10</w:t>
+      </w:r>
       <w:r>
         <w:rPr>
           <w:rtl/>
@@ -1063,20 +913,14 @@
         </w:rPr>
         <w:t xml:space="preserve">إن دينونة التمرد والحُكم على الأفعال الشريرة أمر حتمي (انظر </w:t>
       </w:r>
-      <w:hyperlink r:id="rId37">
-        <w:r>
-          <w:rPr>
-            <w:rtl/>
-            <w:cs/>
-            <w:lang w:val="ar_AE" w:bidi="ar_AE"/>
-          </w:rPr>
-          <w:rPr>
-            <w:color w:val="0000EE"/>
-            <w:u w:val="single"/>
-          </w:rPr>
-          <w:t>رومية 1:18–2:11</w:t>
-        </w:r>
-      </w:hyperlink>
+      <w:r>
+        <w:rPr>
+          <w:rtl/>
+          <w:cs/>
+          <w:lang w:val="ar_AE" w:bidi="ar_AE"/>
+        </w:rPr>
+        <w:t>رومية 1:18–2:11</w:t>
+      </w:r>
       <w:r>
         <w:rPr>
           <w:rtl/>
@@ -1085,20 +929,14 @@
         </w:rPr>
         <w:t xml:space="preserve">). ومع ذلك، ينتظر الله بكل أناة ولطف توبة الناس مقدمًا لهم نعمته الغنيّة (انظر </w:t>
       </w:r>
-      <w:hyperlink r:id="rId38">
-        <w:r>
-          <w:rPr>
-            <w:rtl/>
-            <w:cs/>
-            <w:lang w:val="ar_AE" w:bidi="ar_AE"/>
-          </w:rPr>
-          <w:rPr>
-            <w:color w:val="0000EE"/>
-            <w:u w:val="single"/>
-          </w:rPr>
-          <w:t>رومية 2:4</w:t>
-        </w:r>
-      </w:hyperlink>
+      <w:r>
+        <w:rPr>
+          <w:rtl/>
+          <w:cs/>
+          <w:lang w:val="ar_AE" w:bidi="ar_AE"/>
+        </w:rPr>
+        <w:t>رومية 2:4</w:t>
+      </w:r>
       <w:r>
         <w:rPr>
           <w:rtl/>
@@ -1107,20 +945,14 @@
         </w:rPr>
         <w:t xml:space="preserve">؛ </w:t>
       </w:r>
-      <w:hyperlink r:id="rId39">
-        <w:r>
-          <w:rPr>
-            <w:rtl/>
-            <w:cs/>
-            <w:lang w:val="ar_AE" w:bidi="ar_AE"/>
-          </w:rPr>
-          <w:rPr>
-            <w:color w:val="0000EE"/>
-            <w:u w:val="single"/>
-          </w:rPr>
-          <w:t>2بطرس 3:8–10</w:t>
-        </w:r>
-      </w:hyperlink>
+      <w:r>
+        <w:rPr>
+          <w:rtl/>
+          <w:cs/>
+          <w:lang w:val="ar_AE" w:bidi="ar_AE"/>
+        </w:rPr>
+        <w:t>2بطرس 3:8–10</w:t>
+      </w:r>
       <w:r>
         <w:rPr>
           <w:rtl/>
@@ -1162,20 +994,14 @@
           <w:lang w:val="ar_AE" w:bidi="ar_AE"/>
         </w:rPr>
       </w:r>
-      <w:hyperlink r:id="rId40">
-        <w:r>
-          <w:rPr>
-            <w:rtl/>
-            <w:cs/>
-            <w:lang w:val="ar_AE" w:bidi="ar_AE"/>
-          </w:rPr>
-          <w:rPr>
-            <w:color w:val="0000EE"/>
-            <w:u w:val="single"/>
-          </w:rPr>
-          <w:t>خروج 6:6</w:t>
-        </w:r>
-      </w:hyperlink>
+      <w:r>
+        <w:rPr>
+          <w:rtl/>
+          <w:cs/>
+          <w:lang w:val="ar_AE" w:bidi="ar_AE"/>
+        </w:rPr>
+        <w:t>خروج 6:6</w:t>
+      </w:r>
       <w:r>
         <w:rPr>
           <w:rtl/>
@@ -1184,20 +1010,14 @@
         </w:rPr>
         <w:t xml:space="preserve">؛ </w:t>
       </w:r>
-      <w:hyperlink r:id="rId26">
-        <w:r>
-          <w:rPr>
-            <w:rtl/>
-            <w:cs/>
-            <w:lang w:val="ar_AE" w:bidi="ar_AE"/>
-          </w:rPr>
-          <w:rPr>
-            <w:color w:val="0000EE"/>
-            <w:u w:val="single"/>
-          </w:rPr>
-          <w:t>12:12</w:t>
-        </w:r>
-      </w:hyperlink>
+      <w:r>
+        <w:rPr>
+          <w:rtl/>
+          <w:cs/>
+          <w:lang w:val="ar_AE" w:bidi="ar_AE"/>
+        </w:rPr>
+        <w:t>12:12</w:t>
+      </w:r>
       <w:r>
         <w:rPr>
           <w:rtl/>
@@ -1206,20 +1026,14 @@
         </w:rPr>
         <w:t xml:space="preserve">؛ </w:t>
       </w:r>
-      <w:hyperlink r:id="rId41">
-        <w:r>
-          <w:rPr>
-            <w:rtl/>
-            <w:cs/>
-            <w:lang w:val="ar_AE" w:bidi="ar_AE"/>
-          </w:rPr>
-          <w:rPr>
-            <w:color w:val="0000EE"/>
-            <w:u w:val="single"/>
-          </w:rPr>
-          <w:t>لاويين 26:25</w:t>
-        </w:r>
-      </w:hyperlink>
+      <w:r>
+        <w:rPr>
+          <w:rtl/>
+          <w:cs/>
+          <w:lang w:val="ar_AE" w:bidi="ar_AE"/>
+        </w:rPr>
+        <w:t>لاويين 26:25</w:t>
+      </w:r>
       <w:r>
         <w:rPr>
           <w:rtl/>
@@ -1228,20 +1042,14 @@
         </w:rPr>
         <w:t xml:space="preserve">؛ </w:t>
       </w:r>
-      <w:hyperlink r:id="rId42">
-        <w:r>
-          <w:rPr>
-            <w:rtl/>
-            <w:cs/>
-            <w:lang w:val="ar_AE" w:bidi="ar_AE"/>
-          </w:rPr>
-          <w:rPr>
-            <w:color w:val="0000EE"/>
-            <w:u w:val="single"/>
-          </w:rPr>
-          <w:t>2ملوك 17:7–23</w:t>
-        </w:r>
-      </w:hyperlink>
+      <w:r>
+        <w:rPr>
+          <w:rtl/>
+          <w:cs/>
+          <w:lang w:val="ar_AE" w:bidi="ar_AE"/>
+        </w:rPr>
+        <w:t>2ملوك 17:7–23</w:t>
+      </w:r>
       <w:r>
         <w:rPr>
           <w:rtl/>
@@ -1250,20 +1058,14 @@
         </w:rPr>
         <w:t xml:space="preserve">؛ </w:t>
       </w:r>
-      <w:hyperlink r:id="rId43">
-        <w:r>
-          <w:rPr>
-            <w:rtl/>
-            <w:cs/>
-            <w:lang w:val="ar_AE" w:bidi="ar_AE"/>
-          </w:rPr>
-          <w:rPr>
-            <w:color w:val="0000EE"/>
-            <w:u w:val="single"/>
-          </w:rPr>
-          <w:t>مزمور 103:6</w:t>
-        </w:r>
-      </w:hyperlink>
+      <w:r>
+        <w:rPr>
+          <w:rtl/>
+          <w:cs/>
+          <w:lang w:val="ar_AE" w:bidi="ar_AE"/>
+        </w:rPr>
+        <w:t>مزمور 103:6</w:t>
+      </w:r>
       <w:r>
         <w:rPr>
           <w:rtl/>
@@ -1272,20 +1074,14 @@
         </w:rPr>
         <w:t xml:space="preserve">؛ </w:t>
       </w:r>
-      <w:hyperlink r:id="rId44">
-        <w:r>
-          <w:rPr>
-            <w:rtl/>
-            <w:cs/>
-            <w:lang w:val="ar_AE" w:bidi="ar_AE"/>
-          </w:rPr>
-          <w:rPr>
-            <w:color w:val="0000EE"/>
-            <w:u w:val="single"/>
-          </w:rPr>
-          <w:t>أمثال 16:11</w:t>
-        </w:r>
-      </w:hyperlink>
+      <w:r>
+        <w:rPr>
+          <w:rtl/>
+          <w:cs/>
+          <w:lang w:val="ar_AE" w:bidi="ar_AE"/>
+        </w:rPr>
+        <w:t>أمثال 16:11</w:t>
+      </w:r>
       <w:r>
         <w:rPr>
           <w:rtl/>
@@ -1294,20 +1090,14 @@
         </w:rPr>
         <w:t xml:space="preserve">؛ </w:t>
       </w:r>
-      <w:hyperlink r:id="rId45">
-        <w:r>
-          <w:rPr>
-            <w:rtl/>
-            <w:cs/>
-            <w:lang w:val="ar_AE" w:bidi="ar_AE"/>
-          </w:rPr>
-          <w:rPr>
-            <w:color w:val="0000EE"/>
-            <w:u w:val="single"/>
-          </w:rPr>
-          <w:t>إشعياء 13:11</w:t>
-        </w:r>
-      </w:hyperlink>
+      <w:r>
+        <w:rPr>
+          <w:rtl/>
+          <w:cs/>
+          <w:lang w:val="ar_AE" w:bidi="ar_AE"/>
+        </w:rPr>
+        <w:t>إشعياء 13:11</w:t>
+      </w:r>
       <w:r>
         <w:rPr>
           <w:rtl/>
@@ -1316,20 +1106,14 @@
         </w:rPr>
         <w:t xml:space="preserve">؛ </w:t>
       </w:r>
-      <w:hyperlink r:id="rId46">
-        <w:r>
-          <w:rPr>
-            <w:rtl/>
-            <w:cs/>
-            <w:lang w:val="ar_AE" w:bidi="ar_AE"/>
-          </w:rPr>
-          <w:rPr>
-            <w:color w:val="0000EE"/>
-            <w:u w:val="single"/>
-          </w:rPr>
-          <w:t>26:21</w:t>
-        </w:r>
-      </w:hyperlink>
+      <w:r>
+        <w:rPr>
+          <w:rtl/>
+          <w:cs/>
+          <w:lang w:val="ar_AE" w:bidi="ar_AE"/>
+        </w:rPr>
+        <w:t>26:21</w:t>
+      </w:r>
       <w:r>
         <w:rPr>
           <w:rtl/>
@@ -1338,20 +1122,14 @@
         </w:rPr>
         <w:t xml:space="preserve">؛ </w:t>
       </w:r>
-      <w:hyperlink r:id="rId47">
-        <w:r>
-          <w:rPr>
-            <w:rtl/>
-            <w:cs/>
-            <w:lang w:val="ar_AE" w:bidi="ar_AE"/>
-          </w:rPr>
-          <w:rPr>
-            <w:color w:val="0000EE"/>
-            <w:u w:val="single"/>
-          </w:rPr>
-          <w:t>59:18</w:t>
-        </w:r>
-      </w:hyperlink>
+      <w:r>
+        <w:rPr>
+          <w:rtl/>
+          <w:cs/>
+          <w:lang w:val="ar_AE" w:bidi="ar_AE"/>
+        </w:rPr>
+        <w:t>59:18</w:t>
+      </w:r>
       <w:r>
         <w:rPr>
           <w:rtl/>
@@ -1360,20 +1138,14 @@
         </w:rPr>
         <w:t xml:space="preserve">؛ </w:t>
       </w:r>
-      <w:hyperlink r:id="rId48">
-        <w:r>
-          <w:rPr>
-            <w:rtl/>
-            <w:cs/>
-            <w:lang w:val="ar_AE" w:bidi="ar_AE"/>
-          </w:rPr>
-          <w:rPr>
-            <w:color w:val="0000EE"/>
-            <w:u w:val="single"/>
-          </w:rPr>
-          <w:t>إرميا 5:1–9</w:t>
-        </w:r>
-      </w:hyperlink>
+      <w:r>
+        <w:rPr>
+          <w:rtl/>
+          <w:cs/>
+          <w:lang w:val="ar_AE" w:bidi="ar_AE"/>
+        </w:rPr>
+        <w:t>إرميا 5:1–9</w:t>
+      </w:r>
       <w:r>
         <w:rPr>
           <w:rtl/>
@@ -1382,20 +1154,14 @@
         </w:rPr>
         <w:t xml:space="preserve">؛ </w:t>
       </w:r>
-      <w:hyperlink r:id="rId49">
-        <w:r>
-          <w:rPr>
-            <w:rtl/>
-            <w:cs/>
-            <w:lang w:val="ar_AE" w:bidi="ar_AE"/>
-          </w:rPr>
-          <w:rPr>
-            <w:color w:val="0000EE"/>
-            <w:u w:val="single"/>
-          </w:rPr>
-          <w:t>حزقيال 11:21</w:t>
-        </w:r>
-      </w:hyperlink>
+      <w:r>
+        <w:rPr>
+          <w:rtl/>
+          <w:cs/>
+          <w:lang w:val="ar_AE" w:bidi="ar_AE"/>
+        </w:rPr>
+        <w:t>حزقيال 11:21</w:t>
+      </w:r>
       <w:r>
         <w:rPr>
           <w:rtl/>
@@ -1404,20 +1170,14 @@
         </w:rPr>
         <w:t xml:space="preserve">؛ </w:t>
       </w:r>
-      <w:hyperlink r:id="rId50">
-        <w:r>
-          <w:rPr>
-            <w:rtl/>
-            <w:cs/>
-            <w:lang w:val="ar_AE" w:bidi="ar_AE"/>
-          </w:rPr>
-          <w:rPr>
-            <w:color w:val="0000EE"/>
-            <w:u w:val="single"/>
-          </w:rPr>
-          <w:t>39:21–24</w:t>
-        </w:r>
-      </w:hyperlink>
+      <w:r>
+        <w:rPr>
+          <w:rtl/>
+          <w:cs/>
+          <w:lang w:val="ar_AE" w:bidi="ar_AE"/>
+        </w:rPr>
+        <w:t>39:21–24</w:t>
+      </w:r>
       <w:r>
         <w:rPr>
           <w:rtl/>
@@ -1426,20 +1186,14 @@
         </w:rPr>
         <w:t xml:space="preserve">؛ </w:t>
       </w:r>
-      <w:hyperlink r:id="rId51">
-        <w:r>
-          <w:rPr>
-            <w:rtl/>
-            <w:cs/>
-            <w:lang w:val="ar_AE" w:bidi="ar_AE"/>
-          </w:rPr>
-          <w:rPr>
-            <w:color w:val="0000EE"/>
-            <w:u w:val="single"/>
-          </w:rPr>
-          <w:t>صفنيا 1:12</w:t>
-        </w:r>
-      </w:hyperlink>
+      <w:r>
+        <w:rPr>
+          <w:rtl/>
+          <w:cs/>
+          <w:lang w:val="ar_AE" w:bidi="ar_AE"/>
+        </w:rPr>
+        <w:t>صفنيا 1:12</w:t>
+      </w:r>
       <w:r>
         <w:rPr>
           <w:rtl/>
@@ -1448,20 +1202,14 @@
         </w:rPr>
         <w:t xml:space="preserve">؛ </w:t>
       </w:r>
-      <w:hyperlink r:id="rId52">
-        <w:r>
-          <w:rPr>
-            <w:rtl/>
-            <w:cs/>
-            <w:lang w:val="ar_AE" w:bidi="ar_AE"/>
-          </w:rPr>
-          <w:rPr>
-            <w:color w:val="0000EE"/>
-            <w:u w:val="single"/>
-          </w:rPr>
-          <w:t>ملاخي 3:5</w:t>
-        </w:r>
-      </w:hyperlink>
+      <w:r>
+        <w:rPr>
+          <w:rtl/>
+          <w:cs/>
+          <w:lang w:val="ar_AE" w:bidi="ar_AE"/>
+        </w:rPr>
+        <w:t>ملاخي 3:5</w:t>
+      </w:r>
       <w:r>
         <w:rPr>
           <w:rtl/>
@@ -1470,20 +1218,14 @@
         </w:rPr>
         <w:t xml:space="preserve">؛ </w:t>
       </w:r>
-      <w:hyperlink r:id="rId53">
-        <w:r>
-          <w:rPr>
-            <w:rtl/>
-            <w:cs/>
-            <w:lang w:val="ar_AE" w:bidi="ar_AE"/>
-          </w:rPr>
-          <w:rPr>
-            <w:color w:val="0000EE"/>
-            <w:u w:val="single"/>
-          </w:rPr>
-          <w:t>لوقا 12:47</w:t>
-        </w:r>
-      </w:hyperlink>
+      <w:r>
+        <w:rPr>
+          <w:rtl/>
+          <w:cs/>
+          <w:lang w:val="ar_AE" w:bidi="ar_AE"/>
+        </w:rPr>
+        <w:t>لوقا 12:47</w:t>
+      </w:r>
       <w:r>
         <w:rPr>
           <w:rtl/>
@@ -1492,20 +1234,14 @@
         </w:rPr>
         <w:t xml:space="preserve">؛ </w:t>
       </w:r>
-      <w:hyperlink r:id="rId54">
-        <w:r>
-          <w:rPr>
-            <w:rtl/>
-            <w:cs/>
-            <w:lang w:val="ar_AE" w:bidi="ar_AE"/>
-          </w:rPr>
-          <w:rPr>
-            <w:color w:val="0000EE"/>
-            <w:u w:val="single"/>
-          </w:rPr>
-          <w:t>يوحنا 5:30</w:t>
-        </w:r>
-      </w:hyperlink>
+      <w:r>
+        <w:rPr>
+          <w:rtl/>
+          <w:cs/>
+          <w:lang w:val="ar_AE" w:bidi="ar_AE"/>
+        </w:rPr>
+        <w:t>يوحنا 5:30</w:t>
+      </w:r>
       <w:r>
         <w:rPr>
           <w:rtl/>
@@ -1514,20 +1250,14 @@
         </w:rPr>
         <w:t xml:space="preserve">؛ </w:t>
       </w:r>
-      <w:hyperlink r:id="rId55">
-        <w:r>
-          <w:rPr>
-            <w:rtl/>
-            <w:cs/>
-            <w:lang w:val="ar_AE" w:bidi="ar_AE"/>
-          </w:rPr>
-          <w:rPr>
-            <w:color w:val="0000EE"/>
-            <w:u w:val="single"/>
-          </w:rPr>
-          <w:t>رومية 2:2–11</w:t>
-        </w:r>
-      </w:hyperlink>
+      <w:r>
+        <w:rPr>
+          <w:rtl/>
+          <w:cs/>
+          <w:lang w:val="ar_AE" w:bidi="ar_AE"/>
+        </w:rPr>
+        <w:t>رومية 2:2–11</w:t>
+      </w:r>
       <w:r>
         <w:rPr>
           <w:rtl/>
@@ -1536,20 +1266,14 @@
         </w:rPr>
         <w:t xml:space="preserve">؛ </w:t>
       </w:r>
-      <w:hyperlink r:id="rId56">
-        <w:r>
-          <w:rPr>
-            <w:rtl/>
-            <w:cs/>
-            <w:lang w:val="ar_AE" w:bidi="ar_AE"/>
-          </w:rPr>
-          <w:rPr>
-            <w:color w:val="0000EE"/>
-            <w:u w:val="single"/>
-          </w:rPr>
-          <w:t>عبرانيين 2:1–4</w:t>
-        </w:r>
-      </w:hyperlink>
+      <w:r>
+        <w:rPr>
+          <w:rtl/>
+          <w:cs/>
+          <w:lang w:val="ar_AE" w:bidi="ar_AE"/>
+        </w:rPr>
+        <w:t>عبرانيين 2:1–4</w:t>
+      </w:r>
       <w:r>
         <w:rPr>
           <w:rtl/>
@@ -1558,20 +1282,14 @@
         </w:rPr>
         <w:t xml:space="preserve">؛ </w:t>
       </w:r>
-      <w:hyperlink r:id="rId57">
-        <w:r>
-          <w:rPr>
-            <w:rtl/>
-            <w:cs/>
-            <w:lang w:val="ar_AE" w:bidi="ar_AE"/>
-          </w:rPr>
-          <w:rPr>
-            <w:color w:val="0000EE"/>
-            <w:u w:val="single"/>
-          </w:rPr>
-          <w:t>10:29</w:t>
-        </w:r>
-      </w:hyperlink>
+      <w:r>
+        <w:rPr>
+          <w:rtl/>
+          <w:cs/>
+          <w:lang w:val="ar_AE" w:bidi="ar_AE"/>
+        </w:rPr>
+        <w:t>10:29</w:t>
+      </w:r>
       <w:r>
         <w:rPr>
           <w:rtl/>
@@ -1580,20 +1298,14 @@
         </w:rPr>
         <w:t xml:space="preserve">؛ </w:t>
       </w:r>
-      <w:hyperlink r:id="rId13">
-        <w:r>
-          <w:rPr>
-            <w:rtl/>
-            <w:cs/>
-            <w:lang w:val="ar_AE" w:bidi="ar_AE"/>
-          </w:rPr>
-          <w:rPr>
-            <w:color w:val="0000EE"/>
-            <w:u w:val="single"/>
-          </w:rPr>
-          <w:t>رؤيا 9:20–21.</w:t>
-        </w:r>
-      </w:hyperlink>
+      <w:r>
+        <w:rPr>
+          <w:rtl/>
+          <w:cs/>
+          <w:lang w:val="ar_AE" w:bidi="ar_AE"/>
+        </w:rPr>
+        <w:t>رؤيا 9:20–21.</w:t>
+      </w:r>
       <w:r>
         <w:rPr>
           <w:rtl/>
@@ -1772,20 +1484,14 @@
         </w:rPr>
         <w:t>أراد الله من بني إسرائيل أن يطيعوه ببساطة، ولكن منذ سقوط الإنسان الأول، صار هناك مشكلة جذريّة في روح الإنسان (</w:t>
       </w:r>
-      <w:hyperlink r:id="rId58">
-        <w:r>
-          <w:rPr>
-            <w:rtl/>
-            <w:cs/>
-            <w:lang w:val="ar_AE" w:bidi="ar_AE"/>
-          </w:rPr>
-          <w:rPr>
-            <w:color w:val="0000EE"/>
-            <w:u w:val="single"/>
-          </w:rPr>
-          <w:t>تكوين 3</w:t>
-        </w:r>
-      </w:hyperlink>
+      <w:r>
+        <w:rPr>
+          <w:rtl/>
+          <w:cs/>
+          <w:lang w:val="ar_AE" w:bidi="ar_AE"/>
+        </w:rPr>
+        <w:t>تكوين 3</w:t>
+      </w:r>
       <w:r>
         <w:rPr>
           <w:rtl/>
@@ -1810,20 +1516,14 @@
         </w:rPr>
         <w:t xml:space="preserve"> على تمكين بني إسرائيل من الالتزام به (</w:t>
       </w:r>
-      <w:hyperlink r:id="rId59">
-        <w:r>
-          <w:rPr>
-            <w:rtl/>
-            <w:cs/>
-            <w:lang w:val="ar_AE" w:bidi="ar_AE"/>
-          </w:rPr>
-          <w:rPr>
-            <w:color w:val="0000EE"/>
-            <w:u w:val="single"/>
-          </w:rPr>
-          <w:t>رومية 7:12</w:t>
-        </w:r>
-      </w:hyperlink>
+      <w:r>
+        <w:rPr>
+          <w:rtl/>
+          <w:cs/>
+          <w:lang w:val="ar_AE" w:bidi="ar_AE"/>
+        </w:rPr>
+        <w:t>رومية 7:12</w:t>
+      </w:r>
       <w:r>
         <w:rPr>
           <w:rtl/>
@@ -1832,20 +1532,14 @@
         </w:rPr>
         <w:t xml:space="preserve">; </w:t>
       </w:r>
-      <w:hyperlink r:id="rId60">
-        <w:r>
-          <w:rPr>
-            <w:rtl/>
-            <w:cs/>
-            <w:lang w:val="ar_AE" w:bidi="ar_AE"/>
-          </w:rPr>
-          <w:rPr>
-            <w:color w:val="0000EE"/>
-            <w:u w:val="single"/>
-          </w:rPr>
-          <w:t>8:3</w:t>
-        </w:r>
-      </w:hyperlink>
+      <w:r>
+        <w:rPr>
+          <w:rtl/>
+          <w:cs/>
+          <w:lang w:val="ar_AE" w:bidi="ar_AE"/>
+        </w:rPr>
+        <w:t>8:3</w:t>
+      </w:r>
       <w:r>
         <w:rPr>
           <w:rtl/>
@@ -1887,20 +1581,14 @@
           <w:lang w:val="ar_AE" w:bidi="ar_AE"/>
         </w:rPr>
       </w:r>
-      <w:hyperlink r:id="rId61">
-        <w:r>
-          <w:rPr>
-            <w:rtl/>
-            <w:cs/>
-            <w:lang w:val="ar_AE" w:bidi="ar_AE"/>
-          </w:rPr>
-          <w:rPr>
-            <w:color w:val="0000EE"/>
-            <w:u w:val="single"/>
-          </w:rPr>
-          <w:t>خروج 9:1</w:t>
-        </w:r>
-      </w:hyperlink>
+      <w:r>
+        <w:rPr>
+          <w:rtl/>
+          <w:cs/>
+          <w:lang w:val="ar_AE" w:bidi="ar_AE"/>
+        </w:rPr>
+        <w:t>خروج 9:1</w:t>
+      </w:r>
       <w:r>
         <w:rPr>
           <w:rtl/>
@@ -1909,20 +1597,14 @@
         </w:rPr>
         <w:t xml:space="preserve">; </w:t>
       </w:r>
-      <w:hyperlink r:id="rId62">
-        <w:r>
-          <w:rPr>
-            <w:rtl/>
-            <w:cs/>
-            <w:lang w:val="ar_AE" w:bidi="ar_AE"/>
-          </w:rPr>
-          <w:rPr>
-            <w:color w:val="0000EE"/>
-            <w:u w:val="single"/>
-          </w:rPr>
-          <w:t>19:3–6</w:t>
-        </w:r>
-      </w:hyperlink>
+      <w:r>
+        <w:rPr>
+          <w:rtl/>
+          <w:cs/>
+          <w:lang w:val="ar_AE" w:bidi="ar_AE"/>
+        </w:rPr>
+        <w:t>19:3–6</w:t>
+      </w:r>
       <w:r>
         <w:rPr>
           <w:rtl/>
@@ -1931,20 +1613,14 @@
         </w:rPr>
         <w:t xml:space="preserve">; </w:t>
       </w:r>
-      <w:hyperlink r:id="rId63">
-        <w:r>
-          <w:rPr>
-            <w:rtl/>
-            <w:cs/>
-            <w:lang w:val="ar_AE" w:bidi="ar_AE"/>
-          </w:rPr>
-          <w:rPr>
-            <w:color w:val="0000EE"/>
-            <w:u w:val="single"/>
-          </w:rPr>
-          <w:t>لاويين 11:44–45</w:t>
-        </w:r>
-      </w:hyperlink>
+      <w:r>
+        <w:rPr>
+          <w:rtl/>
+          <w:cs/>
+          <w:lang w:val="ar_AE" w:bidi="ar_AE"/>
+        </w:rPr>
+        <w:t>لاويين 11:44–45</w:t>
+      </w:r>
       <w:r>
         <w:rPr>
           <w:rtl/>
@@ -1953,20 +1629,14 @@
         </w:rPr>
         <w:t xml:space="preserve">; </w:t>
       </w:r>
-      <w:hyperlink r:id="rId64">
-        <w:r>
-          <w:rPr>
-            <w:rtl/>
-            <w:cs/>
-            <w:lang w:val="ar_AE" w:bidi="ar_AE"/>
-          </w:rPr>
-          <w:rPr>
-            <w:color w:val="0000EE"/>
-            <w:u w:val="single"/>
-          </w:rPr>
-          <w:t>إرميا 31:33–34</w:t>
-        </w:r>
-      </w:hyperlink>
+      <w:r>
+        <w:rPr>
+          <w:rtl/>
+          <w:cs/>
+          <w:lang w:val="ar_AE" w:bidi="ar_AE"/>
+        </w:rPr>
+        <w:t>إرميا 31:33–34</w:t>
+      </w:r>
       <w:r>
         <w:rPr>
           <w:rtl/>
@@ -1975,20 +1645,14 @@
         </w:rPr>
         <w:t xml:space="preserve">; </w:t>
       </w:r>
-      <w:hyperlink r:id="rId65">
-        <w:r>
-          <w:rPr>
-            <w:rtl/>
-            <w:cs/>
-            <w:lang w:val="ar_AE" w:bidi="ar_AE"/>
-          </w:rPr>
-          <w:rPr>
-            <w:color w:val="0000EE"/>
-            <w:u w:val="single"/>
-          </w:rPr>
-          <w:t>32:40</w:t>
-        </w:r>
-      </w:hyperlink>
+      <w:r>
+        <w:rPr>
+          <w:rtl/>
+          <w:cs/>
+          <w:lang w:val="ar_AE" w:bidi="ar_AE"/>
+        </w:rPr>
+        <w:t>32:40</w:t>
+      </w:r>
       <w:r>
         <w:rPr>
           <w:rtl/>
@@ -1997,20 +1661,14 @@
         </w:rPr>
         <w:t xml:space="preserve">; </w:t>
       </w:r>
-      <w:hyperlink r:id="rId66">
-        <w:r>
-          <w:rPr>
-            <w:rtl/>
-            <w:cs/>
-            <w:lang w:val="ar_AE" w:bidi="ar_AE"/>
-          </w:rPr>
-          <w:rPr>
-            <w:color w:val="0000EE"/>
-            <w:u w:val="single"/>
-          </w:rPr>
-          <w:t>يوحنا 16:5–11</w:t>
-        </w:r>
-      </w:hyperlink>
+      <w:r>
+        <w:rPr>
+          <w:rtl/>
+          <w:cs/>
+          <w:lang w:val="ar_AE" w:bidi="ar_AE"/>
+        </w:rPr>
+        <w:t>يوحنا 16:5–11</w:t>
+      </w:r>
       <w:r>
         <w:rPr>
           <w:rtl/>
@@ -2019,20 +1677,14 @@
         </w:rPr>
         <w:t xml:space="preserve">; </w:t>
       </w:r>
-      <w:hyperlink r:id="rId67">
-        <w:r>
-          <w:rPr>
-            <w:rtl/>
-            <w:cs/>
-            <w:lang w:val="ar_AE" w:bidi="ar_AE"/>
-          </w:rPr>
-          <w:rPr>
-            <w:color w:val="0000EE"/>
-            <w:u w:val="single"/>
-          </w:rPr>
-          <w:t>رومية 8:5–14</w:t>
-        </w:r>
-      </w:hyperlink>
+      <w:r>
+        <w:rPr>
+          <w:rtl/>
+          <w:cs/>
+          <w:lang w:val="ar_AE" w:bidi="ar_AE"/>
+        </w:rPr>
+        <w:t>رومية 8:5–14</w:t>
+      </w:r>
       <w:r>
         <w:rPr>
           <w:rtl/>
@@ -2041,20 +1693,14 @@
         </w:rPr>
         <w:t xml:space="preserve">; </w:t>
       </w:r>
-      <w:hyperlink r:id="rId68">
-        <w:r>
-          <w:rPr>
-            <w:rtl/>
-            <w:cs/>
-            <w:lang w:val="ar_AE" w:bidi="ar_AE"/>
-          </w:rPr>
-          <w:rPr>
-            <w:color w:val="0000EE"/>
-            <w:u w:val="single"/>
-          </w:rPr>
-          <w:t>10:8–17</w:t>
-        </w:r>
-      </w:hyperlink>
+      <w:r>
+        <w:rPr>
+          <w:rtl/>
+          <w:cs/>
+          <w:lang w:val="ar_AE" w:bidi="ar_AE"/>
+        </w:rPr>
+        <w:t>10:8–17</w:t>
+      </w:r>
       <w:r>
         <w:rPr>
           <w:rtl/>
@@ -2063,20 +1709,14 @@
         </w:rPr>
         <w:t xml:space="preserve">; </w:t>
       </w:r>
-      <w:hyperlink r:id="rId69">
-        <w:r>
-          <w:rPr>
-            <w:rtl/>
-            <w:cs/>
-            <w:lang w:val="ar_AE" w:bidi="ar_AE"/>
-          </w:rPr>
-          <w:rPr>
-            <w:color w:val="0000EE"/>
-            <w:u w:val="single"/>
-          </w:rPr>
-          <w:t>غلاطية 5</w:t>
-        </w:r>
-      </w:hyperlink>
+      <w:r>
+        <w:rPr>
+          <w:rtl/>
+          <w:cs/>
+          <w:lang w:val="ar_AE" w:bidi="ar_AE"/>
+        </w:rPr>
+        <w:t>غلاطية 5</w:t>
+      </w:r>
       <w:r>
         <w:rPr>
           <w:rtl/>
@@ -2144,20 +1784,14 @@
         </w:rPr>
         <w:t>عندما خلق الله الإنسان الأول على صورته، خلقهم ذكرًا وأنثى (</w:t>
       </w:r>
-      <w:hyperlink r:id="rId70">
-        <w:r>
-          <w:rPr>
-            <w:rtl/>
-            <w:cs/>
-            <w:lang w:val="ar_AE" w:bidi="ar_AE"/>
-          </w:rPr>
-          <w:rPr>
-            <w:color w:val="0000EE"/>
-            <w:u w:val="single"/>
-          </w:rPr>
-          <w:t>تكوين 1:27</w:t>
-        </w:r>
-      </w:hyperlink>
+      <w:r>
+        <w:rPr>
+          <w:rtl/>
+          <w:cs/>
+          <w:lang w:val="ar_AE" w:bidi="ar_AE"/>
+        </w:rPr>
+        <w:t>تكوين 1:27</w:t>
+      </w:r>
       <w:r>
         <w:rPr>
           <w:rtl/>
@@ -2166,20 +1800,14 @@
         </w:rPr>
         <w:t>). منحهم الله القدرة على إنجاب الأطفال عن طريق غرزيتهم الجنسية، وذلك لكي يملأوا الأرض، ويعتنوا بها (</w:t>
       </w:r>
-      <w:hyperlink r:id="rId71">
-        <w:r>
-          <w:rPr>
-            <w:rtl/>
-            <w:cs/>
-            <w:lang w:val="ar_AE" w:bidi="ar_AE"/>
-          </w:rPr>
-          <w:rPr>
-            <w:color w:val="0000EE"/>
-            <w:u w:val="single"/>
-          </w:rPr>
-          <w:t>1:28</w:t>
-        </w:r>
-      </w:hyperlink>
+      <w:r>
+        <w:rPr>
+          <w:rtl/>
+          <w:cs/>
+          <w:lang w:val="ar_AE" w:bidi="ar_AE"/>
+        </w:rPr>
+        <w:t>1:28</w:t>
+      </w:r>
       <w:r>
         <w:rPr>
           <w:rtl/>
@@ -2188,20 +1816,14 @@
         </w:rPr>
         <w:t>). كما خلق الله الغَرِيزَة الجِنْسِيَّة ليتشارك الزوج والزوجة صداقة عميقة وحميمية في الزواج (</w:t>
       </w:r>
-      <w:hyperlink r:id="rId72">
-        <w:r>
-          <w:rPr>
-            <w:rtl/>
-            <w:cs/>
-            <w:lang w:val="ar_AE" w:bidi="ar_AE"/>
-          </w:rPr>
-          <w:rPr>
-            <w:color w:val="0000EE"/>
-            <w:u w:val="single"/>
-          </w:rPr>
-          <w:t>2:18–25</w:t>
-        </w:r>
-      </w:hyperlink>
+      <w:r>
+        <w:rPr>
+          <w:rtl/>
+          <w:cs/>
+          <w:lang w:val="ar_AE" w:bidi="ar_AE"/>
+        </w:rPr>
+        <w:t>2:18–25</w:t>
+      </w:r>
       <w:r>
         <w:rPr>
           <w:rtl/>
@@ -2226,20 +1848,14 @@
         </w:rPr>
         <w:t>" (</w:t>
       </w:r>
-      <w:hyperlink r:id="rId73">
-        <w:r>
-          <w:rPr>
-            <w:rtl/>
-            <w:cs/>
-            <w:lang w:val="ar_AE" w:bidi="ar_AE"/>
-          </w:rPr>
-          <w:rPr>
-            <w:color w:val="0000EE"/>
-            <w:u w:val="single"/>
-          </w:rPr>
-          <w:t>1:31</w:t>
-        </w:r>
-      </w:hyperlink>
+      <w:r>
+        <w:rPr>
+          <w:rtl/>
+          <w:cs/>
+          <w:lang w:val="ar_AE" w:bidi="ar_AE"/>
+        </w:rPr>
+        <w:t>1:31</w:t>
+      </w:r>
       <w:r>
         <w:rPr>
           <w:rtl/>
@@ -2304,20 +1920,14 @@
         </w:rPr>
         <w:t>منذ بداية الخليقة، صمّم الله النشاط الجنسي ليكون داخل إطار الزواج. الزواج يعني التكريس الدائم والمحب بين رجل وامرأة (</w:t>
       </w:r>
-      <w:hyperlink r:id="rId74">
-        <w:r>
-          <w:rPr>
-            <w:rtl/>
-            <w:cs/>
-            <w:lang w:val="ar_AE" w:bidi="ar_AE"/>
-          </w:rPr>
-          <w:rPr>
-            <w:color w:val="0000EE"/>
-            <w:u w:val="single"/>
-          </w:rPr>
-          <w:t>تكوين 1:27–28</w:t>
-        </w:r>
-      </w:hyperlink>
+      <w:r>
+        <w:rPr>
+          <w:rtl/>
+          <w:cs/>
+          <w:lang w:val="ar_AE" w:bidi="ar_AE"/>
+        </w:rPr>
+        <w:t>تكوين 1:27–28</w:t>
+      </w:r>
       <w:r>
         <w:rPr>
           <w:rtl/>
@@ -2326,20 +1936,14 @@
         </w:rPr>
         <w:t xml:space="preserve">؛ </w:t>
       </w:r>
-      <w:hyperlink r:id="rId75">
-        <w:r>
-          <w:rPr>
-            <w:rtl/>
-            <w:cs/>
-            <w:lang w:val="ar_AE" w:bidi="ar_AE"/>
-          </w:rPr>
-          <w:rPr>
-            <w:color w:val="0000EE"/>
-            <w:u w:val="single"/>
-          </w:rPr>
-          <w:t>2:23–24</w:t>
-        </w:r>
-      </w:hyperlink>
+      <w:r>
+        <w:rPr>
+          <w:rtl/>
+          <w:cs/>
+          <w:lang w:val="ar_AE" w:bidi="ar_AE"/>
+        </w:rPr>
+        <w:t>2:23–24</w:t>
+      </w:r>
       <w:r>
         <w:rPr>
           <w:rtl/>
@@ -2368,20 +1972,14 @@
         </w:rPr>
         <w:t xml:space="preserve">كانت الغَرِيزَة الجِنْسِيَّة موجودة قبل الخطية، لكن تمرد الإنسان أثر عليها. الغَرِيزَة الجِنْسِيَّة قوية ويمكن أن تفسد بسهولة إذا لم تُوجه بعناية (انظر </w:t>
       </w:r>
-      <w:hyperlink r:id="rId76">
-        <w:r>
-          <w:rPr>
-            <w:rtl/>
-            <w:cs/>
-            <w:lang w:val="ar_AE" w:bidi="ar_AE"/>
-          </w:rPr>
-          <w:rPr>
-            <w:color w:val="0000EE"/>
-            <w:u w:val="single"/>
-          </w:rPr>
-          <w:t>لاويين 18</w:t>
-        </w:r>
-      </w:hyperlink>
+      <w:r>
+        <w:rPr>
+          <w:rtl/>
+          <w:cs/>
+          <w:lang w:val="ar_AE" w:bidi="ar_AE"/>
+        </w:rPr>
+        <w:t>لاويين 18</w:t>
+      </w:r>
       <w:r>
         <w:rPr>
           <w:rtl/>
@@ -2390,20 +1988,14 @@
         </w:rPr>
         <w:t xml:space="preserve">؛ </w:t>
       </w:r>
-      <w:hyperlink r:id="rId77">
-        <w:r>
-          <w:rPr>
-            <w:rtl/>
-            <w:cs/>
-            <w:lang w:val="ar_AE" w:bidi="ar_AE"/>
-          </w:rPr>
-          <w:rPr>
-            <w:color w:val="0000EE"/>
-            <w:u w:val="single"/>
-          </w:rPr>
-          <w:t>1 تسالونيكي 4:3–8</w:t>
-        </w:r>
-      </w:hyperlink>
+      <w:r>
+        <w:rPr>
+          <w:rtl/>
+          <w:cs/>
+          <w:lang w:val="ar_AE" w:bidi="ar_AE"/>
+        </w:rPr>
+        <w:t>1 تسالونيكي 4:3–8</w:t>
+      </w:r>
       <w:r>
         <w:rPr>
           <w:rtl/>
@@ -2412,20 +2004,14 @@
         </w:rPr>
         <w:t xml:space="preserve">). العَلاقة الجنسية خارج إطار الزواج تشوّه النظام الذي قصده الله من الجنس. على سبيل المثال، زنا المحارم أو ما يسمى أيضًا (سفاح القربى) ينتهك الحدود الجنسية (انظر </w:t>
       </w:r>
-      <w:hyperlink r:id="rId78">
-        <w:r>
-          <w:rPr>
-            <w:rtl/>
-            <w:cs/>
-            <w:lang w:val="ar_AE" w:bidi="ar_AE"/>
-          </w:rPr>
-          <w:rPr>
-            <w:color w:val="0000EE"/>
-            <w:u w:val="single"/>
-          </w:rPr>
-          <w:t>لاويين 18:7–18</w:t>
-        </w:r>
-      </w:hyperlink>
+      <w:r>
+        <w:rPr>
+          <w:rtl/>
+          <w:cs/>
+          <w:lang w:val="ar_AE" w:bidi="ar_AE"/>
+        </w:rPr>
+        <w:t>لاويين 18:7–18</w:t>
+      </w:r>
       <w:r>
         <w:rPr>
           <w:rtl/>
@@ -2434,20 +2020,14 @@
         </w:rPr>
         <w:t xml:space="preserve">). إنه يدمر بنيّة الأسرة ويضر بالمجتمع (انظر </w:t>
       </w:r>
-      <w:hyperlink r:id="rId79">
-        <w:r>
-          <w:rPr>
-            <w:rtl/>
-            <w:cs/>
-            <w:lang w:val="ar_AE" w:bidi="ar_AE"/>
-          </w:rPr>
-          <w:rPr>
-            <w:color w:val="0000EE"/>
-            <w:u w:val="single"/>
-          </w:rPr>
-          <w:t>تكوين 19:30–38</w:t>
-        </w:r>
-      </w:hyperlink>
+      <w:r>
+        <w:rPr>
+          <w:rtl/>
+          <w:cs/>
+          <w:lang w:val="ar_AE" w:bidi="ar_AE"/>
+        </w:rPr>
+        <w:t>تكوين 19:30–38</w:t>
+      </w:r>
       <w:r>
         <w:rPr>
           <w:rtl/>
@@ -2476,20 +2056,14 @@
         </w:rPr>
         <w:t xml:space="preserve">عندما يتشوه مفهوم الجنس فإنه يضعف المجتمع ويضرّ به (انظر </w:t>
       </w:r>
-      <w:hyperlink r:id="rId80">
-        <w:r>
-          <w:rPr>
-            <w:rtl/>
-            <w:cs/>
-            <w:lang w:val="ar_AE" w:bidi="ar_AE"/>
-          </w:rPr>
-          <w:rPr>
-            <w:color w:val="0000EE"/>
-            <w:u w:val="single"/>
-          </w:rPr>
-          <w:t>تكوين 38:1–30</w:t>
-        </w:r>
-      </w:hyperlink>
+      <w:r>
+        <w:rPr>
+          <w:rtl/>
+          <w:cs/>
+          <w:lang w:val="ar_AE" w:bidi="ar_AE"/>
+        </w:rPr>
+        <w:t>تكوين 38:1–30</w:t>
+      </w:r>
       <w:r>
         <w:rPr>
           <w:rtl/>
@@ -2498,20 +2072,14 @@
         </w:rPr>
         <w:t xml:space="preserve">؛ </w:t>
       </w:r>
-      <w:hyperlink r:id="rId81">
-        <w:r>
-          <w:rPr>
-            <w:rtl/>
-            <w:cs/>
-            <w:lang w:val="ar_AE" w:bidi="ar_AE"/>
-          </w:rPr>
-          <w:rPr>
-            <w:color w:val="0000EE"/>
-            <w:u w:val="single"/>
-          </w:rPr>
-          <w:t>39:7–9</w:t>
-        </w:r>
-      </w:hyperlink>
+      <w:r>
+        <w:rPr>
+          <w:rtl/>
+          <w:cs/>
+          <w:lang w:val="ar_AE" w:bidi="ar_AE"/>
+        </w:rPr>
+        <w:t>39:7–9</w:t>
+      </w:r>
       <w:r>
         <w:rPr>
           <w:rtl/>
@@ -2520,20 +2088,14 @@
         </w:rPr>
         <w:t xml:space="preserve">؛ </w:t>
       </w:r>
-      <w:hyperlink r:id="rId82">
-        <w:r>
-          <w:rPr>
-            <w:rtl/>
-            <w:cs/>
-            <w:lang w:val="ar_AE" w:bidi="ar_AE"/>
-          </w:rPr>
-          <w:rPr>
-            <w:color w:val="0000EE"/>
-            <w:u w:val="single"/>
-          </w:rPr>
-          <w:t>قضاة 19–20</w:t>
-        </w:r>
-      </w:hyperlink>
+      <w:r>
+        <w:rPr>
+          <w:rtl/>
+          <w:cs/>
+          <w:lang w:val="ar_AE" w:bidi="ar_AE"/>
+        </w:rPr>
+        <w:t>قضاة 19–20</w:t>
+      </w:r>
       <w:r>
         <w:rPr>
           <w:rtl/>
@@ -2542,20 +2104,14 @@
         </w:rPr>
         <w:t xml:space="preserve">). إن مفهوم الجنس المشوّه يغالي في التركيز على الفرد (انظر </w:t>
       </w:r>
-      <w:hyperlink r:id="rId83">
-        <w:r>
-          <w:rPr>
-            <w:rtl/>
-            <w:cs/>
-            <w:lang w:val="ar_AE" w:bidi="ar_AE"/>
-          </w:rPr>
-          <w:rPr>
-            <w:color w:val="0000EE"/>
-            <w:u w:val="single"/>
-          </w:rPr>
-          <w:t>2 صموئيل 13:1–14</w:t>
-        </w:r>
-      </w:hyperlink>
+      <w:r>
+        <w:rPr>
+          <w:rtl/>
+          <w:cs/>
+          <w:lang w:val="ar_AE" w:bidi="ar_AE"/>
+        </w:rPr>
+        <w:t>2 صموئيل 13:1–14</w:t>
+      </w:r>
       <w:r>
         <w:rPr>
           <w:rtl/>
@@ -2600,20 +2156,14 @@
         </w:rPr>
         <w:t>الإحباط، والخزي، وتشوّه الشهوات والرغبات (</w:t>
       </w:r>
-      <w:hyperlink r:id="rId58">
-        <w:r>
-          <w:rPr>
-            <w:rtl/>
-            <w:cs/>
-            <w:lang w:val="ar_AE" w:bidi="ar_AE"/>
-          </w:rPr>
-          <w:rPr>
-            <w:color w:val="0000EE"/>
-            <w:u w:val="single"/>
-          </w:rPr>
-          <w:t>تكوين 3</w:t>
-        </w:r>
-      </w:hyperlink>
+      <w:r>
+        <w:rPr>
+          <w:rtl/>
+          <w:cs/>
+          <w:lang w:val="ar_AE" w:bidi="ar_AE"/>
+        </w:rPr>
+        <w:t>تكوين 3</w:t>
+      </w:r>
       <w:r>
         <w:rPr>
           <w:rtl/>
@@ -2622,20 +2172,14 @@
         </w:rPr>
         <w:t xml:space="preserve">). إن الخطية تشوّه التصميم الصالح الذي صممه الله، وتؤدي إلى إساءة استخدام العلاقات الجنسية خارج إطار الزواج، بالإضافة إلى خلق النزعة الأنانية وإلحاق الأذى بالعلاقات. لكن الله افتدى الطبيعة البشرية بموت يسوع المسيح وقيامته (انظر </w:t>
       </w:r>
-      <w:hyperlink r:id="rId84">
-        <w:r>
-          <w:rPr>
-            <w:rtl/>
-            <w:cs/>
-            <w:lang w:val="ar_AE" w:bidi="ar_AE"/>
-          </w:rPr>
-          <w:rPr>
-            <w:color w:val="0000EE"/>
-            <w:u w:val="single"/>
-          </w:rPr>
-          <w:t>1 كورنثوس 6:12–20</w:t>
-        </w:r>
-      </w:hyperlink>
+      <w:r>
+        <w:rPr>
+          <w:rtl/>
+          <w:cs/>
+          <w:lang w:val="ar_AE" w:bidi="ar_AE"/>
+        </w:rPr>
+        <w:t>1 كورنثوس 6:12–20</w:t>
+      </w:r>
       <w:r>
         <w:rPr>
           <w:rtl/>
@@ -2644,20 +2188,14 @@
         </w:rPr>
         <w:t xml:space="preserve">؛ </w:t>
       </w:r>
-      <w:hyperlink r:id="rId85">
-        <w:r>
-          <w:rPr>
-            <w:rtl/>
-            <w:cs/>
-            <w:lang w:val="ar_AE" w:bidi="ar_AE"/>
-          </w:rPr>
-          <w:rPr>
-            <w:color w:val="0000EE"/>
-            <w:u w:val="single"/>
-          </w:rPr>
-          <w:t>أفسس 5:31–33</w:t>
-        </w:r>
-      </w:hyperlink>
+      <w:r>
+        <w:rPr>
+          <w:rtl/>
+          <w:cs/>
+          <w:lang w:val="ar_AE" w:bidi="ar_AE"/>
+        </w:rPr>
+        <w:t>أفسس 5:31–33</w:t>
+      </w:r>
       <w:r>
         <w:rPr>
           <w:rtl/>
@@ -2682,20 +2220,14 @@
         </w:rPr>
         <w:t>الجنس الصحيح لأولئك الذين يثقون في عمله بواسطة الروح (</w:t>
       </w:r>
-      <w:hyperlink r:id="rId86">
-        <w:r>
-          <w:rPr>
-            <w:rtl/>
-            <w:cs/>
-            <w:lang w:val="ar_AE" w:bidi="ar_AE"/>
-          </w:rPr>
-          <w:rPr>
-            <w:color w:val="0000EE"/>
-            <w:u w:val="single"/>
-          </w:rPr>
-          <w:t>1 كورنثوس 6:9–11</w:t>
-        </w:r>
-      </w:hyperlink>
+      <w:r>
+        <w:rPr>
+          <w:rtl/>
+          <w:cs/>
+          <w:lang w:val="ar_AE" w:bidi="ar_AE"/>
+        </w:rPr>
+        <w:t>1 كورنثوس 6:9–11</w:t>
+      </w:r>
       <w:r>
         <w:rPr>
           <w:rtl/>
@@ -2704,20 +2236,14 @@
         </w:rPr>
         <w:t xml:space="preserve">، </w:t>
       </w:r>
-      <w:hyperlink r:id="rId87">
-        <w:r>
-          <w:rPr>
-            <w:rtl/>
-            <w:cs/>
-            <w:lang w:val="ar_AE" w:bidi="ar_AE"/>
-          </w:rPr>
-          <w:rPr>
-            <w:color w:val="0000EE"/>
-            <w:u w:val="single"/>
-          </w:rPr>
-          <w:t>15–20</w:t>
-        </w:r>
-      </w:hyperlink>
+      <w:r>
+        <w:rPr>
+          <w:rtl/>
+          <w:cs/>
+          <w:lang w:val="ar_AE" w:bidi="ar_AE"/>
+        </w:rPr>
+        <w:t>15–20</w:t>
+      </w:r>
       <w:r>
         <w:rPr>
           <w:rtl/>
@@ -2726,20 +2252,14 @@
         </w:rPr>
         <w:t xml:space="preserve">؛ </w:t>
       </w:r>
-      <w:hyperlink r:id="rId88">
-        <w:r>
-          <w:rPr>
-            <w:rtl/>
-            <w:cs/>
-            <w:lang w:val="ar_AE" w:bidi="ar_AE"/>
-          </w:rPr>
-          <w:rPr>
-            <w:color w:val="0000EE"/>
-            <w:u w:val="single"/>
-          </w:rPr>
-          <w:t>1 تسالونيكي 4:1–8</w:t>
-        </w:r>
-      </w:hyperlink>
+      <w:r>
+        <w:rPr>
+          <w:rtl/>
+          <w:cs/>
+          <w:lang w:val="ar_AE" w:bidi="ar_AE"/>
+        </w:rPr>
+        <w:t>1 تسالونيكي 4:1–8</w:t>
+      </w:r>
       <w:r>
         <w:rPr>
           <w:rtl/>
@@ -2748,20 +2268,14 @@
         </w:rPr>
         <w:t>). أولئك الذين يسلّمون رغبتهم الجنسية لعمل المسيح في حياتهم يمكنهم أن يظهروا للآخرين محبة الله لشعبه (</w:t>
       </w:r>
-      <w:hyperlink r:id="rId89">
-        <w:r>
-          <w:rPr>
-            <w:rtl/>
-            <w:cs/>
-            <w:lang w:val="ar_AE" w:bidi="ar_AE"/>
-          </w:rPr>
-          <w:rPr>
-            <w:color w:val="0000EE"/>
-            <w:u w:val="single"/>
-          </w:rPr>
-          <w:t>أفسس 5:25–33</w:t>
-        </w:r>
-      </w:hyperlink>
+      <w:r>
+        <w:rPr>
+          <w:rtl/>
+          <w:cs/>
+          <w:lang w:val="ar_AE" w:bidi="ar_AE"/>
+        </w:rPr>
+        <w:t>أفسس 5:25–33</w:t>
+      </w:r>
       <w:r>
         <w:rPr>
           <w:rtl/>
@@ -2803,20 +2317,14 @@
           <w:lang w:val="ar_AE" w:bidi="ar_AE"/>
         </w:rPr>
       </w:r>
-      <w:hyperlink r:id="rId74">
-        <w:r>
-          <w:rPr>
-            <w:rtl/>
-            <w:cs/>
-            <w:lang w:val="ar_AE" w:bidi="ar_AE"/>
-          </w:rPr>
-          <w:rPr>
-            <w:color w:val="0000EE"/>
-            <w:u w:val="single"/>
-          </w:rPr>
-          <w:t>تكوين 1:27–28؛</w:t>
-        </w:r>
-      </w:hyperlink>
+      <w:r>
+        <w:rPr>
+          <w:rtl/>
+          <w:cs/>
+          <w:lang w:val="ar_AE" w:bidi="ar_AE"/>
+        </w:rPr>
+        <w:t>تكوين 1:27–28؛</w:t>
+      </w:r>
       <w:r>
         <w:rPr>
           <w:rtl/>
@@ -2825,20 +2333,14 @@
         </w:rPr>
         <w:t xml:space="preserve"> </w:t>
       </w:r>
-      <w:hyperlink r:id="rId72">
-        <w:r>
-          <w:rPr>
-            <w:rtl/>
-            <w:cs/>
-            <w:lang w:val="ar_AE" w:bidi="ar_AE"/>
-          </w:rPr>
-          <w:rPr>
-            <w:color w:val="0000EE"/>
-            <w:u w:val="single"/>
-          </w:rPr>
-          <w:t>2:18–25؛</w:t>
-        </w:r>
-      </w:hyperlink>
+      <w:r>
+        <w:rPr>
+          <w:rtl/>
+          <w:cs/>
+          <w:lang w:val="ar_AE" w:bidi="ar_AE"/>
+        </w:rPr>
+        <w:t>2:18–25؛</w:t>
+      </w:r>
       <w:r>
         <w:rPr>
           <w:rtl/>
@@ -2847,20 +2349,14 @@
         </w:rPr>
         <w:t xml:space="preserve"> </w:t>
       </w:r>
-      <w:hyperlink r:id="rId76">
-        <w:r>
-          <w:rPr>
-            <w:rtl/>
-            <w:cs/>
-            <w:lang w:val="ar_AE" w:bidi="ar_AE"/>
-          </w:rPr>
-          <w:rPr>
-            <w:color w:val="0000EE"/>
-            <w:u w:val="single"/>
-          </w:rPr>
-          <w:t>لاويين 18:1–30؛</w:t>
-        </w:r>
-      </w:hyperlink>
+      <w:r>
+        <w:rPr>
+          <w:rtl/>
+          <w:cs/>
+          <w:lang w:val="ar_AE" w:bidi="ar_AE"/>
+        </w:rPr>
+        <w:t>لاويين 18:1–30؛</w:t>
+      </w:r>
       <w:r>
         <w:rPr>
           <w:rtl/>
@@ -2869,20 +2365,14 @@
         </w:rPr>
         <w:t xml:space="preserve"> </w:t>
       </w:r>
-      <w:hyperlink r:id="rId90">
-        <w:r>
-          <w:rPr>
-            <w:rtl/>
-            <w:cs/>
-            <w:lang w:val="ar_AE" w:bidi="ar_AE"/>
-          </w:rPr>
-          <w:rPr>
-            <w:color w:val="0000EE"/>
-            <w:u w:val="single"/>
-          </w:rPr>
-          <w:t>تثنية 22:13–29؛</w:t>
-        </w:r>
-      </w:hyperlink>
+      <w:r>
+        <w:rPr>
+          <w:rtl/>
+          <w:cs/>
+          <w:lang w:val="ar_AE" w:bidi="ar_AE"/>
+        </w:rPr>
+        <w:t>تثنية 22:13–29؛</w:t>
+      </w:r>
       <w:r>
         <w:rPr>
           <w:rtl/>
@@ -2891,20 +2381,14 @@
         </w:rPr>
         <w:t xml:space="preserve"> </w:t>
       </w:r>
-      <w:hyperlink r:id="rId91">
-        <w:r>
-          <w:rPr>
-            <w:rtl/>
-            <w:cs/>
-            <w:lang w:val="ar_AE" w:bidi="ar_AE"/>
-          </w:rPr>
-          <w:rPr>
-            <w:color w:val="0000EE"/>
-            <w:u w:val="single"/>
-          </w:rPr>
-          <w:t>راعوث 4:11–13؛</w:t>
-        </w:r>
-      </w:hyperlink>
+      <w:r>
+        <w:rPr>
+          <w:rtl/>
+          <w:cs/>
+          <w:lang w:val="ar_AE" w:bidi="ar_AE"/>
+        </w:rPr>
+        <w:t>راعوث 4:11–13؛</w:t>
+      </w:r>
       <w:r>
         <w:rPr>
           <w:rtl/>
@@ -2913,20 +2397,14 @@
         </w:rPr>
         <w:t xml:space="preserve"> </w:t>
       </w:r>
-      <w:hyperlink r:id="rId92">
-        <w:r>
-          <w:rPr>
-            <w:rtl/>
-            <w:cs/>
-            <w:lang w:val="ar_AE" w:bidi="ar_AE"/>
-          </w:rPr>
-          <w:rPr>
-            <w:color w:val="0000EE"/>
-            <w:u w:val="single"/>
-          </w:rPr>
-          <w:t>2 صموئيل 11:2–27؛</w:t>
-        </w:r>
-      </w:hyperlink>
+      <w:r>
+        <w:rPr>
+          <w:rtl/>
+          <w:cs/>
+          <w:lang w:val="ar_AE" w:bidi="ar_AE"/>
+        </w:rPr>
+        <w:t>2 صموئيل 11:2–27؛</w:t>
+      </w:r>
       <w:r>
         <w:rPr>
           <w:rtl/>
@@ -2935,20 +2413,14 @@
         </w:rPr>
         <w:t xml:space="preserve"> </w:t>
       </w:r>
-      <w:hyperlink r:id="rId93">
-        <w:r>
-          <w:rPr>
-            <w:rtl/>
-            <w:cs/>
-            <w:lang w:val="ar_AE" w:bidi="ar_AE"/>
-          </w:rPr>
-          <w:rPr>
-            <w:color w:val="0000EE"/>
-            <w:u w:val="single"/>
-          </w:rPr>
-          <w:t>مزمور 127:3–5؛</w:t>
-        </w:r>
-      </w:hyperlink>
+      <w:r>
+        <w:rPr>
+          <w:rtl/>
+          <w:cs/>
+          <w:lang w:val="ar_AE" w:bidi="ar_AE"/>
+        </w:rPr>
+        <w:t>مزمور 127:3–5؛</w:t>
+      </w:r>
       <w:r>
         <w:rPr>
           <w:rtl/>
@@ -2957,20 +2429,14 @@
         </w:rPr>
         <w:t xml:space="preserve"> </w:t>
       </w:r>
-      <w:hyperlink r:id="rId94">
-        <w:r>
-          <w:rPr>
-            <w:rtl/>
-            <w:cs/>
-            <w:lang w:val="ar_AE" w:bidi="ar_AE"/>
-          </w:rPr>
-          <w:rPr>
-            <w:color w:val="0000EE"/>
-            <w:u w:val="single"/>
-          </w:rPr>
-          <w:t>جامعة 2:8–11؛</w:t>
-        </w:r>
-      </w:hyperlink>
+      <w:r>
+        <w:rPr>
+          <w:rtl/>
+          <w:cs/>
+          <w:lang w:val="ar_AE" w:bidi="ar_AE"/>
+        </w:rPr>
+        <w:t>جامعة 2:8–11؛</w:t>
+      </w:r>
       <w:r>
         <w:rPr>
           <w:rtl/>
@@ -2979,20 +2445,14 @@
         </w:rPr>
         <w:t xml:space="preserve"> </w:t>
       </w:r>
-      <w:hyperlink r:id="rId95">
-        <w:r>
-          <w:rPr>
-            <w:rtl/>
-            <w:cs/>
-            <w:lang w:val="ar_AE" w:bidi="ar_AE"/>
-          </w:rPr>
-          <w:rPr>
-            <w:color w:val="0000EE"/>
-            <w:u w:val="single"/>
-          </w:rPr>
-          <w:t>نشيد الأنشاد 1:8–8:14؛</w:t>
-        </w:r>
-      </w:hyperlink>
+      <w:r>
+        <w:rPr>
+          <w:rtl/>
+          <w:cs/>
+          <w:lang w:val="ar_AE" w:bidi="ar_AE"/>
+        </w:rPr>
+        <w:t>نشيد الأنشاد 1:8–8:14؛</w:t>
+      </w:r>
       <w:r>
         <w:rPr>
           <w:rtl/>
@@ -3001,20 +2461,14 @@
         </w:rPr>
         <w:t xml:space="preserve"> </w:t>
       </w:r>
-      <w:hyperlink r:id="rId96">
-        <w:r>
-          <w:rPr>
-            <w:rtl/>
-            <w:cs/>
-            <w:lang w:val="ar_AE" w:bidi="ar_AE"/>
-          </w:rPr>
-          <w:rPr>
-            <w:color w:val="0000EE"/>
-            <w:u w:val="single"/>
-          </w:rPr>
-          <w:t>ملاخي 2:15–16؛</w:t>
-        </w:r>
-      </w:hyperlink>
+      <w:r>
+        <w:rPr>
+          <w:rtl/>
+          <w:cs/>
+          <w:lang w:val="ar_AE" w:bidi="ar_AE"/>
+        </w:rPr>
+        <w:t>ملاخي 2:15–16؛</w:t>
+      </w:r>
       <w:r>
         <w:rPr>
           <w:rtl/>
@@ -3023,20 +2477,14 @@
         </w:rPr>
         <w:t xml:space="preserve"> </w:t>
       </w:r>
-      <w:hyperlink r:id="rId97">
-        <w:r>
-          <w:rPr>
-            <w:rtl/>
-            <w:cs/>
-            <w:lang w:val="ar_AE" w:bidi="ar_AE"/>
-          </w:rPr>
-          <w:rPr>
-            <w:color w:val="0000EE"/>
-            <w:u w:val="single"/>
-          </w:rPr>
-          <w:t>متى 19:3–12؛</w:t>
-        </w:r>
-      </w:hyperlink>
+      <w:r>
+        <w:rPr>
+          <w:rtl/>
+          <w:cs/>
+          <w:lang w:val="ar_AE" w:bidi="ar_AE"/>
+        </w:rPr>
+        <w:t>متى 19:3–12؛</w:t>
+      </w:r>
       <w:r>
         <w:rPr>
           <w:rtl/>
@@ -3045,20 +2493,14 @@
         </w:rPr>
         <w:t xml:space="preserve"> </w:t>
       </w:r>
-      <w:hyperlink r:id="rId98">
-        <w:r>
-          <w:rPr>
-            <w:rtl/>
-            <w:cs/>
-            <w:lang w:val="ar_AE" w:bidi="ar_AE"/>
-          </w:rPr>
-          <w:rPr>
-            <w:color w:val="0000EE"/>
-            <w:u w:val="single"/>
-          </w:rPr>
-          <w:t>1 كورنثوس 6:12–7:40؛</w:t>
-        </w:r>
-      </w:hyperlink>
+      <w:r>
+        <w:rPr>
+          <w:rtl/>
+          <w:cs/>
+          <w:lang w:val="ar_AE" w:bidi="ar_AE"/>
+        </w:rPr>
+        <w:t>1 كورنثوس 6:12–7:40؛</w:t>
+      </w:r>
       <w:r>
         <w:rPr>
           <w:rtl/>
@@ -3067,20 +2509,14 @@
         </w:rPr>
         <w:t xml:space="preserve"> </w:t>
       </w:r>
-      <w:hyperlink r:id="rId85">
-        <w:r>
-          <w:rPr>
-            <w:rtl/>
-            <w:cs/>
-            <w:lang w:val="ar_AE" w:bidi="ar_AE"/>
-          </w:rPr>
-          <w:rPr>
-            <w:color w:val="0000EE"/>
-            <w:u w:val="single"/>
-          </w:rPr>
-          <w:t>أفسس 5:31–33؛</w:t>
-        </w:r>
-      </w:hyperlink>
+      <w:r>
+        <w:rPr>
+          <w:rtl/>
+          <w:cs/>
+          <w:lang w:val="ar_AE" w:bidi="ar_AE"/>
+        </w:rPr>
+        <w:t>أفسس 5:31–33؛</w:t>
+      </w:r>
       <w:r>
         <w:rPr>
           <w:rtl/>
@@ -3089,20 +2525,14 @@
         </w:rPr>
         <w:t xml:space="preserve"> </w:t>
       </w:r>
-      <w:hyperlink r:id="rId77">
-        <w:r>
-          <w:rPr>
-            <w:rtl/>
-            <w:cs/>
-            <w:lang w:val="ar_AE" w:bidi="ar_AE"/>
-          </w:rPr>
-          <w:rPr>
-            <w:color w:val="0000EE"/>
-            <w:u w:val="single"/>
-          </w:rPr>
-          <w:t>1 تسالونيكي 4:3–8.</w:t>
-        </w:r>
-      </w:hyperlink>
+      <w:r>
+        <w:rPr>
+          <w:rtl/>
+          <w:cs/>
+          <w:lang w:val="ar_AE" w:bidi="ar_AE"/>
+        </w:rPr>
+        <w:t>1 تسالونيكي 4:3–8.</w:t>
+      </w:r>
       <w:r>
         <w:rPr>
           <w:rtl/>
@@ -3186,20 +2616,14 @@
         </w:rPr>
         <w:t>" (</w:t>
       </w:r>
-      <w:hyperlink r:id="rId99">
-        <w:r>
-          <w:rPr>
-            <w:rtl/>
-            <w:cs/>
-            <w:lang w:val="ar_AE" w:bidi="ar_AE"/>
-          </w:rPr>
-          <w:rPr>
-            <w:color w:val="0000EE"/>
-            <w:u w:val="single"/>
-          </w:rPr>
-          <w:t>أمثال 14:29</w:t>
-        </w:r>
-      </w:hyperlink>
+      <w:r>
+        <w:rPr>
+          <w:rtl/>
+          <w:cs/>
+          <w:lang w:val="ar_AE" w:bidi="ar_AE"/>
+        </w:rPr>
+        <w:t>أمثال 14:29</w:t>
+      </w:r>
       <w:r>
         <w:rPr>
           <w:rtl/>
@@ -3208,20 +2632,14 @@
         </w:rPr>
         <w:t>). ويمكن أن يؤدي الغضب إلى سوء الحكم على الأمور، لذا يفكر الحكماء قبل التصرف (</w:t>
       </w:r>
-      <w:hyperlink r:id="rId100">
-        <w:r>
-          <w:rPr>
-            <w:rtl/>
-            <w:cs/>
-            <w:lang w:val="ar_AE" w:bidi="ar_AE"/>
-          </w:rPr>
-          <w:rPr>
-            <w:color w:val="0000EE"/>
-            <w:u w:val="single"/>
-          </w:rPr>
-          <w:t>14:16</w:t>
-        </w:r>
-      </w:hyperlink>
+      <w:r>
+        <w:rPr>
+          <w:rtl/>
+          <w:cs/>
+          <w:lang w:val="ar_AE" w:bidi="ar_AE"/>
+        </w:rPr>
+        <w:t>14:16</w:t>
+      </w:r>
       <w:r>
         <w:rPr>
           <w:rtl/>
@@ -3250,20 +2668,14 @@
         </w:rPr>
         <w:t xml:space="preserve">يرى سفر الأمثال الغضب بشكل سلبي، ولكن ليس كل الغضب في الكتاب المقدس سيئًا. تتحدث العديد من المزامير عن غضب الله (على سبيل المثال، </w:t>
       </w:r>
-      <w:hyperlink r:id="rId101">
-        <w:r>
-          <w:rPr>
-            <w:rtl/>
-            <w:cs/>
-            <w:lang w:val="ar_AE" w:bidi="ar_AE"/>
-          </w:rPr>
-          <w:rPr>
-            <w:color w:val="0000EE"/>
-            <w:u w:val="single"/>
-          </w:rPr>
-          <w:t>مزمور 77</w:t>
-        </w:r>
-      </w:hyperlink>
+      <w:r>
+        <w:rPr>
+          <w:rtl/>
+          <w:cs/>
+          <w:lang w:val="ar_AE" w:bidi="ar_AE"/>
+        </w:rPr>
+        <w:t>مزمور 77</w:t>
+      </w:r>
       <w:r>
         <w:rPr>
           <w:rtl/>
@@ -3272,20 +2684,14 @@
         </w:rPr>
         <w:t>). كما أن الرب يسوع كان غاضبًا عندما طرد الصيارفة من الهيكل (</w:t>
       </w:r>
-      <w:hyperlink r:id="rId102">
-        <w:r>
-          <w:rPr>
-            <w:rtl/>
-            <w:cs/>
-            <w:lang w:val="ar_AE" w:bidi="ar_AE"/>
-          </w:rPr>
-          <w:rPr>
-            <w:color w:val="0000EE"/>
-            <w:u w:val="single"/>
-          </w:rPr>
-          <w:t>مرقس 11:15–17</w:t>
-        </w:r>
-      </w:hyperlink>
+      <w:r>
+        <w:rPr>
+          <w:rtl/>
+          <w:cs/>
+          <w:lang w:val="ar_AE" w:bidi="ar_AE"/>
+        </w:rPr>
+        <w:t>مرقس 11:15–17</w:t>
+      </w:r>
       <w:r>
         <w:rPr>
           <w:rtl/>
@@ -3294,20 +2700,14 @@
         </w:rPr>
         <w:t xml:space="preserve">; </w:t>
       </w:r>
-      <w:hyperlink r:id="rId103">
-        <w:r>
-          <w:rPr>
-            <w:rtl/>
-            <w:cs/>
-            <w:lang w:val="ar_AE" w:bidi="ar_AE"/>
-          </w:rPr>
-          <w:rPr>
-            <w:color w:val="0000EE"/>
-            <w:u w:val="single"/>
-          </w:rPr>
-          <w:t>يوحنّا 2:13–16</w:t>
-        </w:r>
-      </w:hyperlink>
+      <w:r>
+        <w:rPr>
+          <w:rtl/>
+          <w:cs/>
+          <w:lang w:val="ar_AE" w:bidi="ar_AE"/>
+        </w:rPr>
+        <w:t>يوحنّا 2:13–16</w:t>
+      </w:r>
       <w:r>
         <w:rPr>
           <w:rtl/>
@@ -3336,20 +2736,14 @@
         </w:rPr>
         <w:t xml:space="preserve">ينبغي على الناس أن يتعلموا التمييز بين الغضب البار والغضب غير البار، رغم أن ذلك قد يكون صعبًا في كثير من الأحيان. يركز الغضب غير البار على حماية الذات أو تعزيزها (على سبيل المثال، </w:t>
       </w:r>
-      <w:hyperlink r:id="rId104">
-        <w:r>
-          <w:rPr>
-            <w:rtl/>
-            <w:cs/>
-            <w:lang w:val="ar_AE" w:bidi="ar_AE"/>
-          </w:rPr>
-          <w:rPr>
-            <w:color w:val="0000EE"/>
-            <w:u w:val="single"/>
-          </w:rPr>
-          <w:t>تكوين 4:3–8</w:t>
-        </w:r>
-      </w:hyperlink>
+      <w:r>
+        <w:rPr>
+          <w:rtl/>
+          <w:cs/>
+          <w:lang w:val="ar_AE" w:bidi="ar_AE"/>
+        </w:rPr>
+        <w:t>تكوين 4:3–8</w:t>
+      </w:r>
       <w:r>
         <w:rPr>
           <w:rtl/>
@@ -3358,20 +2752,14 @@
         </w:rPr>
         <w:t xml:space="preserve">; </w:t>
       </w:r>
-      <w:hyperlink r:id="rId105">
-        <w:r>
-          <w:rPr>
-            <w:rtl/>
-            <w:cs/>
-            <w:lang w:val="ar_AE" w:bidi="ar_AE"/>
-          </w:rPr>
-          <w:rPr>
-            <w:color w:val="0000EE"/>
-            <w:u w:val="single"/>
-          </w:rPr>
-          <w:t>1 صموئيل 18:8–9</w:t>
-        </w:r>
-      </w:hyperlink>
+      <w:r>
+        <w:rPr>
+          <w:rtl/>
+          <w:cs/>
+          <w:lang w:val="ar_AE" w:bidi="ar_AE"/>
+        </w:rPr>
+        <w:t>1 صموئيل 18:8–9</w:t>
+      </w:r>
       <w:r>
         <w:rPr>
           <w:rtl/>
@@ -3380,20 +2768,14 @@
         </w:rPr>
         <w:t xml:space="preserve">; </w:t>
       </w:r>
-      <w:hyperlink r:id="rId106">
-        <w:r>
-          <w:rPr>
-            <w:rtl/>
-            <w:cs/>
-            <w:lang w:val="ar_AE" w:bidi="ar_AE"/>
-          </w:rPr>
-          <w:rPr>
-            <w:color w:val="0000EE"/>
-            <w:u w:val="single"/>
-          </w:rPr>
-          <w:t>1 ملوك 21:3–4</w:t>
-        </w:r>
-      </w:hyperlink>
+      <w:r>
+        <w:rPr>
+          <w:rtl/>
+          <w:cs/>
+          <w:lang w:val="ar_AE" w:bidi="ar_AE"/>
+        </w:rPr>
+        <w:t>1 ملوك 21:3–4</w:t>
+      </w:r>
       <w:r>
         <w:rPr>
           <w:rtl/>
@@ -3402,20 +2784,14 @@
         </w:rPr>
         <w:t xml:space="preserve">; </w:t>
       </w:r>
-      <w:hyperlink r:id="rId107">
-        <w:r>
-          <w:rPr>
-            <w:rtl/>
-            <w:cs/>
-            <w:lang w:val="ar_AE" w:bidi="ar_AE"/>
-          </w:rPr>
-          <w:rPr>
-            <w:color w:val="0000EE"/>
-            <w:u w:val="single"/>
-          </w:rPr>
-          <w:t>2 ملوك 5:11</w:t>
-        </w:r>
-      </w:hyperlink>
+      <w:r>
+        <w:rPr>
+          <w:rtl/>
+          <w:cs/>
+          <w:lang w:val="ar_AE" w:bidi="ar_AE"/>
+        </w:rPr>
+        <w:t>2 ملوك 5:11</w:t>
+      </w:r>
       <w:r>
         <w:rPr>
           <w:rtl/>
@@ -3424,20 +2800,14 @@
         </w:rPr>
         <w:t xml:space="preserve">; </w:t>
       </w:r>
-      <w:hyperlink r:id="rId108">
-        <w:r>
-          <w:rPr>
-            <w:rtl/>
-            <w:cs/>
-            <w:lang w:val="ar_AE" w:bidi="ar_AE"/>
-          </w:rPr>
-          <w:rPr>
-            <w:color w:val="0000EE"/>
-            <w:u w:val="single"/>
-          </w:rPr>
-          <w:t>2 أخبار الأيام 25:10</w:t>
-        </w:r>
-      </w:hyperlink>
+      <w:r>
+        <w:rPr>
+          <w:rtl/>
+          <w:cs/>
+          <w:lang w:val="ar_AE" w:bidi="ar_AE"/>
+        </w:rPr>
+        <w:t>2 أخبار الأيام 25:10</w:t>
+      </w:r>
       <w:r>
         <w:rPr>
           <w:rtl/>
@@ -3446,20 +2816,14 @@
         </w:rPr>
         <w:t xml:space="preserve">; </w:t>
       </w:r>
-      <w:hyperlink r:id="rId109">
-        <w:r>
-          <w:rPr>
-            <w:rtl/>
-            <w:cs/>
-            <w:lang w:val="ar_AE" w:bidi="ar_AE"/>
-          </w:rPr>
-          <w:rPr>
-            <w:color w:val="0000EE"/>
-            <w:u w:val="single"/>
-          </w:rPr>
-          <w:t>يونان 4</w:t>
-        </w:r>
-      </w:hyperlink>
+      <w:r>
+        <w:rPr>
+          <w:rtl/>
+          <w:cs/>
+          <w:lang w:val="ar_AE" w:bidi="ar_AE"/>
+        </w:rPr>
+        <w:t>يونان 4</w:t>
+      </w:r>
       <w:r>
         <w:rPr>
           <w:rtl/>
@@ -3468,20 +2832,14 @@
         </w:rPr>
         <w:t xml:space="preserve">). بينما يعكس الغضب البار كراهية الله للشر وحبه للعدالة (على سبيل المثال، </w:t>
       </w:r>
-      <w:hyperlink r:id="rId110">
-        <w:r>
-          <w:rPr>
-            <w:rtl/>
-            <w:cs/>
-            <w:lang w:val="ar_AE" w:bidi="ar_AE"/>
-          </w:rPr>
-          <w:rPr>
-            <w:color w:val="0000EE"/>
-            <w:u w:val="single"/>
-          </w:rPr>
-          <w:t>خروج 32</w:t>
-        </w:r>
-      </w:hyperlink>
+      <w:r>
+        <w:rPr>
+          <w:rtl/>
+          <w:cs/>
+          <w:lang w:val="ar_AE" w:bidi="ar_AE"/>
+        </w:rPr>
+        <w:t>خروج 32</w:t>
+      </w:r>
       <w:r>
         <w:rPr>
           <w:rtl/>
@@ -3490,20 +2848,14 @@
         </w:rPr>
         <w:t xml:space="preserve">; </w:t>
       </w:r>
-      <w:hyperlink r:id="rId111">
-        <w:r>
-          <w:rPr>
-            <w:rtl/>
-            <w:cs/>
-            <w:lang w:val="ar_AE" w:bidi="ar_AE"/>
-          </w:rPr>
-          <w:rPr>
-            <w:color w:val="0000EE"/>
-            <w:u w:val="single"/>
-          </w:rPr>
-          <w:t>عدد 11:1</w:t>
-        </w:r>
-      </w:hyperlink>
+      <w:r>
+        <w:rPr>
+          <w:rtl/>
+          <w:cs/>
+          <w:lang w:val="ar_AE" w:bidi="ar_AE"/>
+        </w:rPr>
+        <w:t>عدد 11:1</w:t>
+      </w:r>
       <w:r>
         <w:rPr>
           <w:rtl/>
@@ -3512,20 +2864,14 @@
         </w:rPr>
         <w:t xml:space="preserve">, </w:t>
       </w:r>
-      <w:hyperlink r:id="rId112">
-        <w:r>
-          <w:rPr>
-            <w:rtl/>
-            <w:cs/>
-            <w:lang w:val="ar_AE" w:bidi="ar_AE"/>
-          </w:rPr>
-          <w:rPr>
-            <w:color w:val="0000EE"/>
-            <w:u w:val="single"/>
-          </w:rPr>
-          <w:t>10</w:t>
-        </w:r>
-      </w:hyperlink>
+      <w:r>
+        <w:rPr>
+          <w:rtl/>
+          <w:cs/>
+          <w:lang w:val="ar_AE" w:bidi="ar_AE"/>
+        </w:rPr>
+        <w:t>10</w:t>
+      </w:r>
       <w:r>
         <w:rPr>
           <w:rtl/>
@@ -3534,20 +2880,14 @@
         </w:rPr>
         <w:t xml:space="preserve">; انظر أيضًا </w:t>
       </w:r>
-      <w:hyperlink r:id="rId113">
-        <w:r>
-          <w:rPr>
-            <w:rtl/>
-            <w:cs/>
-            <w:lang w:val="ar_AE" w:bidi="ar_AE"/>
-          </w:rPr>
-          <w:rPr>
-            <w:color w:val="0000EE"/>
-            <w:u w:val="single"/>
-          </w:rPr>
-          <w:t>ناحوم 1:3</w:t>
-        </w:r>
-      </w:hyperlink>
+      <w:r>
+        <w:rPr>
+          <w:rtl/>
+          <w:cs/>
+          <w:lang w:val="ar_AE" w:bidi="ar_AE"/>
+        </w:rPr>
+        <w:t>ناحوم 1:3</w:t>
+      </w:r>
       <w:r>
         <w:rPr>
           <w:rtl/>
@@ -3556,20 +2896,14 @@
         </w:rPr>
         <w:t xml:space="preserve">; </w:t>
       </w:r>
-      <w:hyperlink r:id="rId114">
-        <w:r>
-          <w:rPr>
-            <w:rtl/>
-            <w:cs/>
-            <w:lang w:val="ar_AE" w:bidi="ar_AE"/>
-          </w:rPr>
-          <w:rPr>
-            <w:color w:val="0000EE"/>
-            <w:u w:val="single"/>
-          </w:rPr>
-          <w:t>رومية 9:22</w:t>
-        </w:r>
-      </w:hyperlink>
+      <w:r>
+        <w:rPr>
+          <w:rtl/>
+          <w:cs/>
+          <w:lang w:val="ar_AE" w:bidi="ar_AE"/>
+        </w:rPr>
+        <w:t>رومية 9:22</w:t>
+      </w:r>
       <w:r>
         <w:rPr>
           <w:rtl/>
@@ -3578,20 +2912,14 @@
         </w:rPr>
         <w:t xml:space="preserve">). الحكيم يدرك الموقف، ثم يقرر إذا كان إظهار الغضب مناسبًا (انظر أيضًا </w:t>
       </w:r>
-      <w:hyperlink r:id="rId115">
-        <w:r>
-          <w:rPr>
-            <w:rtl/>
-            <w:cs/>
-            <w:lang w:val="ar_AE" w:bidi="ar_AE"/>
-          </w:rPr>
-          <w:rPr>
-            <w:color w:val="0000EE"/>
-            <w:u w:val="single"/>
-          </w:rPr>
-          <w:t>أمثال 22:24</w:t>
-        </w:r>
-      </w:hyperlink>
+      <w:r>
+        <w:rPr>
+          <w:rtl/>
+          <w:cs/>
+          <w:lang w:val="ar_AE" w:bidi="ar_AE"/>
+        </w:rPr>
+        <w:t>أمثال 22:24</w:t>
+      </w:r>
       <w:r>
         <w:rPr>
           <w:rtl/>
@@ -3600,20 +2928,14 @@
         </w:rPr>
         <w:t xml:space="preserve">; </w:t>
       </w:r>
-      <w:hyperlink r:id="rId116">
-        <w:r>
-          <w:rPr>
-            <w:rtl/>
-            <w:cs/>
-            <w:lang w:val="ar_AE" w:bidi="ar_AE"/>
-          </w:rPr>
-          <w:rPr>
-            <w:color w:val="0000EE"/>
-            <w:u w:val="single"/>
-          </w:rPr>
-          <w:t>جامعة 7:9</w:t>
-        </w:r>
-      </w:hyperlink>
+      <w:r>
+        <w:rPr>
+          <w:rtl/>
+          <w:cs/>
+          <w:lang w:val="ar_AE" w:bidi="ar_AE"/>
+        </w:rPr>
+        <w:t>جامعة 7:9</w:t>
+      </w:r>
       <w:r>
         <w:rPr>
           <w:rtl/>
@@ -3622,20 +2944,14 @@
         </w:rPr>
         <w:t xml:space="preserve">; </w:t>
       </w:r>
-      <w:hyperlink r:id="rId117">
-        <w:r>
-          <w:rPr>
-            <w:rtl/>
-            <w:cs/>
-            <w:lang w:val="ar_AE" w:bidi="ar_AE"/>
-          </w:rPr>
-          <w:rPr>
-            <w:color w:val="0000EE"/>
-            <w:u w:val="single"/>
-          </w:rPr>
-          <w:t>متى 5:22</w:t>
-        </w:r>
-      </w:hyperlink>
+      <w:r>
+        <w:rPr>
+          <w:rtl/>
+          <w:cs/>
+          <w:lang w:val="ar_AE" w:bidi="ar_AE"/>
+        </w:rPr>
+        <w:t>متى 5:22</w:t>
+      </w:r>
       <w:r>
         <w:rPr>
           <w:rtl/>
@@ -3644,20 +2960,14 @@
         </w:rPr>
         <w:t xml:space="preserve">; </w:t>
       </w:r>
-      <w:hyperlink r:id="rId118">
-        <w:r>
-          <w:rPr>
-            <w:rtl/>
-            <w:cs/>
-            <w:lang w:val="ar_AE" w:bidi="ar_AE"/>
-          </w:rPr>
-          <w:rPr>
-            <w:color w:val="0000EE"/>
-            <w:u w:val="single"/>
-          </w:rPr>
-          <w:t>رومية 12:19</w:t>
-        </w:r>
-      </w:hyperlink>
+      <w:r>
+        <w:rPr>
+          <w:rtl/>
+          <w:cs/>
+          <w:lang w:val="ar_AE" w:bidi="ar_AE"/>
+        </w:rPr>
+        <w:t>رومية 12:19</w:t>
+      </w:r>
       <w:r>
         <w:rPr>
           <w:rtl/>
@@ -3666,20 +2976,14 @@
         </w:rPr>
         <w:t xml:space="preserve">; </w:t>
       </w:r>
-      <w:hyperlink r:id="rId119">
-        <w:r>
-          <w:rPr>
-            <w:rtl/>
-            <w:cs/>
-            <w:lang w:val="ar_AE" w:bidi="ar_AE"/>
-          </w:rPr>
-          <w:rPr>
-            <w:color w:val="0000EE"/>
-            <w:u w:val="single"/>
-          </w:rPr>
-          <w:t>أفسس 4:26–27</w:t>
-        </w:r>
-      </w:hyperlink>
+      <w:r>
+        <w:rPr>
+          <w:rtl/>
+          <w:cs/>
+          <w:lang w:val="ar_AE" w:bidi="ar_AE"/>
+        </w:rPr>
+        <w:t>أفسس 4:26–27</w:t>
+      </w:r>
       <w:r>
         <w:rPr>
           <w:rtl/>
@@ -3688,20 +2992,14 @@
         </w:rPr>
         <w:t xml:space="preserve">, </w:t>
       </w:r>
-      <w:hyperlink r:id="rId120">
-        <w:r>
-          <w:rPr>
-            <w:rtl/>
-            <w:cs/>
-            <w:lang w:val="ar_AE" w:bidi="ar_AE"/>
-          </w:rPr>
-          <w:rPr>
-            <w:color w:val="0000EE"/>
-            <w:u w:val="single"/>
-          </w:rPr>
-          <w:t>31</w:t>
-        </w:r>
-      </w:hyperlink>
+      <w:r>
+        <w:rPr>
+          <w:rtl/>
+          <w:cs/>
+          <w:lang w:val="ar_AE" w:bidi="ar_AE"/>
+        </w:rPr>
+        <w:t>31</w:t>
+      </w:r>
       <w:r>
         <w:rPr>
           <w:rtl/>
@@ -3710,20 +3008,14 @@
         </w:rPr>
         <w:t xml:space="preserve">; </w:t>
       </w:r>
-      <w:hyperlink r:id="rId121">
-        <w:r>
-          <w:rPr>
-            <w:rtl/>
-            <w:cs/>
-            <w:lang w:val="ar_AE" w:bidi="ar_AE"/>
-          </w:rPr>
-          <w:rPr>
-            <w:color w:val="0000EE"/>
-            <w:u w:val="single"/>
-          </w:rPr>
-          <w:t>يعقوب 1:19–20</w:t>
-        </w:r>
-      </w:hyperlink>
+      <w:r>
+        <w:rPr>
+          <w:rtl/>
+          <w:cs/>
+          <w:lang w:val="ar_AE" w:bidi="ar_AE"/>
+        </w:rPr>
+        <w:t>يعقوب 1:19–20</w:t>
+      </w:r>
       <w:r>
         <w:rPr>
           <w:rtl/>
@@ -3765,20 +3057,14 @@
           <w:lang w:val="ar_AE" w:bidi="ar_AE"/>
         </w:rPr>
       </w:r>
-      <w:hyperlink r:id="rId122">
-        <w:r>
-          <w:rPr>
-            <w:rtl/>
-            <w:cs/>
-            <w:lang w:val="ar_AE" w:bidi="ar_AE"/>
-          </w:rPr>
-          <w:rPr>
-            <w:color w:val="0000EE"/>
-            <w:u w:val="single"/>
-          </w:rPr>
-          <w:t>1 صموئيل 18:8–11</w:t>
-        </w:r>
-      </w:hyperlink>
+      <w:r>
+        <w:rPr>
+          <w:rtl/>
+          <w:cs/>
+          <w:lang w:val="ar_AE" w:bidi="ar_AE"/>
+        </w:rPr>
+        <w:t>1 صموئيل 18:8–11</w:t>
+      </w:r>
       <w:r>
         <w:rPr>
           <w:rtl/>
@@ -3787,20 +3073,14 @@
         </w:rPr>
         <w:t xml:space="preserve">; </w:t>
       </w:r>
-      <w:hyperlink r:id="rId123">
-        <w:r>
-          <w:rPr>
-            <w:rtl/>
-            <w:cs/>
-            <w:lang w:val="ar_AE" w:bidi="ar_AE"/>
-          </w:rPr>
-          <w:rPr>
-            <w:color w:val="0000EE"/>
-            <w:u w:val="single"/>
-          </w:rPr>
-          <w:t>1 ملوك 21:3–16</w:t>
-        </w:r>
-      </w:hyperlink>
+      <w:r>
+        <w:rPr>
+          <w:rtl/>
+          <w:cs/>
+          <w:lang w:val="ar_AE" w:bidi="ar_AE"/>
+        </w:rPr>
+        <w:t>1 ملوك 21:3–16</w:t>
+      </w:r>
       <w:r>
         <w:rPr>
           <w:rtl/>
@@ -3809,20 +3089,14 @@
         </w:rPr>
         <w:t xml:space="preserve">; </w:t>
       </w:r>
-      <w:hyperlink r:id="rId124">
-        <w:r>
-          <w:rPr>
-            <w:rtl/>
-            <w:cs/>
-            <w:lang w:val="ar_AE" w:bidi="ar_AE"/>
-          </w:rPr>
-          <w:rPr>
-            <w:color w:val="0000EE"/>
-            <w:u w:val="single"/>
-          </w:rPr>
-          <w:t>مزامير 30:5</w:t>
-        </w:r>
-      </w:hyperlink>
+      <w:r>
+        <w:rPr>
+          <w:rtl/>
+          <w:cs/>
+          <w:lang w:val="ar_AE" w:bidi="ar_AE"/>
+        </w:rPr>
+        <w:t>مزامير 30:5</w:t>
+      </w:r>
       <w:r>
         <w:rPr>
           <w:rtl/>
@@ -3831,20 +3105,14 @@
         </w:rPr>
         <w:t xml:space="preserve">; </w:t>
       </w:r>
-      <w:hyperlink r:id="rId125">
-        <w:r>
-          <w:rPr>
-            <w:rtl/>
-            <w:cs/>
-            <w:lang w:val="ar_AE" w:bidi="ar_AE"/>
-          </w:rPr>
-          <w:rPr>
-            <w:color w:val="0000EE"/>
-            <w:u w:val="single"/>
-          </w:rPr>
-          <w:t>37:8</w:t>
-        </w:r>
-      </w:hyperlink>
+      <w:r>
+        <w:rPr>
+          <w:rtl/>
+          <w:cs/>
+          <w:lang w:val="ar_AE" w:bidi="ar_AE"/>
+        </w:rPr>
+        <w:t>37:8</w:t>
+      </w:r>
       <w:r>
         <w:rPr>
           <w:rtl/>
@@ -3853,20 +3121,14 @@
         </w:rPr>
         <w:t xml:space="preserve">; </w:t>
       </w:r>
-      <w:hyperlink r:id="rId126">
-        <w:r>
-          <w:rPr>
-            <w:rtl/>
-            <w:cs/>
-            <w:lang w:val="ar_AE" w:bidi="ar_AE"/>
-          </w:rPr>
-          <w:rPr>
-            <w:color w:val="0000EE"/>
-            <w:u w:val="single"/>
-          </w:rPr>
-          <w:t>أمثال 12:16</w:t>
-        </w:r>
-      </w:hyperlink>
+      <w:r>
+        <w:rPr>
+          <w:rtl/>
+          <w:cs/>
+          <w:lang w:val="ar_AE" w:bidi="ar_AE"/>
+        </w:rPr>
+        <w:t>أمثال 12:16</w:t>
+      </w:r>
       <w:r>
         <w:rPr>
           <w:rtl/>
@@ -3875,20 +3137,14 @@
         </w:rPr>
         <w:t xml:space="preserve">; </w:t>
       </w:r>
-      <w:hyperlink r:id="rId99">
-        <w:r>
-          <w:rPr>
-            <w:rtl/>
-            <w:cs/>
-            <w:lang w:val="ar_AE" w:bidi="ar_AE"/>
-          </w:rPr>
-          <w:rPr>
-            <w:color w:val="0000EE"/>
-            <w:u w:val="single"/>
-          </w:rPr>
-          <w:t>14:29</w:t>
-        </w:r>
-      </w:hyperlink>
+      <w:r>
+        <w:rPr>
+          <w:rtl/>
+          <w:cs/>
+          <w:lang w:val="ar_AE" w:bidi="ar_AE"/>
+        </w:rPr>
+        <w:t>14:29</w:t>
+      </w:r>
       <w:r>
         <w:rPr>
           <w:rtl/>
@@ -3897,20 +3153,14 @@
         </w:rPr>
         <w:t xml:space="preserve">; </w:t>
       </w:r>
-      <w:hyperlink r:id="rId127">
-        <w:r>
-          <w:rPr>
-            <w:rtl/>
-            <w:cs/>
-            <w:lang w:val="ar_AE" w:bidi="ar_AE"/>
-          </w:rPr>
-          <w:rPr>
-            <w:color w:val="0000EE"/>
-            <w:u w:val="single"/>
-          </w:rPr>
-          <w:t>15:1</w:t>
-        </w:r>
-      </w:hyperlink>
+      <w:r>
+        <w:rPr>
+          <w:rtl/>
+          <w:cs/>
+          <w:lang w:val="ar_AE" w:bidi="ar_AE"/>
+        </w:rPr>
+        <w:t>15:1</w:t>
+      </w:r>
       <w:r>
         <w:rPr>
           <w:rtl/>
@@ -3919,20 +3169,14 @@
         </w:rPr>
         <w:t xml:space="preserve">, </w:t>
       </w:r>
-      <w:hyperlink r:id="rId128">
-        <w:r>
-          <w:rPr>
-            <w:rtl/>
-            <w:cs/>
-            <w:lang w:val="ar_AE" w:bidi="ar_AE"/>
-          </w:rPr>
-          <w:rPr>
-            <w:color w:val="0000EE"/>
-            <w:u w:val="single"/>
-          </w:rPr>
-          <w:t>18</w:t>
-        </w:r>
-      </w:hyperlink>
+      <w:r>
+        <w:rPr>
+          <w:rtl/>
+          <w:cs/>
+          <w:lang w:val="ar_AE" w:bidi="ar_AE"/>
+        </w:rPr>
+        <w:t>18</w:t>
+      </w:r>
       <w:r>
         <w:rPr>
           <w:rtl/>
@@ -3941,20 +3185,14 @@
         </w:rPr>
         <w:t xml:space="preserve">; </w:t>
       </w:r>
-      <w:hyperlink r:id="rId129">
-        <w:r>
-          <w:rPr>
-            <w:rtl/>
-            <w:cs/>
-            <w:lang w:val="ar_AE" w:bidi="ar_AE"/>
-          </w:rPr>
-          <w:rPr>
-            <w:color w:val="0000EE"/>
-            <w:u w:val="single"/>
-          </w:rPr>
-          <w:t>16:14</w:t>
-        </w:r>
-      </w:hyperlink>
+      <w:r>
+        <w:rPr>
+          <w:rtl/>
+          <w:cs/>
+          <w:lang w:val="ar_AE" w:bidi="ar_AE"/>
+        </w:rPr>
+        <w:t>16:14</w:t>
+      </w:r>
       <w:r>
         <w:rPr>
           <w:rtl/>
@@ -3963,20 +3201,14 @@
         </w:rPr>
         <w:t xml:space="preserve">; </w:t>
       </w:r>
-      <w:hyperlink r:id="rId130">
-        <w:r>
-          <w:rPr>
-            <w:rtl/>
-            <w:cs/>
-            <w:lang w:val="ar_AE" w:bidi="ar_AE"/>
-          </w:rPr>
-          <w:rPr>
-            <w:color w:val="0000EE"/>
-            <w:u w:val="single"/>
-          </w:rPr>
-          <w:t>19:11–12</w:t>
-        </w:r>
-      </w:hyperlink>
+      <w:r>
+        <w:rPr>
+          <w:rtl/>
+          <w:cs/>
+          <w:lang w:val="ar_AE" w:bidi="ar_AE"/>
+        </w:rPr>
+        <w:t>19:11–12</w:t>
+      </w:r>
       <w:r>
         <w:rPr>
           <w:rtl/>
@@ -3985,20 +3217,14 @@
         </w:rPr>
         <w:t xml:space="preserve">, </w:t>
       </w:r>
-      <w:hyperlink r:id="rId131">
-        <w:r>
-          <w:rPr>
-            <w:rtl/>
-            <w:cs/>
-            <w:lang w:val="ar_AE" w:bidi="ar_AE"/>
-          </w:rPr>
-          <w:rPr>
-            <w:color w:val="0000EE"/>
-            <w:u w:val="single"/>
-          </w:rPr>
-          <w:t>19</w:t>
-        </w:r>
-      </w:hyperlink>
+      <w:r>
+        <w:rPr>
+          <w:rtl/>
+          <w:cs/>
+          <w:lang w:val="ar_AE" w:bidi="ar_AE"/>
+        </w:rPr>
+        <w:t>19</w:t>
+      </w:r>
       <w:r>
         <w:rPr>
           <w:rtl/>
@@ -4007,20 +3233,14 @@
         </w:rPr>
         <w:t xml:space="preserve">; </w:t>
       </w:r>
-      <w:hyperlink r:id="rId132">
-        <w:r>
-          <w:rPr>
-            <w:rtl/>
-            <w:cs/>
-            <w:lang w:val="ar_AE" w:bidi="ar_AE"/>
-          </w:rPr>
-          <w:rPr>
-            <w:color w:val="0000EE"/>
-            <w:u w:val="single"/>
-          </w:rPr>
-          <w:t>22:24–25</w:t>
-        </w:r>
-      </w:hyperlink>
+      <w:r>
+        <w:rPr>
+          <w:rtl/>
+          <w:cs/>
+          <w:lang w:val="ar_AE" w:bidi="ar_AE"/>
+        </w:rPr>
+        <w:t>22:24–25</w:t>
+      </w:r>
       <w:r>
         <w:rPr>
           <w:rtl/>
@@ -4029,20 +3249,14 @@
         </w:rPr>
         <w:t xml:space="preserve">; </w:t>
       </w:r>
-      <w:hyperlink r:id="rId133">
-        <w:r>
-          <w:rPr>
-            <w:rtl/>
-            <w:cs/>
-            <w:lang w:val="ar_AE" w:bidi="ar_AE"/>
-          </w:rPr>
-          <w:rPr>
-            <w:color w:val="0000EE"/>
-            <w:u w:val="single"/>
-          </w:rPr>
-          <w:t>27:4</w:t>
-        </w:r>
-      </w:hyperlink>
+      <w:r>
+        <w:rPr>
+          <w:rtl/>
+          <w:cs/>
+          <w:lang w:val="ar_AE" w:bidi="ar_AE"/>
+        </w:rPr>
+        <w:t>27:4</w:t>
+      </w:r>
       <w:r>
         <w:rPr>
           <w:rtl/>
@@ -4051,20 +3265,14 @@
         </w:rPr>
         <w:t xml:space="preserve">; </w:t>
       </w:r>
-      <w:hyperlink r:id="rId116">
-        <w:r>
-          <w:rPr>
-            <w:rtl/>
-            <w:cs/>
-            <w:lang w:val="ar_AE" w:bidi="ar_AE"/>
-          </w:rPr>
-          <w:rPr>
-            <w:color w:val="0000EE"/>
-            <w:u w:val="single"/>
-          </w:rPr>
-          <w:t>جامعة 7:9</w:t>
-        </w:r>
-      </w:hyperlink>
+      <w:r>
+        <w:rPr>
+          <w:rtl/>
+          <w:cs/>
+          <w:lang w:val="ar_AE" w:bidi="ar_AE"/>
+        </w:rPr>
+        <w:t>جامعة 7:9</w:t>
+      </w:r>
       <w:r>
         <w:rPr>
           <w:rtl/>
@@ -4073,20 +3281,14 @@
         </w:rPr>
         <w:t xml:space="preserve">; </w:t>
       </w:r>
-      <w:hyperlink r:id="rId134">
-        <w:r>
-          <w:rPr>
-            <w:rtl/>
-            <w:cs/>
-            <w:lang w:val="ar_AE" w:bidi="ar_AE"/>
-          </w:rPr>
-          <w:rPr>
-            <w:color w:val="0000EE"/>
-            <w:u w:val="single"/>
-          </w:rPr>
-          <w:t>ناحوم 1:2–3</w:t>
-        </w:r>
-      </w:hyperlink>
+      <w:r>
+        <w:rPr>
+          <w:rtl/>
+          <w:cs/>
+          <w:lang w:val="ar_AE" w:bidi="ar_AE"/>
+        </w:rPr>
+        <w:t>ناحوم 1:2–3</w:t>
+      </w:r>
       <w:r>
         <w:rPr>
           <w:rtl/>
@@ -4095,20 +3297,14 @@
         </w:rPr>
         <w:t xml:space="preserve">; </w:t>
       </w:r>
-      <w:hyperlink r:id="rId117">
-        <w:r>
-          <w:rPr>
-            <w:rtl/>
-            <w:cs/>
-            <w:lang w:val="ar_AE" w:bidi="ar_AE"/>
-          </w:rPr>
-          <w:rPr>
-            <w:color w:val="0000EE"/>
-            <w:u w:val="single"/>
-          </w:rPr>
-          <w:t>متى 5:22</w:t>
-        </w:r>
-      </w:hyperlink>
+      <w:r>
+        <w:rPr>
+          <w:rtl/>
+          <w:cs/>
+          <w:lang w:val="ar_AE" w:bidi="ar_AE"/>
+        </w:rPr>
+        <w:t>متى 5:22</w:t>
+      </w:r>
       <w:r>
         <w:rPr>
           <w:rtl/>
@@ -4117,20 +3313,14 @@
         </w:rPr>
         <w:t xml:space="preserve">; </w:t>
       </w:r>
-      <w:hyperlink r:id="rId119">
-        <w:r>
-          <w:rPr>
-            <w:rtl/>
-            <w:cs/>
-            <w:lang w:val="ar_AE" w:bidi="ar_AE"/>
-          </w:rPr>
-          <w:rPr>
-            <w:color w:val="0000EE"/>
-            <w:u w:val="single"/>
-          </w:rPr>
-          <w:t>أفسس 4:26–27</w:t>
-        </w:r>
-      </w:hyperlink>
+      <w:r>
+        <w:rPr>
+          <w:rtl/>
+          <w:cs/>
+          <w:lang w:val="ar_AE" w:bidi="ar_AE"/>
+        </w:rPr>
+        <w:t>أفسس 4:26–27</w:t>
+      </w:r>
       <w:r>
         <w:rPr>
           <w:rtl/>
@@ -4139,20 +3329,14 @@
         </w:rPr>
         <w:t xml:space="preserve">, </w:t>
       </w:r>
-      <w:hyperlink r:id="rId135">
-        <w:r>
-          <w:rPr>
-            <w:rtl/>
-            <w:cs/>
-            <w:lang w:val="ar_AE" w:bidi="ar_AE"/>
-          </w:rPr>
-          <w:rPr>
-            <w:color w:val="0000EE"/>
-            <w:u w:val="single"/>
-          </w:rPr>
-          <w:t>31–32</w:t>
-        </w:r>
-      </w:hyperlink>
+      <w:r>
+        <w:rPr>
+          <w:rtl/>
+          <w:cs/>
+          <w:lang w:val="ar_AE" w:bidi="ar_AE"/>
+        </w:rPr>
+        <w:t>31–32</w:t>
+      </w:r>
       <w:r>
         <w:rPr>
           <w:rtl/>
@@ -4161,20 +3345,14 @@
         </w:rPr>
         <w:t xml:space="preserve">; </w:t>
       </w:r>
-      <w:hyperlink r:id="rId136">
-        <w:r>
-          <w:rPr>
-            <w:rtl/>
-            <w:cs/>
-            <w:lang w:val="ar_AE" w:bidi="ar_AE"/>
-          </w:rPr>
-          <w:rPr>
-            <w:color w:val="0000EE"/>
-            <w:u w:val="single"/>
-          </w:rPr>
-          <w:t>1 تيموثاوس 2:8</w:t>
-        </w:r>
-      </w:hyperlink>
+      <w:r>
+        <w:rPr>
+          <w:rtl/>
+          <w:cs/>
+          <w:lang w:val="ar_AE" w:bidi="ar_AE"/>
+        </w:rPr>
+        <w:t>1 تيموثاوس 2:8</w:t>
+      </w:r>
       <w:r>
         <w:rPr>
           <w:rtl/>
@@ -4183,20 +3361,14 @@
         </w:rPr>
         <w:t xml:space="preserve">; </w:t>
       </w:r>
-      <w:hyperlink r:id="rId137">
-        <w:r>
-          <w:rPr>
-            <w:rtl/>
-            <w:cs/>
-            <w:lang w:val="ar_AE" w:bidi="ar_AE"/>
-          </w:rPr>
-          <w:rPr>
-            <w:color w:val="0000EE"/>
-            <w:u w:val="single"/>
-          </w:rPr>
-          <w:t>تيطس 1:7</w:t>
-        </w:r>
-      </w:hyperlink>
+      <w:r>
+        <w:rPr>
+          <w:rtl/>
+          <w:cs/>
+          <w:lang w:val="ar_AE" w:bidi="ar_AE"/>
+        </w:rPr>
+        <w:t>تيطس 1:7</w:t>
+      </w:r>
       <w:r>
         <w:rPr>
           <w:rtl/>
@@ -4205,20 +3377,14 @@
         </w:rPr>
         <w:t xml:space="preserve">; </w:t>
       </w:r>
-      <w:hyperlink r:id="rId138">
-        <w:r>
-          <w:rPr>
-            <w:rtl/>
-            <w:cs/>
-            <w:lang w:val="ar_AE" w:bidi="ar_AE"/>
-          </w:rPr>
-          <w:rPr>
-            <w:color w:val="0000EE"/>
-            <w:u w:val="single"/>
-          </w:rPr>
-          <w:t>يعقوب 1:19–21</w:t>
-        </w:r>
-      </w:hyperlink>
+      <w:r>
+        <w:rPr>
+          <w:rtl/>
+          <w:cs/>
+          <w:lang w:val="ar_AE" w:bidi="ar_AE"/>
+        </w:rPr>
+        <w:t>يعقوب 1:19–21</w:t>
+      </w:r>
       <w:r>
         <w:rPr>
           <w:rtl/>
@@ -4286,20 +3452,14 @@
         </w:rPr>
         <w:t xml:space="preserve">كان كُتّاب العهد الجديد يؤمنون بوجود الشر وبمخاطر العالم الروحي. فقد رأوا في الشيطان، المعروف أيضًا باسم "الشرير" أو "إبليس"، تهديدًا خطيرًا. إن إبليس يعوق عمل شعب الله (انظر </w:t>
       </w:r>
-      <w:hyperlink r:id="rId139">
-        <w:r>
-          <w:rPr>
-            <w:rtl/>
-            <w:cs/>
-            <w:lang w:val="ar_AE" w:bidi="ar_AE"/>
-          </w:rPr>
-          <w:rPr>
-            <w:color w:val="0000EE"/>
-            <w:u w:val="single"/>
-          </w:rPr>
-          <w:t>1 تسالونيكي 2:18</w:t>
-        </w:r>
-      </w:hyperlink>
+      <w:r>
+        <w:rPr>
+          <w:rtl/>
+          <w:cs/>
+          <w:lang w:val="ar_AE" w:bidi="ar_AE"/>
+        </w:rPr>
+        <w:t>1 تسالونيكي 2:18</w:t>
+      </w:r>
       <w:r>
         <w:rPr>
           <w:rtl/>
@@ -4308,20 +3468,14 @@
         </w:rPr>
         <w:t xml:space="preserve">؛ </w:t>
       </w:r>
-      <w:hyperlink r:id="rId140">
-        <w:r>
-          <w:rPr>
-            <w:rtl/>
-            <w:cs/>
-            <w:lang w:val="ar_AE" w:bidi="ar_AE"/>
-          </w:rPr>
-          <w:rPr>
-            <w:color w:val="0000EE"/>
-            <w:u w:val="single"/>
-          </w:rPr>
-          <w:t>رؤيا 2:10</w:t>
-        </w:r>
-      </w:hyperlink>
+      <w:r>
+        <w:rPr>
+          <w:rtl/>
+          <w:cs/>
+          <w:lang w:val="ar_AE" w:bidi="ar_AE"/>
+        </w:rPr>
+        <w:t>رؤيا 2:10</w:t>
+      </w:r>
       <w:r>
         <w:rPr>
           <w:rtl/>
@@ -4346,20 +3500,14 @@
         </w:rPr>
         <w:t>" (</w:t>
       </w:r>
-      <w:hyperlink r:id="rId141">
-        <w:r>
-          <w:rPr>
-            <w:rtl/>
-            <w:cs/>
-            <w:lang w:val="ar_AE" w:bidi="ar_AE"/>
-          </w:rPr>
-          <w:rPr>
-            <w:color w:val="0000EE"/>
-            <w:u w:val="single"/>
-          </w:rPr>
-          <w:t>1 بطرس 5:8</w:t>
-        </w:r>
-      </w:hyperlink>
+      <w:r>
+        <w:rPr>
+          <w:rtl/>
+          <w:cs/>
+          <w:lang w:val="ar_AE" w:bidi="ar_AE"/>
+        </w:rPr>
+        <w:t>1 بطرس 5:8</w:t>
+      </w:r>
       <w:r>
         <w:rPr>
           <w:rtl/>
@@ -4388,20 +3536,14 @@
         </w:rPr>
         <w:t xml:space="preserve">إن كل العالم الذي لا يضع ثقته في المسيح هو تحت سلطان الخطية والشيطان (انظر </w:t>
       </w:r>
-      <w:hyperlink r:id="rId142">
-        <w:r>
-          <w:rPr>
-            <w:rtl/>
-            <w:cs/>
-            <w:lang w:val="ar_AE" w:bidi="ar_AE"/>
-          </w:rPr>
-          <w:rPr>
-            <w:color w:val="0000EE"/>
-            <w:u w:val="single"/>
-          </w:rPr>
-          <w:t>أفسس 2:2</w:t>
-        </w:r>
-      </w:hyperlink>
+      <w:r>
+        <w:rPr>
+          <w:rtl/>
+          <w:cs/>
+          <w:lang w:val="ar_AE" w:bidi="ar_AE"/>
+        </w:rPr>
+        <w:t>أفسس 2:2</w:t>
+      </w:r>
       <w:r>
         <w:rPr>
           <w:rtl/>
@@ -4410,20 +3552,14 @@
         </w:rPr>
         <w:t xml:space="preserve">; </w:t>
       </w:r>
-      <w:hyperlink r:id="rId143">
-        <w:r>
-          <w:rPr>
-            <w:rtl/>
-            <w:cs/>
-            <w:lang w:val="ar_AE" w:bidi="ar_AE"/>
-          </w:rPr>
-          <w:rPr>
-            <w:color w:val="0000EE"/>
-            <w:u w:val="single"/>
-          </w:rPr>
-          <w:t>1 يوحنا 5:19</w:t>
-        </w:r>
-      </w:hyperlink>
+      <w:r>
+        <w:rPr>
+          <w:rtl/>
+          <w:cs/>
+          <w:lang w:val="ar_AE" w:bidi="ar_AE"/>
+        </w:rPr>
+        <w:t>1 يوحنا 5:19</w:t>
+      </w:r>
       <w:r>
         <w:rPr>
           <w:rtl/>
@@ -4448,20 +3584,14 @@
         </w:rPr>
         <w:t xml:space="preserve">" (انظر </w:t>
       </w:r>
-      <w:hyperlink r:id="rId144">
-        <w:r>
-          <w:rPr>
-            <w:rtl/>
-            <w:cs/>
-            <w:lang w:val="ar_AE" w:bidi="ar_AE"/>
-          </w:rPr>
-          <w:rPr>
-            <w:color w:val="0000EE"/>
-            <w:u w:val="single"/>
-          </w:rPr>
-          <w:t>2 كورنثوس 4:4</w:t>
-        </w:r>
-      </w:hyperlink>
+      <w:r>
+        <w:rPr>
+          <w:rtl/>
+          <w:cs/>
+          <w:lang w:val="ar_AE" w:bidi="ar_AE"/>
+        </w:rPr>
+        <w:t>2 كورنثوس 4:4</w:t>
+      </w:r>
       <w:r>
         <w:rPr>
           <w:rtl/>
@@ -4470,20 +3600,14 @@
         </w:rPr>
         <w:t xml:space="preserve">; قارن </w:t>
       </w:r>
-      <w:hyperlink r:id="rId145">
-        <w:r>
-          <w:rPr>
-            <w:rtl/>
-            <w:cs/>
-            <w:lang w:val="ar_AE" w:bidi="ar_AE"/>
-          </w:rPr>
-          <w:rPr>
-            <w:color w:val="0000EE"/>
-            <w:u w:val="single"/>
-          </w:rPr>
-          <w:t>متى 13:19</w:t>
-        </w:r>
-      </w:hyperlink>
+      <w:r>
+        <w:rPr>
+          <w:rtl/>
+          <w:cs/>
+          <w:lang w:val="ar_AE" w:bidi="ar_AE"/>
+        </w:rPr>
+        <w:t>متى 13:19</w:t>
+      </w:r>
       <w:r>
         <w:rPr>
           <w:rtl/>
@@ -4492,20 +3616,14 @@
         </w:rPr>
         <w:t>). إن إبليس يقاوم الله ويسعى لتدمير شعبه (</w:t>
       </w:r>
-      <w:hyperlink r:id="rId146">
-        <w:r>
-          <w:rPr>
-            <w:rtl/>
-            <w:cs/>
-            <w:lang w:val="ar_AE" w:bidi="ar_AE"/>
-          </w:rPr>
-          <w:rPr>
-            <w:color w:val="0000EE"/>
-            <w:u w:val="single"/>
-          </w:rPr>
-          <w:t>رؤيا 12:12</w:t>
-        </w:r>
-      </w:hyperlink>
+      <w:r>
+        <w:rPr>
+          <w:rtl/>
+          <w:cs/>
+          <w:lang w:val="ar_AE" w:bidi="ar_AE"/>
+        </w:rPr>
+        <w:t>رؤيا 12:12</w:t>
+      </w:r>
       <w:r>
         <w:rPr>
           <w:rtl/>
@@ -4514,20 +3632,14 @@
         </w:rPr>
         <w:t xml:space="preserve">, </w:t>
       </w:r>
-      <w:hyperlink r:id="rId147">
-        <w:r>
-          <w:rPr>
-            <w:rtl/>
-            <w:cs/>
-            <w:lang w:val="ar_AE" w:bidi="ar_AE"/>
-          </w:rPr>
-          <w:rPr>
-            <w:color w:val="0000EE"/>
-            <w:u w:val="single"/>
-          </w:rPr>
-          <w:t>17</w:t>
-        </w:r>
-      </w:hyperlink>
+      <w:r>
+        <w:rPr>
+          <w:rtl/>
+          <w:cs/>
+          <w:lang w:val="ar_AE" w:bidi="ar_AE"/>
+        </w:rPr>
+        <w:t>17</w:t>
+      </w:r>
       <w:r>
         <w:rPr>
           <w:rtl/>
@@ -4552,20 +3664,14 @@
         </w:rPr>
         <w:t>" (</w:t>
       </w:r>
-      <w:hyperlink r:id="rId148">
-        <w:r>
-          <w:rPr>
-            <w:rtl/>
-            <w:cs/>
-            <w:lang w:val="ar_AE" w:bidi="ar_AE"/>
-          </w:rPr>
-          <w:rPr>
-            <w:color w:val="0000EE"/>
-            <w:u w:val="single"/>
-          </w:rPr>
-          <w:t>1 يوحنا 3:8</w:t>
-        </w:r>
-      </w:hyperlink>
+      <w:r>
+        <w:rPr>
+          <w:rtl/>
+          <w:cs/>
+          <w:lang w:val="ar_AE" w:bidi="ar_AE"/>
+        </w:rPr>
+        <w:t>1 يوحنا 3:8</w:t>
+      </w:r>
       <w:r>
         <w:rPr>
           <w:rtl/>
@@ -4594,20 +3700,14 @@
         </w:rPr>
         <w:t xml:space="preserve">يحوِّل الله الشر الذي يقصده إبليس إلى خير. وبناءً على هذا، يطلب الرسول بولس من كنيسة كورنثوس بضرورة أن يُسلّموا أحد الأشخاص إلى الشيطان - أي يخرجوه من جماعة المؤمنين. وبهذه الطريقة، ومن خلال اختباره لقوة الشيطان المدمرة، سيتوب ذلك الشخص وينال الخلاص (انظر </w:t>
       </w:r>
-      <w:hyperlink r:id="rId149">
-        <w:r>
-          <w:rPr>
-            <w:rtl/>
-            <w:cs/>
-            <w:lang w:val="ar_AE" w:bidi="ar_AE"/>
-          </w:rPr>
-          <w:rPr>
-            <w:color w:val="0000EE"/>
-            <w:u w:val="single"/>
-          </w:rPr>
-          <w:t>1 كورنثوس 5:5</w:t>
-        </w:r>
-      </w:hyperlink>
+      <w:r>
+        <w:rPr>
+          <w:rtl/>
+          <w:cs/>
+          <w:lang w:val="ar_AE" w:bidi="ar_AE"/>
+        </w:rPr>
+        <w:t>1 كورنثوس 5:5</w:t>
+      </w:r>
       <w:r>
         <w:rPr>
           <w:rtl/>
@@ -4636,20 +3736,14 @@
         </w:rPr>
         <w:t>يجب على المؤمنين أن يخضعوا لله ويقاوموا إبليس (</w:t>
       </w:r>
-      <w:hyperlink r:id="rId150">
-        <w:r>
-          <w:rPr>
-            <w:rtl/>
-            <w:cs/>
-            <w:lang w:val="ar_AE" w:bidi="ar_AE"/>
-          </w:rPr>
-          <w:rPr>
-            <w:color w:val="0000EE"/>
-            <w:u w:val="single"/>
-          </w:rPr>
-          <w:t>يعقوب 4:7</w:t>
-        </w:r>
-      </w:hyperlink>
+      <w:r>
+        <w:rPr>
+          <w:rtl/>
+          <w:cs/>
+          <w:lang w:val="ar_AE" w:bidi="ar_AE"/>
+        </w:rPr>
+        <w:t>يعقوب 4:7</w:t>
+      </w:r>
       <w:r>
         <w:rPr>
           <w:rtl/>
@@ -4658,20 +3752,14 @@
         </w:rPr>
         <w:t>). وأن يصلّوا لطلب معونة الله (</w:t>
       </w:r>
-      <w:hyperlink r:id="rId151">
-        <w:r>
-          <w:rPr>
-            <w:rtl/>
-            <w:cs/>
-            <w:lang w:val="ar_AE" w:bidi="ar_AE"/>
-          </w:rPr>
-          <w:rPr>
-            <w:color w:val="0000EE"/>
-            <w:u w:val="single"/>
-          </w:rPr>
-          <w:t>متّى 6:13</w:t>
-        </w:r>
-      </w:hyperlink>
+      <w:r>
+        <w:rPr>
+          <w:rtl/>
+          <w:cs/>
+          <w:lang w:val="ar_AE" w:bidi="ar_AE"/>
+        </w:rPr>
+        <w:t>متّى 6:13</w:t>
+      </w:r>
       <w:r>
         <w:rPr>
           <w:rtl/>
@@ -4680,20 +3768,14 @@
         </w:rPr>
         <w:t>). كما يجب أن يستخدموا سلاح الله الروحي الكامل للحماية (</w:t>
       </w:r>
-      <w:hyperlink r:id="rId152">
-        <w:r>
-          <w:rPr>
-            <w:rtl/>
-            <w:cs/>
-            <w:lang w:val="ar_AE" w:bidi="ar_AE"/>
-          </w:rPr>
-          <w:rPr>
-            <w:color w:val="0000EE"/>
-            <w:u w:val="single"/>
-          </w:rPr>
-          <w:t>أفسس 6:10–20</w:t>
-        </w:r>
-      </w:hyperlink>
+      <w:r>
+        <w:rPr>
+          <w:rtl/>
+          <w:cs/>
+          <w:lang w:val="ar_AE" w:bidi="ar_AE"/>
+        </w:rPr>
+        <w:t>أفسس 6:10–20</w:t>
+      </w:r>
       <w:r>
         <w:rPr>
           <w:rtl/>
@@ -4702,20 +3784,14 @@
         </w:rPr>
         <w:t xml:space="preserve">). إن الذين يطيعون الشيطان يواجهون العواقب (انظر </w:t>
       </w:r>
-      <w:hyperlink r:id="rId153">
-        <w:r>
-          <w:rPr>
-            <w:rtl/>
-            <w:cs/>
-            <w:lang w:val="ar_AE" w:bidi="ar_AE"/>
-          </w:rPr>
-          <w:rPr>
-            <w:color w:val="0000EE"/>
-            <w:u w:val="single"/>
-          </w:rPr>
-          <w:t>أعمال 5:1–5</w:t>
-        </w:r>
-      </w:hyperlink>
+      <w:r>
+        <w:rPr>
+          <w:rtl/>
+          <w:cs/>
+          <w:lang w:val="ar_AE" w:bidi="ar_AE"/>
+        </w:rPr>
+        <w:t>أعمال 5:1–5</w:t>
+      </w:r>
       <w:r>
         <w:rPr>
           <w:rtl/>
@@ -4724,20 +3800,14 @@
         </w:rPr>
         <w:t xml:space="preserve">). أما المؤمنون الخاضعون لله فهم في أمان لأنهم يعلمون أن موت المسيح على الصليب قد أوقف قوة إبليس عنهم (انظر </w:t>
       </w:r>
-      <w:hyperlink r:id="rId154">
-        <w:r>
-          <w:rPr>
-            <w:rtl/>
-            <w:cs/>
-            <w:lang w:val="ar_AE" w:bidi="ar_AE"/>
-          </w:rPr>
-          <w:rPr>
-            <w:color w:val="0000EE"/>
-            <w:u w:val="single"/>
-          </w:rPr>
-          <w:t>رومية 8:38–39</w:t>
-        </w:r>
-      </w:hyperlink>
+      <w:r>
+        <w:rPr>
+          <w:rtl/>
+          <w:cs/>
+          <w:lang w:val="ar_AE" w:bidi="ar_AE"/>
+        </w:rPr>
+        <w:t>رومية 8:38–39</w:t>
+      </w:r>
       <w:r>
         <w:rPr>
           <w:rtl/>
@@ -4746,20 +3816,14 @@
         </w:rPr>
         <w:t xml:space="preserve">; </w:t>
       </w:r>
-      <w:hyperlink r:id="rId155">
-        <w:r>
-          <w:rPr>
-            <w:rtl/>
-            <w:cs/>
-            <w:lang w:val="ar_AE" w:bidi="ar_AE"/>
-          </w:rPr>
-          <w:rPr>
-            <w:color w:val="0000EE"/>
-            <w:u w:val="single"/>
-          </w:rPr>
-          <w:t>1 كورنثوس 15:24</w:t>
-        </w:r>
-      </w:hyperlink>
+      <w:r>
+        <w:rPr>
+          <w:rtl/>
+          <w:cs/>
+          <w:lang w:val="ar_AE" w:bidi="ar_AE"/>
+        </w:rPr>
+        <w:t>1 كورنثوس 15:24</w:t>
+      </w:r>
       <w:r>
         <w:rPr>
           <w:rtl/>
@@ -4768,20 +3832,14 @@
         </w:rPr>
         <w:t xml:space="preserve">; </w:t>
       </w:r>
-      <w:hyperlink r:id="rId156">
-        <w:r>
-          <w:rPr>
-            <w:rtl/>
-            <w:cs/>
-            <w:lang w:val="ar_AE" w:bidi="ar_AE"/>
-          </w:rPr>
-          <w:rPr>
-            <w:color w:val="0000EE"/>
-            <w:u w:val="single"/>
-          </w:rPr>
-          <w:t>كولوسي 1:13</w:t>
-        </w:r>
-      </w:hyperlink>
+      <w:r>
+        <w:rPr>
+          <w:rtl/>
+          <w:cs/>
+          <w:lang w:val="ar_AE" w:bidi="ar_AE"/>
+        </w:rPr>
+        <w:t>كولوسي 1:13</w:t>
+      </w:r>
       <w:r>
         <w:rPr>
           <w:rtl/>
@@ -4790,20 +3848,14 @@
         </w:rPr>
         <w:t xml:space="preserve">; </w:t>
       </w:r>
-      <w:hyperlink r:id="rId157">
-        <w:r>
-          <w:rPr>
-            <w:rtl/>
-            <w:cs/>
-            <w:lang w:val="ar_AE" w:bidi="ar_AE"/>
-          </w:rPr>
-          <w:rPr>
-            <w:color w:val="0000EE"/>
-            <w:u w:val="single"/>
-          </w:rPr>
-          <w:t>2:10</w:t>
-        </w:r>
-      </w:hyperlink>
+      <w:r>
+        <w:rPr>
+          <w:rtl/>
+          <w:cs/>
+          <w:lang w:val="ar_AE" w:bidi="ar_AE"/>
+        </w:rPr>
+        <w:t>2:10</w:t>
+      </w:r>
       <w:r>
         <w:rPr>
           <w:rtl/>
@@ -4812,20 +3864,14 @@
         </w:rPr>
         <w:t xml:space="preserve">, </w:t>
       </w:r>
-      <w:hyperlink r:id="rId158">
-        <w:r>
-          <w:rPr>
-            <w:rtl/>
-            <w:cs/>
-            <w:lang w:val="ar_AE" w:bidi="ar_AE"/>
-          </w:rPr>
-          <w:rPr>
-            <w:color w:val="0000EE"/>
-            <w:u w:val="single"/>
-          </w:rPr>
-          <w:t>15</w:t>
-        </w:r>
-      </w:hyperlink>
+      <w:r>
+        <w:rPr>
+          <w:rtl/>
+          <w:cs/>
+          <w:lang w:val="ar_AE" w:bidi="ar_AE"/>
+        </w:rPr>
+        <w:t>15</w:t>
+      </w:r>
       <w:r>
         <w:rPr>
           <w:rtl/>
@@ -4834,20 +3880,14 @@
         </w:rPr>
         <w:t xml:space="preserve">; </w:t>
       </w:r>
-      <w:hyperlink r:id="rId159">
-        <w:r>
-          <w:rPr>
-            <w:rtl/>
-            <w:cs/>
-            <w:lang w:val="ar_AE" w:bidi="ar_AE"/>
-          </w:rPr>
-          <w:rPr>
-            <w:color w:val="0000EE"/>
-            <w:u w:val="single"/>
-          </w:rPr>
-          <w:t>1 بطرس 3:22</w:t>
-        </w:r>
-      </w:hyperlink>
+      <w:r>
+        <w:rPr>
+          <w:rtl/>
+          <w:cs/>
+          <w:lang w:val="ar_AE" w:bidi="ar_AE"/>
+        </w:rPr>
+        <w:t>1 بطرس 3:22</w:t>
+      </w:r>
       <w:r>
         <w:rPr>
           <w:rtl/>
@@ -4876,20 +3916,14 @@
         </w:rPr>
         <w:t xml:space="preserve">إن الرب يحمي المؤمنين الذين يتبعونه (انظر </w:t>
       </w:r>
-      <w:hyperlink r:id="rId160">
-        <w:r>
-          <w:rPr>
-            <w:rtl/>
-            <w:cs/>
-            <w:lang w:val="ar_AE" w:bidi="ar_AE"/>
-          </w:rPr>
-          <w:rPr>
-            <w:color w:val="0000EE"/>
-            <w:u w:val="single"/>
-          </w:rPr>
-          <w:t>1 يوحنّا 5:18</w:t>
-        </w:r>
-      </w:hyperlink>
+      <w:r>
+        <w:rPr>
+          <w:rtl/>
+          <w:cs/>
+          <w:lang w:val="ar_AE" w:bidi="ar_AE"/>
+        </w:rPr>
+        <w:t>1 يوحنّا 5:18</w:t>
+      </w:r>
       <w:r>
         <w:rPr>
           <w:rtl/>
@@ -4898,20 +3932,14 @@
         </w:rPr>
         <w:t xml:space="preserve">). كما أنهم يعلمون أن الروح القدس الساكن فيهم هو أعظم من إبليس (انظر </w:t>
       </w:r>
-      <w:hyperlink r:id="rId161">
-        <w:r>
-          <w:rPr>
-            <w:rtl/>
-            <w:cs/>
-            <w:lang w:val="ar_AE" w:bidi="ar_AE"/>
-          </w:rPr>
-          <w:rPr>
-            <w:color w:val="0000EE"/>
-            <w:u w:val="single"/>
-          </w:rPr>
-          <w:t>1 يوحنّا 4:4</w:t>
-        </w:r>
-      </w:hyperlink>
+      <w:r>
+        <w:rPr>
+          <w:rtl/>
+          <w:cs/>
+          <w:lang w:val="ar_AE" w:bidi="ar_AE"/>
+        </w:rPr>
+        <w:t>1 يوحنّا 4:4</w:t>
+      </w:r>
       <w:r>
         <w:rPr>
           <w:rtl/>
@@ -4920,20 +3948,14 @@
         </w:rPr>
         <w:t xml:space="preserve">). وأنهم، بكلمة الله، يستطيعون أن يغلبوا الشرير (انظر </w:t>
       </w:r>
-      <w:hyperlink r:id="rId162">
-        <w:r>
-          <w:rPr>
-            <w:rtl/>
-            <w:cs/>
-            <w:lang w:val="ar_AE" w:bidi="ar_AE"/>
-          </w:rPr>
-          <w:rPr>
-            <w:color w:val="0000EE"/>
-            <w:u w:val="single"/>
-          </w:rPr>
-          <w:t>1 يوحنّا 2:14</w:t>
-        </w:r>
-      </w:hyperlink>
+      <w:r>
+        <w:rPr>
+          <w:rtl/>
+          <w:cs/>
+          <w:lang w:val="ar_AE" w:bidi="ar_AE"/>
+        </w:rPr>
+        <w:t>1 يوحنّا 2:14</w:t>
+      </w:r>
       <w:r>
         <w:rPr>
           <w:rtl/>
@@ -4942,20 +3964,14 @@
         </w:rPr>
         <w:t xml:space="preserve">; قارن </w:t>
       </w:r>
-      <w:hyperlink r:id="rId163">
-        <w:r>
-          <w:rPr>
-            <w:rtl/>
-            <w:cs/>
-            <w:lang w:val="ar_AE" w:bidi="ar_AE"/>
-          </w:rPr>
-          <w:rPr>
-            <w:color w:val="0000EE"/>
-            <w:u w:val="single"/>
-          </w:rPr>
-          <w:t>رؤيا 12:11</w:t>
-        </w:r>
-      </w:hyperlink>
+      <w:r>
+        <w:rPr>
+          <w:rtl/>
+          <w:cs/>
+          <w:lang w:val="ar_AE" w:bidi="ar_AE"/>
+        </w:rPr>
+        <w:t>رؤيا 12:11</w:t>
+      </w:r>
       <w:r>
         <w:rPr>
           <w:rtl/>
@@ -4984,20 +4000,14 @@
         </w:rPr>
         <w:t xml:space="preserve">يجب على المؤمنين الحقيقين أن يحذروا إبليس وأن يسهروا ضد تأثيره. ومع ذلك، عليهم ألا يعيشوا في خوف. فَقوة الله أعظم بما لا يُقارن من قوة إبليس. وفي النهاية، سيغلب الله إبليس بشكل كامل (انظر </w:t>
       </w:r>
-      <w:hyperlink r:id="rId164">
-        <w:r>
-          <w:rPr>
-            <w:rtl/>
-            <w:cs/>
-            <w:lang w:val="ar_AE" w:bidi="ar_AE"/>
-          </w:rPr>
-          <w:rPr>
-            <w:color w:val="0000EE"/>
-            <w:u w:val="single"/>
-          </w:rPr>
-          <w:t>رؤيا 20:7–10</w:t>
-        </w:r>
-      </w:hyperlink>
+      <w:r>
+        <w:rPr>
+          <w:rtl/>
+          <w:cs/>
+          <w:lang w:val="ar_AE" w:bidi="ar_AE"/>
+        </w:rPr>
+        <w:t>رؤيا 20:7–10</w:t>
+      </w:r>
       <w:r>
         <w:rPr>
           <w:rtl/>
@@ -5039,20 +4049,14 @@
           <w:lang w:val="ar_AE" w:bidi="ar_AE"/>
         </w:rPr>
       </w:r>
-      <w:hyperlink r:id="rId151">
-        <w:r>
-          <w:rPr>
-            <w:rtl/>
-            <w:cs/>
-            <w:lang w:val="ar_AE" w:bidi="ar_AE"/>
-          </w:rPr>
-          <w:rPr>
-            <w:color w:val="0000EE"/>
-            <w:u w:val="single"/>
-          </w:rPr>
-          <w:t>متى 6:13</w:t>
-        </w:r>
-      </w:hyperlink>
+      <w:r>
+        <w:rPr>
+          <w:rtl/>
+          <w:cs/>
+          <w:lang w:val="ar_AE" w:bidi="ar_AE"/>
+        </w:rPr>
+        <w:t>متى 6:13</w:t>
+      </w:r>
       <w:r>
         <w:rPr>
           <w:rtl/>
@@ -5061,20 +4065,14 @@
         </w:rPr>
         <w:t xml:space="preserve">; </w:t>
       </w:r>
-      <w:hyperlink r:id="rId145">
-        <w:r>
-          <w:rPr>
-            <w:rtl/>
-            <w:cs/>
-            <w:lang w:val="ar_AE" w:bidi="ar_AE"/>
-          </w:rPr>
-          <w:rPr>
-            <w:color w:val="0000EE"/>
-            <w:u w:val="single"/>
-          </w:rPr>
-          <w:t>13:19</w:t>
-        </w:r>
-      </w:hyperlink>
+      <w:r>
+        <w:rPr>
+          <w:rtl/>
+          <w:cs/>
+          <w:lang w:val="ar_AE" w:bidi="ar_AE"/>
+        </w:rPr>
+        <w:t>13:19</w:t>
+      </w:r>
       <w:r>
         <w:rPr>
           <w:rtl/>
@@ -5083,20 +4081,14 @@
         </w:rPr>
         <w:t xml:space="preserve">; </w:t>
       </w:r>
-      <w:hyperlink r:id="rId165">
-        <w:r>
-          <w:rPr>
-            <w:rtl/>
-            <w:cs/>
-            <w:lang w:val="ar_AE" w:bidi="ar_AE"/>
-          </w:rPr>
-          <w:rPr>
-            <w:color w:val="0000EE"/>
-            <w:u w:val="single"/>
-          </w:rPr>
-          <w:t>أعمال 5:3–5</w:t>
-        </w:r>
-      </w:hyperlink>
+      <w:r>
+        <w:rPr>
+          <w:rtl/>
+          <w:cs/>
+          <w:lang w:val="ar_AE" w:bidi="ar_AE"/>
+        </w:rPr>
+        <w:t>أعمال 5:3–5</w:t>
+      </w:r>
       <w:r>
         <w:rPr>
           <w:rtl/>
@@ -5105,20 +4097,14 @@
         </w:rPr>
         <w:t xml:space="preserve">; </w:t>
       </w:r>
-      <w:hyperlink r:id="rId154">
-        <w:r>
-          <w:rPr>
-            <w:rtl/>
-            <w:cs/>
-            <w:lang w:val="ar_AE" w:bidi="ar_AE"/>
-          </w:rPr>
-          <w:rPr>
-            <w:color w:val="0000EE"/>
-            <w:u w:val="single"/>
-          </w:rPr>
-          <w:t>رومية 8:38–39</w:t>
-        </w:r>
-      </w:hyperlink>
+      <w:r>
+        <w:rPr>
+          <w:rtl/>
+          <w:cs/>
+          <w:lang w:val="ar_AE" w:bidi="ar_AE"/>
+        </w:rPr>
+        <w:t>رومية 8:38–39</w:t>
+      </w:r>
       <w:r>
         <w:rPr>
           <w:rtl/>
@@ -5127,20 +4113,14 @@
         </w:rPr>
         <w:t xml:space="preserve">; </w:t>
       </w:r>
-      <w:hyperlink r:id="rId149">
-        <w:r>
-          <w:rPr>
-            <w:rtl/>
-            <w:cs/>
-            <w:lang w:val="ar_AE" w:bidi="ar_AE"/>
-          </w:rPr>
-          <w:rPr>
-            <w:color w:val="0000EE"/>
-            <w:u w:val="single"/>
-          </w:rPr>
-          <w:t>1 كورنثوس 5:5</w:t>
-        </w:r>
-      </w:hyperlink>
+      <w:r>
+        <w:rPr>
+          <w:rtl/>
+          <w:cs/>
+          <w:lang w:val="ar_AE" w:bidi="ar_AE"/>
+        </w:rPr>
+        <w:t>1 كورنثوس 5:5</w:t>
+      </w:r>
       <w:r>
         <w:rPr>
           <w:rtl/>
@@ -5149,20 +4129,14 @@
         </w:rPr>
         <w:t xml:space="preserve">; </w:t>
       </w:r>
-      <w:hyperlink r:id="rId155">
-        <w:r>
-          <w:rPr>
-            <w:rtl/>
-            <w:cs/>
-            <w:lang w:val="ar_AE" w:bidi="ar_AE"/>
-          </w:rPr>
-          <w:rPr>
-            <w:color w:val="0000EE"/>
-            <w:u w:val="single"/>
-          </w:rPr>
-          <w:t>15:24</w:t>
-        </w:r>
-      </w:hyperlink>
+      <w:r>
+        <w:rPr>
+          <w:rtl/>
+          <w:cs/>
+          <w:lang w:val="ar_AE" w:bidi="ar_AE"/>
+        </w:rPr>
+        <w:t>15:24</w:t>
+      </w:r>
       <w:r>
         <w:rPr>
           <w:rtl/>
@@ -5171,20 +4145,14 @@
         </w:rPr>
         <w:t xml:space="preserve">; </w:t>
       </w:r>
-      <w:hyperlink r:id="rId144">
-        <w:r>
-          <w:rPr>
-            <w:rtl/>
-            <w:cs/>
-            <w:lang w:val="ar_AE" w:bidi="ar_AE"/>
-          </w:rPr>
-          <w:rPr>
-            <w:color w:val="0000EE"/>
-            <w:u w:val="single"/>
-          </w:rPr>
-          <w:t>2 كورنثوس 4:4</w:t>
-        </w:r>
-      </w:hyperlink>
+      <w:r>
+        <w:rPr>
+          <w:rtl/>
+          <w:cs/>
+          <w:lang w:val="ar_AE" w:bidi="ar_AE"/>
+        </w:rPr>
+        <w:t>2 كورنثوس 4:4</w:t>
+      </w:r>
       <w:r>
         <w:rPr>
           <w:rtl/>
@@ -5193,20 +4161,14 @@
         </w:rPr>
         <w:t xml:space="preserve">; </w:t>
       </w:r>
-      <w:hyperlink r:id="rId142">
-        <w:r>
-          <w:rPr>
-            <w:rtl/>
-            <w:cs/>
-            <w:lang w:val="ar_AE" w:bidi="ar_AE"/>
-          </w:rPr>
-          <w:rPr>
-            <w:color w:val="0000EE"/>
-            <w:u w:val="single"/>
-          </w:rPr>
-          <w:t>أفسس 2:2</w:t>
-        </w:r>
-      </w:hyperlink>
+      <w:r>
+        <w:rPr>
+          <w:rtl/>
+          <w:cs/>
+          <w:lang w:val="ar_AE" w:bidi="ar_AE"/>
+        </w:rPr>
+        <w:t>أفسس 2:2</w:t>
+      </w:r>
       <w:r>
         <w:rPr>
           <w:rtl/>
@@ -5215,20 +4177,14 @@
         </w:rPr>
         <w:t xml:space="preserve">; </w:t>
       </w:r>
-      <w:hyperlink r:id="rId166">
-        <w:r>
-          <w:rPr>
-            <w:rtl/>
-            <w:cs/>
-            <w:lang w:val="ar_AE" w:bidi="ar_AE"/>
-          </w:rPr>
-          <w:rPr>
-            <w:color w:val="0000EE"/>
-            <w:u w:val="single"/>
-          </w:rPr>
-          <w:t>4:27</w:t>
-        </w:r>
-      </w:hyperlink>
+      <w:r>
+        <w:rPr>
+          <w:rtl/>
+          <w:cs/>
+          <w:lang w:val="ar_AE" w:bidi="ar_AE"/>
+        </w:rPr>
+        <w:t>4:27</w:t>
+      </w:r>
       <w:r>
         <w:rPr>
           <w:rtl/>
@@ -5237,20 +4193,14 @@
         </w:rPr>
         <w:t xml:space="preserve">; </w:t>
       </w:r>
-      <w:hyperlink r:id="rId152">
-        <w:r>
-          <w:rPr>
-            <w:rtl/>
-            <w:cs/>
-            <w:lang w:val="ar_AE" w:bidi="ar_AE"/>
-          </w:rPr>
-          <w:rPr>
-            <w:color w:val="0000EE"/>
-            <w:u w:val="single"/>
-          </w:rPr>
-          <w:t>6:10–20</w:t>
-        </w:r>
-      </w:hyperlink>
+      <w:r>
+        <w:rPr>
+          <w:rtl/>
+          <w:cs/>
+          <w:lang w:val="ar_AE" w:bidi="ar_AE"/>
+        </w:rPr>
+        <w:t>6:10–20</w:t>
+      </w:r>
       <w:r>
         <w:rPr>
           <w:rtl/>
@@ -5259,20 +4209,14 @@
         </w:rPr>
         <w:t xml:space="preserve">; </w:t>
       </w:r>
-      <w:hyperlink r:id="rId156">
-        <w:r>
-          <w:rPr>
-            <w:rtl/>
-            <w:cs/>
-            <w:lang w:val="ar_AE" w:bidi="ar_AE"/>
-          </w:rPr>
-          <w:rPr>
-            <w:color w:val="0000EE"/>
-            <w:u w:val="single"/>
-          </w:rPr>
-          <w:t>كولوسي 1:13</w:t>
-        </w:r>
-      </w:hyperlink>
+      <w:r>
+        <w:rPr>
+          <w:rtl/>
+          <w:cs/>
+          <w:lang w:val="ar_AE" w:bidi="ar_AE"/>
+        </w:rPr>
+        <w:t>كولوسي 1:13</w:t>
+      </w:r>
       <w:r>
         <w:rPr>
           <w:rtl/>
@@ -5281,20 +4225,14 @@
         </w:rPr>
         <w:t xml:space="preserve">; </w:t>
       </w:r>
-      <w:hyperlink r:id="rId157">
-        <w:r>
-          <w:rPr>
-            <w:rtl/>
-            <w:cs/>
-            <w:lang w:val="ar_AE" w:bidi="ar_AE"/>
-          </w:rPr>
-          <w:rPr>
-            <w:color w:val="0000EE"/>
-            <w:u w:val="single"/>
-          </w:rPr>
-          <w:t>2:10</w:t>
-        </w:r>
-      </w:hyperlink>
+      <w:r>
+        <w:rPr>
+          <w:rtl/>
+          <w:cs/>
+          <w:lang w:val="ar_AE" w:bidi="ar_AE"/>
+        </w:rPr>
+        <w:t>2:10</w:t>
+      </w:r>
       <w:r>
         <w:rPr>
           <w:rtl/>
@@ -5303,20 +4241,14 @@
         </w:rPr>
         <w:t xml:space="preserve">, </w:t>
       </w:r>
-      <w:hyperlink r:id="rId158">
-        <w:r>
-          <w:rPr>
-            <w:rtl/>
-            <w:cs/>
-            <w:lang w:val="ar_AE" w:bidi="ar_AE"/>
-          </w:rPr>
-          <w:rPr>
-            <w:color w:val="0000EE"/>
-            <w:u w:val="single"/>
-          </w:rPr>
-          <w:t>15</w:t>
-        </w:r>
-      </w:hyperlink>
+      <w:r>
+        <w:rPr>
+          <w:rtl/>
+          <w:cs/>
+          <w:lang w:val="ar_AE" w:bidi="ar_AE"/>
+        </w:rPr>
+        <w:t>15</w:t>
+      </w:r>
       <w:r>
         <w:rPr>
           <w:rtl/>
@@ -5325,20 +4257,14 @@
         </w:rPr>
         <w:t xml:space="preserve">; </w:t>
       </w:r>
-      <w:hyperlink r:id="rId139">
-        <w:r>
-          <w:rPr>
-            <w:rtl/>
-            <w:cs/>
-            <w:lang w:val="ar_AE" w:bidi="ar_AE"/>
-          </w:rPr>
-          <w:rPr>
-            <w:color w:val="0000EE"/>
-            <w:u w:val="single"/>
-          </w:rPr>
-          <w:t>1 تسالونيكي 2:18</w:t>
-        </w:r>
-      </w:hyperlink>
+      <w:r>
+        <w:rPr>
+          <w:rtl/>
+          <w:cs/>
+          <w:lang w:val="ar_AE" w:bidi="ar_AE"/>
+        </w:rPr>
+        <w:t>1 تسالونيكي 2:18</w:t>
+      </w:r>
       <w:r>
         <w:rPr>
           <w:rtl/>
@@ -5347,20 +4273,14 @@
         </w:rPr>
         <w:t xml:space="preserve">; </w:t>
       </w:r>
-      <w:hyperlink r:id="rId150">
-        <w:r>
-          <w:rPr>
-            <w:rtl/>
-            <w:cs/>
-            <w:lang w:val="ar_AE" w:bidi="ar_AE"/>
-          </w:rPr>
-          <w:rPr>
-            <w:color w:val="0000EE"/>
-            <w:u w:val="single"/>
-          </w:rPr>
-          <w:t>يعقوب 4:7</w:t>
-        </w:r>
-      </w:hyperlink>
+      <w:r>
+        <w:rPr>
+          <w:rtl/>
+          <w:cs/>
+          <w:lang w:val="ar_AE" w:bidi="ar_AE"/>
+        </w:rPr>
+        <w:t>يعقوب 4:7</w:t>
+      </w:r>
       <w:r>
         <w:rPr>
           <w:rtl/>
@@ -5369,20 +4289,14 @@
         </w:rPr>
         <w:t xml:space="preserve">; </w:t>
       </w:r>
-      <w:hyperlink r:id="rId159">
-        <w:r>
-          <w:rPr>
-            <w:rtl/>
-            <w:cs/>
-            <w:lang w:val="ar_AE" w:bidi="ar_AE"/>
-          </w:rPr>
-          <w:rPr>
-            <w:color w:val="0000EE"/>
-            <w:u w:val="single"/>
-          </w:rPr>
-          <w:t>1 بطرس 3:22</w:t>
-        </w:r>
-      </w:hyperlink>
+      <w:r>
+        <w:rPr>
+          <w:rtl/>
+          <w:cs/>
+          <w:lang w:val="ar_AE" w:bidi="ar_AE"/>
+        </w:rPr>
+        <w:t>1 بطرس 3:22</w:t>
+      </w:r>
       <w:r>
         <w:rPr>
           <w:rtl/>
@@ -5391,20 +4305,14 @@
         </w:rPr>
         <w:t xml:space="preserve">; </w:t>
       </w:r>
-      <w:hyperlink r:id="rId141">
-        <w:r>
-          <w:rPr>
-            <w:rtl/>
-            <w:cs/>
-            <w:lang w:val="ar_AE" w:bidi="ar_AE"/>
-          </w:rPr>
-          <w:rPr>
-            <w:color w:val="0000EE"/>
-            <w:u w:val="single"/>
-          </w:rPr>
-          <w:t>5:8</w:t>
-        </w:r>
-      </w:hyperlink>
+      <w:r>
+        <w:rPr>
+          <w:rtl/>
+          <w:cs/>
+          <w:lang w:val="ar_AE" w:bidi="ar_AE"/>
+        </w:rPr>
+        <w:t>5:8</w:t>
+      </w:r>
       <w:r>
         <w:rPr>
           <w:rtl/>
@@ -5413,20 +4321,14 @@
         </w:rPr>
         <w:t xml:space="preserve">; </w:t>
       </w:r>
-      <w:hyperlink r:id="rId162">
-        <w:r>
-          <w:rPr>
-            <w:rtl/>
-            <w:cs/>
-            <w:lang w:val="ar_AE" w:bidi="ar_AE"/>
-          </w:rPr>
-          <w:rPr>
-            <w:color w:val="0000EE"/>
-            <w:u w:val="single"/>
-          </w:rPr>
-          <w:t>1 يوحنا 2:14</w:t>
-        </w:r>
-      </w:hyperlink>
+      <w:r>
+        <w:rPr>
+          <w:rtl/>
+          <w:cs/>
+          <w:lang w:val="ar_AE" w:bidi="ar_AE"/>
+        </w:rPr>
+        <w:t>1 يوحنا 2:14</w:t>
+      </w:r>
       <w:r>
         <w:rPr>
           <w:rtl/>
@@ -5435,20 +4337,14 @@
         </w:rPr>
         <w:t xml:space="preserve">; </w:t>
       </w:r>
-      <w:hyperlink r:id="rId148">
-        <w:r>
-          <w:rPr>
-            <w:rtl/>
-            <w:cs/>
-            <w:lang w:val="ar_AE" w:bidi="ar_AE"/>
-          </w:rPr>
-          <w:rPr>
-            <w:color w:val="0000EE"/>
-            <w:u w:val="single"/>
-          </w:rPr>
-          <w:t>3:8</w:t>
-        </w:r>
-      </w:hyperlink>
+      <w:r>
+        <w:rPr>
+          <w:rtl/>
+          <w:cs/>
+          <w:lang w:val="ar_AE" w:bidi="ar_AE"/>
+        </w:rPr>
+        <w:t>3:8</w:t>
+      </w:r>
       <w:r>
         <w:rPr>
           <w:rtl/>
@@ -5457,20 +4353,14 @@
         </w:rPr>
         <w:t xml:space="preserve">; </w:t>
       </w:r>
-      <w:hyperlink r:id="rId161">
-        <w:r>
-          <w:rPr>
-            <w:rtl/>
-            <w:cs/>
-            <w:lang w:val="ar_AE" w:bidi="ar_AE"/>
-          </w:rPr>
-          <w:rPr>
-            <w:color w:val="0000EE"/>
-            <w:u w:val="single"/>
-          </w:rPr>
-          <w:t>4:4</w:t>
-        </w:r>
-      </w:hyperlink>
+      <w:r>
+        <w:rPr>
+          <w:rtl/>
+          <w:cs/>
+          <w:lang w:val="ar_AE" w:bidi="ar_AE"/>
+        </w:rPr>
+        <w:t>4:4</w:t>
+      </w:r>
       <w:r>
         <w:rPr>
           <w:rtl/>
@@ -5479,20 +4369,14 @@
         </w:rPr>
         <w:t xml:space="preserve">; </w:t>
       </w:r>
-      <w:hyperlink r:id="rId167">
-        <w:r>
-          <w:rPr>
-            <w:rtl/>
-            <w:cs/>
-            <w:lang w:val="ar_AE" w:bidi="ar_AE"/>
-          </w:rPr>
-          <w:rPr>
-            <w:color w:val="0000EE"/>
-            <w:u w:val="single"/>
-          </w:rPr>
-          <w:t>5:18–19</w:t>
-        </w:r>
-      </w:hyperlink>
+      <w:r>
+        <w:rPr>
+          <w:rtl/>
+          <w:cs/>
+          <w:lang w:val="ar_AE" w:bidi="ar_AE"/>
+        </w:rPr>
+        <w:t>5:18–19</w:t>
+      </w:r>
       <w:r>
         <w:rPr>
           <w:rtl/>
@@ -5501,20 +4385,14 @@
         </w:rPr>
         <w:t xml:space="preserve">; </w:t>
       </w:r>
-      <w:hyperlink r:id="rId140">
-        <w:r>
-          <w:rPr>
-            <w:rtl/>
-            <w:cs/>
-            <w:lang w:val="ar_AE" w:bidi="ar_AE"/>
-          </w:rPr>
-          <w:rPr>
-            <w:color w:val="0000EE"/>
-            <w:u w:val="single"/>
-          </w:rPr>
-          <w:t>رؤيا 2:10</w:t>
-        </w:r>
-      </w:hyperlink>
+      <w:r>
+        <w:rPr>
+          <w:rtl/>
+          <w:cs/>
+          <w:lang w:val="ar_AE" w:bidi="ar_AE"/>
+        </w:rPr>
+        <w:t>رؤيا 2:10</w:t>
+      </w:r>
       <w:r>
         <w:rPr>
           <w:rtl/>
@@ -5523,20 +4401,14 @@
         </w:rPr>
         <w:t xml:space="preserve">; </w:t>
       </w:r>
-      <w:hyperlink r:id="rId168">
-        <w:r>
-          <w:rPr>
-            <w:rtl/>
-            <w:cs/>
-            <w:lang w:val="ar_AE" w:bidi="ar_AE"/>
-          </w:rPr>
-          <w:rPr>
-            <w:color w:val="0000EE"/>
-            <w:u w:val="single"/>
-          </w:rPr>
-          <w:t>12:7–9</w:t>
-        </w:r>
-      </w:hyperlink>
+      <w:r>
+        <w:rPr>
+          <w:rtl/>
+          <w:cs/>
+          <w:lang w:val="ar_AE" w:bidi="ar_AE"/>
+        </w:rPr>
+        <w:t>12:7–9</w:t>
+      </w:r>
       <w:r>
         <w:rPr>
           <w:rtl/>
@@ -5545,20 +4417,14 @@
         </w:rPr>
         <w:t xml:space="preserve">, </w:t>
       </w:r>
-      <w:hyperlink r:id="rId169">
-        <w:r>
-          <w:rPr>
-            <w:rtl/>
-            <w:cs/>
-            <w:lang w:val="ar_AE" w:bidi="ar_AE"/>
-          </w:rPr>
-          <w:rPr>
-            <w:color w:val="0000EE"/>
-            <w:u w:val="single"/>
-          </w:rPr>
-          <w:t>11–12</w:t>
-        </w:r>
-      </w:hyperlink>
+      <w:r>
+        <w:rPr>
+          <w:rtl/>
+          <w:cs/>
+          <w:lang w:val="ar_AE" w:bidi="ar_AE"/>
+        </w:rPr>
+        <w:t>11–12</w:t>
+      </w:r>
       <w:r>
         <w:rPr>
           <w:rtl/>
@@ -5567,20 +4433,14 @@
         </w:rPr>
         <w:t xml:space="preserve">, </w:t>
       </w:r>
-      <w:hyperlink r:id="rId147">
-        <w:r>
-          <w:rPr>
-            <w:rtl/>
-            <w:cs/>
-            <w:lang w:val="ar_AE" w:bidi="ar_AE"/>
-          </w:rPr>
-          <w:rPr>
-            <w:color w:val="0000EE"/>
-            <w:u w:val="single"/>
-          </w:rPr>
-          <w:t>17</w:t>
-        </w:r>
-      </w:hyperlink>
+      <w:r>
+        <w:rPr>
+          <w:rtl/>
+          <w:cs/>
+          <w:lang w:val="ar_AE" w:bidi="ar_AE"/>
+        </w:rPr>
+        <w:t>17</w:t>
+      </w:r>
       <w:r>
         <w:rPr>
           <w:rtl/>
@@ -5648,20 +4508,14 @@
         </w:rPr>
         <w:t xml:space="preserve">تُظهر الأقوال الواردة في الكتاب المقدس عن الغنى والفقر، لا سيّما في أدب الحكمة، حقيقة عامة مفادها أن الله يبارك الحكماء بالغنى، مما يجعل تحديات الحياة أسهل في التعامل معها </w:t>
       </w:r>
-      <w:hyperlink r:id="rId170">
-        <w:r>
-          <w:rPr>
-            <w:rtl/>
-            <w:cs/>
-            <w:lang w:val="ar_AE" w:bidi="ar_AE"/>
-          </w:rPr>
-          <w:rPr>
-            <w:color w:val="0000EE"/>
-            <w:u w:val="single"/>
-          </w:rPr>
-          <w:t>الأمثال 3:9–10</w:t>
-        </w:r>
-      </w:hyperlink>
+      <w:r>
+        <w:rPr>
+          <w:rtl/>
+          <w:cs/>
+          <w:lang w:val="ar_AE" w:bidi="ar_AE"/>
+        </w:rPr>
+        <w:t>الأمثال 3:9–10</w:t>
+      </w:r>
       <w:r>
         <w:rPr>
           <w:rtl/>
@@ -5670,20 +4524,14 @@
         </w:rPr>
         <w:t xml:space="preserve">, </w:t>
       </w:r>
-      <w:hyperlink r:id="rId171">
-        <w:r>
-          <w:rPr>
-            <w:rtl/>
-            <w:cs/>
-            <w:lang w:val="ar_AE" w:bidi="ar_AE"/>
-          </w:rPr>
-          <w:rPr>
-            <w:color w:val="0000EE"/>
-            <w:u w:val="single"/>
-          </w:rPr>
-          <w:t>15–16</w:t>
-        </w:r>
-      </w:hyperlink>
+      <w:r>
+        <w:rPr>
+          <w:rtl/>
+          <w:cs/>
+          <w:lang w:val="ar_AE" w:bidi="ar_AE"/>
+        </w:rPr>
+        <w:t>15–16</w:t>
+      </w:r>
       <w:r>
         <w:rPr>
           <w:rtl/>
@@ -5692,20 +4540,14 @@
         </w:rPr>
         <w:t xml:space="preserve">; </w:t>
       </w:r>
-      <w:hyperlink r:id="rId172">
-        <w:r>
-          <w:rPr>
-            <w:rtl/>
-            <w:cs/>
-            <w:lang w:val="ar_AE" w:bidi="ar_AE"/>
-          </w:rPr>
-          <w:rPr>
-            <w:color w:val="0000EE"/>
-            <w:u w:val="single"/>
-          </w:rPr>
-          <w:t>10:22</w:t>
-        </w:r>
-      </w:hyperlink>
+      <w:r>
+        <w:rPr>
+          <w:rtl/>
+          <w:cs/>
+          <w:lang w:val="ar_AE" w:bidi="ar_AE"/>
+        </w:rPr>
+        <w:t>10:22</w:t>
+      </w:r>
       <w:r>
         <w:rPr>
           <w:rtl/>
@@ -5714,20 +4556,14 @@
         </w:rPr>
         <w:t xml:space="preserve">; </w:t>
       </w:r>
-      <w:hyperlink r:id="rId173">
-        <w:r>
-          <w:rPr>
-            <w:rtl/>
-            <w:cs/>
-            <w:lang w:val="ar_AE" w:bidi="ar_AE"/>
-          </w:rPr>
-          <w:rPr>
-            <w:color w:val="0000EE"/>
-            <w:u w:val="single"/>
-          </w:rPr>
-          <w:t>10:15</w:t>
-        </w:r>
-      </w:hyperlink>
+      <w:r>
+        <w:rPr>
+          <w:rtl/>
+          <w:cs/>
+          <w:lang w:val="ar_AE" w:bidi="ar_AE"/>
+        </w:rPr>
+        <w:t>10:15</w:t>
+      </w:r>
       <w:r>
         <w:rPr>
           <w:rtl/>
@@ -5736,20 +4572,14 @@
         </w:rPr>
         <w:t xml:space="preserve">). بينما يؤدي السلوك الأحمق، وخصوصًا الكسل، في كثير من الأحيان إلى الفقر (انظر </w:t>
       </w:r>
-      <w:hyperlink r:id="rId174">
-        <w:r>
-          <w:rPr>
-            <w:rtl/>
-            <w:cs/>
-            <w:lang w:val="ar_AE" w:bidi="ar_AE"/>
-          </w:rPr>
-          <w:rPr>
-            <w:color w:val="0000EE"/>
-            <w:u w:val="single"/>
-          </w:rPr>
-          <w:t>10:4</w:t>
-        </w:r>
-      </w:hyperlink>
+      <w:r>
+        <w:rPr>
+          <w:rtl/>
+          <w:cs/>
+          <w:lang w:val="ar_AE" w:bidi="ar_AE"/>
+        </w:rPr>
+        <w:t>10:4</w:t>
+      </w:r>
       <w:r>
         <w:rPr>
           <w:rtl/>
@@ -5778,20 +4608,14 @@
         </w:rPr>
         <w:t xml:space="preserve"> ويُقرّ سفر الأمثال بأن بعض الأشرار الحمقى قد يكونون أغنياء، لكنه يذكّرنا بأن هذا الغِنى لا يدوم طويلًا (</w:t>
       </w:r>
-      <w:hyperlink r:id="rId175">
-        <w:r>
-          <w:rPr>
-            <w:rtl/>
-            <w:cs/>
-            <w:lang w:val="ar_AE" w:bidi="ar_AE"/>
-          </w:rPr>
-          <w:rPr>
-            <w:color w:val="0000EE"/>
-            <w:u w:val="single"/>
-          </w:rPr>
-          <w:t>الأمثال 11:18</w:t>
-        </w:r>
-      </w:hyperlink>
+      <w:r>
+        <w:rPr>
+          <w:rtl/>
+          <w:cs/>
+          <w:lang w:val="ar_AE" w:bidi="ar_AE"/>
+        </w:rPr>
+        <w:t>الأمثال 11:18</w:t>
+      </w:r>
       <w:r>
         <w:rPr>
           <w:rtl/>
@@ -5800,20 +4624,14 @@
         </w:rPr>
         <w:t xml:space="preserve">; </w:t>
       </w:r>
-      <w:hyperlink r:id="rId176">
-        <w:r>
-          <w:rPr>
-            <w:rtl/>
-            <w:cs/>
-            <w:lang w:val="ar_AE" w:bidi="ar_AE"/>
-          </w:rPr>
-          <w:rPr>
-            <w:color w:val="0000EE"/>
-            <w:u w:val="single"/>
-          </w:rPr>
-          <w:t>13:11</w:t>
-        </w:r>
-      </w:hyperlink>
+      <w:r>
+        <w:rPr>
+          <w:rtl/>
+          <w:cs/>
+          <w:lang w:val="ar_AE" w:bidi="ar_AE"/>
+        </w:rPr>
+        <w:t>13:11</w:t>
+      </w:r>
       <w:r>
         <w:rPr>
           <w:rtl/>
@@ -5822,20 +4640,14 @@
         </w:rPr>
         <w:t>). وقد يكون الفقر أحيانًا نتيجة لظلم قد ارتكبوه نحو آخرين أكثر منه غباء أو كسل (</w:t>
       </w:r>
-      <w:hyperlink r:id="rId177">
-        <w:r>
-          <w:rPr>
-            <w:rtl/>
-            <w:cs/>
-            <w:lang w:val="ar_AE" w:bidi="ar_AE"/>
-          </w:rPr>
-          <w:rPr>
-            <w:color w:val="0000EE"/>
-            <w:u w:val="single"/>
-          </w:rPr>
-          <w:t>13:23</w:t>
-        </w:r>
-      </w:hyperlink>
+      <w:r>
+        <w:rPr>
+          <w:rtl/>
+          <w:cs/>
+          <w:lang w:val="ar_AE" w:bidi="ar_AE"/>
+        </w:rPr>
+        <w:t>13:23</w:t>
+      </w:r>
       <w:r>
         <w:rPr>
           <w:rtl/>
@@ -5844,20 +4656,14 @@
         </w:rPr>
         <w:t>). كما يمكن أن يأتي الغنى نتيجة ظلم الآخرين أو عدم الأمانة (</w:t>
       </w:r>
-      <w:hyperlink r:id="rId178">
-        <w:r>
-          <w:rPr>
-            <w:rtl/>
-            <w:cs/>
-            <w:lang w:val="ar_AE" w:bidi="ar_AE"/>
-          </w:rPr>
-          <w:rPr>
-            <w:color w:val="0000EE"/>
-            <w:u w:val="single"/>
-          </w:rPr>
-          <w:t>16:8</w:t>
-        </w:r>
-      </w:hyperlink>
+      <w:r>
+        <w:rPr>
+          <w:rtl/>
+          <w:cs/>
+          <w:lang w:val="ar_AE" w:bidi="ar_AE"/>
+        </w:rPr>
+        <w:t>16:8</w:t>
+      </w:r>
       <w:r>
         <w:rPr>
           <w:rtl/>
@@ -5866,20 +4672,14 @@
         </w:rPr>
         <w:t>). ولذلك، على الأغنياء استخدام ثروتهم بحكمة، بما في ذلك أن يكونوا كرماء مع المحتاجين (</w:t>
       </w:r>
-      <w:hyperlink r:id="rId179">
-        <w:r>
-          <w:rPr>
-            <w:rtl/>
-            <w:cs/>
-            <w:lang w:val="ar_AE" w:bidi="ar_AE"/>
-          </w:rPr>
-          <w:rPr>
-            <w:color w:val="0000EE"/>
-            <w:u w:val="single"/>
-          </w:rPr>
-          <w:t>28:27</w:t>
-        </w:r>
-      </w:hyperlink>
+      <w:r>
+        <w:rPr>
+          <w:rtl/>
+          <w:cs/>
+          <w:lang w:val="ar_AE" w:bidi="ar_AE"/>
+        </w:rPr>
+        <w:t>28:27</w:t>
+      </w:r>
       <w:r>
         <w:rPr>
           <w:rtl/>
@@ -5888,20 +4688,14 @@
         </w:rPr>
         <w:t xml:space="preserve">; </w:t>
       </w:r>
-      <w:hyperlink r:id="rId180">
-        <w:r>
-          <w:rPr>
-            <w:rtl/>
-            <w:cs/>
-            <w:lang w:val="ar_AE" w:bidi="ar_AE"/>
-          </w:rPr>
-          <w:rPr>
-            <w:color w:val="0000EE"/>
-            <w:u w:val="single"/>
-          </w:rPr>
-          <w:t>29:7</w:t>
-        </w:r>
-      </w:hyperlink>
+      <w:r>
+        <w:rPr>
+          <w:rtl/>
+          <w:cs/>
+          <w:lang w:val="ar_AE" w:bidi="ar_AE"/>
+        </w:rPr>
+        <w:t>29:7</w:t>
+      </w:r>
       <w:r>
         <w:rPr>
           <w:rtl/>
@@ -5910,20 +4704,14 @@
         </w:rPr>
         <w:t xml:space="preserve">, </w:t>
       </w:r>
-      <w:hyperlink r:id="rId181">
-        <w:r>
-          <w:rPr>
-            <w:rtl/>
-            <w:cs/>
-            <w:lang w:val="ar_AE" w:bidi="ar_AE"/>
-          </w:rPr>
-          <w:rPr>
-            <w:color w:val="0000EE"/>
-            <w:u w:val="single"/>
-          </w:rPr>
-          <w:t>14</w:t>
-        </w:r>
-      </w:hyperlink>
+      <w:r>
+        <w:rPr>
+          <w:rtl/>
+          <w:cs/>
+          <w:lang w:val="ar_AE" w:bidi="ar_AE"/>
+        </w:rPr>
+        <w:t>14</w:t>
+      </w:r>
       <w:r>
         <w:rPr>
           <w:rtl/>
@@ -5952,20 +4740,14 @@
         </w:rPr>
         <w:t>للثروة فوائد محدودة. وأحيانًا، قد تخلق مشاكل بدلاً من أن تحلّها (</w:t>
       </w:r>
-      <w:hyperlink r:id="rId182">
-        <w:r>
-          <w:rPr>
-            <w:rtl/>
-            <w:cs/>
-            <w:lang w:val="ar_AE" w:bidi="ar_AE"/>
-          </w:rPr>
-          <w:rPr>
-            <w:color w:val="0000EE"/>
-            <w:u w:val="single"/>
-          </w:rPr>
-          <w:t>الأمثال 11:4</w:t>
-        </w:r>
-      </w:hyperlink>
+      <w:r>
+        <w:rPr>
+          <w:rtl/>
+          <w:cs/>
+          <w:lang w:val="ar_AE" w:bidi="ar_AE"/>
+        </w:rPr>
+        <w:t>الأمثال 11:4</w:t>
+      </w:r>
       <w:r>
         <w:rPr>
           <w:rtl/>
@@ -5974,20 +4756,14 @@
         </w:rPr>
         <w:t xml:space="preserve">; </w:t>
       </w:r>
-      <w:hyperlink r:id="rId183">
-        <w:r>
-          <w:rPr>
-            <w:rtl/>
-            <w:cs/>
-            <w:lang w:val="ar_AE" w:bidi="ar_AE"/>
-          </w:rPr>
-          <w:rPr>
-            <w:color w:val="0000EE"/>
-            <w:u w:val="single"/>
-          </w:rPr>
-          <w:t>13:8</w:t>
-        </w:r>
-      </w:hyperlink>
+      <w:r>
+        <w:rPr>
+          <w:rtl/>
+          <w:cs/>
+          <w:lang w:val="ar_AE" w:bidi="ar_AE"/>
+        </w:rPr>
+        <w:t>13:8</w:t>
+      </w:r>
       <w:r>
         <w:rPr>
           <w:rtl/>
@@ -5996,20 +4772,14 @@
         </w:rPr>
         <w:t>). ويمكن للحكمة أن تنفع بطرق لا تستطيع الثروة القيام بها، مما يجعل الحكمة أكثر أهمية من المال (</w:t>
       </w:r>
-      <w:hyperlink r:id="rId184">
-        <w:r>
-          <w:rPr>
-            <w:rtl/>
-            <w:cs/>
-            <w:lang w:val="ar_AE" w:bidi="ar_AE"/>
-          </w:rPr>
-          <w:rPr>
-            <w:color w:val="0000EE"/>
-            <w:u w:val="single"/>
-          </w:rPr>
-          <w:t>15:16–17</w:t>
-        </w:r>
-      </w:hyperlink>
+      <w:r>
+        <w:rPr>
+          <w:rtl/>
+          <w:cs/>
+          <w:lang w:val="ar_AE" w:bidi="ar_AE"/>
+        </w:rPr>
+        <w:t>15:16–17</w:t>
+      </w:r>
       <w:r>
         <w:rPr>
           <w:rtl/>
@@ -6018,20 +4788,14 @@
         </w:rPr>
         <w:t xml:space="preserve">; </w:t>
       </w:r>
-      <w:hyperlink r:id="rId178">
-        <w:r>
-          <w:rPr>
-            <w:rtl/>
-            <w:cs/>
-            <w:lang w:val="ar_AE" w:bidi="ar_AE"/>
-          </w:rPr>
-          <w:rPr>
-            <w:color w:val="0000EE"/>
-            <w:u w:val="single"/>
-          </w:rPr>
-          <w:t>16:8</w:t>
-        </w:r>
-      </w:hyperlink>
+      <w:r>
+        <w:rPr>
+          <w:rtl/>
+          <w:cs/>
+          <w:lang w:val="ar_AE" w:bidi="ar_AE"/>
+        </w:rPr>
+        <w:t>16:8</w:t>
+      </w:r>
       <w:r>
         <w:rPr>
           <w:rtl/>
@@ -6040,20 +4804,14 @@
         </w:rPr>
         <w:t xml:space="preserve">, </w:t>
       </w:r>
-      <w:hyperlink r:id="rId185">
-        <w:r>
-          <w:rPr>
-            <w:rtl/>
-            <w:cs/>
-            <w:lang w:val="ar_AE" w:bidi="ar_AE"/>
-          </w:rPr>
-          <w:rPr>
-            <w:color w:val="0000EE"/>
-            <w:u w:val="single"/>
-          </w:rPr>
-          <w:t>16</w:t>
-        </w:r>
-      </w:hyperlink>
+      <w:r>
+        <w:rPr>
+          <w:rtl/>
+          <w:cs/>
+          <w:lang w:val="ar_AE" w:bidi="ar_AE"/>
+        </w:rPr>
+        <w:t>16</w:t>
+      </w:r>
       <w:r>
         <w:rPr>
           <w:rtl/>
@@ -6082,20 +4840,14 @@
         </w:rPr>
         <w:t xml:space="preserve">وغالبًا ما يبارك الله الذين يعيشون لإرضائه بتوفير احتياجاتهم، وعندما يحدث ذلك، يستطيع هؤلاء أن يساعدوا الآخرين بمشاركة ما نالوه، ويُعَدّ هذا العطاء للآخرين نعمة وبركة أخرى من الله. ومع ذلك، فإن الظروف لا تكون عادلة دائمًا، فقد لا تذهب الثروة أحيانًا إلى من يستحقونها (انظر </w:t>
       </w:r>
-      <w:hyperlink r:id="rId186">
-        <w:r>
-          <w:rPr>
-            <w:rtl/>
-            <w:cs/>
-            <w:lang w:val="ar_AE" w:bidi="ar_AE"/>
-          </w:rPr>
-          <w:rPr>
-            <w:color w:val="0000EE"/>
-            <w:u w:val="single"/>
-          </w:rPr>
-          <w:t>الجامعة 9:11</w:t>
-        </w:r>
-      </w:hyperlink>
+      <w:r>
+        <w:rPr>
+          <w:rtl/>
+          <w:cs/>
+          <w:lang w:val="ar_AE" w:bidi="ar_AE"/>
+        </w:rPr>
+        <w:t>الجامعة 9:11</w:t>
+      </w:r>
       <w:r>
         <w:rPr>
           <w:rtl/>
@@ -6104,20 +4856,14 @@
         </w:rPr>
         <w:t xml:space="preserve">). كما أنها لا تجلب السعادة بالضرورة (انظر </w:t>
       </w:r>
-      <w:hyperlink r:id="rId187">
-        <w:r>
-          <w:rPr>
-            <w:rtl/>
-            <w:cs/>
-            <w:lang w:val="ar_AE" w:bidi="ar_AE"/>
-          </w:rPr>
-          <w:rPr>
-            <w:color w:val="0000EE"/>
-            <w:u w:val="single"/>
-          </w:rPr>
-          <w:t>الجامعة 2:17–23</w:t>
-        </w:r>
-      </w:hyperlink>
+      <w:r>
+        <w:rPr>
+          <w:rtl/>
+          <w:cs/>
+          <w:lang w:val="ar_AE" w:bidi="ar_AE"/>
+        </w:rPr>
+        <w:t>الجامعة 2:17–23</w:t>
+      </w:r>
       <w:r>
         <w:rPr>
           <w:rtl/>
@@ -6126,20 +4872,14 @@
         </w:rPr>
         <w:t xml:space="preserve">; </w:t>
       </w:r>
-      <w:hyperlink r:id="rId188">
-        <w:r>
-          <w:rPr>
-            <w:rtl/>
-            <w:cs/>
-            <w:lang w:val="ar_AE" w:bidi="ar_AE"/>
-          </w:rPr>
-          <w:rPr>
-            <w:color w:val="0000EE"/>
-            <w:u w:val="single"/>
-          </w:rPr>
-          <w:t>5:10–17</w:t>
-        </w:r>
-      </w:hyperlink>
+      <w:r>
+        <w:rPr>
+          <w:rtl/>
+          <w:cs/>
+          <w:lang w:val="ar_AE" w:bidi="ar_AE"/>
+        </w:rPr>
+        <w:t>5:10–17</w:t>
+      </w:r>
       <w:r>
         <w:rPr>
           <w:rtl/>
@@ -6148,20 +4888,14 @@
         </w:rPr>
         <w:t>). في الواقع يمكن للمال أن يضرّ بالإيمان (</w:t>
       </w:r>
-      <w:hyperlink r:id="rId189">
-        <w:r>
-          <w:rPr>
-            <w:rtl/>
-            <w:cs/>
-            <w:lang w:val="ar_AE" w:bidi="ar_AE"/>
-          </w:rPr>
-          <w:rPr>
-            <w:color w:val="0000EE"/>
-            <w:u w:val="single"/>
-          </w:rPr>
-          <w:t>1 تيموثاوس 6:10</w:t>
-        </w:r>
-      </w:hyperlink>
+      <w:r>
+        <w:rPr>
+          <w:rtl/>
+          <w:cs/>
+          <w:lang w:val="ar_AE" w:bidi="ar_AE"/>
+        </w:rPr>
+        <w:t>1 تيموثاوس 6:10</w:t>
+      </w:r>
       <w:r>
         <w:rPr>
           <w:rtl/>
@@ -6170,20 +4904,14 @@
         </w:rPr>
         <w:t xml:space="preserve">; </w:t>
       </w:r>
-      <w:hyperlink r:id="rId190">
-        <w:r>
-          <w:rPr>
-            <w:rtl/>
-            <w:cs/>
-            <w:lang w:val="ar_AE" w:bidi="ar_AE"/>
-          </w:rPr>
-          <w:rPr>
-            <w:color w:val="0000EE"/>
-            <w:u w:val="single"/>
-          </w:rPr>
-          <w:t>يعقوب 2:1–13</w:t>
-        </w:r>
-      </w:hyperlink>
+      <w:r>
+        <w:rPr>
+          <w:rtl/>
+          <w:cs/>
+          <w:lang w:val="ar_AE" w:bidi="ar_AE"/>
+        </w:rPr>
+        <w:t>يعقوب 2:1–13</w:t>
+      </w:r>
       <w:r>
         <w:rPr>
           <w:rtl/>
@@ -6225,20 +4953,14 @@
           <w:lang w:val="ar_AE" w:bidi="ar_AE"/>
         </w:rPr>
       </w:r>
-      <w:hyperlink r:id="rId191">
-        <w:r>
-          <w:rPr>
-            <w:rtl/>
-            <w:cs/>
-            <w:lang w:val="ar_AE" w:bidi="ar_AE"/>
-          </w:rPr>
-          <w:rPr>
-            <w:color w:val="0000EE"/>
-            <w:u w:val="single"/>
-          </w:rPr>
-          <w:t>تثنية 6:10–13</w:t>
-        </w:r>
-      </w:hyperlink>
+      <w:r>
+        <w:rPr>
+          <w:rtl/>
+          <w:cs/>
+          <w:lang w:val="ar_AE" w:bidi="ar_AE"/>
+        </w:rPr>
+        <w:t>تثنية 6:10–13</w:t>
+      </w:r>
       <w:r>
         <w:rPr>
           <w:rtl/>
@@ -6247,20 +4969,14 @@
         </w:rPr>
         <w:t xml:space="preserve">; </w:t>
       </w:r>
-      <w:hyperlink r:id="rId192">
-        <w:r>
-          <w:rPr>
-            <w:rtl/>
-            <w:cs/>
-            <w:lang w:val="ar_AE" w:bidi="ar_AE"/>
-          </w:rPr>
-          <w:rPr>
-            <w:color w:val="0000EE"/>
-            <w:u w:val="single"/>
-          </w:rPr>
-          <w:t>8:10–11</w:t>
-        </w:r>
-      </w:hyperlink>
+      <w:r>
+        <w:rPr>
+          <w:rtl/>
+          <w:cs/>
+          <w:lang w:val="ar_AE" w:bidi="ar_AE"/>
+        </w:rPr>
+        <w:t>8:10–11</w:t>
+      </w:r>
       <w:r>
         <w:rPr>
           <w:rtl/>
@@ -6269,20 +4985,14 @@
         </w:rPr>
         <w:t xml:space="preserve">; </w:t>
       </w:r>
-      <w:hyperlink r:id="rId193">
-        <w:r>
-          <w:rPr>
-            <w:rtl/>
-            <w:cs/>
-            <w:lang w:val="ar_AE" w:bidi="ar_AE"/>
-          </w:rPr>
-          <w:rPr>
-            <w:color w:val="0000EE"/>
-            <w:u w:val="single"/>
-          </w:rPr>
-          <w:t>1 صموئيل 2:7</w:t>
-        </w:r>
-      </w:hyperlink>
+      <w:r>
+        <w:rPr>
+          <w:rtl/>
+          <w:cs/>
+          <w:lang w:val="ar_AE" w:bidi="ar_AE"/>
+        </w:rPr>
+        <w:t>1 صموئيل 2:7</w:t>
+      </w:r>
       <w:r>
         <w:rPr>
           <w:rtl/>
@@ -6291,20 +5001,14 @@
         </w:rPr>
         <w:t xml:space="preserve">; </w:t>
       </w:r>
-      <w:hyperlink r:id="rId194">
-        <w:r>
-          <w:rPr>
-            <w:rtl/>
-            <w:cs/>
-            <w:lang w:val="ar_AE" w:bidi="ar_AE"/>
-          </w:rPr>
-          <w:rPr>
-            <w:color w:val="0000EE"/>
-            <w:u w:val="single"/>
-          </w:rPr>
-          <w:t>مزمور 37:16</w:t>
-        </w:r>
-      </w:hyperlink>
+      <w:r>
+        <w:rPr>
+          <w:rtl/>
+          <w:cs/>
+          <w:lang w:val="ar_AE" w:bidi="ar_AE"/>
+        </w:rPr>
+        <w:t>مزمور 37:16</w:t>
+      </w:r>
       <w:r>
         <w:rPr>
           <w:rtl/>
@@ -6313,20 +5017,14 @@
         </w:rPr>
         <w:t xml:space="preserve">; </w:t>
       </w:r>
-      <w:hyperlink r:id="rId170">
-        <w:r>
-          <w:rPr>
-            <w:rtl/>
-            <w:cs/>
-            <w:lang w:val="ar_AE" w:bidi="ar_AE"/>
-          </w:rPr>
-          <w:rPr>
-            <w:color w:val="0000EE"/>
-            <w:u w:val="single"/>
-          </w:rPr>
-          <w:t>أمثال 3:9–10</w:t>
-        </w:r>
-      </w:hyperlink>
+      <w:r>
+        <w:rPr>
+          <w:rtl/>
+          <w:cs/>
+          <w:lang w:val="ar_AE" w:bidi="ar_AE"/>
+        </w:rPr>
+        <w:t>أمثال 3:9–10</w:t>
+      </w:r>
       <w:r>
         <w:rPr>
           <w:rtl/>
@@ -6335,20 +5033,14 @@
         </w:rPr>
         <w:t xml:space="preserve">, </w:t>
       </w:r>
-      <w:hyperlink r:id="rId171">
-        <w:r>
-          <w:rPr>
-            <w:rtl/>
-            <w:cs/>
-            <w:lang w:val="ar_AE" w:bidi="ar_AE"/>
-          </w:rPr>
-          <w:rPr>
-            <w:color w:val="0000EE"/>
-            <w:u w:val="single"/>
-          </w:rPr>
-          <w:t>15–16</w:t>
-        </w:r>
-      </w:hyperlink>
+      <w:r>
+        <w:rPr>
+          <w:rtl/>
+          <w:cs/>
+          <w:lang w:val="ar_AE" w:bidi="ar_AE"/>
+        </w:rPr>
+        <w:t>15–16</w:t>
+      </w:r>
       <w:r>
         <w:rPr>
           <w:rtl/>
@@ -6357,20 +5049,14 @@
         </w:rPr>
         <w:t xml:space="preserve">; </w:t>
       </w:r>
-      <w:hyperlink r:id="rId173">
-        <w:r>
-          <w:rPr>
-            <w:rtl/>
-            <w:cs/>
-            <w:lang w:val="ar_AE" w:bidi="ar_AE"/>
-          </w:rPr>
-          <w:rPr>
-            <w:color w:val="0000EE"/>
-            <w:u w:val="single"/>
-          </w:rPr>
-          <w:t>10:15</w:t>
-        </w:r>
-      </w:hyperlink>
+      <w:r>
+        <w:rPr>
+          <w:rtl/>
+          <w:cs/>
+          <w:lang w:val="ar_AE" w:bidi="ar_AE"/>
+        </w:rPr>
+        <w:t>10:15</w:t>
+      </w:r>
       <w:r>
         <w:rPr>
           <w:rtl/>
@@ -6379,20 +5065,14 @@
         </w:rPr>
         <w:t xml:space="preserve">, </w:t>
       </w:r>
-      <w:hyperlink r:id="rId172">
-        <w:r>
-          <w:rPr>
-            <w:rtl/>
-            <w:cs/>
-            <w:lang w:val="ar_AE" w:bidi="ar_AE"/>
-          </w:rPr>
-          <w:rPr>
-            <w:color w:val="0000EE"/>
-            <w:u w:val="single"/>
-          </w:rPr>
-          <w:t>22</w:t>
-        </w:r>
-      </w:hyperlink>
+      <w:r>
+        <w:rPr>
+          <w:rtl/>
+          <w:cs/>
+          <w:lang w:val="ar_AE" w:bidi="ar_AE"/>
+        </w:rPr>
+        <w:t>22</w:t>
+      </w:r>
       <w:r>
         <w:rPr>
           <w:rtl/>
@@ -6401,20 +5081,14 @@
         </w:rPr>
         <w:t xml:space="preserve">; </w:t>
       </w:r>
-      <w:hyperlink r:id="rId182">
-        <w:r>
-          <w:rPr>
-            <w:rtl/>
-            <w:cs/>
-            <w:lang w:val="ar_AE" w:bidi="ar_AE"/>
-          </w:rPr>
-          <w:rPr>
-            <w:color w:val="0000EE"/>
-            <w:u w:val="single"/>
-          </w:rPr>
-          <w:t>11:4</w:t>
-        </w:r>
-      </w:hyperlink>
+      <w:r>
+        <w:rPr>
+          <w:rtl/>
+          <w:cs/>
+          <w:lang w:val="ar_AE" w:bidi="ar_AE"/>
+        </w:rPr>
+        <w:t>11:4</w:t>
+      </w:r>
       <w:r>
         <w:rPr>
           <w:rtl/>
@@ -6423,20 +5097,14 @@
         </w:rPr>
         <w:t xml:space="preserve">, </w:t>
       </w:r>
-      <w:hyperlink r:id="rId175">
-        <w:r>
-          <w:rPr>
-            <w:rtl/>
-            <w:cs/>
-            <w:lang w:val="ar_AE" w:bidi="ar_AE"/>
-          </w:rPr>
-          <w:rPr>
-            <w:color w:val="0000EE"/>
-            <w:u w:val="single"/>
-          </w:rPr>
-          <w:t>18</w:t>
-        </w:r>
-      </w:hyperlink>
+      <w:r>
+        <w:rPr>
+          <w:rtl/>
+          <w:cs/>
+          <w:lang w:val="ar_AE" w:bidi="ar_AE"/>
+        </w:rPr>
+        <w:t>18</w:t>
+      </w:r>
       <w:r>
         <w:rPr>
           <w:rtl/>
@@ -6445,20 +5113,14 @@
         </w:rPr>
         <w:t xml:space="preserve">, </w:t>
       </w:r>
-      <w:hyperlink r:id="rId195">
-        <w:r>
-          <w:rPr>
-            <w:rtl/>
-            <w:cs/>
-            <w:lang w:val="ar_AE" w:bidi="ar_AE"/>
-          </w:rPr>
-          <w:rPr>
-            <w:color w:val="0000EE"/>
-            <w:u w:val="single"/>
-          </w:rPr>
-          <w:t>28</w:t>
-        </w:r>
-      </w:hyperlink>
+      <w:r>
+        <w:rPr>
+          <w:rtl/>
+          <w:cs/>
+          <w:lang w:val="ar_AE" w:bidi="ar_AE"/>
+        </w:rPr>
+        <w:t>28</w:t>
+      </w:r>
       <w:r>
         <w:rPr>
           <w:rtl/>
@@ -6467,20 +5129,14 @@
         </w:rPr>
         <w:t xml:space="preserve">; </w:t>
       </w:r>
-      <w:hyperlink r:id="rId183">
-        <w:r>
-          <w:rPr>
-            <w:rtl/>
-            <w:cs/>
-            <w:lang w:val="ar_AE" w:bidi="ar_AE"/>
-          </w:rPr>
-          <w:rPr>
-            <w:color w:val="0000EE"/>
-            <w:u w:val="single"/>
-          </w:rPr>
-          <w:t>13:8</w:t>
-        </w:r>
-      </w:hyperlink>
+      <w:r>
+        <w:rPr>
+          <w:rtl/>
+          <w:cs/>
+          <w:lang w:val="ar_AE" w:bidi="ar_AE"/>
+        </w:rPr>
+        <w:t>13:8</w:t>
+      </w:r>
       <w:r>
         <w:rPr>
           <w:rtl/>
@@ -6489,20 +5145,14 @@
         </w:rPr>
         <w:t xml:space="preserve">, </w:t>
       </w:r>
-      <w:hyperlink r:id="rId176">
-        <w:r>
-          <w:rPr>
-            <w:rtl/>
-            <w:cs/>
-            <w:lang w:val="ar_AE" w:bidi="ar_AE"/>
-          </w:rPr>
-          <w:rPr>
-            <w:color w:val="0000EE"/>
-            <w:u w:val="single"/>
-          </w:rPr>
-          <w:t>11</w:t>
-        </w:r>
-      </w:hyperlink>
+      <w:r>
+        <w:rPr>
+          <w:rtl/>
+          <w:cs/>
+          <w:lang w:val="ar_AE" w:bidi="ar_AE"/>
+        </w:rPr>
+        <w:t>11</w:t>
+      </w:r>
       <w:r>
         <w:rPr>
           <w:rtl/>
@@ -6511,20 +5161,14 @@
         </w:rPr>
         <w:t xml:space="preserve">; </w:t>
       </w:r>
-      <w:hyperlink r:id="rId196">
-        <w:r>
-          <w:rPr>
-            <w:rtl/>
-            <w:cs/>
-            <w:lang w:val="ar_AE" w:bidi="ar_AE"/>
-          </w:rPr>
-          <w:rPr>
-            <w:color w:val="0000EE"/>
-            <w:u w:val="single"/>
-          </w:rPr>
-          <w:t>14:24</w:t>
-        </w:r>
-      </w:hyperlink>
+      <w:r>
+        <w:rPr>
+          <w:rtl/>
+          <w:cs/>
+          <w:lang w:val="ar_AE" w:bidi="ar_AE"/>
+        </w:rPr>
+        <w:t>14:24</w:t>
+      </w:r>
       <w:r>
         <w:rPr>
           <w:rtl/>
@@ -6533,20 +5177,14 @@
         </w:rPr>
         <w:t xml:space="preserve">; </w:t>
       </w:r>
-      <w:hyperlink r:id="rId197">
-        <w:r>
-          <w:rPr>
-            <w:rtl/>
-            <w:cs/>
-            <w:lang w:val="ar_AE" w:bidi="ar_AE"/>
-          </w:rPr>
-          <w:rPr>
-            <w:color w:val="0000EE"/>
-            <w:u w:val="single"/>
-          </w:rPr>
-          <w:t>15:6</w:t>
-        </w:r>
-      </w:hyperlink>
+      <w:r>
+        <w:rPr>
+          <w:rtl/>
+          <w:cs/>
+          <w:lang w:val="ar_AE" w:bidi="ar_AE"/>
+        </w:rPr>
+        <w:t>15:6</w:t>
+      </w:r>
       <w:r>
         <w:rPr>
           <w:rtl/>
@@ -6555,20 +5193,14 @@
         </w:rPr>
         <w:t xml:space="preserve">, </w:t>
       </w:r>
-      <w:hyperlink r:id="rId184">
-        <w:r>
-          <w:rPr>
-            <w:rtl/>
-            <w:cs/>
-            <w:lang w:val="ar_AE" w:bidi="ar_AE"/>
-          </w:rPr>
-          <w:rPr>
-            <w:color w:val="0000EE"/>
-            <w:u w:val="single"/>
-          </w:rPr>
-          <w:t>16–17</w:t>
-        </w:r>
-      </w:hyperlink>
+      <w:r>
+        <w:rPr>
+          <w:rtl/>
+          <w:cs/>
+          <w:lang w:val="ar_AE" w:bidi="ar_AE"/>
+        </w:rPr>
+        <w:t>16–17</w:t>
+      </w:r>
       <w:r>
         <w:rPr>
           <w:rtl/>
@@ -6577,20 +5209,14 @@
         </w:rPr>
         <w:t xml:space="preserve">; </w:t>
       </w:r>
-      <w:hyperlink r:id="rId178">
-        <w:r>
-          <w:rPr>
-            <w:rtl/>
-            <w:cs/>
-            <w:lang w:val="ar_AE" w:bidi="ar_AE"/>
-          </w:rPr>
-          <w:rPr>
-            <w:color w:val="0000EE"/>
-            <w:u w:val="single"/>
-          </w:rPr>
-          <w:t>16:8</w:t>
-        </w:r>
-      </w:hyperlink>
+      <w:r>
+        <w:rPr>
+          <w:rtl/>
+          <w:cs/>
+          <w:lang w:val="ar_AE" w:bidi="ar_AE"/>
+        </w:rPr>
+        <w:t>16:8</w:t>
+      </w:r>
       <w:r>
         <w:rPr>
           <w:rtl/>
@@ -6599,20 +5225,14 @@
         </w:rPr>
         <w:t xml:space="preserve">, </w:t>
       </w:r>
-      <w:hyperlink r:id="rId185">
-        <w:r>
-          <w:rPr>
-            <w:rtl/>
-            <w:cs/>
-            <w:lang w:val="ar_AE" w:bidi="ar_AE"/>
-          </w:rPr>
-          <w:rPr>
-            <w:color w:val="0000EE"/>
-            <w:u w:val="single"/>
-          </w:rPr>
-          <w:t>16</w:t>
-        </w:r>
-      </w:hyperlink>
+      <w:r>
+        <w:rPr>
+          <w:rtl/>
+          <w:cs/>
+          <w:lang w:val="ar_AE" w:bidi="ar_AE"/>
+        </w:rPr>
+        <w:t>16</w:t>
+      </w:r>
       <w:r>
         <w:rPr>
           <w:rtl/>
@@ -6621,20 +5241,14 @@
         </w:rPr>
         <w:t xml:space="preserve">; </w:t>
       </w:r>
-      <w:hyperlink r:id="rId198">
-        <w:r>
-          <w:rPr>
-            <w:rtl/>
-            <w:cs/>
-            <w:lang w:val="ar_AE" w:bidi="ar_AE"/>
-          </w:rPr>
-          <w:rPr>
-            <w:color w:val="0000EE"/>
-            <w:u w:val="single"/>
-          </w:rPr>
-          <w:t>23:4–5</w:t>
-        </w:r>
-      </w:hyperlink>
+      <w:r>
+        <w:rPr>
+          <w:rtl/>
+          <w:cs/>
+          <w:lang w:val="ar_AE" w:bidi="ar_AE"/>
+        </w:rPr>
+        <w:t>23:4–5</w:t>
+      </w:r>
       <w:r>
         <w:rPr>
           <w:rtl/>
@@ -6643,20 +5257,14 @@
         </w:rPr>
         <w:t xml:space="preserve">; </w:t>
       </w:r>
-      <w:hyperlink r:id="rId179">
-        <w:r>
-          <w:rPr>
-            <w:rtl/>
-            <w:cs/>
-            <w:lang w:val="ar_AE" w:bidi="ar_AE"/>
-          </w:rPr>
-          <w:rPr>
-            <w:color w:val="0000EE"/>
-            <w:u w:val="single"/>
-          </w:rPr>
-          <w:t>28:27</w:t>
-        </w:r>
-      </w:hyperlink>
+      <w:r>
+        <w:rPr>
+          <w:rtl/>
+          <w:cs/>
+          <w:lang w:val="ar_AE" w:bidi="ar_AE"/>
+        </w:rPr>
+        <w:t>28:27</w:t>
+      </w:r>
       <w:r>
         <w:rPr>
           <w:rtl/>
@@ -6665,20 +5273,14 @@
         </w:rPr>
         <w:t xml:space="preserve">; </w:t>
       </w:r>
-      <w:hyperlink r:id="rId180">
-        <w:r>
-          <w:rPr>
-            <w:rtl/>
-            <w:cs/>
-            <w:lang w:val="ar_AE" w:bidi="ar_AE"/>
-          </w:rPr>
-          <w:rPr>
-            <w:color w:val="0000EE"/>
-            <w:u w:val="single"/>
-          </w:rPr>
-          <w:t>29:7</w:t>
-        </w:r>
-      </w:hyperlink>
+      <w:r>
+        <w:rPr>
+          <w:rtl/>
+          <w:cs/>
+          <w:lang w:val="ar_AE" w:bidi="ar_AE"/>
+        </w:rPr>
+        <w:t>29:7</w:t>
+      </w:r>
       <w:r>
         <w:rPr>
           <w:rtl/>
@@ -6687,20 +5289,14 @@
         </w:rPr>
         <w:t xml:space="preserve">, </w:t>
       </w:r>
-      <w:hyperlink r:id="rId181">
-        <w:r>
-          <w:rPr>
-            <w:rtl/>
-            <w:cs/>
-            <w:lang w:val="ar_AE" w:bidi="ar_AE"/>
-          </w:rPr>
-          <w:rPr>
-            <w:color w:val="0000EE"/>
-            <w:u w:val="single"/>
-          </w:rPr>
-          <w:t>14</w:t>
-        </w:r>
-      </w:hyperlink>
+      <w:r>
+        <w:rPr>
+          <w:rtl/>
+          <w:cs/>
+          <w:lang w:val="ar_AE" w:bidi="ar_AE"/>
+        </w:rPr>
+        <w:t>14</w:t>
+      </w:r>
       <w:r>
         <w:rPr>
           <w:rtl/>
@@ -6709,20 +5305,14 @@
         </w:rPr>
         <w:t xml:space="preserve">; </w:t>
       </w:r>
-      <w:hyperlink r:id="rId188">
-        <w:r>
-          <w:rPr>
-            <w:rtl/>
-            <w:cs/>
-            <w:lang w:val="ar_AE" w:bidi="ar_AE"/>
-          </w:rPr>
-          <w:rPr>
-            <w:color w:val="0000EE"/>
-            <w:u w:val="single"/>
-          </w:rPr>
-          <w:t>جامعة 5:10–17</w:t>
-        </w:r>
-      </w:hyperlink>
+      <w:r>
+        <w:rPr>
+          <w:rtl/>
+          <w:cs/>
+          <w:lang w:val="ar_AE" w:bidi="ar_AE"/>
+        </w:rPr>
+        <w:t>جامعة 5:10–17</w:t>
+      </w:r>
       <w:r>
         <w:rPr>
           <w:rtl/>
@@ -6731,20 +5321,14 @@
         </w:rPr>
         <w:t xml:space="preserve">; </w:t>
       </w:r>
-      <w:hyperlink r:id="rId189">
-        <w:r>
-          <w:rPr>
-            <w:rtl/>
-            <w:cs/>
-            <w:lang w:val="ar_AE" w:bidi="ar_AE"/>
-          </w:rPr>
-          <w:rPr>
-            <w:color w:val="0000EE"/>
-            <w:u w:val="single"/>
-          </w:rPr>
-          <w:t>1 تيموثاوس 6:10</w:t>
-        </w:r>
-      </w:hyperlink>
+      <w:r>
+        <w:rPr>
+          <w:rtl/>
+          <w:cs/>
+          <w:lang w:val="ar_AE" w:bidi="ar_AE"/>
+        </w:rPr>
+        <w:t>1 تيموثاوس 6:10</w:t>
+      </w:r>
       <w:r>
         <w:rPr>
           <w:rtl/>
@@ -6905,20 +5489,14 @@
           <w:lang w:val="ar_AE" w:bidi="ar_AE"/>
         </w:rPr>
       </w:r>
-      <w:hyperlink r:id="rId199">
-        <w:r>
-          <w:rPr>
-            <w:rtl/>
-            <w:cs/>
-            <w:lang w:val="ar_AE" w:bidi="ar_AE"/>
-          </w:rPr>
-          <w:rPr>
-            <w:color w:val="0000EE"/>
-            <w:u w:val="single"/>
-          </w:rPr>
-          <w:t>تكوين 14:1–16</w:t>
-        </w:r>
-      </w:hyperlink>
+      <w:r>
+        <w:rPr>
+          <w:rtl/>
+          <w:cs/>
+          <w:lang w:val="ar_AE" w:bidi="ar_AE"/>
+        </w:rPr>
+        <w:t>تكوين 14:1–16</w:t>
+      </w:r>
       <w:r>
         <w:rPr>
           <w:rtl/>
@@ -6927,20 +5505,14 @@
         </w:rPr>
         <w:t xml:space="preserve">; </w:t>
       </w:r>
-      <w:hyperlink r:id="rId200">
-        <w:r>
-          <w:rPr>
-            <w:rtl/>
-            <w:cs/>
-            <w:lang w:val="ar_AE" w:bidi="ar_AE"/>
-          </w:rPr>
-          <w:rPr>
-            <w:color w:val="0000EE"/>
-            <w:u w:val="single"/>
-          </w:rPr>
-          <w:t>2 ملوك 17:5–23</w:t>
-        </w:r>
-      </w:hyperlink>
+      <w:r>
+        <w:rPr>
+          <w:rtl/>
+          <w:cs/>
+          <w:lang w:val="ar_AE" w:bidi="ar_AE"/>
+        </w:rPr>
+        <w:t>2 ملوك 17:5–23</w:t>
+      </w:r>
       <w:r>
         <w:rPr>
           <w:rtl/>
@@ -6949,20 +5521,14 @@
         </w:rPr>
         <w:t xml:space="preserve">; </w:t>
       </w:r>
-      <w:hyperlink r:id="rId201">
-        <w:r>
-          <w:rPr>
-            <w:rtl/>
-            <w:cs/>
-            <w:lang w:val="ar_AE" w:bidi="ar_AE"/>
-          </w:rPr>
-          <w:rPr>
-            <w:color w:val="0000EE"/>
-            <w:u w:val="single"/>
-          </w:rPr>
-          <w:t>18:13–19:37</w:t>
-        </w:r>
-      </w:hyperlink>
+      <w:r>
+        <w:rPr>
+          <w:rtl/>
+          <w:cs/>
+          <w:lang w:val="ar_AE" w:bidi="ar_AE"/>
+        </w:rPr>
+        <w:t>18:13–19:37</w:t>
+      </w:r>
       <w:r>
         <w:rPr>
           <w:rtl/>
@@ -6971,20 +5537,14 @@
         </w:rPr>
         <w:t xml:space="preserve">; </w:t>
       </w:r>
-      <w:hyperlink r:id="rId202">
-        <w:r>
-          <w:rPr>
-            <w:rtl/>
-            <w:cs/>
-            <w:lang w:val="ar_AE" w:bidi="ar_AE"/>
-          </w:rPr>
-          <w:rPr>
-            <w:color w:val="0000EE"/>
-            <w:u w:val="single"/>
-          </w:rPr>
-          <w:t>إشعياء 6:8–13</w:t>
-        </w:r>
-      </w:hyperlink>
+      <w:r>
+        <w:rPr>
+          <w:rtl/>
+          <w:cs/>
+          <w:lang w:val="ar_AE" w:bidi="ar_AE"/>
+        </w:rPr>
+        <w:t>إشعياء 6:8–13</w:t>
+      </w:r>
       <w:r>
         <w:rPr>
           <w:rtl/>
@@ -6993,20 +5553,14 @@
         </w:rPr>
         <w:t xml:space="preserve">; </w:t>
       </w:r>
-      <w:hyperlink r:id="rId203">
-        <w:r>
-          <w:rPr>
-            <w:rtl/>
-            <w:cs/>
-            <w:lang w:val="ar_AE" w:bidi="ar_AE"/>
-          </w:rPr>
-          <w:rPr>
-            <w:color w:val="0000EE"/>
-            <w:u w:val="single"/>
-          </w:rPr>
-          <w:t>36:1–37:38</w:t>
-        </w:r>
-      </w:hyperlink>
+      <w:r>
+        <w:rPr>
+          <w:rtl/>
+          <w:cs/>
+          <w:lang w:val="ar_AE" w:bidi="ar_AE"/>
+        </w:rPr>
+        <w:t>36:1–37:38</w:t>
+      </w:r>
       <w:r>
         <w:rPr>
           <w:rtl/>
@@ -7015,20 +5569,14 @@
         </w:rPr>
         <w:t xml:space="preserve">; </w:t>
       </w:r>
-      <w:hyperlink r:id="rId204">
-        <w:r>
-          <w:rPr>
-            <w:rtl/>
-            <w:cs/>
-            <w:lang w:val="ar_AE" w:bidi="ar_AE"/>
-          </w:rPr>
-          <w:rPr>
-            <w:color w:val="0000EE"/>
-            <w:u w:val="single"/>
-          </w:rPr>
-          <w:t>65:21–23</w:t>
-        </w:r>
-      </w:hyperlink>
+      <w:r>
+        <w:rPr>
+          <w:rtl/>
+          <w:cs/>
+          <w:lang w:val="ar_AE" w:bidi="ar_AE"/>
+        </w:rPr>
+        <w:t>65:21–23</w:t>
+      </w:r>
       <w:r>
         <w:rPr>
           <w:rtl/>
@@ -7037,20 +5585,14 @@
         </w:rPr>
         <w:t xml:space="preserve">; </w:t>
       </w:r>
-      <w:hyperlink r:id="rId205">
-        <w:r>
-          <w:rPr>
-            <w:rtl/>
-            <w:cs/>
-            <w:lang w:val="ar_AE" w:bidi="ar_AE"/>
-          </w:rPr>
-          <w:rPr>
-            <w:color w:val="0000EE"/>
-            <w:u w:val="single"/>
-          </w:rPr>
-          <w:t>إرميا 6:22–26</w:t>
-        </w:r>
-      </w:hyperlink>
+      <w:r>
+        <w:rPr>
+          <w:rtl/>
+          <w:cs/>
+          <w:lang w:val="ar_AE" w:bidi="ar_AE"/>
+        </w:rPr>
+        <w:t>إرميا 6:22–26</w:t>
+      </w:r>
       <w:r>
         <w:rPr>
           <w:rtl/>
@@ -7059,20 +5601,14 @@
         </w:rPr>
         <w:t xml:space="preserve">; </w:t>
       </w:r>
-      <w:hyperlink r:id="rId206">
-        <w:r>
-          <w:rPr>
-            <w:rtl/>
-            <w:cs/>
-            <w:lang w:val="ar_AE" w:bidi="ar_AE"/>
-          </w:rPr>
-          <w:rPr>
-            <w:color w:val="0000EE"/>
-            <w:u w:val="single"/>
-          </w:rPr>
-          <w:t>19:7–15</w:t>
-        </w:r>
-      </w:hyperlink>
+      <w:r>
+        <w:rPr>
+          <w:rtl/>
+          <w:cs/>
+          <w:lang w:val="ar_AE" w:bidi="ar_AE"/>
+        </w:rPr>
+        <w:t>19:7–15</w:t>
+      </w:r>
       <w:r>
         <w:rPr>
           <w:rtl/>
@@ -7140,20 +5676,14 @@
         </w:rPr>
         <w:t>إن الله عادل وصالح في قضائه (</w:t>
       </w:r>
-      <w:hyperlink r:id="rId207">
-        <w:r>
-          <w:rPr>
-            <w:rtl/>
-            <w:cs/>
-            <w:lang w:val="ar_AE" w:bidi="ar_AE"/>
-          </w:rPr>
-          <w:rPr>
-            <w:color w:val="0000EE"/>
-            <w:u w:val="single"/>
-          </w:rPr>
-          <w:t>مزمور 7:11</w:t>
-        </w:r>
-      </w:hyperlink>
+      <w:r>
+        <w:rPr>
+          <w:rtl/>
+          <w:cs/>
+          <w:lang w:val="ar_AE" w:bidi="ar_AE"/>
+        </w:rPr>
+        <w:t>مزمور 7:11</w:t>
+      </w:r>
       <w:r>
         <w:rPr>
           <w:rtl/>
@@ -7162,20 +5692,14 @@
         </w:rPr>
         <w:t>). تحرك الله ضد الخطية والظلم إنما بغضب عادل وبار. إن غضب الله ليس كغضب البشر؛ لأنه ليس انفجارًا عاطفيًا أو فقدانًا للسيطرة، بل هو تصدٍّ، أو ورَدّ فِعْلٍ كامل ومُتقن ومقدس ضد للشر. ولطالما يستمر الأشرار في ارتكابهم الإثم ومن ثمّ يستحقون دينونته وقضاءه (انظر</w:t>
       </w:r>
-      <w:hyperlink r:id="rId208">
-        <w:r>
-          <w:rPr>
-            <w:rtl/>
-            <w:cs/>
-            <w:lang w:val="ar_AE" w:bidi="ar_AE"/>
-          </w:rPr>
-          <w:rPr>
-            <w:color w:val="0000EE"/>
-            <w:u w:val="single"/>
-          </w:rPr>
-          <w:t xml:space="preserve"> 2:5،</w:t>
-        </w:r>
-      </w:hyperlink>
+      <w:r>
+        <w:rPr>
+          <w:rtl/>
+          <w:cs/>
+          <w:lang w:val="ar_AE" w:bidi="ar_AE"/>
+        </w:rPr>
+        <w:t xml:space="preserve"> 2:5،</w:t>
+      </w:r>
       <w:r>
         <w:rPr>
           <w:rtl/>
@@ -7184,20 +5708,14 @@
         </w:rPr>
         <w:t xml:space="preserve"> </w:t>
       </w:r>
-      <w:hyperlink r:id="rId209">
-        <w:r>
-          <w:rPr>
-            <w:rtl/>
-            <w:cs/>
-            <w:lang w:val="ar_AE" w:bidi="ar_AE"/>
-          </w:rPr>
-          <w:rPr>
-            <w:color w:val="0000EE"/>
-            <w:u w:val="single"/>
-          </w:rPr>
-          <w:t>12؛</w:t>
-        </w:r>
-      </w:hyperlink>
+      <w:r>
+        <w:rPr>
+          <w:rtl/>
+          <w:cs/>
+          <w:lang w:val="ar_AE" w:bidi="ar_AE"/>
+        </w:rPr>
+        <w:t>12؛</w:t>
+      </w:r>
       <w:r>
         <w:rPr>
           <w:rtl/>
@@ -7206,20 +5724,14 @@
         </w:rPr>
         <w:t xml:space="preserve"> </w:t>
       </w:r>
-      <w:hyperlink r:id="rId210">
-        <w:r>
-          <w:rPr>
-            <w:rtl/>
-            <w:cs/>
-            <w:lang w:val="ar_AE" w:bidi="ar_AE"/>
-          </w:rPr>
-          <w:rPr>
-            <w:color w:val="0000EE"/>
-            <w:u w:val="single"/>
-          </w:rPr>
-          <w:t>21:9؛</w:t>
-        </w:r>
-      </w:hyperlink>
+      <w:r>
+        <w:rPr>
+          <w:rtl/>
+          <w:cs/>
+          <w:lang w:val="ar_AE" w:bidi="ar_AE"/>
+        </w:rPr>
+        <w:t>21:9؛</w:t>
+      </w:r>
       <w:r>
         <w:rPr>
           <w:rtl/>
@@ -7228,20 +5740,14 @@
         </w:rPr>
         <w:t xml:space="preserve"> </w:t>
       </w:r>
-      <w:hyperlink r:id="rId211">
-        <w:r>
-          <w:rPr>
-            <w:rtl/>
-            <w:cs/>
-            <w:lang w:val="ar_AE" w:bidi="ar_AE"/>
-          </w:rPr>
-          <w:rPr>
-            <w:color w:val="0000EE"/>
-            <w:u w:val="single"/>
-          </w:rPr>
-          <w:t>56:7؛</w:t>
-        </w:r>
-      </w:hyperlink>
+      <w:r>
+        <w:rPr>
+          <w:rtl/>
+          <w:cs/>
+          <w:lang w:val="ar_AE" w:bidi="ar_AE"/>
+        </w:rPr>
+        <w:t>56:7؛</w:t>
+      </w:r>
       <w:r>
         <w:rPr>
           <w:rtl/>
@@ -7250,20 +5756,14 @@
         </w:rPr>
         <w:t xml:space="preserve"> </w:t>
       </w:r>
-      <w:hyperlink r:id="rId212">
-        <w:r>
-          <w:rPr>
-            <w:rtl/>
-            <w:cs/>
-            <w:lang w:val="ar_AE" w:bidi="ar_AE"/>
-          </w:rPr>
-          <w:rPr>
-            <w:color w:val="0000EE"/>
-            <w:u w:val="single"/>
-          </w:rPr>
-          <w:t>59:13؛</w:t>
-        </w:r>
-      </w:hyperlink>
+      <w:r>
+        <w:rPr>
+          <w:rtl/>
+          <w:cs/>
+          <w:lang w:val="ar_AE" w:bidi="ar_AE"/>
+        </w:rPr>
+        <w:t>59:13؛</w:t>
+      </w:r>
       <w:r>
         <w:rPr>
           <w:rtl/>
@@ -7272,20 +5772,14 @@
         </w:rPr>
         <w:t xml:space="preserve"> </w:t>
       </w:r>
-      <w:hyperlink r:id="rId213">
-        <w:r>
-          <w:rPr>
-            <w:rtl/>
-            <w:cs/>
-            <w:lang w:val="ar_AE" w:bidi="ar_AE"/>
-          </w:rPr>
-          <w:rPr>
-            <w:color w:val="0000EE"/>
-            <w:u w:val="single"/>
-          </w:rPr>
-          <w:t>69:24؛</w:t>
-        </w:r>
-      </w:hyperlink>
+      <w:r>
+        <w:rPr>
+          <w:rtl/>
+          <w:cs/>
+          <w:lang w:val="ar_AE" w:bidi="ar_AE"/>
+        </w:rPr>
+        <w:t>69:24؛</w:t>
+      </w:r>
       <w:r>
         <w:rPr>
           <w:rtl/>
@@ -7294,20 +5788,14 @@
         </w:rPr>
         <w:t xml:space="preserve"> </w:t>
       </w:r>
-      <w:hyperlink r:id="rId214">
-        <w:r>
-          <w:rPr>
-            <w:rtl/>
-            <w:cs/>
-            <w:lang w:val="ar_AE" w:bidi="ar_AE"/>
-          </w:rPr>
-          <w:rPr>
-            <w:color w:val="0000EE"/>
-            <w:u w:val="single"/>
-          </w:rPr>
-          <w:t>79:6؛</w:t>
-        </w:r>
-      </w:hyperlink>
+      <w:r>
+        <w:rPr>
+          <w:rtl/>
+          <w:cs/>
+          <w:lang w:val="ar_AE" w:bidi="ar_AE"/>
+        </w:rPr>
+        <w:t>79:6؛</w:t>
+      </w:r>
       <w:r>
         <w:rPr>
           <w:rtl/>
@@ -7316,20 +5804,14 @@
         </w:rPr>
         <w:t xml:space="preserve"> انظر أيضًا </w:t>
       </w:r>
-      <w:hyperlink r:id="rId215">
-        <w:r>
-          <w:rPr>
-            <w:rtl/>
-            <w:cs/>
-            <w:lang w:val="ar_AE" w:bidi="ar_AE"/>
-          </w:rPr>
-          <w:rPr>
-            <w:color w:val="0000EE"/>
-            <w:u w:val="single"/>
-          </w:rPr>
-          <w:t>رومية 1:18</w:t>
-        </w:r>
-      </w:hyperlink>
+      <w:r>
+        <w:rPr>
+          <w:rtl/>
+          <w:cs/>
+          <w:lang w:val="ar_AE" w:bidi="ar_AE"/>
+        </w:rPr>
+        <w:t>رومية 1:18</w:t>
+      </w:r>
       <w:r>
         <w:rPr>
           <w:rtl/>
@@ -7338,20 +5820,14 @@
         </w:rPr>
         <w:t>). مع أنّ الله طويل الروح وبطيء الغضب، فإنه لن يسمح للشر بالاستمرار إلى الأبد دون درعه وإيقافه (</w:t>
       </w:r>
-      <w:hyperlink r:id="rId216">
-        <w:r>
-          <w:rPr>
-            <w:rtl/>
-            <w:cs/>
-            <w:lang w:val="ar_AE" w:bidi="ar_AE"/>
-          </w:rPr>
-          <w:rPr>
-            <w:color w:val="0000EE"/>
-            <w:u w:val="single"/>
-          </w:rPr>
-          <w:t>86:15؛</w:t>
-        </w:r>
-      </w:hyperlink>
+      <w:r>
+        <w:rPr>
+          <w:rtl/>
+          <w:cs/>
+          <w:lang w:val="ar_AE" w:bidi="ar_AE"/>
+        </w:rPr>
+        <w:t>86:15؛</w:t>
+      </w:r>
       <w:r>
         <w:rPr>
           <w:rtl/>
@@ -7360,20 +5836,14 @@
         </w:rPr>
         <w:t xml:space="preserve"> </w:t>
       </w:r>
-      <w:hyperlink r:id="rId217">
-        <w:r>
-          <w:rPr>
-            <w:rtl/>
-            <w:cs/>
-            <w:lang w:val="ar_AE" w:bidi="ar_AE"/>
-          </w:rPr>
-          <w:rPr>
-            <w:color w:val="0000EE"/>
-            <w:u w:val="single"/>
-          </w:rPr>
-          <w:t>103:8؛</w:t>
-        </w:r>
-      </w:hyperlink>
+      <w:r>
+        <w:rPr>
+          <w:rtl/>
+          <w:cs/>
+          <w:lang w:val="ar_AE" w:bidi="ar_AE"/>
+        </w:rPr>
+        <w:t>103:8؛</w:t>
+      </w:r>
       <w:r>
         <w:rPr>
           <w:rtl/>
@@ -7382,20 +5852,14 @@
         </w:rPr>
         <w:t xml:space="preserve"> </w:t>
       </w:r>
-      <w:hyperlink r:id="rId218">
-        <w:r>
-          <w:rPr>
-            <w:rtl/>
-            <w:cs/>
-            <w:lang w:val="ar_AE" w:bidi="ar_AE"/>
-          </w:rPr>
-          <w:rPr>
-            <w:color w:val="0000EE"/>
-            <w:u w:val="single"/>
-          </w:rPr>
-          <w:t>145:8</w:t>
-        </w:r>
-      </w:hyperlink>
+      <w:r>
+        <w:rPr>
+          <w:rtl/>
+          <w:cs/>
+          <w:lang w:val="ar_AE" w:bidi="ar_AE"/>
+        </w:rPr>
+        <w:t>145:8</w:t>
+      </w:r>
       <w:r>
         <w:rPr>
           <w:rtl/>
@@ -7424,20 +5888,14 @@
         </w:rPr>
         <w:t>رأى كُتّاب المزامير في خروج إسرائيل من مصر عبرة ودرسًا عن غضب الله. لقد أظهر الله غضبه ضد المصريين حين كان يحمي شعبه (</w:t>
       </w:r>
-      <w:hyperlink r:id="rId219">
-        <w:r>
-          <w:rPr>
-            <w:rtl/>
-            <w:cs/>
-            <w:lang w:val="ar_AE" w:bidi="ar_AE"/>
-          </w:rPr>
-          <w:rPr>
-            <w:color w:val="0000EE"/>
-            <w:u w:val="single"/>
-          </w:rPr>
-          <w:t>مزمور 78:49–50</w:t>
-        </w:r>
-      </w:hyperlink>
+      <w:r>
+        <w:rPr>
+          <w:rtl/>
+          <w:cs/>
+          <w:lang w:val="ar_AE" w:bidi="ar_AE"/>
+        </w:rPr>
+        <w:t>مزمور 78:49–50</w:t>
+      </w:r>
       <w:r>
         <w:rPr>
           <w:rtl/>
@@ -7446,34 +5904,22 @@
         </w:rPr>
         <w:t>). ولكن في أثناء رحلتهم عبر البرية، كان عِصْيَان إسرائيل سببًا لغضب الله، فحُكِم عليهم من الله (</w:t>
       </w:r>
-      <w:hyperlink r:id="rId220">
-        <w:r>
-          <w:rPr>
-            <w:rtl/>
-            <w:cs/>
-            <w:lang w:val="ar_AE" w:bidi="ar_AE"/>
-          </w:rPr>
-          <w:rPr>
-            <w:color w:val="0000EE"/>
-            <w:u w:val="single"/>
-          </w:rPr>
-          <w:t>78:31؛</w:t>
-        </w:r>
-      </w:hyperlink>
-      <w:hyperlink r:id="rId221">
-        <w:r>
-          <w:rPr>
-            <w:rtl/>
-            <w:cs/>
-            <w:lang w:val="ar_AE" w:bidi="ar_AE"/>
-          </w:rPr>
-          <w:rPr>
-            <w:color w:val="0000EE"/>
-            <w:u w:val="single"/>
-          </w:rPr>
-          <w:t xml:space="preserve"> 106:29،</w:t>
-        </w:r>
-      </w:hyperlink>
+      <w:r>
+        <w:rPr>
+          <w:rtl/>
+          <w:cs/>
+          <w:lang w:val="ar_AE" w:bidi="ar_AE"/>
+        </w:rPr>
+        <w:t>78:31؛</w:t>
+      </w:r>
+      <w:r>
+        <w:rPr>
+          <w:rtl/>
+          <w:cs/>
+          <w:lang w:val="ar_AE" w:bidi="ar_AE"/>
+        </w:rPr>
+        <w:t xml:space="preserve"> 106:29،</w:t>
+      </w:r>
       <w:r>
         <w:rPr>
           <w:rtl/>
@@ -7482,20 +5928,14 @@
         </w:rPr>
         <w:t xml:space="preserve"> </w:t>
       </w:r>
-      <w:hyperlink r:id="rId222">
-        <w:r>
-          <w:rPr>
-            <w:rtl/>
-            <w:cs/>
-            <w:lang w:val="ar_AE" w:bidi="ar_AE"/>
-          </w:rPr>
-          <w:rPr>
-            <w:color w:val="0000EE"/>
-            <w:u w:val="single"/>
-          </w:rPr>
-          <w:t>32</w:t>
-        </w:r>
-      </w:hyperlink>
+      <w:r>
+        <w:rPr>
+          <w:rtl/>
+          <w:cs/>
+          <w:lang w:val="ar_AE" w:bidi="ar_AE"/>
+        </w:rPr>
+        <w:t>32</w:t>
+      </w:r>
       <w:r>
         <w:rPr>
           <w:rtl/>
@@ -7524,20 +5964,14 @@
         </w:rPr>
         <w:t>ولهذا السبب، لم يدخل ذلك الجيل العاصي إلى مكان الراحة الذي أعدّه الله (</w:t>
       </w:r>
-      <w:hyperlink r:id="rId223">
-        <w:r>
-          <w:rPr>
-            <w:rtl/>
-            <w:cs/>
-            <w:lang w:val="ar_AE" w:bidi="ar_AE"/>
-          </w:rPr>
-          <w:rPr>
-            <w:color w:val="0000EE"/>
-            <w:u w:val="single"/>
-          </w:rPr>
-          <w:t>مزمور 95:8–11</w:t>
-        </w:r>
-      </w:hyperlink>
+      <w:r>
+        <w:rPr>
+          <w:rtl/>
+          <w:cs/>
+          <w:lang w:val="ar_AE" w:bidi="ar_AE"/>
+        </w:rPr>
+        <w:t>مزمور 95:8–11</w:t>
+      </w:r>
       <w:r>
         <w:rPr>
           <w:rtl/>
@@ -7546,20 +5980,14 @@
         </w:rPr>
         <w:t>). لذلك ماتوا في البرية. ومع ذلك، كبح الله غضبه ولم يُهلك إسرائيل شعبه بالكامل (</w:t>
       </w:r>
-      <w:hyperlink r:id="rId224">
-        <w:r>
-          <w:rPr>
-            <w:rtl/>
-            <w:cs/>
-            <w:lang w:val="ar_AE" w:bidi="ar_AE"/>
-          </w:rPr>
-          <w:rPr>
-            <w:color w:val="0000EE"/>
-            <w:u w:val="single"/>
-          </w:rPr>
-          <w:t>78:38</w:t>
-        </w:r>
-      </w:hyperlink>
+      <w:r>
+        <w:rPr>
+          <w:rtl/>
+          <w:cs/>
+          <w:lang w:val="ar_AE" w:bidi="ar_AE"/>
+        </w:rPr>
+        <w:t>78:38</w:t>
+      </w:r>
       <w:r>
         <w:rPr>
           <w:rtl/>
@@ -7588,20 +6016,14 @@
         </w:rPr>
         <w:t>وفي حِقْبَة القضاة والملوك، كثيرًا ما عصى شعب الله وتمرد بالطريقة ذاتها، وارتكبوا أفعالًا شريرة. ونتيجة لذلك، سمح الله في غضبه للقوى الأجنبية أن تُخضِع شعب إسرائيل تحت سطوتها وترسلهم إلى السبي (</w:t>
       </w:r>
-      <w:hyperlink r:id="rId200">
-        <w:r>
-          <w:rPr>
-            <w:rtl/>
-            <w:cs/>
-            <w:lang w:val="ar_AE" w:bidi="ar_AE"/>
-          </w:rPr>
-          <w:rPr>
-            <w:color w:val="0000EE"/>
-            <w:u w:val="single"/>
-          </w:rPr>
-          <w:t>2 ملوك 17:5–23؛</w:t>
-        </w:r>
-      </w:hyperlink>
+      <w:r>
+        <w:rPr>
+          <w:rtl/>
+          <w:cs/>
+          <w:lang w:val="ar_AE" w:bidi="ar_AE"/>
+        </w:rPr>
+        <w:t>2 ملوك 17:5–23؛</w:t>
+      </w:r>
       <w:r>
         <w:rPr>
           <w:rtl/>
@@ -7610,20 +6032,14 @@
         </w:rPr>
         <w:t xml:space="preserve"> </w:t>
       </w:r>
-      <w:hyperlink r:id="rId225">
-        <w:r>
-          <w:rPr>
-            <w:rtl/>
-            <w:cs/>
-            <w:lang w:val="ar_AE" w:bidi="ar_AE"/>
-          </w:rPr>
-          <w:rPr>
-            <w:color w:val="0000EE"/>
-            <w:u w:val="single"/>
-          </w:rPr>
-          <w:t>24:20–25:21</w:t>
-        </w:r>
-      </w:hyperlink>
+      <w:r>
+        <w:rPr>
+          <w:rtl/>
+          <w:cs/>
+          <w:lang w:val="ar_AE" w:bidi="ar_AE"/>
+        </w:rPr>
+        <w:t>24:20–25:21</w:t>
+      </w:r>
       <w:r>
         <w:rPr>
           <w:rtl/>
@@ -7652,20 +6068,14 @@
         </w:rPr>
         <w:t>حينما يخطئ شعب الله ويشعرون بغضبه، فربما يقودهم ذلك إلى التوبة. ربما لهذه التجربة المؤلمة وجدانيًا أن تثمر عن فرح عظيم في رحمة الله وصلاحه (</w:t>
       </w:r>
-      <w:hyperlink r:id="rId124">
-        <w:r>
-          <w:rPr>
-            <w:rtl/>
-            <w:cs/>
-            <w:lang w:val="ar_AE" w:bidi="ar_AE"/>
-          </w:rPr>
-          <w:rPr>
-            <w:color w:val="0000EE"/>
-            <w:u w:val="single"/>
-          </w:rPr>
-          <w:t>مزمور 30:5؛</w:t>
-        </w:r>
-      </w:hyperlink>
+      <w:r>
+        <w:rPr>
+          <w:rtl/>
+          <w:cs/>
+          <w:lang w:val="ar_AE" w:bidi="ar_AE"/>
+        </w:rPr>
+        <w:t>مزمور 30:5؛</w:t>
+      </w:r>
       <w:r>
         <w:rPr>
           <w:rtl/>
@@ -7674,20 +6084,14 @@
         </w:rPr>
         <w:t xml:space="preserve"> انظر أيضًا </w:t>
       </w:r>
-      <w:hyperlink r:id="rId226">
-        <w:r>
-          <w:rPr>
-            <w:rtl/>
-            <w:cs/>
-            <w:lang w:val="ar_AE" w:bidi="ar_AE"/>
-          </w:rPr>
-          <w:rPr>
-            <w:color w:val="0000EE"/>
-            <w:u w:val="single"/>
-          </w:rPr>
-          <w:t>عبرانيين 12:5–11</w:t>
-        </w:r>
-      </w:hyperlink>
+      <w:r>
+        <w:rPr>
+          <w:rtl/>
+          <w:cs/>
+          <w:lang w:val="ar_AE" w:bidi="ar_AE"/>
+        </w:rPr>
+        <w:t>عبرانيين 12:5–11</w:t>
+      </w:r>
       <w:r>
         <w:rPr>
           <w:rtl/>
@@ -7716,20 +6120,14 @@
         </w:rPr>
         <w:t>يوضح العهد الجديد أن الجميع كانوا تحت غضب الله بسبب الخطية (</w:t>
       </w:r>
-      <w:hyperlink r:id="rId227">
-        <w:r>
-          <w:rPr>
-            <w:rtl/>
-            <w:cs/>
-            <w:lang w:val="ar_AE" w:bidi="ar_AE"/>
-          </w:rPr>
-          <w:rPr>
-            <w:color w:val="0000EE"/>
-            <w:u w:val="single"/>
-          </w:rPr>
-          <w:t>أفسس 2:1–3</w:t>
-        </w:r>
-      </w:hyperlink>
+      <w:r>
+        <w:rPr>
+          <w:rtl/>
+          <w:cs/>
+          <w:lang w:val="ar_AE" w:bidi="ar_AE"/>
+        </w:rPr>
+        <w:t>أفسس 2:1–3</w:t>
+      </w:r>
       <w:r>
         <w:rPr>
           <w:rtl/>
@@ -7738,20 +6136,14 @@
         </w:rPr>
         <w:t>). لكن الله في محبته أرسل ابنه يسوع المسيح، الذي قدّم حياته وبذلها من أجل خطايانا حتى نتصالح مع الله (</w:t>
       </w:r>
-      <w:hyperlink r:id="rId228">
-        <w:r>
-          <w:rPr>
-            <w:rtl/>
-            <w:cs/>
-            <w:lang w:val="ar_AE" w:bidi="ar_AE"/>
-          </w:rPr>
-          <w:rPr>
-            <w:color w:val="0000EE"/>
-            <w:u w:val="single"/>
-          </w:rPr>
-          <w:t>رومية 5:6–11؛</w:t>
-        </w:r>
-      </w:hyperlink>
+      <w:r>
+        <w:rPr>
+          <w:rtl/>
+          <w:cs/>
+          <w:lang w:val="ar_AE" w:bidi="ar_AE"/>
+        </w:rPr>
+        <w:t>رومية 5:6–11؛</w:t>
+      </w:r>
       <w:r>
         <w:rPr>
           <w:rtl/>
@@ -7760,20 +6152,14 @@
         </w:rPr>
         <w:t xml:space="preserve"> </w:t>
       </w:r>
-      <w:hyperlink r:id="rId229">
-        <w:r>
-          <w:rPr>
-            <w:rtl/>
-            <w:cs/>
-            <w:lang w:val="ar_AE" w:bidi="ar_AE"/>
-          </w:rPr>
-          <w:rPr>
-            <w:color w:val="0000EE"/>
-            <w:u w:val="single"/>
-          </w:rPr>
-          <w:t>أفسس 2:4–5</w:t>
-        </w:r>
-      </w:hyperlink>
+      <w:r>
+        <w:rPr>
+          <w:rtl/>
+          <w:cs/>
+          <w:lang w:val="ar_AE" w:bidi="ar_AE"/>
+        </w:rPr>
+        <w:t>أفسس 2:4–5</w:t>
+      </w:r>
       <w:r>
         <w:rPr>
           <w:rtl/>
@@ -7782,20 +6168,14 @@
         </w:rPr>
         <w:t>). أولئك الذين يتوجهون إلى الله بالإيمان سينجون من العقاب الآتي في دينونة العالم المستقبلية. في نهاية المطاف يسوع، المخلص والقاضي، سيقيم عدالة الله ضد الأشرار ويحاكمهم (</w:t>
       </w:r>
-      <w:hyperlink r:id="rId230">
-        <w:r>
-          <w:rPr>
-            <w:rtl/>
-            <w:cs/>
-            <w:lang w:val="ar_AE" w:bidi="ar_AE"/>
-          </w:rPr>
-          <w:rPr>
-            <w:color w:val="0000EE"/>
-            <w:u w:val="single"/>
-          </w:rPr>
-          <w:t>مزامير 2:5–9؛</w:t>
-        </w:r>
-      </w:hyperlink>
+      <w:r>
+        <w:rPr>
+          <w:rtl/>
+          <w:cs/>
+          <w:lang w:val="ar_AE" w:bidi="ar_AE"/>
+        </w:rPr>
+        <w:t>مزامير 2:5–9؛</w:t>
+      </w:r>
       <w:r>
         <w:rPr>
           <w:rtl/>
@@ -7804,20 +6184,14 @@
         </w:rPr>
         <w:t xml:space="preserve"> </w:t>
       </w:r>
-      <w:hyperlink r:id="rId231">
-        <w:r>
-          <w:rPr>
-            <w:rtl/>
-            <w:cs/>
-            <w:lang w:val="ar_AE" w:bidi="ar_AE"/>
-          </w:rPr>
-          <w:rPr>
-            <w:color w:val="0000EE"/>
-            <w:u w:val="single"/>
-          </w:rPr>
-          <w:t>رؤيا 6:15–17؛</w:t>
-        </w:r>
-      </w:hyperlink>
+      <w:r>
+        <w:rPr>
+          <w:rtl/>
+          <w:cs/>
+          <w:lang w:val="ar_AE" w:bidi="ar_AE"/>
+        </w:rPr>
+        <w:t>رؤيا 6:15–17؛</w:t>
+      </w:r>
       <w:r>
         <w:rPr>
           <w:rtl/>
@@ -7826,20 +6200,14 @@
         </w:rPr>
         <w:t xml:space="preserve"> </w:t>
       </w:r>
-      <w:hyperlink r:id="rId232">
-        <w:r>
-          <w:rPr>
-            <w:rtl/>
-            <w:cs/>
-            <w:lang w:val="ar_AE" w:bidi="ar_AE"/>
-          </w:rPr>
-          <w:rPr>
-            <w:color w:val="0000EE"/>
-            <w:u w:val="single"/>
-          </w:rPr>
-          <w:t>19:11–16</w:t>
-        </w:r>
-      </w:hyperlink>
+      <w:r>
+        <w:rPr>
+          <w:rtl/>
+          <w:cs/>
+          <w:lang w:val="ar_AE" w:bidi="ar_AE"/>
+        </w:rPr>
+        <w:t>19:11–16</w:t>
+      </w:r>
       <w:r>
         <w:rPr>
           <w:rtl/>
@@ -7848,20 +6216,14 @@
         </w:rPr>
         <w:t>). سيتعامل الله بكل حسم مع جميع الشرور، بما في ذلك عدوه النهائي، الشيطان (</w:t>
       </w:r>
-      <w:hyperlink r:id="rId233">
-        <w:r>
-          <w:rPr>
-            <w:rtl/>
-            <w:cs/>
-            <w:lang w:val="ar_AE" w:bidi="ar_AE"/>
-          </w:rPr>
-          <w:rPr>
-            <w:color w:val="0000EE"/>
-            <w:u w:val="single"/>
-          </w:rPr>
-          <w:t>رؤيا 20:7–15</w:t>
-        </w:r>
-      </w:hyperlink>
+      <w:r>
+        <w:rPr>
+          <w:rtl/>
+          <w:cs/>
+          <w:lang w:val="ar_AE" w:bidi="ar_AE"/>
+        </w:rPr>
+        <w:t>رؤيا 20:7–15</w:t>
+      </w:r>
       <w:r>
         <w:rPr>
           <w:rtl/>
@@ -7903,20 +6265,14 @@
           <w:lang w:val="ar_AE" w:bidi="ar_AE"/>
         </w:rPr>
       </w:r>
-      <w:hyperlink r:id="rId230">
-        <w:r>
-          <w:rPr>
-            <w:rtl/>
-            <w:cs/>
-            <w:lang w:val="ar_AE" w:bidi="ar_AE"/>
-          </w:rPr>
-          <w:rPr>
-            <w:color w:val="0000EE"/>
-            <w:u w:val="single"/>
-          </w:rPr>
-          <w:t>مزامير 2:5–9،</w:t>
-        </w:r>
-      </w:hyperlink>
+      <w:r>
+        <w:rPr>
+          <w:rtl/>
+          <w:cs/>
+          <w:lang w:val="ar_AE" w:bidi="ar_AE"/>
+        </w:rPr>
+        <w:t>مزامير 2:5–9،</w:t>
+      </w:r>
       <w:r>
         <w:rPr>
           <w:rtl/>
@@ -7925,20 +6281,14 @@
         </w:rPr>
         <w:t xml:space="preserve"> </w:t>
       </w:r>
-      <w:hyperlink r:id="rId209">
-        <w:r>
-          <w:rPr>
-            <w:rtl/>
-            <w:cs/>
-            <w:lang w:val="ar_AE" w:bidi="ar_AE"/>
-          </w:rPr>
-          <w:rPr>
-            <w:color w:val="0000EE"/>
-            <w:u w:val="single"/>
-          </w:rPr>
-          <w:t>12؛</w:t>
-        </w:r>
-      </w:hyperlink>
+      <w:r>
+        <w:rPr>
+          <w:rtl/>
+          <w:cs/>
+          <w:lang w:val="ar_AE" w:bidi="ar_AE"/>
+        </w:rPr>
+        <w:t>12؛</w:t>
+      </w:r>
       <w:r>
         <w:rPr>
           <w:rtl/>
@@ -7947,20 +6297,14 @@
         </w:rPr>
         <w:t xml:space="preserve"> </w:t>
       </w:r>
-      <w:hyperlink r:id="rId234">
-        <w:r>
-          <w:rPr>
-            <w:rtl/>
-            <w:cs/>
-            <w:lang w:val="ar_AE" w:bidi="ar_AE"/>
-          </w:rPr>
-          <w:rPr>
-            <w:color w:val="0000EE"/>
-            <w:u w:val="single"/>
-          </w:rPr>
-          <w:t>6:1؛</w:t>
-        </w:r>
-      </w:hyperlink>
+      <w:r>
+        <w:rPr>
+          <w:rtl/>
+          <w:cs/>
+          <w:lang w:val="ar_AE" w:bidi="ar_AE"/>
+        </w:rPr>
+        <w:t>6:1؛</w:t>
+      </w:r>
       <w:r>
         <w:rPr>
           <w:rtl/>
@@ -7969,20 +6313,14 @@
         </w:rPr>
         <w:t xml:space="preserve"> </w:t>
       </w:r>
-      <w:hyperlink r:id="rId235">
-        <w:r>
-          <w:rPr>
-            <w:rtl/>
-            <w:cs/>
-            <w:lang w:val="ar_AE" w:bidi="ar_AE"/>
-          </w:rPr>
-          <w:rPr>
-            <w:color w:val="0000EE"/>
-            <w:u w:val="single"/>
-          </w:rPr>
-          <w:t>7:6،</w:t>
-        </w:r>
-      </w:hyperlink>
+      <w:r>
+        <w:rPr>
+          <w:rtl/>
+          <w:cs/>
+          <w:lang w:val="ar_AE" w:bidi="ar_AE"/>
+        </w:rPr>
+        <w:t>7:6،</w:t>
+      </w:r>
       <w:r>
         <w:rPr>
           <w:rtl/>
@@ -7991,20 +6329,14 @@
         </w:rPr>
         <w:t xml:space="preserve"> </w:t>
       </w:r>
-      <w:hyperlink r:id="rId236">
-        <w:r>
-          <w:rPr>
-            <w:rtl/>
-            <w:cs/>
-            <w:lang w:val="ar_AE" w:bidi="ar_AE"/>
-          </w:rPr>
-          <w:rPr>
-            <w:color w:val="0000EE"/>
-            <w:u w:val="single"/>
-          </w:rPr>
-          <w:t>11–13؛</w:t>
-        </w:r>
-      </w:hyperlink>
+      <w:r>
+        <w:rPr>
+          <w:rtl/>
+          <w:cs/>
+          <w:lang w:val="ar_AE" w:bidi="ar_AE"/>
+        </w:rPr>
+        <w:t>11–13؛</w:t>
+      </w:r>
       <w:r>
         <w:rPr>
           <w:rtl/>
@@ -8013,20 +6345,14 @@
         </w:rPr>
         <w:t xml:space="preserve"> </w:t>
       </w:r>
-      <w:hyperlink r:id="rId210">
-        <w:r>
-          <w:rPr>
-            <w:rtl/>
-            <w:cs/>
-            <w:lang w:val="ar_AE" w:bidi="ar_AE"/>
-          </w:rPr>
-          <w:rPr>
-            <w:color w:val="0000EE"/>
-            <w:u w:val="single"/>
-          </w:rPr>
-          <w:t>21:9؛</w:t>
-        </w:r>
-      </w:hyperlink>
+      <w:r>
+        <w:rPr>
+          <w:rtl/>
+          <w:cs/>
+          <w:lang w:val="ar_AE" w:bidi="ar_AE"/>
+        </w:rPr>
+        <w:t>21:9؛</w:t>
+      </w:r>
       <w:r>
         <w:rPr>
           <w:rtl/>
@@ -8035,20 +6361,14 @@
         </w:rPr>
         <w:t xml:space="preserve"> </w:t>
       </w:r>
-      <w:hyperlink r:id="rId237">
-        <w:r>
-          <w:rPr>
-            <w:rtl/>
-            <w:cs/>
-            <w:lang w:val="ar_AE" w:bidi="ar_AE"/>
-          </w:rPr>
-          <w:rPr>
-            <w:color w:val="0000EE"/>
-            <w:u w:val="single"/>
-          </w:rPr>
-          <w:t>27:9؛</w:t>
-        </w:r>
-      </w:hyperlink>
+      <w:r>
+        <w:rPr>
+          <w:rtl/>
+          <w:cs/>
+          <w:lang w:val="ar_AE" w:bidi="ar_AE"/>
+        </w:rPr>
+        <w:t>27:9؛</w:t>
+      </w:r>
       <w:r>
         <w:rPr>
           <w:rtl/>
@@ -8057,20 +6377,14 @@
         </w:rPr>
         <w:t xml:space="preserve"> </w:t>
       </w:r>
-      <w:hyperlink r:id="rId124">
-        <w:r>
-          <w:rPr>
-            <w:rtl/>
-            <w:cs/>
-            <w:lang w:val="ar_AE" w:bidi="ar_AE"/>
-          </w:rPr>
-          <w:rPr>
-            <w:color w:val="0000EE"/>
-            <w:u w:val="single"/>
-          </w:rPr>
-          <w:t>30:5؛</w:t>
-        </w:r>
-      </w:hyperlink>
+      <w:r>
+        <w:rPr>
+          <w:rtl/>
+          <w:cs/>
+          <w:lang w:val="ar_AE" w:bidi="ar_AE"/>
+        </w:rPr>
+        <w:t>30:5؛</w:t>
+      </w:r>
       <w:r>
         <w:rPr>
           <w:rtl/>
@@ -8079,20 +6393,14 @@
         </w:rPr>
         <w:t xml:space="preserve"> </w:t>
       </w:r>
-      <w:hyperlink r:id="rId238">
-        <w:r>
-          <w:rPr>
-            <w:rtl/>
-            <w:cs/>
-            <w:lang w:val="ar_AE" w:bidi="ar_AE"/>
-          </w:rPr>
-          <w:rPr>
-            <w:color w:val="0000EE"/>
-            <w:u w:val="single"/>
-          </w:rPr>
-          <w:t>38:1–10؛</w:t>
-        </w:r>
-      </w:hyperlink>
+      <w:r>
+        <w:rPr>
+          <w:rtl/>
+          <w:cs/>
+          <w:lang w:val="ar_AE" w:bidi="ar_AE"/>
+        </w:rPr>
+        <w:t>38:1–10؛</w:t>
+      </w:r>
       <w:r>
         <w:rPr>
           <w:rtl/>
@@ -8101,20 +6409,14 @@
         </w:rPr>
         <w:t xml:space="preserve"> </w:t>
       </w:r>
-      <w:hyperlink r:id="rId239">
-        <w:r>
-          <w:rPr>
-            <w:rtl/>
-            <w:cs/>
-            <w:lang w:val="ar_AE" w:bidi="ar_AE"/>
-          </w:rPr>
-          <w:rPr>
-            <w:color w:val="0000EE"/>
-            <w:u w:val="single"/>
-          </w:rPr>
-          <w:t>74:1؛</w:t>
-        </w:r>
-      </w:hyperlink>
+      <w:r>
+        <w:rPr>
+          <w:rtl/>
+          <w:cs/>
+          <w:lang w:val="ar_AE" w:bidi="ar_AE"/>
+        </w:rPr>
+        <w:t>74:1؛</w:t>
+      </w:r>
       <w:r>
         <w:rPr>
           <w:rtl/>
@@ -8123,20 +6425,14 @@
         </w:rPr>
         <w:t xml:space="preserve"> </w:t>
       </w:r>
-      <w:hyperlink r:id="rId240">
-        <w:r>
-          <w:rPr>
-            <w:rtl/>
-            <w:cs/>
-            <w:lang w:val="ar_AE" w:bidi="ar_AE"/>
-          </w:rPr>
-          <w:rPr>
-            <w:color w:val="0000EE"/>
-            <w:u w:val="single"/>
-          </w:rPr>
-          <w:t>78:18–64؛</w:t>
-        </w:r>
-      </w:hyperlink>
+      <w:r>
+        <w:rPr>
+          <w:rtl/>
+          <w:cs/>
+          <w:lang w:val="ar_AE" w:bidi="ar_AE"/>
+        </w:rPr>
+        <w:t>78:18–64؛</w:t>
+      </w:r>
       <w:r>
         <w:rPr>
           <w:rtl/>
@@ -8145,20 +6441,14 @@
         </w:rPr>
         <w:t xml:space="preserve"> </w:t>
       </w:r>
-      <w:hyperlink r:id="rId241">
-        <w:r>
-          <w:rPr>
-            <w:rtl/>
-            <w:cs/>
-            <w:lang w:val="ar_AE" w:bidi="ar_AE"/>
-          </w:rPr>
-          <w:rPr>
-            <w:color w:val="0000EE"/>
-            <w:u w:val="single"/>
-          </w:rPr>
-          <w:t>79:5–6؛</w:t>
-        </w:r>
-      </w:hyperlink>
+      <w:r>
+        <w:rPr>
+          <w:rtl/>
+          <w:cs/>
+          <w:lang w:val="ar_AE" w:bidi="ar_AE"/>
+        </w:rPr>
+        <w:t>79:5–6؛</w:t>
+      </w:r>
       <w:r>
         <w:rPr>
           <w:rtl/>
@@ -8167,20 +6457,14 @@
         </w:rPr>
         <w:t xml:space="preserve"> </w:t>
       </w:r>
-      <w:hyperlink r:id="rId242">
-        <w:r>
-          <w:rPr>
-            <w:rtl/>
-            <w:cs/>
-            <w:lang w:val="ar_AE" w:bidi="ar_AE"/>
-          </w:rPr>
-          <w:rPr>
-            <w:color w:val="0000EE"/>
-            <w:u w:val="single"/>
-          </w:rPr>
-          <w:t>80:4؛</w:t>
-        </w:r>
-      </w:hyperlink>
+      <w:r>
+        <w:rPr>
+          <w:rtl/>
+          <w:cs/>
+          <w:lang w:val="ar_AE" w:bidi="ar_AE"/>
+        </w:rPr>
+        <w:t>80:4؛</w:t>
+      </w:r>
       <w:r>
         <w:rPr>
           <w:rtl/>
@@ -8189,20 +6473,14 @@
         </w:rPr>
         <w:t xml:space="preserve"> </w:t>
       </w:r>
-      <w:hyperlink r:id="rId243">
-        <w:r>
-          <w:rPr>
-            <w:rtl/>
-            <w:cs/>
-            <w:lang w:val="ar_AE" w:bidi="ar_AE"/>
-          </w:rPr>
-          <w:rPr>
-            <w:color w:val="0000EE"/>
-            <w:u w:val="single"/>
-          </w:rPr>
-          <w:t>85:2–7؛</w:t>
-        </w:r>
-      </w:hyperlink>
+      <w:r>
+        <w:rPr>
+          <w:rtl/>
+          <w:cs/>
+          <w:lang w:val="ar_AE" w:bidi="ar_AE"/>
+        </w:rPr>
+        <w:t>85:2–7؛</w:t>
+      </w:r>
       <w:r>
         <w:rPr>
           <w:rtl/>
@@ -8211,20 +6489,14 @@
         </w:rPr>
         <w:t xml:space="preserve"> </w:t>
       </w:r>
-      <w:hyperlink r:id="rId216">
-        <w:r>
-          <w:rPr>
-            <w:rtl/>
-            <w:cs/>
-            <w:lang w:val="ar_AE" w:bidi="ar_AE"/>
-          </w:rPr>
-          <w:rPr>
-            <w:color w:val="0000EE"/>
-            <w:u w:val="single"/>
-          </w:rPr>
-          <w:t>86:15؛</w:t>
-        </w:r>
-      </w:hyperlink>
+      <w:r>
+        <w:rPr>
+          <w:rtl/>
+          <w:cs/>
+          <w:lang w:val="ar_AE" w:bidi="ar_AE"/>
+        </w:rPr>
+        <w:t>86:15؛</w:t>
+      </w:r>
       <w:r>
         <w:rPr>
           <w:rtl/>
@@ -8233,20 +6505,14 @@
         </w:rPr>
         <w:t xml:space="preserve"> </w:t>
       </w:r>
-      <w:hyperlink r:id="rId244">
-        <w:r>
-          <w:rPr>
-            <w:rtl/>
-            <w:cs/>
-            <w:lang w:val="ar_AE" w:bidi="ar_AE"/>
-          </w:rPr>
-          <w:rPr>
-            <w:color w:val="0000EE"/>
-            <w:u w:val="single"/>
-          </w:rPr>
-          <w:t>90:9–11؛</w:t>
-        </w:r>
-      </w:hyperlink>
+      <w:r>
+        <w:rPr>
+          <w:rtl/>
+          <w:cs/>
+          <w:lang w:val="ar_AE" w:bidi="ar_AE"/>
+        </w:rPr>
+        <w:t>90:9–11؛</w:t>
+      </w:r>
       <w:r>
         <w:rPr>
           <w:rtl/>
@@ -8255,20 +6521,14 @@
         </w:rPr>
         <w:t xml:space="preserve"> </w:t>
       </w:r>
-      <w:hyperlink r:id="rId223">
-        <w:r>
-          <w:rPr>
-            <w:rtl/>
-            <w:cs/>
-            <w:lang w:val="ar_AE" w:bidi="ar_AE"/>
-          </w:rPr>
-          <w:rPr>
-            <w:color w:val="0000EE"/>
-            <w:u w:val="single"/>
-          </w:rPr>
-          <w:t>95:8–11؛</w:t>
-        </w:r>
-      </w:hyperlink>
+      <w:r>
+        <w:rPr>
+          <w:rtl/>
+          <w:cs/>
+          <w:lang w:val="ar_AE" w:bidi="ar_AE"/>
+        </w:rPr>
+        <w:t>95:8–11؛</w:t>
+      </w:r>
       <w:r>
         <w:rPr>
           <w:rtl/>
@@ -8277,20 +6537,14 @@
         </w:rPr>
         <w:t xml:space="preserve"> </w:t>
       </w:r>
-      <w:hyperlink r:id="rId245">
-        <w:r>
-          <w:rPr>
-            <w:rtl/>
-            <w:cs/>
-            <w:lang w:val="ar_AE" w:bidi="ar_AE"/>
-          </w:rPr>
-          <w:rPr>
-            <w:color w:val="0000EE"/>
-            <w:u w:val="single"/>
-          </w:rPr>
-          <w:t>102:10–11؛</w:t>
-        </w:r>
-      </w:hyperlink>
+      <w:r>
+        <w:rPr>
+          <w:rtl/>
+          <w:cs/>
+          <w:lang w:val="ar_AE" w:bidi="ar_AE"/>
+        </w:rPr>
+        <w:t>102:10–11؛</w:t>
+      </w:r>
       <w:r>
         <w:rPr>
           <w:rtl/>
@@ -8299,20 +6553,14 @@
         </w:rPr>
         <w:t xml:space="preserve"> </w:t>
       </w:r>
-      <w:hyperlink r:id="rId246">
-        <w:r>
-          <w:rPr>
-            <w:rtl/>
-            <w:cs/>
-            <w:lang w:val="ar_AE" w:bidi="ar_AE"/>
-          </w:rPr>
-          <w:rPr>
-            <w:color w:val="0000EE"/>
-            <w:u w:val="single"/>
-          </w:rPr>
-          <w:t>103:8–9؛</w:t>
-        </w:r>
-      </w:hyperlink>
+      <w:r>
+        <w:rPr>
+          <w:rtl/>
+          <w:cs/>
+          <w:lang w:val="ar_AE" w:bidi="ar_AE"/>
+        </w:rPr>
+        <w:t>103:8–9؛</w:t>
+      </w:r>
       <w:r>
         <w:rPr>
           <w:rtl/>
@@ -8321,20 +6569,14 @@
         </w:rPr>
         <w:t xml:space="preserve"> </w:t>
       </w:r>
-      <w:hyperlink r:id="rId247">
-        <w:r>
-          <w:rPr>
-            <w:rtl/>
-            <w:cs/>
-            <w:lang w:val="ar_AE" w:bidi="ar_AE"/>
-          </w:rPr>
-          <w:rPr>
-            <w:color w:val="0000EE"/>
-            <w:u w:val="single"/>
-          </w:rPr>
-          <w:t>106:21–43؛</w:t>
-        </w:r>
-      </w:hyperlink>
+      <w:r>
+        <w:rPr>
+          <w:rtl/>
+          <w:cs/>
+          <w:lang w:val="ar_AE" w:bidi="ar_AE"/>
+        </w:rPr>
+        <w:t>106:21–43؛</w:t>
+      </w:r>
       <w:r>
         <w:rPr>
           <w:rtl/>
@@ -8343,20 +6585,14 @@
         </w:rPr>
         <w:t xml:space="preserve"> </w:t>
       </w:r>
-      <w:hyperlink r:id="rId248">
-        <w:r>
-          <w:rPr>
-            <w:rtl/>
-            <w:cs/>
-            <w:lang w:val="ar_AE" w:bidi="ar_AE"/>
-          </w:rPr>
-          <w:rPr>
-            <w:color w:val="0000EE"/>
-            <w:u w:val="single"/>
-          </w:rPr>
-          <w:t>110:5–7؛</w:t>
-        </w:r>
-      </w:hyperlink>
+      <w:r>
+        <w:rPr>
+          <w:rtl/>
+          <w:cs/>
+          <w:lang w:val="ar_AE" w:bidi="ar_AE"/>
+        </w:rPr>
+        <w:t>110:5–7؛</w:t>
+      </w:r>
       <w:r>
         <w:rPr>
           <w:rtl/>
@@ -8365,20 +6601,14 @@
         </w:rPr>
         <w:t xml:space="preserve"> </w:t>
       </w:r>
-      <w:hyperlink r:id="rId218">
-        <w:r>
-          <w:rPr>
-            <w:rtl/>
-            <w:cs/>
-            <w:lang w:val="ar_AE" w:bidi="ar_AE"/>
-          </w:rPr>
-          <w:rPr>
-            <w:color w:val="0000EE"/>
-            <w:u w:val="single"/>
-          </w:rPr>
-          <w:t>145:8؛</w:t>
-        </w:r>
-      </w:hyperlink>
+      <w:r>
+        <w:rPr>
+          <w:rtl/>
+          <w:cs/>
+          <w:lang w:val="ar_AE" w:bidi="ar_AE"/>
+        </w:rPr>
+        <w:t>145:8؛</w:t>
+      </w:r>
       <w:r>
         <w:rPr>
           <w:rtl/>
@@ -8387,20 +6617,14 @@
         </w:rPr>
         <w:t xml:space="preserve"> </w:t>
       </w:r>
-      <w:hyperlink r:id="rId249">
-        <w:r>
-          <w:rPr>
-            <w:rtl/>
-            <w:cs/>
-            <w:lang w:val="ar_AE" w:bidi="ar_AE"/>
-          </w:rPr>
-          <w:rPr>
-            <w:color w:val="0000EE"/>
-            <w:u w:val="single"/>
-          </w:rPr>
-          <w:t>إشعياء 64:9–12؛</w:t>
-        </w:r>
-      </w:hyperlink>
+      <w:r>
+        <w:rPr>
+          <w:rtl/>
+          <w:cs/>
+          <w:lang w:val="ar_AE" w:bidi="ar_AE"/>
+        </w:rPr>
+        <w:t>إشعياء 64:9–12؛</w:t>
+      </w:r>
       <w:r>
         <w:rPr>
           <w:rtl/>
@@ -8409,20 +6633,14 @@
         </w:rPr>
         <w:t xml:space="preserve"> </w:t>
       </w:r>
-      <w:hyperlink r:id="rId250">
-        <w:r>
-          <w:rPr>
-            <w:rtl/>
-            <w:cs/>
-            <w:lang w:val="ar_AE" w:bidi="ar_AE"/>
-          </w:rPr>
-          <w:rPr>
-            <w:color w:val="0000EE"/>
-            <w:u w:val="single"/>
-          </w:rPr>
-          <w:t>مراثي إرميا 5:19–22؛</w:t>
-        </w:r>
-      </w:hyperlink>
+      <w:r>
+        <w:rPr>
+          <w:rtl/>
+          <w:cs/>
+          <w:lang w:val="ar_AE" w:bidi="ar_AE"/>
+        </w:rPr>
+        <w:t>مراثي إرميا 5:19–22؛</w:t>
+      </w:r>
       <w:r>
         <w:rPr>
           <w:rtl/>
@@ -8431,20 +6649,14 @@
         </w:rPr>
         <w:t xml:space="preserve"> </w:t>
       </w:r>
-      <w:hyperlink r:id="rId34">
-        <w:r>
-          <w:rPr>
-            <w:rtl/>
-            <w:cs/>
-            <w:lang w:val="ar_AE" w:bidi="ar_AE"/>
-          </w:rPr>
-          <w:rPr>
-            <w:color w:val="0000EE"/>
-            <w:u w:val="single"/>
-          </w:rPr>
-          <w:t>رومية 2:5–11؛</w:t>
-        </w:r>
-      </w:hyperlink>
+      <w:r>
+        <w:rPr>
+          <w:rtl/>
+          <w:cs/>
+          <w:lang w:val="ar_AE" w:bidi="ar_AE"/>
+        </w:rPr>
+        <w:t>رومية 2:5–11؛</w:t>
+      </w:r>
       <w:r>
         <w:rPr>
           <w:rtl/>
@@ -8453,20 +6665,14 @@
         </w:rPr>
         <w:t xml:space="preserve"> </w:t>
       </w:r>
-      <w:hyperlink r:id="rId251">
-        <w:r>
-          <w:rPr>
-            <w:rtl/>
-            <w:cs/>
-            <w:lang w:val="ar_AE" w:bidi="ar_AE"/>
-          </w:rPr>
-          <w:rPr>
-            <w:color w:val="0000EE"/>
-            <w:u w:val="single"/>
-          </w:rPr>
-          <w:t>أفسس 5:6؛</w:t>
-        </w:r>
-      </w:hyperlink>
+      <w:r>
+        <w:rPr>
+          <w:rtl/>
+          <w:cs/>
+          <w:lang w:val="ar_AE" w:bidi="ar_AE"/>
+        </w:rPr>
+        <w:t>أفسس 5:6؛</w:t>
+      </w:r>
       <w:r>
         <w:rPr>
           <w:rtl/>
@@ -8475,20 +6681,14 @@
         </w:rPr>
         <w:t xml:space="preserve"> </w:t>
       </w:r>
-      <w:hyperlink r:id="rId231">
-        <w:r>
-          <w:rPr>
-            <w:rtl/>
-            <w:cs/>
-            <w:lang w:val="ar_AE" w:bidi="ar_AE"/>
-          </w:rPr>
-          <w:rPr>
-            <w:color w:val="0000EE"/>
-            <w:u w:val="single"/>
-          </w:rPr>
-          <w:t>رؤيا 6:15–17؛</w:t>
-        </w:r>
-      </w:hyperlink>
+      <w:r>
+        <w:rPr>
+          <w:rtl/>
+          <w:cs/>
+          <w:lang w:val="ar_AE" w:bidi="ar_AE"/>
+        </w:rPr>
+        <w:t>رؤيا 6:15–17؛</w:t>
+      </w:r>
       <w:r>
         <w:rPr>
           <w:rtl/>
@@ -8497,20 +6697,14 @@
         </w:rPr>
         <w:t xml:space="preserve"> </w:t>
       </w:r>
-      <w:hyperlink r:id="rId18">
-        <w:r>
-          <w:rPr>
-            <w:rtl/>
-            <w:cs/>
-            <w:lang w:val="ar_AE" w:bidi="ar_AE"/>
-          </w:rPr>
-          <w:rPr>
-            <w:color w:val="0000EE"/>
-            <w:u w:val="single"/>
-          </w:rPr>
-          <w:t>11:18؛</w:t>
-        </w:r>
-      </w:hyperlink>
+      <w:r>
+        <w:rPr>
+          <w:rtl/>
+          <w:cs/>
+          <w:lang w:val="ar_AE" w:bidi="ar_AE"/>
+        </w:rPr>
+        <w:t>11:18؛</w:t>
+      </w:r>
       <w:r>
         <w:rPr>
           <w:rtl/>
@@ -8519,20 +6713,14 @@
         </w:rPr>
         <w:t xml:space="preserve"> </w:t>
       </w:r>
-      <w:hyperlink r:id="rId232">
-        <w:r>
-          <w:rPr>
-            <w:rtl/>
-            <w:cs/>
-            <w:lang w:val="ar_AE" w:bidi="ar_AE"/>
-          </w:rPr>
-          <w:rPr>
-            <w:color w:val="0000EE"/>
-            <w:u w:val="single"/>
-          </w:rPr>
-          <w:t>19:11–1.</w:t>
-        </w:r>
-      </w:hyperlink>
+      <w:r>
+        <w:rPr>
+          <w:rtl/>
+          <w:cs/>
+          <w:lang w:val="ar_AE" w:bidi="ar_AE"/>
+        </w:rPr>
+        <w:t>19:11–1.</w:t>
+      </w:r>
       <w:r>
         <w:rPr>
           <w:rtl/>
